--- a/智能实验室系统数据库结构说明.docx
+++ b/智能实验室系统数据库结构说明.docx
@@ -15709,7 +15709,20 @@
                 <w:vertAlign w:val="baseline"/>
                 <w:lang w:val="en-US" w:eastAsia="zh-CN" w:bidi="ar-SA"/>
               </w:rPr>
-              <w:t>前辈组件ID（如果是更换后的，指向原组件）</w:t>
+              <w:t>前辈组件ID（如果该组件是更换后的，该字段指向原组件ID</w:t>
+            </w:r>
+            <w:bookmarkStart w:id="0" w:name="_GoBack"/>
+            <w:bookmarkEnd w:id="0"/>
+            <w:r>
+              <w:rPr>
+                <w:rFonts w:hint="eastAsia" w:cstheme="minorBidi"/>
+                <w:kern w:val="2"/>
+                <w:sz w:val="21"/>
+                <w:szCs w:val="24"/>
+                <w:vertAlign w:val="baseline"/>
+                <w:lang w:val="en-US" w:eastAsia="zh-CN" w:bidi="ar-SA"/>
+              </w:rPr>
+              <w:t>）</w:t>
             </w:r>
           </w:p>
         </w:tc>
@@ -16092,12 +16105,6 @@
             <w:insideH w:val="single" w:color="auto" w:sz="4" w:space="0"/>
             <w:insideV w:val="single" w:color="auto" w:sz="4" w:space="0"/>
           </w:tblBorders>
-          <w:tblCellMar>
-            <w:top w:w="0" w:type="dxa"/>
-            <w:left w:w="108" w:type="dxa"/>
-            <w:bottom w:w="0" w:type="dxa"/>
-            <w:right w:w="108" w:type="dxa"/>
-          </w:tblCellMar>
         </w:tblPrEx>
         <w:tc>
           <w:tcPr>
@@ -23580,12 +23587,6 @@
             <w:insideH w:val="single" w:color="auto" w:sz="4" w:space="0"/>
             <w:insideV w:val="single" w:color="auto" w:sz="4" w:space="0"/>
           </w:tblBorders>
-          <w:tblCellMar>
-            <w:top w:w="0" w:type="dxa"/>
-            <w:left w:w="108" w:type="dxa"/>
-            <w:bottom w:w="0" w:type="dxa"/>
-            <w:right w:w="108" w:type="dxa"/>
-          </w:tblCellMar>
         </w:tblPrEx>
         <w:tc>
           <w:tcPr>
@@ -32706,12 +32707,6 @@
             <w:insideH w:val="single" w:color="auto" w:sz="4" w:space="0"/>
             <w:insideV w:val="single" w:color="auto" w:sz="4" w:space="0"/>
           </w:tblBorders>
-          <w:tblCellMar>
-            <w:top w:w="0" w:type="dxa"/>
-            <w:left w:w="108" w:type="dxa"/>
-            <w:bottom w:w="0" w:type="dxa"/>
-            <w:right w:w="108" w:type="dxa"/>
-          </w:tblCellMar>
         </w:tblPrEx>
         <w:tc>
           <w:tcPr>
@@ -33894,12 +33889,6 @@
             <w:insideH w:val="single" w:color="auto" w:sz="4" w:space="0"/>
             <w:insideV w:val="single" w:color="auto" w:sz="4" w:space="0"/>
           </w:tblBorders>
-          <w:tblCellMar>
-            <w:top w:w="0" w:type="dxa"/>
-            <w:left w:w="108" w:type="dxa"/>
-            <w:bottom w:w="0" w:type="dxa"/>
-            <w:right w:w="108" w:type="dxa"/>
-          </w:tblCellMar>
         </w:tblPrEx>
         <w:tc>
           <w:tcPr>
@@ -42212,8 +42201,6 @@
         </w:rPr>
         <w:t>3.2违规记录表</w:t>
       </w:r>
-      <w:bookmarkStart w:id="0" w:name="_GoBack"/>
-      <w:bookmarkEnd w:id="0"/>
     </w:p>
     <w:tbl>
       <w:tblPr>

--- a/智能实验室系统数据库结构说明.docx
+++ b/智能实验室系统数据库结构说明.docx
@@ -2699,12 +2699,6 @@
             <w:insideH w:val="single" w:color="auto" w:sz="4" w:space="0"/>
             <w:insideV w:val="single" w:color="auto" w:sz="4" w:space="0"/>
           </w:tblBorders>
-          <w:tblCellMar>
-            <w:top w:w="0" w:type="dxa"/>
-            <w:left w:w="108" w:type="dxa"/>
-            <w:bottom w:w="0" w:type="dxa"/>
-            <w:right w:w="108" w:type="dxa"/>
-          </w:tblCellMar>
         </w:tblPrEx>
         <w:tc>
           <w:tcPr>
@@ -4182,12 +4176,6 @@
             <w:insideH w:val="single" w:color="auto" w:sz="4" w:space="0"/>
             <w:insideV w:val="single" w:color="auto" w:sz="4" w:space="0"/>
           </w:tblBorders>
-          <w:tblCellMar>
-            <w:top w:w="0" w:type="dxa"/>
-            <w:left w:w="108" w:type="dxa"/>
-            <w:bottom w:w="0" w:type="dxa"/>
-            <w:right w:w="108" w:type="dxa"/>
-          </w:tblCellMar>
         </w:tblPrEx>
         <w:tc>
           <w:tcPr>
@@ -13774,12 +13762,6 @@
             <w:insideH w:val="single" w:color="auto" w:sz="4" w:space="0"/>
             <w:insideV w:val="single" w:color="auto" w:sz="4" w:space="0"/>
           </w:tblBorders>
-          <w:tblCellMar>
-            <w:top w:w="0" w:type="dxa"/>
-            <w:left w:w="108" w:type="dxa"/>
-            <w:bottom w:w="0" w:type="dxa"/>
-            <w:right w:w="108" w:type="dxa"/>
-          </w:tblCellMar>
         </w:tblPrEx>
         <w:tc>
           <w:tcPr>
@@ -15709,20 +15691,7 @@
                 <w:vertAlign w:val="baseline"/>
                 <w:lang w:val="en-US" w:eastAsia="zh-CN" w:bidi="ar-SA"/>
               </w:rPr>
-              <w:t>前辈组件ID（如果该组件是更换后的，该字段指向原组件ID</w:t>
-            </w:r>
-            <w:bookmarkStart w:id="0" w:name="_GoBack"/>
-            <w:bookmarkEnd w:id="0"/>
-            <w:r>
-              <w:rPr>
-                <w:rFonts w:hint="eastAsia" w:cstheme="minorBidi"/>
-                <w:kern w:val="2"/>
-                <w:sz w:val="21"/>
-                <w:szCs w:val="24"/>
-                <w:vertAlign w:val="baseline"/>
-                <w:lang w:val="en-US" w:eastAsia="zh-CN" w:bidi="ar-SA"/>
-              </w:rPr>
-              <w:t>）</w:t>
+              <w:t>前辈组件ID（如果该组件是更换后的，该字段指向原组件ID）</w:t>
             </w:r>
           </w:p>
         </w:tc>
@@ -21277,12 +21246,6 @@
             <w:insideH w:val="single" w:color="auto" w:sz="4" w:space="0"/>
             <w:insideV w:val="single" w:color="auto" w:sz="4" w:space="0"/>
           </w:tblBorders>
-          <w:tblCellMar>
-            <w:top w:w="0" w:type="dxa"/>
-            <w:left w:w="108" w:type="dxa"/>
-            <w:bottom w:w="0" w:type="dxa"/>
-            <w:right w:w="108" w:type="dxa"/>
-          </w:tblCellMar>
         </w:tblPrEx>
         <w:tc>
           <w:tcPr>
@@ -23587,6 +23550,12 @@
             <w:insideH w:val="single" w:color="auto" w:sz="4" w:space="0"/>
             <w:insideV w:val="single" w:color="auto" w:sz="4" w:space="0"/>
           </w:tblBorders>
+          <w:tblCellMar>
+            <w:top w:w="0" w:type="dxa"/>
+            <w:left w:w="108" w:type="dxa"/>
+            <w:bottom w:w="0" w:type="dxa"/>
+            <w:right w:w="108" w:type="dxa"/>
+          </w:tblCellMar>
         </w:tblPrEx>
         <w:tc>
           <w:tcPr>
@@ -32707,6 +32676,12 @@
             <w:insideH w:val="single" w:color="auto" w:sz="4" w:space="0"/>
             <w:insideV w:val="single" w:color="auto" w:sz="4" w:space="0"/>
           </w:tblBorders>
+          <w:tblCellMar>
+            <w:top w:w="0" w:type="dxa"/>
+            <w:left w:w="108" w:type="dxa"/>
+            <w:bottom w:w="0" w:type="dxa"/>
+            <w:right w:w="108" w:type="dxa"/>
+          </w:tblCellMar>
         </w:tblPrEx>
         <w:tc>
           <w:tcPr>
@@ -33889,6 +33864,12 @@
             <w:insideH w:val="single" w:color="auto" w:sz="4" w:space="0"/>
             <w:insideV w:val="single" w:color="auto" w:sz="4" w:space="0"/>
           </w:tblBorders>
+          <w:tblCellMar>
+            <w:top w:w="0" w:type="dxa"/>
+            <w:left w:w="108" w:type="dxa"/>
+            <w:bottom w:w="0" w:type="dxa"/>
+            <w:right w:w="108" w:type="dxa"/>
+          </w:tblCellMar>
         </w:tblPrEx>
         <w:tc>
           <w:tcPr>

--- a/智能实验室系统数据库结构说明.docx
+++ b/智能实验室系统数据库结构说明.docx
@@ -2699,6 +2699,12 @@
             <w:insideH w:val="single" w:color="auto" w:sz="4" w:space="0"/>
             <w:insideV w:val="single" w:color="auto" w:sz="4" w:space="0"/>
           </w:tblBorders>
+          <w:tblCellMar>
+            <w:top w:w="0" w:type="dxa"/>
+            <w:left w:w="108" w:type="dxa"/>
+            <w:bottom w:w="0" w:type="dxa"/>
+            <w:right w:w="108" w:type="dxa"/>
+          </w:tblCellMar>
         </w:tblPrEx>
         <w:tc>
           <w:tcPr>
@@ -4176,6 +4182,12 @@
             <w:insideH w:val="single" w:color="auto" w:sz="4" w:space="0"/>
             <w:insideV w:val="single" w:color="auto" w:sz="4" w:space="0"/>
           </w:tblBorders>
+          <w:tblCellMar>
+            <w:top w:w="0" w:type="dxa"/>
+            <w:left w:w="108" w:type="dxa"/>
+            <w:bottom w:w="0" w:type="dxa"/>
+            <w:right w:w="108" w:type="dxa"/>
+          </w:tblCellMar>
         </w:tblPrEx>
         <w:tc>
           <w:tcPr>
@@ -9856,12 +9868,6 @@
             <w:insideH w:val="single" w:color="auto" w:sz="4" w:space="0"/>
             <w:insideV w:val="single" w:color="auto" w:sz="4" w:space="0"/>
           </w:tblBorders>
-          <w:tblCellMar>
-            <w:top w:w="0" w:type="dxa"/>
-            <w:left w:w="108" w:type="dxa"/>
-            <w:bottom w:w="0" w:type="dxa"/>
-            <w:right w:w="108" w:type="dxa"/>
-          </w:tblCellMar>
         </w:tblPrEx>
         <w:tc>
           <w:tcPr>
@@ -13762,6 +13768,12 @@
             <w:insideH w:val="single" w:color="auto" w:sz="4" w:space="0"/>
             <w:insideV w:val="single" w:color="auto" w:sz="4" w:space="0"/>
           </w:tblBorders>
+          <w:tblCellMar>
+            <w:top w:w="0" w:type="dxa"/>
+            <w:left w:w="108" w:type="dxa"/>
+            <w:bottom w:w="0" w:type="dxa"/>
+            <w:right w:w="108" w:type="dxa"/>
+          </w:tblCellMar>
         </w:tblPrEx>
         <w:tc>
           <w:tcPr>
@@ -15381,7 +15393,7 @@
                 <w:vertAlign w:val="baseline"/>
                 <w:lang w:val="en-US" w:eastAsia="zh-CN" w:bidi="ar-SA"/>
               </w:rPr>
-              <w:t>状态（使用中/已废弃/已更换）</w:t>
+              <w:t>状态（使用中/待更换/已更换）</w:t>
             </w:r>
           </w:p>
         </w:tc>
@@ -15438,7 +15450,7 @@
             <w:pPr>
               <w:jc w:val="center"/>
               <w:rPr>
-                <w:rFonts w:hint="eastAsia" w:asciiTheme="minorHAnsi" w:hAnsiTheme="minorHAnsi" w:eastAsiaTheme="minorEastAsia" w:cstheme="minorBidi"/>
+                <w:rFonts w:hint="default" w:asciiTheme="minorHAnsi" w:hAnsiTheme="minorHAnsi" w:eastAsiaTheme="minorEastAsia" w:cstheme="minorBidi"/>
                 <w:kern w:val="2"/>
                 <w:sz w:val="21"/>
                 <w:szCs w:val="24"/>
@@ -15455,7 +15467,7 @@
                 <w:vertAlign w:val="baseline"/>
                 <w:lang w:val="en-US" w:eastAsia="zh-CN" w:bidi="ar-SA"/>
               </w:rPr>
-              <w:t>SPECIFICATION</w:t>
+              <w:t>REMARK</w:t>
             </w:r>
           </w:p>
         </w:tc>
@@ -15480,7 +15492,7 @@
                 <w:vertAlign w:val="baseline"/>
                 <w:lang w:val="en-US" w:eastAsia="zh-CN"/>
               </w:rPr>
-              <w:t>JSONB</w:t>
+              <w:t>TEXT</w:t>
             </w:r>
           </w:p>
         </w:tc>
@@ -15519,7 +15531,7 @@
             <w:pPr>
               <w:jc w:val="center"/>
               <w:rPr>
-                <w:rFonts w:hint="eastAsia" w:asciiTheme="minorHAnsi" w:hAnsiTheme="minorHAnsi" w:eastAsiaTheme="minorEastAsia" w:cstheme="minorBidi"/>
+                <w:rFonts w:hint="default" w:asciiTheme="minorHAnsi" w:hAnsiTheme="minorHAnsi" w:eastAsiaTheme="minorEastAsia" w:cstheme="minorBidi"/>
                 <w:kern w:val="2"/>
                 <w:sz w:val="21"/>
                 <w:szCs w:val="24"/>
@@ -15536,7 +15548,7 @@
                 <w:vertAlign w:val="baseline"/>
                 <w:lang w:val="en-US" w:eastAsia="zh-CN" w:bidi="ar-SA"/>
               </w:rPr>
-              <w:t>规格信息</w:t>
+              <w:t>备注字段</w:t>
             </w:r>
           </w:p>
         </w:tc>
@@ -15610,7 +15622,7 @@
                 <w:vertAlign w:val="baseline"/>
                 <w:lang w:val="en-US" w:eastAsia="zh-CN" w:bidi="ar-SA"/>
               </w:rPr>
-              <w:t>PREDECESSOR_ID</w:t>
+              <w:t>SPECIFICATION</w:t>
             </w:r>
           </w:p>
         </w:tc>
@@ -15624,18 +15636,21 @@
             <w:pPr>
               <w:jc w:val="center"/>
               <w:rPr>
-                <w:rFonts w:hint="eastAsia"/>
-                <w:vertAlign w:val="baseline"/>
-                <w:lang w:val="en-US" w:eastAsia="zh-CN"/>
-              </w:rPr>
-            </w:pPr>
-            <w:r>
-              <w:rPr>
-                <w:rFonts w:hint="eastAsia"/>
-                <w:vertAlign w:val="baseline"/>
-                <w:lang w:val="en-US" w:eastAsia="zh-CN"/>
-              </w:rPr>
-              <w:t>NUMBER</w:t>
+                <w:rFonts w:hint="eastAsia" w:asciiTheme="minorHAnsi" w:hAnsiTheme="minorHAnsi" w:eastAsiaTheme="minorEastAsia" w:cstheme="minorBidi"/>
+                <w:kern w:val="2"/>
+                <w:sz w:val="21"/>
+                <w:szCs w:val="24"/>
+                <w:vertAlign w:val="baseline"/>
+                <w:lang w:val="en-US" w:eastAsia="zh-CN" w:bidi="ar-SA"/>
+              </w:rPr>
+            </w:pPr>
+            <w:r>
+              <w:rPr>
+                <w:rFonts w:hint="eastAsia"/>
+                <w:vertAlign w:val="baseline"/>
+                <w:lang w:val="en-US" w:eastAsia="zh-CN"/>
+              </w:rPr>
+              <w:t>JSONB</w:t>
             </w:r>
           </w:p>
         </w:tc>
@@ -15649,18 +15664,21 @@
             <w:pPr>
               <w:jc w:val="center"/>
               <w:rPr>
-                <w:rFonts w:hint="default"/>
-                <w:vertAlign w:val="baseline"/>
-                <w:lang w:val="en-US" w:eastAsia="zh-CN"/>
-              </w:rPr>
-            </w:pPr>
-            <w:r>
-              <w:rPr>
-                <w:rFonts w:hint="eastAsia"/>
-                <w:vertAlign w:val="baseline"/>
-                <w:lang w:val="en-US" w:eastAsia="zh-CN"/>
-              </w:rPr>
-              <w:t>4</w:t>
+                <w:rFonts w:hint="default" w:asciiTheme="minorHAnsi" w:hAnsiTheme="minorHAnsi" w:eastAsiaTheme="minorEastAsia" w:cstheme="minorBidi"/>
+                <w:kern w:val="2"/>
+                <w:sz w:val="21"/>
+                <w:szCs w:val="24"/>
+                <w:vertAlign w:val="baseline"/>
+                <w:lang w:val="en-US" w:eastAsia="zh-CN" w:bidi="ar-SA"/>
+              </w:rPr>
+            </w:pPr>
+            <w:r>
+              <w:rPr>
+                <w:rFonts w:hint="eastAsia"/>
+                <w:vertAlign w:val="baseline"/>
+                <w:lang w:val="en-US" w:eastAsia="zh-CN"/>
+              </w:rPr>
+              <w:t>-</w:t>
             </w:r>
           </w:p>
         </w:tc>
@@ -15691,7 +15709,7 @@
                 <w:vertAlign w:val="baseline"/>
                 <w:lang w:val="en-US" w:eastAsia="zh-CN" w:bidi="ar-SA"/>
               </w:rPr>
-              <w:t>前辈组件ID（如果该组件是更换后的，该字段指向原组件ID）</w:t>
+              <w:t>规格信息</w:t>
             </w:r>
           </w:p>
         </w:tc>
@@ -15765,7 +15783,7 @@
                 <w:vertAlign w:val="baseline"/>
                 <w:lang w:val="en-US" w:eastAsia="zh-CN" w:bidi="ar-SA"/>
               </w:rPr>
-              <w:t>INSTALL_TIME</w:t>
+              <w:t>PREDECESSOR_ID</w:t>
             </w:r>
           </w:p>
         </w:tc>
@@ -15793,7 +15811,7 @@
                 <w:vertAlign w:val="baseline"/>
                 <w:lang w:val="en-US" w:eastAsia="zh-CN"/>
               </w:rPr>
-              <w:t>DATETIME</w:t>
+              <w:t>NUMBER</w:t>
             </w:r>
           </w:p>
         </w:tc>
@@ -15817,6 +15835,34 @@
             </w:pPr>
             <w:r>
               <w:rPr>
+                <w:rFonts w:hint="eastAsia"/>
+                <w:vertAlign w:val="baseline"/>
+                <w:lang w:val="en-US" w:eastAsia="zh-CN"/>
+              </w:rPr>
+              <w:t>4</w:t>
+            </w:r>
+          </w:p>
+        </w:tc>
+        <w:tc>
+          <w:tcPr>
+            <w:tcW w:w="3310" w:type="dxa"/>
+            <w:shd w:val="clear" w:color="auto" w:fill="auto"/>
+            <w:vAlign w:val="top"/>
+          </w:tcPr>
+          <w:p>
+            <w:pPr>
+              <w:jc w:val="center"/>
+              <w:rPr>
+                <w:rFonts w:hint="eastAsia" w:asciiTheme="minorHAnsi" w:hAnsiTheme="minorHAnsi" w:eastAsiaTheme="minorEastAsia" w:cstheme="minorBidi"/>
+                <w:kern w:val="2"/>
+                <w:sz w:val="21"/>
+                <w:szCs w:val="24"/>
+                <w:vertAlign w:val="baseline"/>
+                <w:lang w:val="en-US" w:eastAsia="zh-CN" w:bidi="ar-SA"/>
+              </w:rPr>
+            </w:pPr>
+            <w:r>
+              <w:rPr>
                 <w:rFonts w:hint="eastAsia" w:cstheme="minorBidi"/>
                 <w:kern w:val="2"/>
                 <w:sz w:val="21"/>
@@ -15824,38 +15870,7 @@
                 <w:vertAlign w:val="baseline"/>
                 <w:lang w:val="en-US" w:eastAsia="zh-CN" w:bidi="ar-SA"/>
               </w:rPr>
-              <w:t>20</w:t>
-            </w:r>
-          </w:p>
-        </w:tc>
-        <w:tc>
-          <w:tcPr>
-            <w:tcW w:w="3310" w:type="dxa"/>
-            <w:shd w:val="clear" w:color="auto" w:fill="auto"/>
-            <w:vAlign w:val="top"/>
-          </w:tcPr>
-          <w:p>
-            <w:pPr>
-              <w:jc w:val="center"/>
-              <w:rPr>
-                <w:rFonts w:hint="eastAsia" w:asciiTheme="minorHAnsi" w:hAnsiTheme="minorHAnsi" w:eastAsiaTheme="minorEastAsia" w:cstheme="minorBidi"/>
-                <w:kern w:val="2"/>
-                <w:sz w:val="21"/>
-                <w:szCs w:val="24"/>
-                <w:vertAlign w:val="baseline"/>
-                <w:lang w:val="en-US" w:eastAsia="zh-CN" w:bidi="ar-SA"/>
-              </w:rPr>
-            </w:pPr>
-            <w:r>
-              <w:rPr>
-                <w:rFonts w:hint="eastAsia" w:cstheme="minorBidi"/>
-                <w:kern w:val="2"/>
-                <w:sz w:val="21"/>
-                <w:szCs w:val="24"/>
-                <w:vertAlign w:val="baseline"/>
-                <w:lang w:val="en-US" w:eastAsia="zh-CN" w:bidi="ar-SA"/>
-              </w:rPr>
-              <w:t>安装时间</w:t>
+              <w:t>前辈组件ID（如果该组件是更换后的，该字段指向原组件ID）</w:t>
             </w:r>
           </w:p>
         </w:tc>
@@ -15899,6 +15914,170 @@
                 <w:lang w:val="en-US" w:eastAsia="zh-CN"/>
               </w:rPr>
               <w:t>10</w:t>
+            </w:r>
+          </w:p>
+        </w:tc>
+        <w:tc>
+          <w:tcPr>
+            <w:tcW w:w="2460" w:type="dxa"/>
+            <w:shd w:val="clear" w:color="auto" w:fill="auto"/>
+            <w:vAlign w:val="top"/>
+          </w:tcPr>
+          <w:p>
+            <w:pPr>
+              <w:jc w:val="center"/>
+              <w:rPr>
+                <w:rFonts w:hint="eastAsia" w:asciiTheme="minorHAnsi" w:hAnsiTheme="minorHAnsi" w:eastAsiaTheme="minorEastAsia" w:cstheme="minorBidi"/>
+                <w:kern w:val="2"/>
+                <w:sz w:val="21"/>
+                <w:szCs w:val="24"/>
+                <w:vertAlign w:val="baseline"/>
+                <w:lang w:val="en-US" w:eastAsia="zh-CN" w:bidi="ar-SA"/>
+              </w:rPr>
+            </w:pPr>
+            <w:r>
+              <w:rPr>
+                <w:rFonts w:hint="eastAsia" w:cstheme="minorBidi"/>
+                <w:kern w:val="2"/>
+                <w:sz w:val="21"/>
+                <w:szCs w:val="24"/>
+                <w:vertAlign w:val="baseline"/>
+                <w:lang w:val="en-US" w:eastAsia="zh-CN" w:bidi="ar-SA"/>
+              </w:rPr>
+              <w:t>INSTALL_TIME</w:t>
+            </w:r>
+          </w:p>
+        </w:tc>
+        <w:tc>
+          <w:tcPr>
+            <w:tcW w:w="1150" w:type="dxa"/>
+            <w:shd w:val="clear" w:color="auto" w:fill="auto"/>
+            <w:vAlign w:val="top"/>
+          </w:tcPr>
+          <w:p>
+            <w:pPr>
+              <w:jc w:val="center"/>
+              <w:rPr>
+                <w:rFonts w:hint="eastAsia" w:asciiTheme="minorHAnsi" w:hAnsiTheme="minorHAnsi" w:eastAsiaTheme="minorEastAsia" w:cstheme="minorBidi"/>
+                <w:kern w:val="2"/>
+                <w:sz w:val="21"/>
+                <w:szCs w:val="24"/>
+                <w:vertAlign w:val="baseline"/>
+                <w:lang w:val="en-US" w:eastAsia="zh-CN" w:bidi="ar-SA"/>
+              </w:rPr>
+            </w:pPr>
+            <w:r>
+              <w:rPr>
+                <w:rFonts w:hint="eastAsia"/>
+                <w:vertAlign w:val="baseline"/>
+                <w:lang w:val="en-US" w:eastAsia="zh-CN"/>
+              </w:rPr>
+              <w:t>DATETIME</w:t>
+            </w:r>
+          </w:p>
+        </w:tc>
+        <w:tc>
+          <w:tcPr>
+            <w:tcW w:w="720" w:type="dxa"/>
+            <w:shd w:val="clear" w:color="auto" w:fill="auto"/>
+            <w:vAlign w:val="top"/>
+          </w:tcPr>
+          <w:p>
+            <w:pPr>
+              <w:jc w:val="center"/>
+              <w:rPr>
+                <w:rFonts w:hint="eastAsia" w:asciiTheme="minorHAnsi" w:hAnsiTheme="minorHAnsi" w:eastAsiaTheme="minorEastAsia" w:cstheme="minorBidi"/>
+                <w:kern w:val="2"/>
+                <w:sz w:val="21"/>
+                <w:szCs w:val="24"/>
+                <w:vertAlign w:val="baseline"/>
+                <w:lang w:val="en-US" w:eastAsia="zh-CN" w:bidi="ar-SA"/>
+              </w:rPr>
+            </w:pPr>
+            <w:r>
+              <w:rPr>
+                <w:rFonts w:hint="eastAsia" w:cstheme="minorBidi"/>
+                <w:kern w:val="2"/>
+                <w:sz w:val="21"/>
+                <w:szCs w:val="24"/>
+                <w:vertAlign w:val="baseline"/>
+                <w:lang w:val="en-US" w:eastAsia="zh-CN" w:bidi="ar-SA"/>
+              </w:rPr>
+              <w:t>20</w:t>
+            </w:r>
+          </w:p>
+        </w:tc>
+        <w:tc>
+          <w:tcPr>
+            <w:tcW w:w="3310" w:type="dxa"/>
+            <w:shd w:val="clear" w:color="auto" w:fill="auto"/>
+            <w:vAlign w:val="top"/>
+          </w:tcPr>
+          <w:p>
+            <w:pPr>
+              <w:jc w:val="center"/>
+              <w:rPr>
+                <w:rFonts w:hint="eastAsia" w:asciiTheme="minorHAnsi" w:hAnsiTheme="minorHAnsi" w:eastAsiaTheme="minorEastAsia" w:cstheme="minorBidi"/>
+                <w:kern w:val="2"/>
+                <w:sz w:val="21"/>
+                <w:szCs w:val="24"/>
+                <w:vertAlign w:val="baseline"/>
+                <w:lang w:val="en-US" w:eastAsia="zh-CN" w:bidi="ar-SA"/>
+              </w:rPr>
+            </w:pPr>
+            <w:r>
+              <w:rPr>
+                <w:rFonts w:hint="eastAsia" w:cstheme="minorBidi"/>
+                <w:kern w:val="2"/>
+                <w:sz w:val="21"/>
+                <w:szCs w:val="24"/>
+                <w:vertAlign w:val="baseline"/>
+                <w:lang w:val="en-US" w:eastAsia="zh-CN" w:bidi="ar-SA"/>
+              </w:rPr>
+              <w:t>安装时间</w:t>
+            </w:r>
+          </w:p>
+        </w:tc>
+      </w:tr>
+      <w:tr>
+        <w:tblPrEx>
+          <w:tblBorders>
+            <w:top w:val="single" w:color="auto" w:sz="4" w:space="0"/>
+            <w:left w:val="single" w:color="auto" w:sz="4" w:space="0"/>
+            <w:bottom w:val="single" w:color="auto" w:sz="4" w:space="0"/>
+            <w:right w:val="single" w:color="auto" w:sz="4" w:space="0"/>
+            <w:insideH w:val="single" w:color="auto" w:sz="4" w:space="0"/>
+            <w:insideV w:val="single" w:color="auto" w:sz="4" w:space="0"/>
+          </w:tblBorders>
+          <w:tblCellMar>
+            <w:top w:w="0" w:type="dxa"/>
+            <w:left w:w="108" w:type="dxa"/>
+            <w:bottom w:w="0" w:type="dxa"/>
+            <w:right w:w="108" w:type="dxa"/>
+          </w:tblCellMar>
+        </w:tblPrEx>
+        <w:tc>
+          <w:tcPr>
+            <w:tcW w:w="882" w:type="dxa"/>
+            <w:shd w:val="clear" w:color="auto" w:fill="auto"/>
+            <w:vAlign w:val="top"/>
+          </w:tcPr>
+          <w:p>
+            <w:pPr>
+              <w:jc w:val="center"/>
+              <w:rPr>
+                <w:rFonts w:hint="default"/>
+                <w:vertAlign w:val="baseline"/>
+                <w:lang w:val="en-US" w:eastAsia="zh-CN"/>
+              </w:rPr>
+            </w:pPr>
+            <w:r>
+              <w:rPr>
+                <w:rFonts w:hint="eastAsia"/>
+                <w:vertAlign w:val="baseline"/>
+                <w:lang w:val="en-US" w:eastAsia="zh-CN"/>
+              </w:rPr>
+              <w:t>11</w:t>
             </w:r>
           </w:p>
         </w:tc>
@@ -16074,6 +16253,12 @@
             <w:insideH w:val="single" w:color="auto" w:sz="4" w:space="0"/>
             <w:insideV w:val="single" w:color="auto" w:sz="4" w:space="0"/>
           </w:tblBorders>
+          <w:tblCellMar>
+            <w:top w:w="0" w:type="dxa"/>
+            <w:left w:w="108" w:type="dxa"/>
+            <w:bottom w:w="0" w:type="dxa"/>
+            <w:right w:w="108" w:type="dxa"/>
+          </w:tblCellMar>
         </w:tblPrEx>
         <w:tc>
           <w:tcPr>
@@ -21246,6 +21431,12 @@
             <w:insideH w:val="single" w:color="auto" w:sz="4" w:space="0"/>
             <w:insideV w:val="single" w:color="auto" w:sz="4" w:space="0"/>
           </w:tblBorders>
+          <w:tblCellMar>
+            <w:top w:w="0" w:type="dxa"/>
+            <w:left w:w="108" w:type="dxa"/>
+            <w:bottom w:w="0" w:type="dxa"/>
+            <w:right w:w="108" w:type="dxa"/>
+          </w:tblCellMar>
         </w:tblPrEx>
         <w:tc>
           <w:tcPr>
@@ -32676,12 +32867,6 @@
             <w:insideH w:val="single" w:color="auto" w:sz="4" w:space="0"/>
             <w:insideV w:val="single" w:color="auto" w:sz="4" w:space="0"/>
           </w:tblBorders>
-          <w:tblCellMar>
-            <w:top w:w="0" w:type="dxa"/>
-            <w:left w:w="108" w:type="dxa"/>
-            <w:bottom w:w="0" w:type="dxa"/>
-            <w:right w:w="108" w:type="dxa"/>
-          </w:tblCellMar>
         </w:tblPrEx>
         <w:tc>
           <w:tcPr>

--- a/智能实验室系统数据库结构说明.docx
+++ b/智能实验室系统数据库结构说明.docx
@@ -9868,6 +9868,12 @@
             <w:insideH w:val="single" w:color="auto" w:sz="4" w:space="0"/>
             <w:insideV w:val="single" w:color="auto" w:sz="4" w:space="0"/>
           </w:tblBorders>
+          <w:tblCellMar>
+            <w:top w:w="0" w:type="dxa"/>
+            <w:left w:w="108" w:type="dxa"/>
+            <w:bottom w:w="0" w:type="dxa"/>
+            <w:right w:w="108" w:type="dxa"/>
+          </w:tblCellMar>
         </w:tblPrEx>
         <w:tc>
           <w:tcPr>
@@ -16253,12 +16259,6 @@
             <w:insideH w:val="single" w:color="auto" w:sz="4" w:space="0"/>
             <w:insideV w:val="single" w:color="auto" w:sz="4" w:space="0"/>
           </w:tblBorders>
-          <w:tblCellMar>
-            <w:top w:w="0" w:type="dxa"/>
-            <w:left w:w="108" w:type="dxa"/>
-            <w:bottom w:w="0" w:type="dxa"/>
-            <w:right w:w="108" w:type="dxa"/>
-          </w:tblCellMar>
         </w:tblPrEx>
         <w:tc>
           <w:tcPr>
@@ -32867,6 +32867,12 @@
             <w:insideH w:val="single" w:color="auto" w:sz="4" w:space="0"/>
             <w:insideV w:val="single" w:color="auto" w:sz="4" w:space="0"/>
           </w:tblBorders>
+          <w:tblCellMar>
+            <w:top w:w="0" w:type="dxa"/>
+            <w:left w:w="108" w:type="dxa"/>
+            <w:bottom w:w="0" w:type="dxa"/>
+            <w:right w:w="108" w:type="dxa"/>
+          </w:tblCellMar>
         </w:tblPrEx>
         <w:tc>
           <w:tcPr>
@@ -34720,7 +34726,7 @@
                 <w:vertAlign w:val="baseline"/>
                 <w:lang w:val="en-US" w:eastAsia="zh-CN" w:bidi="ar-SA"/>
               </w:rPr>
-              <w:t>当前执行到的节点ID</w:t>
+              <w:t>当前执行节点在节点表中的ID</w:t>
             </w:r>
           </w:p>
         </w:tc>
@@ -34890,7 +34896,7 @@
                 <w:vertAlign w:val="baseline"/>
                 <w:lang w:val="en-US" w:eastAsia="zh-CN" w:bidi="ar-SA"/>
               </w:rPr>
-              <w:t>当前节点</w:t>
+              <w:t>当前</w:t>
             </w:r>
             <w:r>
               <w:rPr>
@@ -34901,7 +34907,7 @@
                 <w:vertAlign w:val="baseline"/>
                 <w:lang w:val="en-US" w:eastAsia="zh-CN" w:bidi="ar-SA"/>
               </w:rPr>
-              <w:t>在</w:t>
+              <w:t>主流程执行到的节点</w:t>
             </w:r>
             <w:r>
               <w:rPr>
@@ -34912,62 +34918,7 @@
                 <w:vertAlign w:val="baseline"/>
                 <w:lang w:val="en-US" w:eastAsia="zh-CN" w:bidi="ar-SA"/>
               </w:rPr>
-              <w:t>流程</w:t>
-            </w:r>
-            <w:r>
-              <w:rPr>
-                <w:rFonts w:hint="eastAsia" w:cstheme="minorBidi"/>
-                <w:kern w:val="2"/>
-                <w:sz w:val="21"/>
-                <w:szCs w:val="24"/>
-                <w:vertAlign w:val="baseline"/>
-                <w:lang w:val="en-US" w:eastAsia="zh-CN" w:bidi="ar-SA"/>
-              </w:rPr>
-              <w:t>模型</w:t>
-            </w:r>
-            <w:r>
-              <w:rPr>
-                <w:rFonts w:hint="default" w:cstheme="minorBidi"/>
-                <w:kern w:val="2"/>
-                <w:sz w:val="21"/>
-                <w:szCs w:val="24"/>
-                <w:vertAlign w:val="baseline"/>
-                <w:lang w:val="en-US" w:eastAsia="zh-CN" w:bidi="ar-SA"/>
-              </w:rPr>
-              <w:t>内</w:t>
-            </w:r>
-            <w:r>
-              <w:rPr>
-                <w:rFonts w:hint="eastAsia" w:cstheme="minorBidi"/>
-                <w:kern w:val="2"/>
-                <w:sz w:val="21"/>
-                <w:szCs w:val="24"/>
-                <w:vertAlign w:val="baseline"/>
-                <w:lang w:val="en-US" w:eastAsia="zh-CN" w:bidi="ar-SA"/>
-              </w:rPr>
-              <w:t>的</w:t>
-            </w:r>
-            <w:r>
-              <w:rPr>
-                <w:rFonts w:hint="default" w:cstheme="minorBidi"/>
-                <w:kern w:val="2"/>
-                <w:sz w:val="21"/>
-                <w:szCs w:val="24"/>
-                <w:vertAlign w:val="baseline"/>
-                <w:lang w:val="en-US" w:eastAsia="zh-CN" w:bidi="ar-SA"/>
-              </w:rPr>
               <w:t>ID</w:t>
-            </w:r>
-            <w:r>
-              <w:rPr>
-                <w:rFonts w:hint="eastAsia" w:cstheme="minorBidi"/>
-                <w:kern w:val="2"/>
-                <w:sz w:val="21"/>
-                <w:szCs w:val="24"/>
-                <w:vertAlign w:val="baseline"/>
-                <w:lang w:val="en-US" w:eastAsia="zh-CN" w:bidi="ar-SA"/>
-              </w:rPr>
-              <w:t>（主流程）</w:t>
             </w:r>
           </w:p>
         </w:tc>
@@ -36508,7 +36459,7 @@
                 <w:vertAlign w:val="baseline"/>
                 <w:lang w:val="en-US" w:eastAsia="zh-CN"/>
               </w:rPr>
-              <w:t>执行的节点ID</w:t>
+              <w:t>执行的节点在节点表中的ID</w:t>
             </w:r>
           </w:p>
         </w:tc>
@@ -36834,31 +36785,31 @@
                 <w:vertAlign w:val="baseline"/>
                 <w:lang w:val="en-US" w:eastAsia="zh-CN"/>
               </w:rPr>
-              <w:t>ID（子流程</w:t>
-            </w:r>
-            <w:r>
-              <w:rPr>
-                <w:rFonts w:hint="eastAsia"/>
-                <w:vertAlign w:val="baseline"/>
-                <w:lang w:val="en-US" w:eastAsia="zh-CN"/>
-              </w:rPr>
-              <w:t>中的</w:t>
-            </w:r>
-            <w:r>
-              <w:rPr>
-                <w:rFonts w:hint="default"/>
-                <w:vertAlign w:val="baseline"/>
-                <w:lang w:val="en-US" w:eastAsia="zh-CN"/>
-              </w:rPr>
-              <w:t>节点指向</w:t>
-            </w:r>
-            <w:r>
-              <w:rPr>
-                <w:rFonts w:hint="eastAsia"/>
-                <w:vertAlign w:val="baseline"/>
-                <w:lang w:val="en-US" w:eastAsia="zh-CN"/>
-              </w:rPr>
-              <w:t>父节点的节点表ID</w:t>
+              <w:t>ID（</w:t>
+            </w:r>
+            <w:r>
+              <w:rPr>
+                <w:rFonts w:hint="eastAsia"/>
+                <w:vertAlign w:val="baseline"/>
+                <w:lang w:val="en-US" w:eastAsia="zh-CN"/>
+              </w:rPr>
+              <w:t>子流程节点</w:t>
+            </w:r>
+            <w:r>
+              <w:rPr>
+                <w:rFonts w:hint="default"/>
+                <w:vertAlign w:val="baseline"/>
+                <w:lang w:val="en-US" w:eastAsia="zh-CN"/>
+              </w:rPr>
+              <w:t>指向</w:t>
+            </w:r>
+            <w:r>
+              <w:rPr>
+                <w:rFonts w:hint="eastAsia"/>
+                <w:vertAlign w:val="baseline"/>
+                <w:lang w:val="en-US" w:eastAsia="zh-CN"/>
+              </w:rPr>
+              <w:t>父节点的TASK_STEP表ID</w:t>
             </w:r>
             <w:r>
               <w:rPr>
@@ -38458,7 +38409,15 @@
                 <w:vertAlign w:val="baseline"/>
                 <w:lang w:val="en-US" w:eastAsia="zh-CN"/>
               </w:rPr>
-              <w:t>执行日志表(STEP_LOG)</w:t>
+              <w:t>执行日志表(EXECUTION</w:t>
+            </w:r>
+            <w:r>
+              <w:rPr>
+                <w:rFonts w:hint="eastAsia"/>
+                <w:vertAlign w:val="baseline"/>
+                <w:lang w:val="en-US" w:eastAsia="zh-CN"/>
+              </w:rPr>
+              <w:t>_LOG)</w:t>
             </w:r>
           </w:p>
         </w:tc>
@@ -39987,6 +39946,8 @@
         </w:rPr>
         <w:t>注：流程引擎执行逻辑</w:t>
       </w:r>
+      <w:bookmarkStart w:id="0" w:name="_GoBack"/>
+      <w:bookmarkEnd w:id="0"/>
     </w:p>
     <w:p>
       <w:pPr>
@@ -40057,7 +40018,29 @@
           <w:vertAlign w:val="baseline"/>
           <w:lang w:val="en-US" w:eastAsia="zh-CN" w:bidi="ar-SA"/>
         </w:rPr>
-        <w:t>3. 去 FLOW_NODE 表加载流程模型B的所有节点定义（B1, B2, B3...）</w:t>
+        <w:t>3. 去</w:t>
+      </w:r>
+      <w:r>
+        <w:rPr>
+          <w:rFonts w:hint="eastAsia" w:cstheme="minorBidi"/>
+          <w:kern w:val="2"/>
+          <w:sz w:val="21"/>
+          <w:szCs w:val="24"/>
+          <w:vertAlign w:val="baseline"/>
+          <w:lang w:val="en-US" w:eastAsia="zh-CN" w:bidi="ar-SA"/>
+        </w:rPr>
+        <w:t>FLOW_MODELS 和</w:t>
+      </w:r>
+      <w:r>
+        <w:rPr>
+          <w:rFonts w:hint="default" w:cstheme="minorBidi"/>
+          <w:kern w:val="2"/>
+          <w:sz w:val="21"/>
+          <w:szCs w:val="24"/>
+          <w:vertAlign w:val="baseline"/>
+          <w:lang w:val="en-US" w:eastAsia="zh-CN" w:bidi="ar-SA"/>
+        </w:rPr>
+        <w:t xml:space="preserve"> FLOW_NODE 表加载流程模型B的节点定义（B1, B2, B3...）</w:t>
       </w:r>
     </w:p>
     <w:p>
@@ -40215,6 +40198,19 @@
     </w:p>
     <w:p>
       <w:pPr>
+        <w:jc w:val="left"/>
+        <w:rPr>
+          <w:rFonts w:hint="default" w:cstheme="minorBidi"/>
+          <w:kern w:val="2"/>
+          <w:sz w:val="21"/>
+          <w:szCs w:val="24"/>
+          <w:vertAlign w:val="baseline"/>
+          <w:lang w:val="en-US" w:eastAsia="zh-CN" w:bidi="ar-SA"/>
+        </w:rPr>
+      </w:pPr>
+    </w:p>
+    <w:p>
+      <w:pPr>
         <w:pStyle w:val="2"/>
         <w:bidi w:val="0"/>
         <w:outlineLvl w:val="0"/>
@@ -44803,7 +44799,7 @@
     <w:lsdException w:qFormat="1" w:unhideWhenUsed="0" w:uiPriority="0" w:semiHidden="0" w:name="HTML Code"/>
     <w:lsdException w:unhideWhenUsed="0" w:uiPriority="0" w:semiHidden="0" w:name="HTML Definition"/>
     <w:lsdException w:unhideWhenUsed="0" w:uiPriority="0" w:semiHidden="0" w:name="HTML Keyboard"/>
-    <w:lsdException w:unhideWhenUsed="0" w:uiPriority="0" w:semiHidden="0" w:name="HTML Preformatted"/>
+    <w:lsdException w:qFormat="1" w:unhideWhenUsed="0" w:uiPriority="0" w:semiHidden="0" w:name="HTML Preformatted"/>
     <w:lsdException w:unhideWhenUsed="0" w:uiPriority="0" w:semiHidden="0" w:name="HTML Sample"/>
     <w:lsdException w:unhideWhenUsed="0" w:uiPriority="0" w:semiHidden="0" w:name="HTML Typewriter"/>
     <w:lsdException w:unhideWhenUsed="0" w:uiPriority="0" w:semiHidden="0" w:name="HTML Variable"/>
@@ -45047,6 +45043,7 @@
   <w:style w:type="paragraph" w:styleId="5">
     <w:name w:val="HTML Preformatted"/>
     <w:basedOn w:val="1"/>
+    <w:qFormat/>
     <w:uiPriority w:val="0"/>
     <w:pPr>
       <w:tabs>

--- a/智能实验室系统数据库结构说明.docx
+++ b/智能实验室系统数据库结构说明.docx
@@ -3702,12 +3702,6 @@
             <w:insideH w:val="single" w:color="auto" w:sz="4" w:space="0"/>
             <w:insideV w:val="single" w:color="auto" w:sz="4" w:space="0"/>
           </w:tblBorders>
-          <w:tblCellMar>
-            <w:top w:w="0" w:type="dxa"/>
-            <w:left w:w="108" w:type="dxa"/>
-            <w:bottom w:w="0" w:type="dxa"/>
-            <w:right w:w="108" w:type="dxa"/>
-          </w:tblCellMar>
         </w:tblPrEx>
         <w:tc>
           <w:tcPr>
@@ -3985,12 +3979,6 @@
             <w:insideH w:val="single" w:color="auto" w:sz="4" w:space="0"/>
             <w:insideV w:val="single" w:color="auto" w:sz="4" w:space="0"/>
           </w:tblBorders>
-          <w:tblCellMar>
-            <w:top w:w="0" w:type="dxa"/>
-            <w:left w:w="108" w:type="dxa"/>
-            <w:bottom w:w="0" w:type="dxa"/>
-            <w:right w:w="108" w:type="dxa"/>
-          </w:tblCellMar>
         </w:tblPrEx>
         <w:tc>
           <w:tcPr>
@@ -4182,12 +4170,6 @@
             <w:insideH w:val="single" w:color="auto" w:sz="4" w:space="0"/>
             <w:insideV w:val="single" w:color="auto" w:sz="4" w:space="0"/>
           </w:tblBorders>
-          <w:tblCellMar>
-            <w:top w:w="0" w:type="dxa"/>
-            <w:left w:w="108" w:type="dxa"/>
-            <w:bottom w:w="0" w:type="dxa"/>
-            <w:right w:w="108" w:type="dxa"/>
-          </w:tblCellMar>
         </w:tblPrEx>
         <w:tc>
           <w:tcPr>
@@ -12811,12 +12793,6 @@
             <w:insideH w:val="single" w:color="auto" w:sz="4" w:space="0"/>
             <w:insideV w:val="single" w:color="auto" w:sz="4" w:space="0"/>
           </w:tblBorders>
-          <w:tblCellMar>
-            <w:top w:w="0" w:type="dxa"/>
-            <w:left w:w="108" w:type="dxa"/>
-            <w:bottom w:w="0" w:type="dxa"/>
-            <w:right w:w="108" w:type="dxa"/>
-          </w:tblCellMar>
         </w:tblPrEx>
         <w:tc>
           <w:tcPr>
@@ -13959,18 +13935,18 @@
             <w:pPr>
               <w:jc w:val="center"/>
               <w:rPr>
-                <w:rFonts w:hint="eastAsia"/>
-                <w:vertAlign w:val="baseline"/>
-                <w:lang w:val="en-US" w:eastAsia="zh-CN"/>
-              </w:rPr>
-            </w:pPr>
-            <w:r>
-              <w:rPr>
-                <w:rFonts w:hint="eastAsia"/>
-                <w:vertAlign w:val="baseline"/>
-                <w:lang w:val="en-US" w:eastAsia="zh-CN"/>
-              </w:rPr>
-              <w:t>PICTURE</w:t>
+                <w:rFonts w:hint="default"/>
+                <w:vertAlign w:val="baseline"/>
+                <w:lang w:val="en-US" w:eastAsia="zh-CN"/>
+              </w:rPr>
+            </w:pPr>
+            <w:r>
+              <w:rPr>
+                <w:rFonts w:hint="eastAsia"/>
+                <w:vertAlign w:val="baseline"/>
+                <w:lang w:val="en-US" w:eastAsia="zh-CN"/>
+              </w:rPr>
+              <w:t>LIFECYCLE_STATUS</w:t>
             </w:r>
           </w:p>
         </w:tc>
@@ -14037,7 +14013,7 @@
             <w:pPr>
               <w:jc w:val="center"/>
               <w:rPr>
-                <w:rFonts w:hint="eastAsia" w:asciiTheme="minorHAnsi" w:hAnsiTheme="minorHAnsi" w:eastAsiaTheme="minorEastAsia" w:cstheme="minorBidi"/>
+                <w:rFonts w:hint="default" w:asciiTheme="minorHAnsi" w:hAnsiTheme="minorHAnsi" w:eastAsiaTheme="minorEastAsia" w:cstheme="minorBidi"/>
                 <w:kern w:val="2"/>
                 <w:sz w:val="21"/>
                 <w:szCs w:val="24"/>
@@ -14054,7 +14030,7 @@
                 <w:vertAlign w:val="baseline"/>
                 <w:lang w:val="en-US" w:eastAsia="zh-CN" w:bidi="ar-SA"/>
               </w:rPr>
-              <w:t>设备图片</w:t>
+              <w:t>实例生命状态（使用中/已废弃）</w:t>
             </w:r>
           </w:p>
         </w:tc>
@@ -14121,6 +14097,90 @@
             </w:pPr>
             <w:r>
               <w:rPr>
+                <w:rFonts w:hint="eastAsia"/>
+                <w:vertAlign w:val="baseline"/>
+                <w:lang w:val="en-US" w:eastAsia="zh-CN"/>
+              </w:rPr>
+              <w:t>PICTURE</w:t>
+            </w:r>
+          </w:p>
+        </w:tc>
+        <w:tc>
+          <w:tcPr>
+            <w:tcW w:w="1150" w:type="dxa"/>
+            <w:shd w:val="clear" w:color="auto" w:fill="auto"/>
+            <w:vAlign w:val="top"/>
+          </w:tcPr>
+          <w:p>
+            <w:pPr>
+              <w:jc w:val="center"/>
+              <w:rPr>
+                <w:rFonts w:hint="eastAsia" w:asciiTheme="minorHAnsi" w:hAnsiTheme="minorHAnsi" w:eastAsiaTheme="minorEastAsia" w:cstheme="minorBidi"/>
+                <w:kern w:val="2"/>
+                <w:sz w:val="21"/>
+                <w:szCs w:val="24"/>
+                <w:vertAlign w:val="baseline"/>
+                <w:lang w:val="en-US" w:eastAsia="zh-CN" w:bidi="ar-SA"/>
+              </w:rPr>
+            </w:pPr>
+            <w:r>
+              <w:rPr>
+                <w:rFonts w:hint="eastAsia"/>
+                <w:vertAlign w:val="baseline"/>
+                <w:lang w:val="en-US" w:eastAsia="zh-CN"/>
+              </w:rPr>
+              <w:t>VARCHAR</w:t>
+            </w:r>
+          </w:p>
+        </w:tc>
+        <w:tc>
+          <w:tcPr>
+            <w:tcW w:w="720" w:type="dxa"/>
+            <w:shd w:val="clear" w:color="auto" w:fill="auto"/>
+            <w:vAlign w:val="top"/>
+          </w:tcPr>
+          <w:p>
+            <w:pPr>
+              <w:jc w:val="center"/>
+              <w:rPr>
+                <w:rFonts w:hint="eastAsia" w:asciiTheme="minorHAnsi" w:hAnsiTheme="minorHAnsi" w:eastAsiaTheme="minorEastAsia" w:cstheme="minorBidi"/>
+                <w:kern w:val="2"/>
+                <w:sz w:val="21"/>
+                <w:szCs w:val="24"/>
+                <w:vertAlign w:val="baseline"/>
+                <w:lang w:val="en-US" w:eastAsia="zh-CN" w:bidi="ar-SA"/>
+              </w:rPr>
+            </w:pPr>
+            <w:r>
+              <w:rPr>
+                <w:rFonts w:hint="eastAsia"/>
+                <w:vertAlign w:val="baseline"/>
+                <w:lang w:val="en-US" w:eastAsia="zh-CN"/>
+              </w:rPr>
+              <w:t>254</w:t>
+            </w:r>
+          </w:p>
+        </w:tc>
+        <w:tc>
+          <w:tcPr>
+            <w:tcW w:w="3310" w:type="dxa"/>
+            <w:shd w:val="clear" w:color="auto" w:fill="auto"/>
+            <w:vAlign w:val="top"/>
+          </w:tcPr>
+          <w:p>
+            <w:pPr>
+              <w:jc w:val="center"/>
+              <w:rPr>
+                <w:rFonts w:hint="eastAsia" w:asciiTheme="minorHAnsi" w:hAnsiTheme="minorHAnsi" w:eastAsiaTheme="minorEastAsia" w:cstheme="minorBidi"/>
+                <w:kern w:val="2"/>
+                <w:sz w:val="21"/>
+                <w:szCs w:val="24"/>
+                <w:vertAlign w:val="baseline"/>
+                <w:lang w:val="en-US" w:eastAsia="zh-CN" w:bidi="ar-SA"/>
+              </w:rPr>
+            </w:pPr>
+            <w:r>
+              <w:rPr>
                 <w:rFonts w:hint="eastAsia" w:cstheme="minorBidi"/>
                 <w:kern w:val="2"/>
                 <w:sz w:val="21"/>
@@ -14128,6 +14188,80 @@
                 <w:vertAlign w:val="baseline"/>
                 <w:lang w:val="en-US" w:eastAsia="zh-CN" w:bidi="ar-SA"/>
               </w:rPr>
+              <w:t>设备图片</w:t>
+            </w:r>
+          </w:p>
+        </w:tc>
+      </w:tr>
+      <w:tr>
+        <w:tblPrEx>
+          <w:tblBorders>
+            <w:top w:val="single" w:color="auto" w:sz="4" w:space="0"/>
+            <w:left w:val="single" w:color="auto" w:sz="4" w:space="0"/>
+            <w:bottom w:val="single" w:color="auto" w:sz="4" w:space="0"/>
+            <w:right w:val="single" w:color="auto" w:sz="4" w:space="0"/>
+            <w:insideH w:val="single" w:color="auto" w:sz="4" w:space="0"/>
+            <w:insideV w:val="single" w:color="auto" w:sz="4" w:space="0"/>
+          </w:tblBorders>
+          <w:tblCellMar>
+            <w:top w:w="0" w:type="dxa"/>
+            <w:left w:w="108" w:type="dxa"/>
+            <w:bottom w:w="0" w:type="dxa"/>
+            <w:right w:w="108" w:type="dxa"/>
+          </w:tblCellMar>
+        </w:tblPrEx>
+        <w:tc>
+          <w:tcPr>
+            <w:tcW w:w="882" w:type="dxa"/>
+            <w:shd w:val="clear" w:color="auto" w:fill="auto"/>
+            <w:vAlign w:val="top"/>
+          </w:tcPr>
+          <w:p>
+            <w:pPr>
+              <w:jc w:val="center"/>
+              <w:rPr>
+                <w:rFonts w:hint="default"/>
+                <w:vertAlign w:val="baseline"/>
+                <w:lang w:val="en-US" w:eastAsia="zh-CN"/>
+              </w:rPr>
+            </w:pPr>
+            <w:r>
+              <w:rPr>
+                <w:rFonts w:hint="eastAsia"/>
+                <w:vertAlign w:val="baseline"/>
+                <w:lang w:val="en-US" w:eastAsia="zh-CN"/>
+              </w:rPr>
+              <w:t>9</w:t>
+            </w:r>
+          </w:p>
+        </w:tc>
+        <w:tc>
+          <w:tcPr>
+            <w:tcW w:w="2460" w:type="dxa"/>
+            <w:shd w:val="clear" w:color="auto" w:fill="auto"/>
+            <w:vAlign w:val="top"/>
+          </w:tcPr>
+          <w:p>
+            <w:pPr>
+              <w:jc w:val="center"/>
+              <w:rPr>
+                <w:rFonts w:hint="eastAsia" w:cstheme="minorBidi"/>
+                <w:kern w:val="2"/>
+                <w:sz w:val="21"/>
+                <w:szCs w:val="24"/>
+                <w:vertAlign w:val="baseline"/>
+                <w:lang w:val="en-US" w:eastAsia="zh-CN" w:bidi="ar-SA"/>
+              </w:rPr>
+            </w:pPr>
+            <w:r>
+              <w:rPr>
+                <w:rFonts w:hint="eastAsia" w:cstheme="minorBidi"/>
+                <w:kern w:val="2"/>
+                <w:sz w:val="21"/>
+                <w:szCs w:val="24"/>
+                <w:vertAlign w:val="baseline"/>
+                <w:lang w:val="en-US" w:eastAsia="zh-CN" w:bidi="ar-SA"/>
+              </w:rPr>
               <w:t>CREATE_TIME</w:t>
             </w:r>
           </w:p>
@@ -14142,12 +14276,9 @@
             <w:pPr>
               <w:jc w:val="center"/>
               <w:rPr>
-                <w:rFonts w:hint="eastAsia" w:asciiTheme="minorHAnsi" w:hAnsiTheme="minorHAnsi" w:eastAsiaTheme="minorEastAsia" w:cstheme="minorBidi"/>
-                <w:kern w:val="2"/>
-                <w:sz w:val="21"/>
-                <w:szCs w:val="24"/>
-                <w:vertAlign w:val="baseline"/>
-                <w:lang w:val="en-US" w:eastAsia="zh-CN" w:bidi="ar-SA"/>
+                <w:rFonts w:hint="eastAsia"/>
+                <w:vertAlign w:val="baseline"/>
+                <w:lang w:val="en-US" w:eastAsia="zh-CN"/>
               </w:rPr>
             </w:pPr>
             <w:r>
@@ -14170,12 +14301,9 @@
             <w:pPr>
               <w:jc w:val="center"/>
               <w:rPr>
-                <w:rFonts w:hint="eastAsia" w:asciiTheme="minorHAnsi" w:hAnsiTheme="minorHAnsi" w:eastAsiaTheme="minorEastAsia" w:cstheme="minorBidi"/>
-                <w:kern w:val="2"/>
-                <w:sz w:val="21"/>
-                <w:szCs w:val="24"/>
-                <w:vertAlign w:val="baseline"/>
-                <w:lang w:val="en-US" w:eastAsia="zh-CN" w:bidi="ar-SA"/>
+                <w:rFonts w:hint="eastAsia"/>
+                <w:vertAlign w:val="baseline"/>
+                <w:lang w:val="en-US" w:eastAsia="zh-CN"/>
               </w:rPr>
             </w:pPr>
             <w:r>
@@ -14198,12 +14326,9 @@
             <w:pPr>
               <w:jc w:val="center"/>
               <w:rPr>
-                <w:rFonts w:hint="eastAsia" w:asciiTheme="minorHAnsi" w:hAnsiTheme="minorHAnsi" w:eastAsiaTheme="minorEastAsia" w:cstheme="minorBidi"/>
-                <w:kern w:val="2"/>
-                <w:sz w:val="21"/>
-                <w:szCs w:val="24"/>
-                <w:vertAlign w:val="baseline"/>
-                <w:lang w:val="en-US" w:eastAsia="zh-CN" w:bidi="ar-SA"/>
+                <w:rFonts w:hint="eastAsia"/>
+                <w:vertAlign w:val="baseline"/>
+                <w:lang w:val="en-US" w:eastAsia="zh-CN"/>
               </w:rPr>
             </w:pPr>
             <w:r>
@@ -16259,6 +16384,12 @@
             <w:insideH w:val="single" w:color="auto" w:sz="4" w:space="0"/>
             <w:insideV w:val="single" w:color="auto" w:sz="4" w:space="0"/>
           </w:tblBorders>
+          <w:tblCellMar>
+            <w:top w:w="0" w:type="dxa"/>
+            <w:left w:w="108" w:type="dxa"/>
+            <w:bottom w:w="0" w:type="dxa"/>
+            <w:right w:w="108" w:type="dxa"/>
+          </w:tblCellMar>
         </w:tblPrEx>
         <w:tc>
           <w:tcPr>
@@ -16795,11 +16926,14 @@
             </w:pPr>
             <w:r>
               <w:rPr>
-                <w:rFonts w:hint="eastAsia"/>
-                <w:vertAlign w:val="baseline"/>
-                <w:lang w:val="en-US" w:eastAsia="zh-CN"/>
-              </w:rPr>
-              <w:t>VARCHAR</w:t>
+                <w:rFonts w:hint="eastAsia" w:cstheme="minorBidi"/>
+                <w:kern w:val="2"/>
+                <w:sz w:val="21"/>
+                <w:szCs w:val="24"/>
+                <w:vertAlign w:val="baseline"/>
+                <w:lang w:val="en-US" w:eastAsia="zh-CN" w:bidi="ar-SA"/>
+              </w:rPr>
+              <w:t>JSONB</w:t>
             </w:r>
           </w:p>
         </w:tc>
@@ -23741,12 +23875,6 @@
             <w:insideH w:val="single" w:color="auto" w:sz="4" w:space="0"/>
             <w:insideV w:val="single" w:color="auto" w:sz="4" w:space="0"/>
           </w:tblBorders>
-          <w:tblCellMar>
-            <w:top w:w="0" w:type="dxa"/>
-            <w:left w:w="108" w:type="dxa"/>
-            <w:bottom w:w="0" w:type="dxa"/>
-            <w:right w:w="108" w:type="dxa"/>
-          </w:tblCellMar>
         </w:tblPrEx>
         <w:tc>
           <w:tcPr>
@@ -34571,12 +34699,6 @@
             <w:insideH w:val="single" w:color="auto" w:sz="4" w:space="0"/>
             <w:insideV w:val="single" w:color="auto" w:sz="4" w:space="0"/>
           </w:tblBorders>
-          <w:tblCellMar>
-            <w:top w:w="0" w:type="dxa"/>
-            <w:left w:w="108" w:type="dxa"/>
-            <w:bottom w:w="0" w:type="dxa"/>
-            <w:right w:w="108" w:type="dxa"/>
-          </w:tblCellMar>
         </w:tblPrEx>
         <w:tc>
           <w:tcPr>
@@ -38409,15 +38531,7 @@
                 <w:vertAlign w:val="baseline"/>
                 <w:lang w:val="en-US" w:eastAsia="zh-CN"/>
               </w:rPr>
-              <w:t>执行日志表(EXECUTION</w:t>
-            </w:r>
-            <w:r>
-              <w:rPr>
-                <w:rFonts w:hint="eastAsia"/>
-                <w:vertAlign w:val="baseline"/>
-                <w:lang w:val="en-US" w:eastAsia="zh-CN"/>
-              </w:rPr>
-              <w:t>_LOG)</w:t>
+              <w:t>执行日志表(EXECUTION_LOG)</w:t>
             </w:r>
           </w:p>
         </w:tc>
@@ -39946,8 +40060,6 @@
         </w:rPr>
         <w:t>注：流程引擎执行逻辑</w:t>
       </w:r>
-      <w:bookmarkStart w:id="0" w:name="_GoBack"/>
-      <w:bookmarkEnd w:id="0"/>
     </w:p>
     <w:p>
       <w:pPr>

--- a/智能实验室系统数据库结构说明.docx
+++ b/智能实验室系统数据库结构说明.docx
@@ -3702,6 +3702,12 @@
             <w:insideH w:val="single" w:color="auto" w:sz="4" w:space="0"/>
             <w:insideV w:val="single" w:color="auto" w:sz="4" w:space="0"/>
           </w:tblBorders>
+          <w:tblCellMar>
+            <w:top w:w="0" w:type="dxa"/>
+            <w:left w:w="108" w:type="dxa"/>
+            <w:bottom w:w="0" w:type="dxa"/>
+            <w:right w:w="108" w:type="dxa"/>
+          </w:tblCellMar>
         </w:tblPrEx>
         <w:tc>
           <w:tcPr>
@@ -3979,6 +3985,12 @@
             <w:insideH w:val="single" w:color="auto" w:sz="4" w:space="0"/>
             <w:insideV w:val="single" w:color="auto" w:sz="4" w:space="0"/>
           </w:tblBorders>
+          <w:tblCellMar>
+            <w:top w:w="0" w:type="dxa"/>
+            <w:left w:w="108" w:type="dxa"/>
+            <w:bottom w:w="0" w:type="dxa"/>
+            <w:right w:w="108" w:type="dxa"/>
+          </w:tblCellMar>
         </w:tblPrEx>
         <w:tc>
           <w:tcPr>
@@ -4170,6 +4182,12 @@
             <w:insideH w:val="single" w:color="auto" w:sz="4" w:space="0"/>
             <w:insideV w:val="single" w:color="auto" w:sz="4" w:space="0"/>
           </w:tblBorders>
+          <w:tblCellMar>
+            <w:top w:w="0" w:type="dxa"/>
+            <w:left w:w="108" w:type="dxa"/>
+            <w:bottom w:w="0" w:type="dxa"/>
+            <w:right w:w="108" w:type="dxa"/>
+          </w:tblCellMar>
         </w:tblPrEx>
         <w:tc>
           <w:tcPr>
@@ -12793,6 +12811,12 @@
             <w:insideH w:val="single" w:color="auto" w:sz="4" w:space="0"/>
             <w:insideV w:val="single" w:color="auto" w:sz="4" w:space="0"/>
           </w:tblBorders>
+          <w:tblCellMar>
+            <w:top w:w="0" w:type="dxa"/>
+            <w:left w:w="108" w:type="dxa"/>
+            <w:bottom w:w="0" w:type="dxa"/>
+            <w:right w:w="108" w:type="dxa"/>
+          </w:tblCellMar>
         </w:tblPrEx>
         <w:tc>
           <w:tcPr>
@@ -19763,12 +19787,6 @@
             <w:insideH w:val="single" w:color="auto" w:sz="4" w:space="0"/>
             <w:insideV w:val="single" w:color="auto" w:sz="4" w:space="0"/>
           </w:tblBorders>
-          <w:tblCellMar>
-            <w:top w:w="0" w:type="dxa"/>
-            <w:left w:w="108" w:type="dxa"/>
-            <w:bottom w:w="0" w:type="dxa"/>
-            <w:right w:w="108" w:type="dxa"/>
-          </w:tblCellMar>
         </w:tblPrEx>
         <w:tc>
           <w:tcPr>
@@ -22805,12 +22823,6 @@
             <w:insideH w:val="single" w:color="auto" w:sz="4" w:space="0"/>
             <w:insideV w:val="single" w:color="auto" w:sz="4" w:space="0"/>
           </w:tblBorders>
-          <w:tblCellMar>
-            <w:top w:w="0" w:type="dxa"/>
-            <w:left w:w="108" w:type="dxa"/>
-            <w:bottom w:w="0" w:type="dxa"/>
-            <w:right w:w="108" w:type="dxa"/>
-          </w:tblCellMar>
         </w:tblPrEx>
         <w:tc>
           <w:tcPr>
@@ -23875,6 +23887,12 @@
             <w:insideH w:val="single" w:color="auto" w:sz="4" w:space="0"/>
             <w:insideV w:val="single" w:color="auto" w:sz="4" w:space="0"/>
           </w:tblBorders>
+          <w:tblCellMar>
+            <w:top w:w="0" w:type="dxa"/>
+            <w:left w:w="108" w:type="dxa"/>
+            <w:bottom w:w="0" w:type="dxa"/>
+            <w:right w:w="108" w:type="dxa"/>
+          </w:tblCellMar>
         </w:tblPrEx>
         <w:tc>
           <w:tcPr>
@@ -34699,6 +34717,12 @@
             <w:insideH w:val="single" w:color="auto" w:sz="4" w:space="0"/>
             <w:insideV w:val="single" w:color="auto" w:sz="4" w:space="0"/>
           </w:tblBorders>
+          <w:tblCellMar>
+            <w:top w:w="0" w:type="dxa"/>
+            <w:left w:w="108" w:type="dxa"/>
+            <w:bottom w:w="0" w:type="dxa"/>
+            <w:right w:w="108" w:type="dxa"/>
+          </w:tblCellMar>
         </w:tblPrEx>
         <w:tc>
           <w:tcPr>
@@ -40405,6 +40429,7 @@
           <w:tcPr>
             <w:tcW w:w="8522" w:type="dxa"/>
             <w:gridSpan w:val="5"/>
+            <w:vAlign w:val="top"/>
           </w:tcPr>
           <w:p>
             <w:pPr>
@@ -40446,6 +40471,7 @@
         <w:tc>
           <w:tcPr>
             <w:tcW w:w="654" w:type="dxa"/>
+            <w:vAlign w:val="top"/>
           </w:tcPr>
           <w:p>
             <w:pPr>
@@ -40461,6 +40487,7 @@
         <w:tc>
           <w:tcPr>
             <w:tcW w:w="2288" w:type="dxa"/>
+            <w:vAlign w:val="top"/>
           </w:tcPr>
           <w:p>
             <w:pPr>
@@ -40484,6 +40511,7 @@
         <w:tc>
           <w:tcPr>
             <w:tcW w:w="1090" w:type="dxa"/>
+            <w:vAlign w:val="top"/>
           </w:tcPr>
           <w:p>
             <w:pPr>
@@ -40507,6 +40535,7 @@
         <w:tc>
           <w:tcPr>
             <w:tcW w:w="640" w:type="dxa"/>
+            <w:vAlign w:val="top"/>
           </w:tcPr>
           <w:p>
             <w:pPr>
@@ -40530,6 +40559,7 @@
         <w:tc>
           <w:tcPr>
             <w:tcW w:w="3850" w:type="dxa"/>
+            <w:vAlign w:val="top"/>
           </w:tcPr>
           <w:p>
             <w:pPr>
@@ -40950,6 +40980,27 @@
             </w:pPr>
             <w:r>
               <w:rPr>
+                <w:rFonts w:hint="eastAsia" w:cstheme="minorBidi"/>
+                <w:kern w:val="2"/>
+                <w:sz w:val="21"/>
+                <w:szCs w:val="24"/>
+                <w:vertAlign w:val="baseline"/>
+                <w:lang w:val="en-US" w:eastAsia="zh-CN" w:bidi="ar-SA"/>
+              </w:rPr>
+              <w:t>EXPRESSION</w:t>
+            </w:r>
+          </w:p>
+        </w:tc>
+        <w:tc>
+          <w:tcPr>
+            <w:tcW w:w="1090" w:type="dxa"/>
+            <w:shd w:val="clear" w:color="auto" w:fill="auto"/>
+            <w:vAlign w:val="center"/>
+          </w:tcPr>
+          <w:p>
+            <w:pPr>
+              <w:jc w:val="center"/>
+              <w:rPr>
                 <w:rFonts w:hint="default" w:cstheme="minorBidi"/>
                 <w:kern w:val="2"/>
                 <w:sz w:val="21"/>
@@ -40957,13 +41008,23 @@
                 <w:vertAlign w:val="baseline"/>
                 <w:lang w:val="en-US" w:eastAsia="zh-CN" w:bidi="ar-SA"/>
               </w:rPr>
-              <w:t>SOURCE_TYPE</w:t>
-            </w:r>
-          </w:p>
-        </w:tc>
-        <w:tc>
-          <w:tcPr>
-            <w:tcW w:w="1090" w:type="dxa"/>
+            </w:pPr>
+            <w:r>
+              <w:rPr>
+                <w:rFonts w:hint="default" w:cstheme="minorBidi"/>
+                <w:kern w:val="2"/>
+                <w:sz w:val="21"/>
+                <w:szCs w:val="24"/>
+                <w:vertAlign w:val="baseline"/>
+                <w:lang w:val="en-US" w:eastAsia="zh-CN" w:bidi="ar-SA"/>
+              </w:rPr>
+              <w:t>TEXT </w:t>
+            </w:r>
+          </w:p>
+        </w:tc>
+        <w:tc>
+          <w:tcPr>
+            <w:tcW w:w="640" w:type="dxa"/>
             <w:shd w:val="clear" w:color="auto" w:fill="auto"/>
             <w:vAlign w:val="center"/>
           </w:tcPr>
@@ -40981,20 +41042,20 @@
             </w:pPr>
             <w:r>
               <w:rPr>
-                <w:rFonts w:hint="default" w:cstheme="minorBidi"/>
-                <w:kern w:val="2"/>
-                <w:sz w:val="21"/>
-                <w:szCs w:val="24"/>
-                <w:vertAlign w:val="baseline"/>
-                <w:lang w:val="en-US" w:eastAsia="zh-CN" w:bidi="ar-SA"/>
-              </w:rPr>
-              <w:t>VARCHAR</w:t>
-            </w:r>
-          </w:p>
-        </w:tc>
-        <w:tc>
-          <w:tcPr>
-            <w:tcW w:w="640" w:type="dxa"/>
+                <w:rFonts w:hint="eastAsia" w:cstheme="minorBidi"/>
+                <w:kern w:val="2"/>
+                <w:sz w:val="21"/>
+                <w:szCs w:val="24"/>
+                <w:vertAlign w:val="baseline"/>
+                <w:lang w:val="en-US" w:eastAsia="zh-CN" w:bidi="ar-SA"/>
+              </w:rPr>
+              <w:t>-</w:t>
+            </w:r>
+          </w:p>
+        </w:tc>
+        <w:tc>
+          <w:tcPr>
+            <w:tcW w:w="3850" w:type="dxa"/>
             <w:shd w:val="clear" w:color="auto" w:fill="auto"/>
             <w:vAlign w:val="center"/>
           </w:tcPr>
@@ -41002,16 +41063,6 @@
             <w:pPr>
               <w:jc w:val="center"/>
               <w:rPr>
-                <w:rFonts w:hint="default" w:cstheme="minorBidi"/>
-                <w:kern w:val="2"/>
-                <w:sz w:val="21"/>
-                <w:szCs w:val="24"/>
-                <w:vertAlign w:val="baseline"/>
-                <w:lang w:val="en-US" w:eastAsia="zh-CN" w:bidi="ar-SA"/>
-              </w:rPr>
-            </w:pPr>
-            <w:r>
-              <w:rPr>
                 <w:rFonts w:hint="eastAsia" w:cstheme="minorBidi"/>
                 <w:kern w:val="2"/>
                 <w:sz w:val="21"/>
@@ -41019,19 +41070,8 @@
                 <w:vertAlign w:val="baseline"/>
                 <w:lang w:val="en-US" w:eastAsia="zh-CN" w:bidi="ar-SA"/>
               </w:rPr>
-              <w:t>50</w:t>
-            </w:r>
-          </w:p>
-        </w:tc>
-        <w:tc>
-          <w:tcPr>
-            <w:tcW w:w="3850" w:type="dxa"/>
-            <w:shd w:val="clear" w:color="auto" w:fill="auto"/>
-            <w:vAlign w:val="center"/>
-          </w:tcPr>
-          <w:p>
-            <w:pPr>
-              <w:jc w:val="center"/>
+            </w:pPr>
+            <w:r>
               <w:rPr>
                 <w:rFonts w:hint="eastAsia" w:cstheme="minorBidi"/>
                 <w:kern w:val="2"/>
@@ -41040,17 +41080,7 @@
                 <w:vertAlign w:val="baseline"/>
                 <w:lang w:val="en-US" w:eastAsia="zh-CN" w:bidi="ar-SA"/>
               </w:rPr>
-            </w:pPr>
-            <w:r>
-              <w:rPr>
-                <w:rFonts w:hint="default" w:cstheme="minorBidi"/>
-                <w:kern w:val="2"/>
-                <w:sz w:val="21"/>
-                <w:szCs w:val="24"/>
-                <w:vertAlign w:val="baseline"/>
-                <w:lang w:val="en-US" w:eastAsia="zh-CN" w:bidi="ar-SA"/>
-              </w:rPr>
-              <w:t>来源类型(DEVICE_ATTRIBUTE等)</w:t>
+              <w:t>约束表达式模板</w:t>
             </w:r>
           </w:p>
         </w:tc>
@@ -41123,6 +41153,68 @@
             </w:pPr>
             <w:r>
               <w:rPr>
+                <w:rFonts w:hint="default" w:cstheme="minorBidi"/>
+                <w:kern w:val="2"/>
+                <w:sz w:val="21"/>
+                <w:szCs w:val="24"/>
+                <w:vertAlign w:val="baseline"/>
+                <w:lang w:val="en-US" w:eastAsia="zh-CN" w:bidi="ar-SA"/>
+              </w:rPr>
+              <w:t>BINDINGS</w:t>
+            </w:r>
+          </w:p>
+        </w:tc>
+        <w:tc>
+          <w:tcPr>
+            <w:tcW w:w="1090" w:type="dxa"/>
+            <w:shd w:val="clear" w:color="auto" w:fill="auto"/>
+            <w:vAlign w:val="center"/>
+          </w:tcPr>
+          <w:p>
+            <w:pPr>
+              <w:jc w:val="center"/>
+              <w:rPr>
+                <w:rFonts w:hint="default" w:cstheme="minorBidi"/>
+                <w:kern w:val="2"/>
+                <w:sz w:val="21"/>
+                <w:szCs w:val="24"/>
+                <w:vertAlign w:val="baseline"/>
+                <w:lang w:val="en-US" w:eastAsia="zh-CN" w:bidi="ar-SA"/>
+              </w:rPr>
+            </w:pPr>
+            <w:r>
+              <w:rPr>
+                <w:rFonts w:hint="default" w:cstheme="minorBidi"/>
+                <w:kern w:val="2"/>
+                <w:sz w:val="21"/>
+                <w:szCs w:val="24"/>
+                <w:vertAlign w:val="baseline"/>
+                <w:lang w:val="en-US" w:eastAsia="zh-CN" w:bidi="ar-SA"/>
+              </w:rPr>
+              <w:t>JSONB</w:t>
+            </w:r>
+          </w:p>
+        </w:tc>
+        <w:tc>
+          <w:tcPr>
+            <w:tcW w:w="640" w:type="dxa"/>
+            <w:shd w:val="clear" w:color="auto" w:fill="auto"/>
+            <w:vAlign w:val="center"/>
+          </w:tcPr>
+          <w:p>
+            <w:pPr>
+              <w:jc w:val="center"/>
+              <w:rPr>
+                <w:rFonts w:hint="default" w:cstheme="minorBidi"/>
+                <w:kern w:val="2"/>
+                <w:sz w:val="21"/>
+                <w:szCs w:val="24"/>
+                <w:vertAlign w:val="baseline"/>
+                <w:lang w:val="en-US" w:eastAsia="zh-CN" w:bidi="ar-SA"/>
+              </w:rPr>
+            </w:pPr>
+            <w:r>
+              <w:rPr>
                 <w:rFonts w:hint="eastAsia" w:cstheme="minorBidi"/>
                 <w:kern w:val="2"/>
                 <w:sz w:val="21"/>
@@ -41130,9 +41222,19 @@
                 <w:vertAlign w:val="baseline"/>
                 <w:lang w:val="en-US" w:eastAsia="zh-CN" w:bidi="ar-SA"/>
               </w:rPr>
-              <w:t>OBJECT</w:t>
-            </w:r>
-            <w:r>
+              <w:t>-</w:t>
+            </w:r>
+          </w:p>
+        </w:tc>
+        <w:tc>
+          <w:tcPr>
+            <w:tcW w:w="3850" w:type="dxa"/>
+            <w:shd w:val="clear" w:color="auto" w:fill="auto"/>
+            <w:vAlign w:val="center"/>
+          </w:tcPr>
+          <w:p>
+            <w:pPr>
+              <w:jc w:val="center"/>
               <w:rPr>
                 <w:rFonts w:hint="default" w:cstheme="minorBidi"/>
                 <w:kern w:val="2"/>
@@ -41141,19 +41243,8 @@
                 <w:vertAlign w:val="baseline"/>
                 <w:lang w:val="en-US" w:eastAsia="zh-CN" w:bidi="ar-SA"/>
               </w:rPr>
-              <w:t>_ENDPOINT</w:t>
-            </w:r>
-          </w:p>
-        </w:tc>
-        <w:tc>
-          <w:tcPr>
-            <w:tcW w:w="1090" w:type="dxa"/>
-            <w:shd w:val="clear" w:color="auto" w:fill="auto"/>
-            <w:vAlign w:val="center"/>
-          </w:tcPr>
-          <w:p>
-            <w:pPr>
-              <w:jc w:val="center"/>
+            </w:pPr>
+            <w:r>
               <w:rPr>
                 <w:rFonts w:hint="default" w:cstheme="minorBidi"/>
                 <w:kern w:val="2"/>
@@ -41162,79 +41253,7 @@
                 <w:vertAlign w:val="baseline"/>
                 <w:lang w:val="en-US" w:eastAsia="zh-CN" w:bidi="ar-SA"/>
               </w:rPr>
-            </w:pPr>
-            <w:r>
-              <w:rPr>
-                <w:rFonts w:hint="default" w:cstheme="minorBidi"/>
-                <w:kern w:val="2"/>
-                <w:sz w:val="21"/>
-                <w:szCs w:val="24"/>
-                <w:vertAlign w:val="baseline"/>
-                <w:lang w:val="en-US" w:eastAsia="zh-CN" w:bidi="ar-SA"/>
-              </w:rPr>
-              <w:t>VARCHAR</w:t>
-            </w:r>
-          </w:p>
-        </w:tc>
-        <w:tc>
-          <w:tcPr>
-            <w:tcW w:w="640" w:type="dxa"/>
-            <w:shd w:val="clear" w:color="auto" w:fill="auto"/>
-            <w:vAlign w:val="center"/>
-          </w:tcPr>
-          <w:p>
-            <w:pPr>
-              <w:jc w:val="center"/>
-              <w:rPr>
-                <w:rFonts w:hint="default" w:cstheme="minorBidi"/>
-                <w:kern w:val="2"/>
-                <w:sz w:val="21"/>
-                <w:szCs w:val="24"/>
-                <w:vertAlign w:val="baseline"/>
-                <w:lang w:val="en-US" w:eastAsia="zh-CN" w:bidi="ar-SA"/>
-              </w:rPr>
-            </w:pPr>
-            <w:r>
-              <w:rPr>
-                <w:rFonts w:hint="eastAsia" w:cstheme="minorBidi"/>
-                <w:kern w:val="2"/>
-                <w:sz w:val="21"/>
-                <w:szCs w:val="24"/>
-                <w:vertAlign w:val="baseline"/>
-                <w:lang w:val="en-US" w:eastAsia="zh-CN" w:bidi="ar-SA"/>
-              </w:rPr>
-              <w:t>50</w:t>
-            </w:r>
-          </w:p>
-        </w:tc>
-        <w:tc>
-          <w:tcPr>
-            <w:tcW w:w="3850" w:type="dxa"/>
-            <w:shd w:val="clear" w:color="auto" w:fill="auto"/>
-            <w:vAlign w:val="center"/>
-          </w:tcPr>
-          <w:p>
-            <w:pPr>
-              <w:jc w:val="center"/>
-              <w:rPr>
-                <w:rFonts w:hint="default" w:cstheme="minorBidi"/>
-                <w:kern w:val="2"/>
-                <w:sz w:val="21"/>
-                <w:szCs w:val="24"/>
-                <w:vertAlign w:val="baseline"/>
-                <w:lang w:val="en-US" w:eastAsia="zh-CN" w:bidi="ar-SA"/>
-              </w:rPr>
-            </w:pPr>
-            <w:r>
-              <w:rPr>
-                <w:rFonts w:hint="default" w:cstheme="minorBidi"/>
-                <w:kern w:val="2"/>
-                <w:sz w:val="21"/>
-                <w:szCs w:val="24"/>
-                <w:vertAlign w:val="baseline"/>
-                <w:lang w:val="en-US" w:eastAsia="zh-CN" w:bidi="ar-SA"/>
-              </w:rPr>
-              <w:t>监控的设备实例/节点</w:t>
+              <w:t>具体绑定关系集合（内含多个变量各自的source和bindingType）</w:t>
             </w:r>
           </w:p>
         </w:tc>
@@ -41307,6 +41326,37 @@
             </w:pPr>
             <w:r>
               <w:rPr>
+                <w:rFonts w:hint="default" w:cstheme="minorBidi"/>
+                <w:kern w:val="2"/>
+                <w:sz w:val="21"/>
+                <w:szCs w:val="24"/>
+                <w:vertAlign w:val="baseline"/>
+                <w:lang w:val="en-US" w:eastAsia="zh-CN" w:bidi="ar-SA"/>
+              </w:rPr>
+              <w:t>WINDOW_SECONDS</w:t>
+            </w:r>
+          </w:p>
+        </w:tc>
+        <w:tc>
+          <w:tcPr>
+            <w:tcW w:w="1090" w:type="dxa"/>
+            <w:shd w:val="clear" w:color="auto" w:fill="auto"/>
+            <w:vAlign w:val="center"/>
+          </w:tcPr>
+          <w:p>
+            <w:pPr>
+              <w:jc w:val="center"/>
+              <w:rPr>
+                <w:rFonts w:hint="default" w:cstheme="minorBidi"/>
+                <w:kern w:val="2"/>
+                <w:sz w:val="21"/>
+                <w:szCs w:val="24"/>
+                <w:vertAlign w:val="baseline"/>
+                <w:lang w:val="en-US" w:eastAsia="zh-CN" w:bidi="ar-SA"/>
+              </w:rPr>
+            </w:pPr>
+            <w:r>
+              <w:rPr>
                 <w:rFonts w:hint="eastAsia" w:cstheme="minorBidi"/>
                 <w:kern w:val="2"/>
                 <w:sz w:val="21"/>
@@ -41314,13 +41364,13 @@
                 <w:vertAlign w:val="baseline"/>
                 <w:lang w:val="en-US" w:eastAsia="zh-CN" w:bidi="ar-SA"/>
               </w:rPr>
-              <w:t>OBJECT_NAME</w:t>
-            </w:r>
-          </w:p>
-        </w:tc>
-        <w:tc>
-          <w:tcPr>
-            <w:tcW w:w="1090" w:type="dxa"/>
+              <w:t>NUMBER</w:t>
+            </w:r>
+          </w:p>
+        </w:tc>
+        <w:tc>
+          <w:tcPr>
+            <w:tcW w:w="640" w:type="dxa"/>
             <w:shd w:val="clear" w:color="auto" w:fill="auto"/>
             <w:vAlign w:val="center"/>
           </w:tcPr>
@@ -41338,6 +41388,27 @@
             </w:pPr>
             <w:r>
               <w:rPr>
+                <w:rFonts w:hint="eastAsia" w:cstheme="minorBidi"/>
+                <w:kern w:val="2"/>
+                <w:sz w:val="21"/>
+                <w:szCs w:val="24"/>
+                <w:vertAlign w:val="baseline"/>
+                <w:lang w:val="en-US" w:eastAsia="zh-CN" w:bidi="ar-SA"/>
+              </w:rPr>
+              <w:t>4</w:t>
+            </w:r>
+          </w:p>
+        </w:tc>
+        <w:tc>
+          <w:tcPr>
+            <w:tcW w:w="3850" w:type="dxa"/>
+            <w:shd w:val="clear" w:color="auto" w:fill="auto"/>
+            <w:vAlign w:val="center"/>
+          </w:tcPr>
+          <w:p>
+            <w:pPr>
+              <w:jc w:val="center"/>
+              <w:rPr>
                 <w:rFonts w:hint="default" w:cstheme="minorBidi"/>
                 <w:kern w:val="2"/>
                 <w:sz w:val="21"/>
@@ -41345,19 +41416,8 @@
                 <w:vertAlign w:val="baseline"/>
                 <w:lang w:val="en-US" w:eastAsia="zh-CN" w:bidi="ar-SA"/>
               </w:rPr>
-              <w:t>VARCHAR</w:t>
-            </w:r>
-          </w:p>
-        </w:tc>
-        <w:tc>
-          <w:tcPr>
-            <w:tcW w:w="640" w:type="dxa"/>
-            <w:shd w:val="clear" w:color="auto" w:fill="auto"/>
-            <w:vAlign w:val="center"/>
-          </w:tcPr>
-          <w:p>
-            <w:pPr>
-              <w:jc w:val="center"/>
+            </w:pPr>
+            <w:r>
               <w:rPr>
                 <w:rFonts w:hint="default" w:cstheme="minorBidi"/>
                 <w:kern w:val="2"/>
@@ -41366,48 +41426,7 @@
                 <w:vertAlign w:val="baseline"/>
                 <w:lang w:val="en-US" w:eastAsia="zh-CN" w:bidi="ar-SA"/>
               </w:rPr>
-            </w:pPr>
-            <w:r>
-              <w:rPr>
-                <w:rFonts w:hint="eastAsia" w:cstheme="minorBidi"/>
-                <w:kern w:val="2"/>
-                <w:sz w:val="21"/>
-                <w:szCs w:val="24"/>
-                <w:vertAlign w:val="baseline"/>
-                <w:lang w:val="en-US" w:eastAsia="zh-CN" w:bidi="ar-SA"/>
-              </w:rPr>
-              <w:t>50</w:t>
-            </w:r>
-          </w:p>
-        </w:tc>
-        <w:tc>
-          <w:tcPr>
-            <w:tcW w:w="3850" w:type="dxa"/>
-            <w:shd w:val="clear" w:color="auto" w:fill="auto"/>
-            <w:vAlign w:val="center"/>
-          </w:tcPr>
-          <w:p>
-            <w:pPr>
-              <w:jc w:val="center"/>
-              <w:rPr>
-                <w:rFonts w:hint="default" w:cstheme="minorBidi"/>
-                <w:kern w:val="2"/>
-                <w:sz w:val="21"/>
-                <w:szCs w:val="24"/>
-                <w:vertAlign w:val="baseline"/>
-                <w:lang w:val="en-US" w:eastAsia="zh-CN" w:bidi="ar-SA"/>
-              </w:rPr>
-            </w:pPr>
-            <w:r>
-              <w:rPr>
-                <w:rFonts w:hint="eastAsia" w:cstheme="minorBidi"/>
-                <w:kern w:val="2"/>
-                <w:sz w:val="21"/>
-                <w:szCs w:val="24"/>
-                <w:vertAlign w:val="baseline"/>
-                <w:lang w:val="en-US" w:eastAsia="zh-CN" w:bidi="ar-SA"/>
-              </w:rPr>
-              <w:t>约束对象名称</w:t>
+              <w:t>持续触发阈值</w:t>
             </w:r>
           </w:p>
         </w:tc>
@@ -41487,7 +41506,7 @@
                 <w:vertAlign w:val="baseline"/>
                 <w:lang w:val="en-US" w:eastAsia="zh-CN" w:bidi="ar-SA"/>
               </w:rPr>
-              <w:t>OPERATOR</w:t>
+              <w:t>VIOLATION_ACTIONS</w:t>
             </w:r>
           </w:p>
         </w:tc>
@@ -41511,6 +41530,27 @@
             </w:pPr>
             <w:r>
               <w:rPr>
+                <w:rFonts w:hint="eastAsia" w:cstheme="minorBidi"/>
+                <w:kern w:val="2"/>
+                <w:sz w:val="21"/>
+                <w:szCs w:val="24"/>
+                <w:vertAlign w:val="baseline"/>
+                <w:lang w:val="en-US" w:eastAsia="zh-CN" w:bidi="ar-SA"/>
+              </w:rPr>
+              <w:t>JSONB</w:t>
+            </w:r>
+          </w:p>
+        </w:tc>
+        <w:tc>
+          <w:tcPr>
+            <w:tcW w:w="640" w:type="dxa"/>
+            <w:shd w:val="clear" w:color="auto" w:fill="auto"/>
+            <w:vAlign w:val="center"/>
+          </w:tcPr>
+          <w:p>
+            <w:pPr>
+              <w:jc w:val="center"/>
+              <w:rPr>
                 <w:rFonts w:hint="default" w:cstheme="minorBidi"/>
                 <w:kern w:val="2"/>
                 <w:sz w:val="21"/>
@@ -41518,13 +41558,23 @@
                 <w:vertAlign w:val="baseline"/>
                 <w:lang w:val="en-US" w:eastAsia="zh-CN" w:bidi="ar-SA"/>
               </w:rPr>
-              <w:t>VARCHAR</w:t>
-            </w:r>
-          </w:p>
-        </w:tc>
-        <w:tc>
-          <w:tcPr>
-            <w:tcW w:w="640" w:type="dxa"/>
+            </w:pPr>
+            <w:r>
+              <w:rPr>
+                <w:rFonts w:hint="eastAsia" w:cstheme="minorBidi"/>
+                <w:kern w:val="2"/>
+                <w:sz w:val="21"/>
+                <w:szCs w:val="24"/>
+                <w:vertAlign w:val="baseline"/>
+                <w:lang w:val="en-US" w:eastAsia="zh-CN" w:bidi="ar-SA"/>
+              </w:rPr>
+              <w:t>-</w:t>
+            </w:r>
+          </w:p>
+        </w:tc>
+        <w:tc>
+          <w:tcPr>
+            <w:tcW w:w="3850" w:type="dxa"/>
             <w:shd w:val="clear" w:color="auto" w:fill="auto"/>
             <w:vAlign w:val="center"/>
           </w:tcPr>
@@ -41542,27 +41592,6 @@
             </w:pPr>
             <w:r>
               <w:rPr>
-                <w:rFonts w:hint="eastAsia" w:cstheme="minorBidi"/>
-                <w:kern w:val="2"/>
-                <w:sz w:val="21"/>
-                <w:szCs w:val="24"/>
-                <w:vertAlign w:val="baseline"/>
-                <w:lang w:val="en-US" w:eastAsia="zh-CN" w:bidi="ar-SA"/>
-              </w:rPr>
-              <w:t>50</w:t>
-            </w:r>
-          </w:p>
-        </w:tc>
-        <w:tc>
-          <w:tcPr>
-            <w:tcW w:w="3850" w:type="dxa"/>
-            <w:shd w:val="clear" w:color="auto" w:fill="auto"/>
-            <w:vAlign w:val="center"/>
-          </w:tcPr>
-          <w:p>
-            <w:pPr>
-              <w:jc w:val="center"/>
-              <w:rPr>
                 <w:rFonts w:hint="default" w:cstheme="minorBidi"/>
                 <w:kern w:val="2"/>
                 <w:sz w:val="21"/>
@@ -41570,17 +41599,7 @@
                 <w:vertAlign w:val="baseline"/>
                 <w:lang w:val="en-US" w:eastAsia="zh-CN" w:bidi="ar-SA"/>
               </w:rPr>
-            </w:pPr>
-            <w:r>
-              <w:rPr>
-                <w:rFonts w:hint="default" w:cstheme="minorBidi"/>
-                <w:kern w:val="2"/>
-                <w:sz w:val="21"/>
-                <w:szCs w:val="24"/>
-                <w:vertAlign w:val="baseline"/>
-                <w:lang w:val="en-US" w:eastAsia="zh-CN" w:bidi="ar-SA"/>
-              </w:rPr>
-              <w:t>比较符 (GT, LT, EQ 等)</w:t>
+              <w:t>违规触发的动作集</w:t>
             </w:r>
           </w:p>
         </w:tc>
@@ -41660,7 +41679,7 @@
                 <w:vertAlign w:val="baseline"/>
                 <w:lang w:val="en-US" w:eastAsia="zh-CN" w:bidi="ar-SA"/>
               </w:rPr>
-              <w:t>THRESHOLD</w:t>
+              <w:t>DESCRIPTION</w:t>
             </w:r>
           </w:p>
         </w:tc>
@@ -41722,7 +41741,7 @@
                 <w:vertAlign w:val="baseline"/>
                 <w:lang w:val="en-US" w:eastAsia="zh-CN" w:bidi="ar-SA"/>
               </w:rPr>
-              <w:t>50</w:t>
+              <w:t>255</w:t>
             </w:r>
           </w:p>
         </w:tc>
@@ -41746,14 +41765,14 @@
             </w:pPr>
             <w:r>
               <w:rPr>
-                <w:rFonts w:hint="eastAsia" w:cstheme="minorBidi"/>
-                <w:kern w:val="2"/>
-                <w:sz w:val="21"/>
-                <w:szCs w:val="24"/>
-                <w:vertAlign w:val="baseline"/>
-                <w:lang w:val="en-US" w:eastAsia="zh-CN" w:bidi="ar-SA"/>
-              </w:rPr>
-              <w:t>阈值界限</w:t>
+                <w:rFonts w:hint="default" w:cstheme="minorBidi"/>
+                <w:kern w:val="2"/>
+                <w:sz w:val="21"/>
+                <w:szCs w:val="24"/>
+                <w:vertAlign w:val="baseline"/>
+                <w:lang w:val="en-US" w:eastAsia="zh-CN" w:bidi="ar-SA"/>
+              </w:rPr>
+              <w:t>规则描述</w:t>
             </w:r>
           </w:p>
         </w:tc>
@@ -41833,7 +41852,7 @@
                 <w:vertAlign w:val="baseline"/>
                 <w:lang w:val="en-US" w:eastAsia="zh-CN" w:bidi="ar-SA"/>
               </w:rPr>
-              <w:t>VIOLATION_ACTIONS</w:t>
+              <w:t>IS_ENABLED</w:t>
             </w:r>
           </w:p>
         </w:tc>
@@ -41857,14 +41876,14 @@
             </w:pPr>
             <w:r>
               <w:rPr>
-                <w:rFonts w:hint="eastAsia" w:cstheme="minorBidi"/>
-                <w:kern w:val="2"/>
-                <w:sz w:val="21"/>
-                <w:szCs w:val="24"/>
-                <w:vertAlign w:val="baseline"/>
-                <w:lang w:val="en-US" w:eastAsia="zh-CN" w:bidi="ar-SA"/>
-              </w:rPr>
-              <w:t>JSONB</w:t>
+                <w:rFonts w:hint="default" w:cstheme="minorBidi"/>
+                <w:kern w:val="2"/>
+                <w:sz w:val="21"/>
+                <w:szCs w:val="24"/>
+                <w:vertAlign w:val="baseline"/>
+                <w:lang w:val="en-US" w:eastAsia="zh-CN" w:bidi="ar-SA"/>
+              </w:rPr>
+              <w:t>BOOLEAN</w:t>
             </w:r>
           </w:p>
         </w:tc>
@@ -41888,14 +41907,14 @@
             </w:pPr>
             <w:r>
               <w:rPr>
-                <w:rFonts w:hint="eastAsia" w:cstheme="minorBidi"/>
-                <w:kern w:val="2"/>
-                <w:sz w:val="21"/>
-                <w:szCs w:val="24"/>
-                <w:vertAlign w:val="baseline"/>
-                <w:lang w:val="en-US" w:eastAsia="zh-CN" w:bidi="ar-SA"/>
-              </w:rPr>
-              <w:t>-</w:t>
+                <w:rFonts w:hint="default" w:cstheme="minorBidi"/>
+                <w:kern w:val="2"/>
+                <w:sz w:val="21"/>
+                <w:szCs w:val="24"/>
+                <w:vertAlign w:val="baseline"/>
+                <w:lang w:val="en-US" w:eastAsia="zh-CN" w:bidi="ar-SA"/>
+              </w:rPr>
+              <w:t>1</w:t>
             </w:r>
           </w:p>
         </w:tc>
@@ -41926,7 +41945,7 @@
                 <w:vertAlign w:val="baseline"/>
                 <w:lang w:val="en-US" w:eastAsia="zh-CN" w:bidi="ar-SA"/>
               </w:rPr>
-              <w:t>违规触发的动作集</w:t>
+              <w:t>是否启用</w:t>
             </w:r>
           </w:p>
         </w:tc>
@@ -42006,352 +42025,6 @@
                 <w:vertAlign w:val="baseline"/>
                 <w:lang w:val="en-US" w:eastAsia="zh-CN" w:bidi="ar-SA"/>
               </w:rPr>
-              <w:t>DESCRIPTION</w:t>
-            </w:r>
-          </w:p>
-        </w:tc>
-        <w:tc>
-          <w:tcPr>
-            <w:tcW w:w="1090" w:type="dxa"/>
-            <w:shd w:val="clear" w:color="auto" w:fill="auto"/>
-            <w:vAlign w:val="center"/>
-          </w:tcPr>
-          <w:p>
-            <w:pPr>
-              <w:jc w:val="center"/>
-              <w:rPr>
-                <w:rFonts w:hint="default" w:asciiTheme="minorHAnsi" w:hAnsiTheme="minorHAnsi" w:eastAsiaTheme="minorEastAsia" w:cstheme="minorBidi"/>
-                <w:kern w:val="2"/>
-                <w:sz w:val="21"/>
-                <w:szCs w:val="24"/>
-                <w:vertAlign w:val="baseline"/>
-                <w:lang w:val="en-US" w:eastAsia="zh-CN" w:bidi="ar-SA"/>
-              </w:rPr>
-            </w:pPr>
-            <w:r>
-              <w:rPr>
-                <w:rFonts w:hint="default" w:cstheme="minorBidi"/>
-                <w:kern w:val="2"/>
-                <w:sz w:val="21"/>
-                <w:szCs w:val="24"/>
-                <w:vertAlign w:val="baseline"/>
-                <w:lang w:val="en-US" w:eastAsia="zh-CN" w:bidi="ar-SA"/>
-              </w:rPr>
-              <w:t>VARCHAR</w:t>
-            </w:r>
-          </w:p>
-        </w:tc>
-        <w:tc>
-          <w:tcPr>
-            <w:tcW w:w="640" w:type="dxa"/>
-            <w:shd w:val="clear" w:color="auto" w:fill="auto"/>
-            <w:vAlign w:val="center"/>
-          </w:tcPr>
-          <w:p>
-            <w:pPr>
-              <w:jc w:val="center"/>
-              <w:rPr>
-                <w:rFonts w:hint="default" w:asciiTheme="minorHAnsi" w:hAnsiTheme="minorHAnsi" w:eastAsiaTheme="minorEastAsia" w:cstheme="minorBidi"/>
-                <w:kern w:val="2"/>
-                <w:sz w:val="21"/>
-                <w:szCs w:val="24"/>
-                <w:vertAlign w:val="baseline"/>
-                <w:lang w:val="en-US" w:eastAsia="zh-CN" w:bidi="ar-SA"/>
-              </w:rPr>
-            </w:pPr>
-            <w:r>
-              <w:rPr>
-                <w:rFonts w:hint="eastAsia" w:cstheme="minorBidi"/>
-                <w:kern w:val="2"/>
-                <w:sz w:val="21"/>
-                <w:szCs w:val="24"/>
-                <w:vertAlign w:val="baseline"/>
-                <w:lang w:val="en-US" w:eastAsia="zh-CN" w:bidi="ar-SA"/>
-              </w:rPr>
-              <w:t>255</w:t>
-            </w:r>
-          </w:p>
-        </w:tc>
-        <w:tc>
-          <w:tcPr>
-            <w:tcW w:w="3850" w:type="dxa"/>
-            <w:shd w:val="clear" w:color="auto" w:fill="auto"/>
-            <w:vAlign w:val="center"/>
-          </w:tcPr>
-          <w:p>
-            <w:pPr>
-              <w:jc w:val="center"/>
-              <w:rPr>
-                <w:rFonts w:hint="default" w:asciiTheme="minorHAnsi" w:hAnsiTheme="minorHAnsi" w:eastAsiaTheme="minorEastAsia" w:cstheme="minorBidi"/>
-                <w:kern w:val="2"/>
-                <w:sz w:val="21"/>
-                <w:szCs w:val="24"/>
-                <w:vertAlign w:val="baseline"/>
-                <w:lang w:val="en-US" w:eastAsia="zh-CN" w:bidi="ar-SA"/>
-              </w:rPr>
-            </w:pPr>
-            <w:r>
-              <w:rPr>
-                <w:rFonts w:hint="default" w:cstheme="minorBidi"/>
-                <w:kern w:val="2"/>
-                <w:sz w:val="21"/>
-                <w:szCs w:val="24"/>
-                <w:vertAlign w:val="baseline"/>
-                <w:lang w:val="en-US" w:eastAsia="zh-CN" w:bidi="ar-SA"/>
-              </w:rPr>
-              <w:t>规则描述</w:t>
-            </w:r>
-          </w:p>
-        </w:tc>
-      </w:tr>
-      <w:tr>
-        <w:tblPrEx>
-          <w:tblBorders>
-            <w:top w:val="single" w:color="auto" w:sz="4" w:space="0"/>
-            <w:left w:val="single" w:color="auto" w:sz="4" w:space="0"/>
-            <w:bottom w:val="single" w:color="auto" w:sz="4" w:space="0"/>
-            <w:right w:val="single" w:color="auto" w:sz="4" w:space="0"/>
-            <w:insideH w:val="single" w:color="auto" w:sz="4" w:space="0"/>
-            <w:insideV w:val="single" w:color="auto" w:sz="4" w:space="0"/>
-          </w:tblBorders>
-          <w:tblCellMar>
-            <w:top w:w="0" w:type="dxa"/>
-            <w:left w:w="108" w:type="dxa"/>
-            <w:bottom w:w="0" w:type="dxa"/>
-            <w:right w:w="108" w:type="dxa"/>
-          </w:tblCellMar>
-        </w:tblPrEx>
-        <w:tc>
-          <w:tcPr>
-            <w:tcW w:w="654" w:type="dxa"/>
-            <w:shd w:val="clear" w:color="auto" w:fill="auto"/>
-            <w:vAlign w:val="center"/>
-          </w:tcPr>
-          <w:p>
-            <w:pPr>
-              <w:jc w:val="center"/>
-              <w:rPr>
-                <w:rFonts w:hint="default" w:cstheme="minorBidi"/>
-                <w:kern w:val="2"/>
-                <w:sz w:val="21"/>
-                <w:szCs w:val="24"/>
-                <w:vertAlign w:val="baseline"/>
-                <w:lang w:val="en-US" w:eastAsia="zh-CN" w:bidi="ar-SA"/>
-              </w:rPr>
-            </w:pPr>
-            <w:r>
-              <w:rPr>
-                <w:rFonts w:hint="eastAsia" w:cstheme="minorBidi"/>
-                <w:kern w:val="2"/>
-                <w:sz w:val="21"/>
-                <w:szCs w:val="24"/>
-                <w:vertAlign w:val="baseline"/>
-                <w:lang w:val="en-US" w:eastAsia="zh-CN" w:bidi="ar-SA"/>
-              </w:rPr>
-              <w:t>10</w:t>
-            </w:r>
-          </w:p>
-        </w:tc>
-        <w:tc>
-          <w:tcPr>
-            <w:tcW w:w="2288" w:type="dxa"/>
-            <w:shd w:val="clear" w:color="auto" w:fill="auto"/>
-            <w:vAlign w:val="center"/>
-          </w:tcPr>
-          <w:p>
-            <w:pPr>
-              <w:jc w:val="center"/>
-              <w:rPr>
-                <w:rFonts w:hint="default" w:asciiTheme="minorHAnsi" w:hAnsiTheme="minorHAnsi" w:eastAsiaTheme="minorEastAsia" w:cstheme="minorBidi"/>
-                <w:kern w:val="2"/>
-                <w:sz w:val="21"/>
-                <w:szCs w:val="24"/>
-                <w:vertAlign w:val="baseline"/>
-                <w:lang w:val="en-US" w:eastAsia="zh-CN" w:bidi="ar-SA"/>
-              </w:rPr>
-            </w:pPr>
-            <w:r>
-              <w:rPr>
-                <w:rFonts w:hint="default" w:cstheme="minorBidi"/>
-                <w:kern w:val="2"/>
-                <w:sz w:val="21"/>
-                <w:szCs w:val="24"/>
-                <w:vertAlign w:val="baseline"/>
-                <w:lang w:val="en-US" w:eastAsia="zh-CN" w:bidi="ar-SA"/>
-              </w:rPr>
-              <w:t>IS_ENABLED</w:t>
-            </w:r>
-          </w:p>
-        </w:tc>
-        <w:tc>
-          <w:tcPr>
-            <w:tcW w:w="1090" w:type="dxa"/>
-            <w:shd w:val="clear" w:color="auto" w:fill="auto"/>
-            <w:vAlign w:val="center"/>
-          </w:tcPr>
-          <w:p>
-            <w:pPr>
-              <w:jc w:val="center"/>
-              <w:rPr>
-                <w:rFonts w:hint="default" w:asciiTheme="minorHAnsi" w:hAnsiTheme="minorHAnsi" w:eastAsiaTheme="minorEastAsia" w:cstheme="minorBidi"/>
-                <w:kern w:val="2"/>
-                <w:sz w:val="21"/>
-                <w:szCs w:val="24"/>
-                <w:vertAlign w:val="baseline"/>
-                <w:lang w:val="en-US" w:eastAsia="zh-CN" w:bidi="ar-SA"/>
-              </w:rPr>
-            </w:pPr>
-            <w:r>
-              <w:rPr>
-                <w:rFonts w:hint="default" w:cstheme="minorBidi"/>
-                <w:kern w:val="2"/>
-                <w:sz w:val="21"/>
-                <w:szCs w:val="24"/>
-                <w:vertAlign w:val="baseline"/>
-                <w:lang w:val="en-US" w:eastAsia="zh-CN" w:bidi="ar-SA"/>
-              </w:rPr>
-              <w:t>BOOLEAN</w:t>
-            </w:r>
-          </w:p>
-        </w:tc>
-        <w:tc>
-          <w:tcPr>
-            <w:tcW w:w="640" w:type="dxa"/>
-            <w:shd w:val="clear" w:color="auto" w:fill="auto"/>
-            <w:vAlign w:val="center"/>
-          </w:tcPr>
-          <w:p>
-            <w:pPr>
-              <w:jc w:val="center"/>
-              <w:rPr>
-                <w:rFonts w:hint="default" w:asciiTheme="minorHAnsi" w:hAnsiTheme="minorHAnsi" w:eastAsiaTheme="minorEastAsia" w:cstheme="minorBidi"/>
-                <w:kern w:val="2"/>
-                <w:sz w:val="21"/>
-                <w:szCs w:val="24"/>
-                <w:vertAlign w:val="baseline"/>
-                <w:lang w:val="en-US" w:eastAsia="zh-CN" w:bidi="ar-SA"/>
-              </w:rPr>
-            </w:pPr>
-            <w:r>
-              <w:rPr>
-                <w:rFonts w:hint="default" w:cstheme="minorBidi"/>
-                <w:kern w:val="2"/>
-                <w:sz w:val="21"/>
-                <w:szCs w:val="24"/>
-                <w:vertAlign w:val="baseline"/>
-                <w:lang w:val="en-US" w:eastAsia="zh-CN" w:bidi="ar-SA"/>
-              </w:rPr>
-              <w:t>1</w:t>
-            </w:r>
-          </w:p>
-        </w:tc>
-        <w:tc>
-          <w:tcPr>
-            <w:tcW w:w="3850" w:type="dxa"/>
-            <w:shd w:val="clear" w:color="auto" w:fill="auto"/>
-            <w:vAlign w:val="center"/>
-          </w:tcPr>
-          <w:p>
-            <w:pPr>
-              <w:jc w:val="center"/>
-              <w:rPr>
-                <w:rFonts w:hint="default" w:asciiTheme="minorHAnsi" w:hAnsiTheme="minorHAnsi" w:eastAsiaTheme="minorEastAsia" w:cstheme="minorBidi"/>
-                <w:kern w:val="2"/>
-                <w:sz w:val="21"/>
-                <w:szCs w:val="24"/>
-                <w:vertAlign w:val="baseline"/>
-                <w:lang w:val="en-US" w:eastAsia="zh-CN" w:bidi="ar-SA"/>
-              </w:rPr>
-            </w:pPr>
-            <w:r>
-              <w:rPr>
-                <w:rFonts w:hint="default" w:cstheme="minorBidi"/>
-                <w:kern w:val="2"/>
-                <w:sz w:val="21"/>
-                <w:szCs w:val="24"/>
-                <w:vertAlign w:val="baseline"/>
-                <w:lang w:val="en-US" w:eastAsia="zh-CN" w:bidi="ar-SA"/>
-              </w:rPr>
-              <w:t>是否启用</w:t>
-            </w:r>
-          </w:p>
-        </w:tc>
-      </w:tr>
-      <w:tr>
-        <w:tblPrEx>
-          <w:tblBorders>
-            <w:top w:val="single" w:color="auto" w:sz="4" w:space="0"/>
-            <w:left w:val="single" w:color="auto" w:sz="4" w:space="0"/>
-            <w:bottom w:val="single" w:color="auto" w:sz="4" w:space="0"/>
-            <w:right w:val="single" w:color="auto" w:sz="4" w:space="0"/>
-            <w:insideH w:val="single" w:color="auto" w:sz="4" w:space="0"/>
-            <w:insideV w:val="single" w:color="auto" w:sz="4" w:space="0"/>
-          </w:tblBorders>
-          <w:tblCellMar>
-            <w:top w:w="0" w:type="dxa"/>
-            <w:left w:w="108" w:type="dxa"/>
-            <w:bottom w:w="0" w:type="dxa"/>
-            <w:right w:w="108" w:type="dxa"/>
-          </w:tblCellMar>
-        </w:tblPrEx>
-        <w:tc>
-          <w:tcPr>
-            <w:tcW w:w="654" w:type="dxa"/>
-            <w:shd w:val="clear" w:color="auto" w:fill="auto"/>
-            <w:vAlign w:val="center"/>
-          </w:tcPr>
-          <w:p>
-            <w:pPr>
-              <w:jc w:val="center"/>
-              <w:rPr>
-                <w:rFonts w:hint="default" w:cstheme="minorBidi"/>
-                <w:kern w:val="2"/>
-                <w:sz w:val="21"/>
-                <w:szCs w:val="24"/>
-                <w:vertAlign w:val="baseline"/>
-                <w:lang w:val="en-US" w:eastAsia="zh-CN" w:bidi="ar-SA"/>
-              </w:rPr>
-            </w:pPr>
-            <w:r>
-              <w:rPr>
-                <w:rFonts w:hint="eastAsia" w:cstheme="minorBidi"/>
-                <w:kern w:val="2"/>
-                <w:sz w:val="21"/>
-                <w:szCs w:val="24"/>
-                <w:vertAlign w:val="baseline"/>
-                <w:lang w:val="en-US" w:eastAsia="zh-CN" w:bidi="ar-SA"/>
-              </w:rPr>
-              <w:t>11</w:t>
-            </w:r>
-          </w:p>
-        </w:tc>
-        <w:tc>
-          <w:tcPr>
-            <w:tcW w:w="2288" w:type="dxa"/>
-            <w:shd w:val="clear" w:color="auto" w:fill="auto"/>
-            <w:vAlign w:val="center"/>
-          </w:tcPr>
-          <w:p>
-            <w:pPr>
-              <w:jc w:val="center"/>
-              <w:rPr>
-                <w:rFonts w:hint="default" w:asciiTheme="minorHAnsi" w:hAnsiTheme="minorHAnsi" w:eastAsiaTheme="minorEastAsia" w:cstheme="minorBidi"/>
-                <w:kern w:val="2"/>
-                <w:sz w:val="21"/>
-                <w:szCs w:val="24"/>
-                <w:vertAlign w:val="baseline"/>
-                <w:lang w:val="en-US" w:eastAsia="zh-CN" w:bidi="ar-SA"/>
-              </w:rPr>
-            </w:pPr>
-            <w:r>
-              <w:rPr>
-                <w:rFonts w:hint="default" w:cstheme="minorBidi"/>
-                <w:kern w:val="2"/>
-                <w:sz w:val="21"/>
-                <w:szCs w:val="24"/>
-                <w:vertAlign w:val="baseline"/>
-                <w:lang w:val="en-US" w:eastAsia="zh-CN" w:bidi="ar-SA"/>
-              </w:rPr>
               <w:t>CREATE_TIME</w:t>
             </w:r>
           </w:p>
@@ -42451,14 +42124,6 @@
         </w:tc>
       </w:tr>
     </w:tbl>
-    <w:p>
-      <w:pPr>
-        <w:rPr>
-          <w:rFonts w:hint="eastAsia"/>
-          <w:lang w:val="en-US" w:eastAsia="zh-CN"/>
-        </w:rPr>
-      </w:pPr>
-    </w:p>
     <w:p>
       <w:pPr>
         <w:pStyle w:val="3"/>

--- a/智能实验室系统数据库结构说明.docx
+++ b/智能实验室系统数据库结构说明.docx
@@ -1,6 +1,6 @@
 
 <file path=word/document.xml><?xml version="1.0" encoding="utf-8"?>
-<w:document xmlns:wpc="http://schemas.microsoft.com/office/word/2010/wordprocessingCanvas" xmlns:mc="http://schemas.openxmlformats.org/markup-compatibility/2006" xmlns:o="urn:schemas-microsoft-com:office:office" xmlns:r="http://schemas.openxmlformats.org/officeDocument/2006/relationships" xmlns:m="http://schemas.openxmlformats.org/officeDocument/2006/math" xmlns:v="urn:schemas-microsoft-com:vml" xmlns:wp14="http://schemas.microsoft.com/office/word/2010/wordprocessingDrawing" xmlns:wp="http://schemas.openxmlformats.org/drawingml/2006/wordprocessingDrawing" xmlns:w="http://schemas.openxmlformats.org/wordprocessingml/2006/main" xmlns:w14="http://schemas.microsoft.com/office/word/2010/wordml" xmlns:w10="urn:schemas-microsoft-com:office:word" xmlns:w15="http://schemas.microsoft.com/office/word/2012/wordml" xmlns:wpg="http://schemas.microsoft.com/office/word/2010/wordprocessingGroup" xmlns:wpi="http://schemas.microsoft.com/office/word/2010/wordprocessingInk" xmlns:wne="http://schemas.microsoft.com/office/word/2006/wordml" xmlns:wps="http://schemas.microsoft.com/office/word/2010/wordprocessingShape" xmlns:wpsCustomData="http://www.wps.cn/officeDocument/2013/wpsCustomData" mc:Ignorable="w14 w15 wp14">
+<w:document xmlns:wpc="http://schemas.microsoft.com/office/word/2010/wordprocessingCanvas" xmlns:cx="http://schemas.microsoft.com/office/drawing/2014/chartex" xmlns:cx1="http://schemas.microsoft.com/office/drawing/2015/9/8/chartex" xmlns:cx2="http://schemas.microsoft.com/office/drawing/2015/10/21/chartex" xmlns:cx3="http://schemas.microsoft.com/office/drawing/2016/5/9/chartex" xmlns:cx4="http://schemas.microsoft.com/office/drawing/2016/5/10/chartex" xmlns:cx5="http://schemas.microsoft.com/office/drawing/2016/5/11/chartex" xmlns:cx6="http://schemas.microsoft.com/office/drawing/2016/5/12/chartex" xmlns:cx7="http://schemas.microsoft.com/office/drawing/2016/5/13/chartex" xmlns:cx8="http://schemas.microsoft.com/office/drawing/2016/5/14/chartex" xmlns:mc="http://schemas.openxmlformats.org/markup-compatibility/2006" xmlns:o="urn:schemas-microsoft-com:office:office" xmlns:r="http://schemas.openxmlformats.org/officeDocument/2006/relationships" xmlns:m="http://schemas.openxmlformats.org/officeDocument/2006/math" xmlns:v="urn:schemas-microsoft-com:vml" xmlns:wp14="http://schemas.microsoft.com/office/word/2010/wordprocessingDrawing" xmlns:wp="http://schemas.openxmlformats.org/drawingml/2006/wordprocessingDrawing" xmlns:w="http://schemas.openxmlformats.org/wordprocessingml/2006/main" xmlns:w14="http://schemas.microsoft.com/office/word/2010/wordml" xmlns:w10="urn:schemas-microsoft-com:office:word" xmlns:w15="http://schemas.microsoft.com/office/word/2012/wordml" xmlns:wpg="http://schemas.microsoft.com/office/word/2010/wordprocessingGroup" xmlns:wpi="http://schemas.microsoft.com/office/word/2010/wordprocessingInk" xmlns:wne="http://schemas.microsoft.com/office/word/2006/wordml" xmlns:wps="http://schemas.microsoft.com/office/word/2010/wordprocessingShape" xmlns:wpsCustomData="http://www.wps.cn/officeDocument/2013/wpsCustomData" mc:Ignorable="w14 w15 wp14">
   <w:body>
     <w:p>
       <w:pPr>
@@ -3840,12 +3840,6 @@
             <w:insideH w:val="single" w:color="auto" w:sz="4" w:space="0"/>
             <w:insideV w:val="single" w:color="auto" w:sz="4" w:space="0"/>
           </w:tblBorders>
-          <w:tblCellMar>
-            <w:top w:w="0" w:type="dxa"/>
-            <w:left w:w="108" w:type="dxa"/>
-            <w:bottom w:w="0" w:type="dxa"/>
-            <w:right w:w="108" w:type="dxa"/>
-          </w:tblCellMar>
         </w:tblPrEx>
         <w:trPr>
           <w:trHeight w:val="273" w:hRule="atLeast"/>
@@ -5965,21 +5959,24 @@
             <w:pPr>
               <w:jc w:val="center"/>
               <w:rPr>
-                <w:rFonts w:hint="eastAsia" w:asciiTheme="minorHAnsi" w:hAnsiTheme="minorHAnsi" w:eastAsiaTheme="minorEastAsia" w:cstheme="minorBidi"/>
-                <w:kern w:val="2"/>
-                <w:sz w:val="21"/>
-                <w:szCs w:val="24"/>
-                <w:vertAlign w:val="baseline"/>
-                <w:lang w:val="en-US" w:eastAsia="zh-CN" w:bidi="ar-SA"/>
-              </w:rPr>
-            </w:pPr>
-            <w:r>
-              <w:rPr>
-                <w:rFonts w:hint="eastAsia"/>
-                <w:vertAlign w:val="baseline"/>
-                <w:lang w:val="en-US" w:eastAsia="zh-CN"/>
-              </w:rPr>
-              <w:t>N</w:t>
+                <w:rFonts w:hint="default" w:asciiTheme="minorHAnsi" w:hAnsiTheme="minorHAnsi" w:eastAsiaTheme="minorEastAsia" w:cstheme="minorBidi"/>
+                <w:kern w:val="2"/>
+                <w:sz w:val="21"/>
+                <w:szCs w:val="24"/>
+                <w:vertAlign w:val="baseline"/>
+                <w:lang w:val="en-US" w:eastAsia="zh-CN" w:bidi="ar-SA"/>
+              </w:rPr>
+            </w:pPr>
+            <w:r>
+              <w:rPr>
+                <w:rFonts w:hint="eastAsia" w:cstheme="minorBidi"/>
+                <w:kern w:val="2"/>
+                <w:sz w:val="21"/>
+                <w:szCs w:val="24"/>
+                <w:vertAlign w:val="baseline"/>
+                <w:lang w:val="en-US" w:eastAsia="zh-CN" w:bidi="ar-SA"/>
+              </w:rPr>
+              <w:t>N-1</w:t>
             </w:r>
           </w:p>
         </w:tc>
@@ -6119,7 +6116,190 @@
                 <w:szCs w:val="21"/>
                 <w:lang w:val="en-US" w:eastAsia="zh-CN" w:bidi="ar"/>
               </w:rPr>
-              <w:t>生成时间</w:t>
+              <w:t>采集时间</w:t>
+            </w:r>
+          </w:p>
+        </w:tc>
+      </w:tr>
+      <w:tr>
+        <w:tblPrEx>
+          <w:tblBorders>
+            <w:top w:val="single" w:color="auto" w:sz="4" w:space="0"/>
+            <w:left w:val="single" w:color="auto" w:sz="4" w:space="0"/>
+            <w:bottom w:val="single" w:color="auto" w:sz="4" w:space="0"/>
+            <w:right w:val="single" w:color="auto" w:sz="4" w:space="0"/>
+            <w:insideH w:val="single" w:color="auto" w:sz="4" w:space="0"/>
+            <w:insideV w:val="single" w:color="auto" w:sz="4" w:space="0"/>
+          </w:tblBorders>
+          <w:tblCellMar>
+            <w:top w:w="0" w:type="dxa"/>
+            <w:left w:w="108" w:type="dxa"/>
+            <w:bottom w:w="0" w:type="dxa"/>
+            <w:right w:w="108" w:type="dxa"/>
+          </w:tblCellMar>
+        </w:tblPrEx>
+        <w:tc>
+          <w:tcPr>
+            <w:tcW w:w="882" w:type="dxa"/>
+            <w:shd w:val="clear" w:color="auto" w:fill="auto"/>
+            <w:vAlign w:val="top"/>
+          </w:tcPr>
+          <w:p>
+            <w:pPr>
+              <w:jc w:val="center"/>
+              <w:rPr>
+                <w:rFonts w:hint="eastAsia"/>
+                <w:vertAlign w:val="baseline"/>
+                <w:lang w:val="en-US" w:eastAsia="zh-CN"/>
+              </w:rPr>
+            </w:pPr>
+            <w:r>
+              <w:rPr>
+                <w:rFonts w:hint="eastAsia"/>
+                <w:vertAlign w:val="baseline"/>
+                <w:lang w:val="en-US" w:eastAsia="zh-CN"/>
+              </w:rPr>
+              <w:t>N</w:t>
+            </w:r>
+          </w:p>
+        </w:tc>
+        <w:tc>
+          <w:tcPr>
+            <w:tcW w:w="2460" w:type="dxa"/>
+            <w:shd w:val="clear" w:color="auto" w:fill="auto"/>
+            <w:vAlign w:val="top"/>
+          </w:tcPr>
+          <w:p>
+            <w:pPr>
+              <w:keepNext w:val="0"/>
+              <w:keepLines w:val="0"/>
+              <w:widowControl/>
+              <w:suppressLineNumbers w:val="0"/>
+              <w:jc w:val="center"/>
+              <w:rPr>
+                <w:rFonts w:hint="default" w:ascii="Calibri" w:hAnsi="Calibri" w:eastAsia="宋体" w:cs="Calibri"/>
+                <w:color w:val="000000"/>
+                <w:kern w:val="0"/>
+                <w:sz w:val="21"/>
+                <w:szCs w:val="21"/>
+                <w:lang w:val="en-US" w:eastAsia="zh-CN" w:bidi="ar"/>
+              </w:rPr>
+            </w:pPr>
+            <w:r>
+              <w:rPr>
+                <w:rFonts w:hint="eastAsia" w:ascii="Calibri" w:hAnsi="Calibri" w:eastAsia="宋体" w:cs="Calibri"/>
+                <w:color w:val="000000"/>
+                <w:kern w:val="0"/>
+                <w:sz w:val="21"/>
+                <w:szCs w:val="21"/>
+                <w:lang w:val="en-US" w:eastAsia="zh-CN" w:bidi="ar"/>
+              </w:rPr>
+              <w:t>INGEST_TIME</w:t>
+            </w:r>
+          </w:p>
+        </w:tc>
+        <w:tc>
+          <w:tcPr>
+            <w:tcW w:w="1150" w:type="dxa"/>
+            <w:shd w:val="clear" w:color="auto" w:fill="auto"/>
+            <w:vAlign w:val="top"/>
+          </w:tcPr>
+          <w:p>
+            <w:pPr>
+              <w:keepNext w:val="0"/>
+              <w:keepLines w:val="0"/>
+              <w:widowControl/>
+              <w:suppressLineNumbers w:val="0"/>
+              <w:jc w:val="center"/>
+              <w:rPr>
+                <w:rFonts w:hint="eastAsia" w:ascii="Calibri" w:hAnsi="Calibri" w:eastAsia="宋体" w:cs="Calibri"/>
+                <w:color w:val="000000"/>
+                <w:kern w:val="0"/>
+                <w:sz w:val="21"/>
+                <w:szCs w:val="21"/>
+                <w:lang w:val="en-US" w:eastAsia="zh-CN" w:bidi="ar"/>
+              </w:rPr>
+            </w:pPr>
+            <w:r>
+              <w:rPr>
+                <w:rFonts w:hint="eastAsia" w:ascii="Calibri" w:hAnsi="Calibri" w:eastAsia="宋体" w:cs="Calibri"/>
+                <w:color w:val="000000"/>
+                <w:kern w:val="0"/>
+                <w:sz w:val="21"/>
+                <w:szCs w:val="21"/>
+                <w:lang w:val="en-US" w:eastAsia="zh-CN" w:bidi="ar"/>
+              </w:rPr>
+              <w:t>DATETIME</w:t>
+            </w:r>
+          </w:p>
+        </w:tc>
+        <w:tc>
+          <w:tcPr>
+            <w:tcW w:w="720" w:type="dxa"/>
+            <w:shd w:val="clear" w:color="auto" w:fill="auto"/>
+            <w:vAlign w:val="top"/>
+          </w:tcPr>
+          <w:p>
+            <w:pPr>
+              <w:keepNext w:val="0"/>
+              <w:keepLines w:val="0"/>
+              <w:widowControl/>
+              <w:suppressLineNumbers w:val="0"/>
+              <w:jc w:val="center"/>
+              <w:rPr>
+                <w:rFonts w:hint="eastAsia" w:ascii="Calibri" w:hAnsi="Calibri" w:eastAsia="宋体" w:cs="Calibri"/>
+                <w:color w:val="000000"/>
+                <w:kern w:val="0"/>
+                <w:sz w:val="21"/>
+                <w:szCs w:val="21"/>
+                <w:lang w:val="en-US" w:eastAsia="zh-CN" w:bidi="ar"/>
+              </w:rPr>
+            </w:pPr>
+            <w:r>
+              <w:rPr>
+                <w:rFonts w:hint="eastAsia" w:ascii="Calibri" w:hAnsi="Calibri" w:eastAsia="宋体" w:cs="Calibri"/>
+                <w:color w:val="000000"/>
+                <w:kern w:val="0"/>
+                <w:sz w:val="21"/>
+                <w:szCs w:val="21"/>
+                <w:lang w:val="en-US" w:eastAsia="zh-CN" w:bidi="ar"/>
+              </w:rPr>
+              <w:t>20</w:t>
+            </w:r>
+          </w:p>
+        </w:tc>
+        <w:tc>
+          <w:tcPr>
+            <w:tcW w:w="3310" w:type="dxa"/>
+            <w:shd w:val="clear" w:color="auto" w:fill="auto"/>
+            <w:vAlign w:val="top"/>
+          </w:tcPr>
+          <w:p>
+            <w:pPr>
+              <w:keepNext w:val="0"/>
+              <w:keepLines w:val="0"/>
+              <w:widowControl/>
+              <w:suppressLineNumbers w:val="0"/>
+              <w:jc w:val="center"/>
+              <w:rPr>
+                <w:rFonts w:hint="eastAsia" w:ascii="Calibri" w:hAnsi="Calibri" w:eastAsia="宋体" w:cs="Calibri"/>
+                <w:color w:val="000000"/>
+                <w:kern w:val="0"/>
+                <w:sz w:val="21"/>
+                <w:szCs w:val="21"/>
+                <w:lang w:val="en-US" w:eastAsia="zh-CN" w:bidi="ar"/>
+              </w:rPr>
+            </w:pPr>
+            <w:r>
+              <w:rPr>
+                <w:rFonts w:hint="eastAsia" w:ascii="Calibri" w:hAnsi="Calibri" w:eastAsia="宋体" w:cs="Calibri"/>
+                <w:color w:val="000000"/>
+                <w:kern w:val="0"/>
+                <w:sz w:val="21"/>
+                <w:szCs w:val="21"/>
+                <w:lang w:val="en-US" w:eastAsia="zh-CN" w:bidi="ar"/>
+              </w:rPr>
+              <w:t>入库时间</w:t>
             </w:r>
           </w:p>
         </w:tc>
@@ -6141,6 +6321,8 @@
         </w:rPr>
         <w:t>注：开发说明</w:t>
       </w:r>
+      <w:bookmarkStart w:id="0" w:name="_GoBack"/>
+      <w:bookmarkEnd w:id="0"/>
     </w:p>
     <w:p>
       <w:pPr>
@@ -19787,6 +19969,12 @@
             <w:insideH w:val="single" w:color="auto" w:sz="4" w:space="0"/>
             <w:insideV w:val="single" w:color="auto" w:sz="4" w:space="0"/>
           </w:tblBorders>
+          <w:tblCellMar>
+            <w:top w:w="0" w:type="dxa"/>
+            <w:left w:w="108" w:type="dxa"/>
+            <w:bottom w:w="0" w:type="dxa"/>
+            <w:right w:w="108" w:type="dxa"/>
+          </w:tblCellMar>
         </w:tblPrEx>
         <w:tc>
           <w:tcPr>
@@ -22823,6 +23011,12 @@
             <w:insideH w:val="single" w:color="auto" w:sz="4" w:space="0"/>
             <w:insideV w:val="single" w:color="auto" w:sz="4" w:space="0"/>
           </w:tblBorders>
+          <w:tblCellMar>
+            <w:top w:w="0" w:type="dxa"/>
+            <w:left w:w="108" w:type="dxa"/>
+            <w:bottom w:w="0" w:type="dxa"/>
+            <w:right w:w="108" w:type="dxa"/>
+          </w:tblCellMar>
         </w:tblPrEx>
         <w:tc>
           <w:tcPr>
@@ -24634,12 +24828,6 @@
             <w:insideH w:val="single" w:color="auto" w:sz="4" w:space="0"/>
             <w:insideV w:val="single" w:color="auto" w:sz="4" w:space="0"/>
           </w:tblBorders>
-          <w:tblCellMar>
-            <w:top w:w="0" w:type="dxa"/>
-            <w:left w:w="108" w:type="dxa"/>
-            <w:bottom w:w="0" w:type="dxa"/>
-            <w:right w:w="108" w:type="dxa"/>
-          </w:tblCellMar>
         </w:tblPrEx>
         <w:tc>
           <w:tcPr>
@@ -33013,12 +33201,6 @@
             <w:insideH w:val="single" w:color="auto" w:sz="4" w:space="0"/>
             <w:insideV w:val="single" w:color="auto" w:sz="4" w:space="0"/>
           </w:tblBorders>
-          <w:tblCellMar>
-            <w:top w:w="0" w:type="dxa"/>
-            <w:left w:w="108" w:type="dxa"/>
-            <w:bottom w:w="0" w:type="dxa"/>
-            <w:right w:w="108" w:type="dxa"/>
-          </w:tblCellMar>
         </w:tblPrEx>
         <w:tc>
           <w:tcPr>

--- a/智能实验室系统数据库结构说明.docx
+++ b/智能实验室系统数据库结构说明.docx
@@ -572,12 +572,6 @@
             <w:insideH w:val="single" w:color="auto" w:sz="4" w:space="0"/>
             <w:insideV w:val="single" w:color="auto" w:sz="4" w:space="0"/>
           </w:tblBorders>
-          <w:tblCellMar>
-            <w:top w:w="0" w:type="dxa"/>
-            <w:left w:w="108" w:type="dxa"/>
-            <w:bottom w:w="0" w:type="dxa"/>
-            <w:right w:w="108" w:type="dxa"/>
-          </w:tblCellMar>
         </w:tblPrEx>
         <w:trPr>
           <w:trHeight w:val="1945" w:hRule="atLeast"/>
@@ -3840,6 +3834,12 @@
             <w:insideH w:val="single" w:color="auto" w:sz="4" w:space="0"/>
             <w:insideV w:val="single" w:color="auto" w:sz="4" w:space="0"/>
           </w:tblBorders>
+          <w:tblCellMar>
+            <w:top w:w="0" w:type="dxa"/>
+            <w:left w:w="108" w:type="dxa"/>
+            <w:bottom w:w="0" w:type="dxa"/>
+            <w:right w:w="108" w:type="dxa"/>
+          </w:tblCellMar>
         </w:tblPrEx>
         <w:trPr>
           <w:trHeight w:val="273" w:hRule="atLeast"/>
@@ -6321,8 +6321,6 @@
         </w:rPr>
         <w:t>注：开发说明</w:t>
       </w:r>
-      <w:bookmarkStart w:id="0" w:name="_GoBack"/>
-      <w:bookmarkEnd w:id="0"/>
     </w:p>
     <w:p>
       <w:pPr>
@@ -24828,6 +24826,12 @@
             <w:insideH w:val="single" w:color="auto" w:sz="4" w:space="0"/>
             <w:insideV w:val="single" w:color="auto" w:sz="4" w:space="0"/>
           </w:tblBorders>
+          <w:tblCellMar>
+            <w:top w:w="0" w:type="dxa"/>
+            <w:left w:w="108" w:type="dxa"/>
+            <w:bottom w:w="0" w:type="dxa"/>
+            <w:right w:w="108" w:type="dxa"/>
+          </w:tblCellMar>
         </w:tblPrEx>
         <w:tc>
           <w:tcPr>
@@ -25166,12 +25170,6 @@
             <w:insideH w:val="single" w:color="auto" w:sz="4" w:space="0"/>
             <w:insideV w:val="single" w:color="auto" w:sz="4" w:space="0"/>
           </w:tblBorders>
-          <w:tblCellMar>
-            <w:top w:w="0" w:type="dxa"/>
-            <w:left w:w="108" w:type="dxa"/>
-            <w:bottom w:w="0" w:type="dxa"/>
-            <w:right w:w="108" w:type="dxa"/>
-          </w:tblCellMar>
         </w:tblPrEx>
         <w:tc>
           <w:tcPr>
@@ -33201,6 +33199,12 @@
             <w:insideH w:val="single" w:color="auto" w:sz="4" w:space="0"/>
             <w:insideV w:val="single" w:color="auto" w:sz="4" w:space="0"/>
           </w:tblBorders>
+          <w:tblCellMar>
+            <w:top w:w="0" w:type="dxa"/>
+            <w:left w:w="108" w:type="dxa"/>
+            <w:bottom w:w="0" w:type="dxa"/>
+            <w:right w:w="108" w:type="dxa"/>
+          </w:tblCellMar>
         </w:tblPrEx>
         <w:tc>
           <w:tcPr>
@@ -43684,6 +43688,79 @@
             </w:pPr>
             <w:r>
               <w:rPr>
+                <w:rFonts w:hint="eastAsia" w:cstheme="minorBidi"/>
+                <w:kern w:val="2"/>
+                <w:sz w:val="21"/>
+                <w:szCs w:val="24"/>
+                <w:vertAlign w:val="baseline"/>
+                <w:lang w:val="en-US" w:eastAsia="zh-CN" w:bidi="ar-SA"/>
+              </w:rPr>
+              <w:t>JSONB</w:t>
+            </w:r>
+          </w:p>
+        </w:tc>
+        <w:tc>
+          <w:tcPr>
+            <w:tcW w:w="710" w:type="dxa"/>
+            <w:shd w:val="clear" w:color="auto" w:fill="auto"/>
+            <w:vAlign w:val="center"/>
+          </w:tcPr>
+          <w:p>
+            <w:pPr>
+              <w:jc w:val="center"/>
+              <w:rPr>
+                <w:rFonts w:hint="default" w:asciiTheme="minorHAnsi" w:hAnsiTheme="minorHAnsi" w:eastAsiaTheme="minorEastAsia" w:cstheme="minorBidi"/>
+                <w:kern w:val="2"/>
+                <w:sz w:val="21"/>
+                <w:szCs w:val="24"/>
+                <w:vertAlign w:val="baseline"/>
+                <w:lang w:val="en-US" w:eastAsia="zh-CN" w:bidi="ar-SA"/>
+              </w:rPr>
+            </w:pPr>
+            <w:r>
+              <w:rPr>
+                <w:rFonts w:hint="eastAsia" w:cstheme="minorBidi"/>
+                <w:kern w:val="2"/>
+                <w:sz w:val="21"/>
+                <w:szCs w:val="24"/>
+                <w:vertAlign w:val="baseline"/>
+                <w:lang w:val="en-US" w:eastAsia="zh-CN" w:bidi="ar-SA"/>
+              </w:rPr>
+              <w:t>-</w:t>
+            </w:r>
+          </w:p>
+        </w:tc>
+        <w:tc>
+          <w:tcPr>
+            <w:tcW w:w="3330" w:type="dxa"/>
+            <w:shd w:val="clear" w:color="auto" w:fill="auto"/>
+            <w:vAlign w:val="center"/>
+          </w:tcPr>
+          <w:p>
+            <w:pPr>
+              <w:jc w:val="center"/>
+              <w:rPr>
+                <w:rFonts w:hint="eastAsia" w:asciiTheme="minorHAnsi" w:hAnsiTheme="minorHAnsi" w:eastAsiaTheme="minorEastAsia" w:cstheme="minorBidi"/>
+                <w:kern w:val="2"/>
+                <w:sz w:val="21"/>
+                <w:szCs w:val="24"/>
+                <w:vertAlign w:val="baseline"/>
+                <w:lang w:val="en-US" w:eastAsia="zh-CN" w:bidi="ar-SA"/>
+              </w:rPr>
+            </w:pPr>
+            <w:r>
+              <w:rPr>
+                <w:rFonts w:hint="eastAsia" w:cstheme="minorBidi"/>
+                <w:kern w:val="2"/>
+                <w:sz w:val="21"/>
+                <w:szCs w:val="24"/>
+                <w:vertAlign w:val="baseline"/>
+                <w:lang w:val="en-US" w:eastAsia="zh-CN" w:bidi="ar-SA"/>
+              </w:rPr>
+              <w:t>约束涉及</w:t>
+            </w:r>
+            <w:r>
+              <w:rPr>
                 <w:rFonts w:hint="default" w:cstheme="minorBidi"/>
                 <w:kern w:val="2"/>
                 <w:sz w:val="21"/>
@@ -43691,69 +43768,7 @@
                 <w:vertAlign w:val="baseline"/>
                 <w:lang w:val="en-US" w:eastAsia="zh-CN" w:bidi="ar-SA"/>
               </w:rPr>
-              <w:t>VARCHAR</w:t>
-            </w:r>
-          </w:p>
-        </w:tc>
-        <w:tc>
-          <w:tcPr>
-            <w:tcW w:w="710" w:type="dxa"/>
-            <w:shd w:val="clear" w:color="auto" w:fill="auto"/>
-            <w:vAlign w:val="center"/>
-          </w:tcPr>
-          <w:p>
-            <w:pPr>
-              <w:jc w:val="center"/>
-              <w:rPr>
-                <w:rFonts w:hint="default" w:asciiTheme="minorHAnsi" w:hAnsiTheme="minorHAnsi" w:eastAsiaTheme="minorEastAsia" w:cstheme="minorBidi"/>
-                <w:kern w:val="2"/>
-                <w:sz w:val="21"/>
-                <w:szCs w:val="24"/>
-                <w:vertAlign w:val="baseline"/>
-                <w:lang w:val="en-US" w:eastAsia="zh-CN" w:bidi="ar-SA"/>
-              </w:rPr>
-            </w:pPr>
-            <w:r>
-              <w:rPr>
-                <w:rFonts w:hint="eastAsia" w:cstheme="minorBidi"/>
-                <w:kern w:val="2"/>
-                <w:sz w:val="21"/>
-                <w:szCs w:val="24"/>
-                <w:vertAlign w:val="baseline"/>
-                <w:lang w:val="en-US" w:eastAsia="zh-CN" w:bidi="ar-SA"/>
-              </w:rPr>
-              <w:t>255</w:t>
-            </w:r>
-          </w:p>
-        </w:tc>
-        <w:tc>
-          <w:tcPr>
-            <w:tcW w:w="3330" w:type="dxa"/>
-            <w:shd w:val="clear" w:color="auto" w:fill="auto"/>
-            <w:vAlign w:val="center"/>
-          </w:tcPr>
-          <w:p>
-            <w:pPr>
-              <w:jc w:val="center"/>
-              <w:rPr>
-                <w:rFonts w:hint="eastAsia" w:asciiTheme="minorHAnsi" w:hAnsiTheme="minorHAnsi" w:eastAsiaTheme="minorEastAsia" w:cstheme="minorBidi"/>
-                <w:kern w:val="2"/>
-                <w:sz w:val="21"/>
-                <w:szCs w:val="24"/>
-                <w:vertAlign w:val="baseline"/>
-                <w:lang w:val="en-US" w:eastAsia="zh-CN" w:bidi="ar-SA"/>
-              </w:rPr>
-            </w:pPr>
-            <w:r>
-              <w:rPr>
-                <w:rFonts w:hint="default" w:cstheme="minorBidi"/>
-                <w:kern w:val="2"/>
-                <w:sz w:val="21"/>
-                <w:szCs w:val="24"/>
-                <w:vertAlign w:val="baseline"/>
-                <w:lang w:val="en-US" w:eastAsia="zh-CN" w:bidi="ar-SA"/>
-              </w:rPr>
-              <w:t>被观测的变量名</w:t>
+              <w:t>的变量名</w:t>
             </w:r>
           </w:p>
         </w:tc>
@@ -43826,14 +43841,14 @@
             </w:pPr>
             <w:r>
               <w:rPr>
-                <w:rFonts w:hint="default" w:cstheme="minorBidi"/>
-                <w:kern w:val="2"/>
-                <w:sz w:val="21"/>
-                <w:szCs w:val="24"/>
-                <w:vertAlign w:val="baseline"/>
-                <w:lang w:val="en-US" w:eastAsia="zh-CN" w:bidi="ar-SA"/>
-              </w:rPr>
-              <w:t>EXPECTED_CONDITION</w:t>
+                <w:rFonts w:hint="eastAsia" w:cstheme="minorBidi"/>
+                <w:kern w:val="2"/>
+                <w:sz w:val="21"/>
+                <w:szCs w:val="24"/>
+                <w:vertAlign w:val="baseline"/>
+                <w:lang w:val="en-US" w:eastAsia="zh-CN" w:bidi="ar-SA"/>
+              </w:rPr>
+              <w:t>EXPRESSION</w:t>
             </w:r>
           </w:p>
         </w:tc>
@@ -43919,14 +43934,14 @@
             </w:pPr>
             <w:r>
               <w:rPr>
-                <w:rFonts w:hint="default" w:cstheme="minorBidi"/>
-                <w:kern w:val="2"/>
-                <w:sz w:val="21"/>
-                <w:szCs w:val="24"/>
-                <w:vertAlign w:val="baseline"/>
-                <w:lang w:val="en-US" w:eastAsia="zh-CN" w:bidi="ar-SA"/>
-              </w:rPr>
-              <w:t>预期条件（如 LT 200）</w:t>
+                <w:rFonts w:hint="eastAsia" w:cstheme="minorBidi"/>
+                <w:kern w:val="2"/>
+                <w:sz w:val="21"/>
+                <w:szCs w:val="24"/>
+                <w:vertAlign w:val="baseline"/>
+                <w:lang w:val="en-US" w:eastAsia="zh-CN" w:bidi="ar-SA"/>
+              </w:rPr>
+              <w:t>约束表达式</w:t>
             </w:r>
           </w:p>
         </w:tc>
@@ -44099,8 +44114,10 @@
                 <w:vertAlign w:val="baseline"/>
                 <w:lang w:val="en-US" w:eastAsia="zh-CN" w:bidi="ar-SA"/>
               </w:rPr>
-              <w:t>实际值（如 215.7）</w:t>
-            </w:r>
+              <w:t>实际值</w:t>
+            </w:r>
+            <w:bookmarkStart w:id="0" w:name="_GoBack"/>
+            <w:bookmarkEnd w:id="0"/>
           </w:p>
         </w:tc>
       </w:tr>

--- a/智能实验室系统数据库结构说明.docx
+++ b/智能实验室系统数据库结构说明.docx
@@ -572,6 +572,12 @@
             <w:insideH w:val="single" w:color="auto" w:sz="4" w:space="0"/>
             <w:insideV w:val="single" w:color="auto" w:sz="4" w:space="0"/>
           </w:tblBorders>
+          <w:tblCellMar>
+            <w:top w:w="0" w:type="dxa"/>
+            <w:left w:w="108" w:type="dxa"/>
+            <w:bottom w:w="0" w:type="dxa"/>
+            <w:right w:w="108" w:type="dxa"/>
+          </w:tblCellMar>
         </w:tblPrEx>
         <w:trPr>
           <w:trHeight w:val="1945" w:hRule="atLeast"/>
@@ -1427,23 +1433,6 @@
     </w:p>
     <w:p>
       <w:pPr>
-        <w:bidi w:val="0"/>
-        <w:rPr>
-          <w:rFonts w:hint="eastAsia"/>
-          <w:color w:val="FF0000"/>
-          <w:lang w:val="en-US" w:eastAsia="zh-CN"/>
-        </w:rPr>
-      </w:pPr>
-      <w:r>
-        <w:rPr>
-          <w:rFonts w:hint="eastAsia"/>
-          <w:color w:val="FF0000"/>
-        </w:rPr>
-        <w:t>用在整体架构思想上。 它同时向下指导数据库该建哪些表（实体对应），向上指导后端该建哪些类和服务（行为对应）。数据库存的是元组中的静态部分，后端实现的是元组中的动态行为。</w:t>
-      </w:r>
-    </w:p>
-    <w:p>
-      <w:pPr>
         <w:pStyle w:val="2"/>
         <w:bidi w:val="0"/>
         <w:jc w:val="both"/>
@@ -1452,6 +1441,8 @@
           <w:lang w:val="en-US" w:eastAsia="zh-CN"/>
         </w:rPr>
       </w:pPr>
+      <w:bookmarkStart w:id="0" w:name="_GoBack"/>
+      <w:bookmarkEnd w:id="0"/>
       <w:r>
         <w:rPr>
           <w:rFonts w:hint="eastAsia"/>
@@ -6307,3029 +6298,6 @@
     </w:tbl>
     <w:p>
       <w:pPr>
-        <w:pStyle w:val="4"/>
-        <w:bidi w:val="0"/>
-        <w:rPr>
-          <w:rFonts w:hint="default"/>
-          <w:lang w:val="en-US" w:eastAsia="zh-CN"/>
-        </w:rPr>
-      </w:pPr>
-      <w:r>
-        <w:rPr>
-          <w:rFonts w:hint="eastAsia"/>
-          <w:lang w:val="en-US" w:eastAsia="zh-CN"/>
-        </w:rPr>
-        <w:t>注：开发说明</w:t>
-      </w:r>
-    </w:p>
-    <w:p>
-      <w:pPr>
-        <w:keepNext w:val="0"/>
-        <w:keepLines w:val="0"/>
-        <w:widowControl/>
-        <w:suppressLineNumbers w:val="0"/>
-        <w:shd w:val="clear" w:fill="121314"/>
-        <w:spacing w:line="228" w:lineRule="atLeast"/>
-        <w:jc w:val="left"/>
-        <w:rPr>
-          <w:rFonts w:hint="default" w:ascii="Consolas" w:hAnsi="Consolas" w:eastAsia="Consolas" w:cs="Consolas"/>
-          <w:b w:val="0"/>
-          <w:bCs w:val="0"/>
-          <w:color w:val="BBBEBF"/>
-          <w:sz w:val="16"/>
-          <w:szCs w:val="16"/>
-        </w:rPr>
-      </w:pPr>
-      <w:r>
-        <w:rPr>
-          <w:rFonts w:hint="default" w:ascii="Consolas" w:hAnsi="Consolas" w:eastAsia="Consolas" w:cs="Consolas"/>
-          <w:b/>
-          <w:bCs/>
-          <w:color w:val="79C0FF"/>
-          <w:kern w:val="0"/>
-          <w:sz w:val="16"/>
-          <w:szCs w:val="16"/>
-          <w:shd w:val="clear" w:fill="121314"/>
-          <w:lang w:val="en-US" w:eastAsia="zh-CN" w:bidi="ar"/>
-        </w:rPr>
-        <w:t>## 2. 业务需求说明 (PRD)</w:t>
-      </w:r>
-    </w:p>
-    <w:p>
-      <w:pPr>
-        <w:keepNext w:val="0"/>
-        <w:keepLines w:val="0"/>
-        <w:widowControl/>
-        <w:suppressLineNumbers w:val="0"/>
-        <w:shd w:val="clear" w:fill="121314"/>
-        <w:spacing w:line="228" w:lineRule="atLeast"/>
-        <w:jc w:val="left"/>
-        <w:rPr>
-          <w:rFonts w:hint="default" w:ascii="Consolas" w:hAnsi="Consolas" w:eastAsia="Consolas" w:cs="Consolas"/>
-          <w:b w:val="0"/>
-          <w:bCs w:val="0"/>
-          <w:color w:val="BBBEBF"/>
-          <w:sz w:val="16"/>
-          <w:szCs w:val="16"/>
-        </w:rPr>
-      </w:pPr>
-      <w:r>
-        <w:rPr>
-          <w:rFonts w:hint="default" w:ascii="Consolas" w:hAnsi="Consolas" w:eastAsia="Consolas" w:cs="Consolas"/>
-          <w:b/>
-          <w:bCs/>
-          <w:color w:val="79C0FF"/>
-          <w:kern w:val="0"/>
-          <w:sz w:val="16"/>
-          <w:szCs w:val="16"/>
-          <w:shd w:val="clear" w:fill="121314"/>
-          <w:lang w:val="en-US" w:eastAsia="zh-CN" w:bidi="ar"/>
-        </w:rPr>
-        <w:t>### 2.1 核心工作流</w:t>
-      </w:r>
-    </w:p>
-    <w:p>
-      <w:pPr>
-        <w:keepNext w:val="0"/>
-        <w:keepLines w:val="0"/>
-        <w:widowControl/>
-        <w:suppressLineNumbers w:val="0"/>
-        <w:shd w:val="clear" w:fill="121314"/>
-        <w:spacing w:line="228" w:lineRule="atLeast"/>
-        <w:jc w:val="left"/>
-      </w:pPr>
-      <w:r>
-        <w:rPr>
-          <w:rFonts w:hint="default" w:ascii="Consolas" w:hAnsi="Consolas" w:eastAsia="Consolas" w:cs="Consolas"/>
-          <w:b w:val="0"/>
-          <w:bCs w:val="0"/>
-          <w:color w:val="BBBEBF"/>
-          <w:kern w:val="0"/>
-          <w:sz w:val="16"/>
-          <w:szCs w:val="16"/>
-          <w:shd w:val="clear" w:fill="121314"/>
-          <w:lang w:val="en-US" w:eastAsia="zh-CN" w:bidi="ar"/>
-        </w:rPr>
-        <w:t>整个数据生命周期分为“保底全自动”与“高阶自定义”两条动线：</w:t>
-      </w:r>
-    </w:p>
-    <w:p>
-      <w:pPr>
-        <w:keepNext w:val="0"/>
-        <w:keepLines w:val="0"/>
-        <w:widowControl/>
-        <w:suppressLineNumbers w:val="0"/>
-        <w:shd w:val="clear" w:fill="121314"/>
-        <w:spacing w:line="228" w:lineRule="atLeast"/>
-        <w:jc w:val="left"/>
-        <w:rPr>
-          <w:rFonts w:hint="default" w:ascii="Consolas" w:hAnsi="Consolas" w:eastAsia="Consolas" w:cs="Consolas"/>
-          <w:b w:val="0"/>
-          <w:bCs w:val="0"/>
-          <w:color w:val="BBBEBF"/>
-          <w:sz w:val="16"/>
-          <w:szCs w:val="16"/>
-        </w:rPr>
-      </w:pPr>
-      <w:r>
-        <w:rPr>
-          <w:rFonts w:hint="default" w:ascii="Consolas" w:hAnsi="Consolas" w:eastAsia="Consolas" w:cs="Consolas"/>
-          <w:b/>
-          <w:bCs/>
-          <w:color w:val="C9D1D9"/>
-          <w:kern w:val="0"/>
-          <w:sz w:val="16"/>
-          <w:szCs w:val="16"/>
-          <w:shd w:val="clear" w:fill="121314"/>
-          <w:lang w:val="en-US" w:eastAsia="zh-CN" w:bidi="ar"/>
-        </w:rPr>
-        <w:t>**动线一：设备入场全自动采集（保底，零门槛）**</w:t>
-      </w:r>
-    </w:p>
-    <w:p>
-      <w:pPr>
-        <w:keepNext w:val="0"/>
-        <w:keepLines w:val="0"/>
-        <w:widowControl/>
-        <w:suppressLineNumbers w:val="0"/>
-        <w:shd w:val="clear" w:fill="121314"/>
-        <w:spacing w:line="228" w:lineRule="atLeast"/>
-        <w:jc w:val="left"/>
-        <w:rPr>
-          <w:rFonts w:hint="default" w:ascii="Consolas" w:hAnsi="Consolas" w:eastAsia="Consolas" w:cs="Consolas"/>
-          <w:b w:val="0"/>
-          <w:bCs w:val="0"/>
-          <w:color w:val="BBBEBF"/>
-          <w:sz w:val="16"/>
-          <w:szCs w:val="16"/>
-        </w:rPr>
-      </w:pPr>
-      <w:r>
-        <w:rPr>
-          <w:rFonts w:hint="default" w:ascii="Consolas" w:hAnsi="Consolas" w:eastAsia="Consolas" w:cs="Consolas"/>
-          <w:b w:val="0"/>
-          <w:bCs w:val="0"/>
-          <w:color w:val="FFA657"/>
-          <w:kern w:val="0"/>
-          <w:sz w:val="16"/>
-          <w:szCs w:val="16"/>
-          <w:shd w:val="clear" w:fill="121314"/>
-          <w:lang w:val="en-US" w:eastAsia="zh-CN" w:bidi="ar"/>
-        </w:rPr>
-        <w:t>1.</w:t>
-      </w:r>
-      <w:r>
-        <w:rPr>
-          <w:rFonts w:hint="default" w:ascii="Consolas" w:hAnsi="Consolas" w:eastAsia="Consolas" w:cs="Consolas"/>
-          <w:b w:val="0"/>
-          <w:bCs w:val="0"/>
-          <w:color w:val="BBBEBF"/>
-          <w:kern w:val="0"/>
-          <w:sz w:val="16"/>
-          <w:szCs w:val="16"/>
-          <w:shd w:val="clear" w:fill="121314"/>
-          <w:lang w:val="en-US" w:eastAsia="zh-CN" w:bidi="ar"/>
-        </w:rPr>
-        <w:t xml:space="preserve"> </w:t>
-      </w:r>
-      <w:r>
-        <w:rPr>
-          <w:rFonts w:hint="default" w:ascii="Consolas" w:hAnsi="Consolas" w:eastAsia="Consolas" w:cs="Consolas"/>
-          <w:b/>
-          <w:bCs/>
-          <w:color w:val="C9D1D9"/>
-          <w:kern w:val="0"/>
-          <w:sz w:val="16"/>
-          <w:szCs w:val="16"/>
-          <w:shd w:val="clear" w:fill="121314"/>
-          <w:lang w:val="en-US" w:eastAsia="zh-CN" w:bidi="ar"/>
-        </w:rPr>
-        <w:t>**定义模型**</w:t>
-      </w:r>
-      <w:r>
-        <w:rPr>
-          <w:rFonts w:hint="default" w:ascii="Consolas" w:hAnsi="Consolas" w:eastAsia="Consolas" w:cs="Consolas"/>
-          <w:b w:val="0"/>
-          <w:bCs w:val="0"/>
-          <w:color w:val="BBBEBF"/>
-          <w:kern w:val="0"/>
-          <w:sz w:val="16"/>
-          <w:szCs w:val="16"/>
-          <w:shd w:val="clear" w:fill="121314"/>
-          <w:lang w:val="en-US" w:eastAsia="zh-CN" w:bidi="ar"/>
-        </w:rPr>
-        <w:t>：管理员在创建“反应釜”设备模型时，配置该设备拥有哪些属性（如温度、压力），并定义一个默认的《基础监控数据模板》。</w:t>
-      </w:r>
-    </w:p>
-    <w:p>
-      <w:pPr>
-        <w:keepNext w:val="0"/>
-        <w:keepLines w:val="0"/>
-        <w:widowControl/>
-        <w:suppressLineNumbers w:val="0"/>
-        <w:shd w:val="clear" w:fill="121314"/>
-        <w:spacing w:line="228" w:lineRule="atLeast"/>
-        <w:jc w:val="left"/>
-        <w:rPr>
-          <w:rFonts w:hint="default" w:ascii="Consolas" w:hAnsi="Consolas" w:eastAsia="Consolas" w:cs="Consolas"/>
-          <w:b w:val="0"/>
-          <w:bCs w:val="0"/>
-          <w:color w:val="BBBEBF"/>
-          <w:sz w:val="16"/>
-          <w:szCs w:val="16"/>
-        </w:rPr>
-      </w:pPr>
-      <w:r>
-        <w:rPr>
-          <w:rFonts w:hint="default" w:ascii="Consolas" w:hAnsi="Consolas" w:eastAsia="Consolas" w:cs="Consolas"/>
-          <w:b w:val="0"/>
-          <w:bCs w:val="0"/>
-          <w:color w:val="FFA657"/>
-          <w:kern w:val="0"/>
-          <w:sz w:val="16"/>
-          <w:szCs w:val="16"/>
-          <w:shd w:val="clear" w:fill="121314"/>
-          <w:lang w:val="en-US" w:eastAsia="zh-CN" w:bidi="ar"/>
-        </w:rPr>
-        <w:t>2.</w:t>
-      </w:r>
-      <w:r>
-        <w:rPr>
-          <w:rFonts w:hint="default" w:ascii="Consolas" w:hAnsi="Consolas" w:eastAsia="Consolas" w:cs="Consolas"/>
-          <w:b w:val="0"/>
-          <w:bCs w:val="0"/>
-          <w:color w:val="BBBEBF"/>
-          <w:kern w:val="0"/>
-          <w:sz w:val="16"/>
-          <w:szCs w:val="16"/>
-          <w:shd w:val="clear" w:fill="121314"/>
-          <w:lang w:val="en-US" w:eastAsia="zh-CN" w:bidi="ar"/>
-        </w:rPr>
-        <w:t xml:space="preserve"> </w:t>
-      </w:r>
-      <w:r>
-        <w:rPr>
-          <w:rFonts w:hint="default" w:ascii="Consolas" w:hAnsi="Consolas" w:eastAsia="Consolas" w:cs="Consolas"/>
-          <w:b/>
-          <w:bCs/>
-          <w:color w:val="C9D1D9"/>
-          <w:kern w:val="0"/>
-          <w:sz w:val="16"/>
-          <w:szCs w:val="16"/>
-          <w:shd w:val="clear" w:fill="121314"/>
-          <w:lang w:val="en-US" w:eastAsia="zh-CN" w:bidi="ar"/>
-        </w:rPr>
-        <w:t>**设备实例化**</w:t>
-      </w:r>
-      <w:r>
-        <w:rPr>
-          <w:rFonts w:hint="default" w:ascii="Consolas" w:hAnsi="Consolas" w:eastAsia="Consolas" w:cs="Consolas"/>
-          <w:b w:val="0"/>
-          <w:bCs w:val="0"/>
-          <w:color w:val="BBBEBF"/>
-          <w:kern w:val="0"/>
-          <w:sz w:val="16"/>
-          <w:szCs w:val="16"/>
-          <w:shd w:val="clear" w:fill="121314"/>
-          <w:lang w:val="en-US" w:eastAsia="zh-CN" w:bidi="ar"/>
-        </w:rPr>
-        <w:t>：实验员购入新设备并在系统中“添加 1号反应釜”时，系统</w:t>
-      </w:r>
-      <w:r>
-        <w:rPr>
-          <w:rFonts w:hint="default" w:ascii="Consolas" w:hAnsi="Consolas" w:eastAsia="Consolas" w:cs="Consolas"/>
-          <w:b/>
-          <w:bCs/>
-          <w:color w:val="C9D1D9"/>
-          <w:kern w:val="0"/>
-          <w:sz w:val="16"/>
-          <w:szCs w:val="16"/>
-          <w:shd w:val="clear" w:fill="121314"/>
-          <w:lang w:val="en-US" w:eastAsia="zh-CN" w:bidi="ar"/>
-        </w:rPr>
-        <w:t>**自动**</w:t>
-      </w:r>
-      <w:r>
-        <w:rPr>
-          <w:rFonts w:hint="default" w:ascii="Consolas" w:hAnsi="Consolas" w:eastAsia="Consolas" w:cs="Consolas"/>
-          <w:b w:val="0"/>
-          <w:bCs w:val="0"/>
-          <w:color w:val="BBBEBF"/>
-          <w:kern w:val="0"/>
-          <w:sz w:val="16"/>
-          <w:szCs w:val="16"/>
-          <w:shd w:val="clear" w:fill="121314"/>
-          <w:lang w:val="en-US" w:eastAsia="zh-CN" w:bidi="ar"/>
-        </w:rPr>
-        <w:t>根据模型携带的默认模板，在底层建好专属的物理数据表，并绑定设备。</w:t>
-      </w:r>
-    </w:p>
-    <w:p>
-      <w:pPr>
-        <w:keepNext w:val="0"/>
-        <w:keepLines w:val="0"/>
-        <w:widowControl/>
-        <w:suppressLineNumbers w:val="0"/>
-        <w:shd w:val="clear" w:fill="121314"/>
-        <w:spacing w:line="228" w:lineRule="atLeast"/>
-        <w:jc w:val="left"/>
-      </w:pPr>
-      <w:r>
-        <w:rPr>
-          <w:rFonts w:hint="default" w:ascii="Consolas" w:hAnsi="Consolas" w:eastAsia="Consolas" w:cs="Consolas"/>
-          <w:b w:val="0"/>
-          <w:bCs w:val="0"/>
-          <w:color w:val="FFA657"/>
-          <w:kern w:val="0"/>
-          <w:sz w:val="16"/>
-          <w:szCs w:val="16"/>
-          <w:shd w:val="clear" w:fill="121314"/>
-          <w:lang w:val="en-US" w:eastAsia="zh-CN" w:bidi="ar"/>
-        </w:rPr>
-        <w:t>3.</w:t>
-      </w:r>
-      <w:r>
-        <w:rPr>
-          <w:rFonts w:hint="default" w:ascii="Consolas" w:hAnsi="Consolas" w:eastAsia="Consolas" w:cs="Consolas"/>
-          <w:b w:val="0"/>
-          <w:bCs w:val="0"/>
-          <w:color w:val="BBBEBF"/>
-          <w:kern w:val="0"/>
-          <w:sz w:val="16"/>
-          <w:szCs w:val="16"/>
-          <w:shd w:val="clear" w:fill="121314"/>
-          <w:lang w:val="en-US" w:eastAsia="zh-CN" w:bidi="ar"/>
-        </w:rPr>
-        <w:t xml:space="preserve"> </w:t>
-      </w:r>
-      <w:r>
-        <w:rPr>
-          <w:rFonts w:hint="default" w:ascii="Consolas" w:hAnsi="Consolas" w:eastAsia="Consolas" w:cs="Consolas"/>
-          <w:b/>
-          <w:bCs/>
-          <w:color w:val="C9D1D9"/>
-          <w:kern w:val="0"/>
-          <w:sz w:val="16"/>
-          <w:szCs w:val="16"/>
-          <w:shd w:val="clear" w:fill="121314"/>
-          <w:lang w:val="en-US" w:eastAsia="zh-CN" w:bidi="ar"/>
-        </w:rPr>
-        <w:t>**开箱即用**</w:t>
-      </w:r>
-      <w:r>
-        <w:rPr>
-          <w:rFonts w:hint="default" w:ascii="Consolas" w:hAnsi="Consolas" w:eastAsia="Consolas" w:cs="Consolas"/>
-          <w:b w:val="0"/>
-          <w:bCs w:val="0"/>
-          <w:color w:val="BBBEBF"/>
-          <w:kern w:val="0"/>
-          <w:sz w:val="16"/>
-          <w:szCs w:val="16"/>
-          <w:shd w:val="clear" w:fill="121314"/>
-          <w:lang w:val="en-US" w:eastAsia="zh-CN" w:bidi="ar"/>
-        </w:rPr>
-        <w:t>：实验员进入设备详情，无需任何配置，即可看到该设备的实时数据曲线。</w:t>
-      </w:r>
-    </w:p>
-    <w:p>
-      <w:pPr>
-        <w:keepNext w:val="0"/>
-        <w:keepLines w:val="0"/>
-        <w:widowControl/>
-        <w:suppressLineNumbers w:val="0"/>
-        <w:shd w:val="clear" w:fill="121314"/>
-        <w:spacing w:line="228" w:lineRule="atLeast"/>
-        <w:jc w:val="left"/>
-        <w:rPr>
-          <w:rFonts w:hint="default" w:ascii="Consolas" w:hAnsi="Consolas" w:eastAsia="Consolas" w:cs="Consolas"/>
-          <w:b w:val="0"/>
-          <w:bCs w:val="0"/>
-          <w:color w:val="BBBEBF"/>
-          <w:sz w:val="16"/>
-          <w:szCs w:val="16"/>
-        </w:rPr>
-      </w:pPr>
-      <w:r>
-        <w:rPr>
-          <w:rFonts w:hint="default" w:ascii="Consolas" w:hAnsi="Consolas" w:eastAsia="Consolas" w:cs="Consolas"/>
-          <w:b/>
-          <w:bCs/>
-          <w:color w:val="C9D1D9"/>
-          <w:kern w:val="0"/>
-          <w:sz w:val="16"/>
-          <w:szCs w:val="16"/>
-          <w:shd w:val="clear" w:fill="121314"/>
-          <w:lang w:val="en-US" w:eastAsia="zh-CN" w:bidi="ar"/>
-        </w:rPr>
-        <w:t>**动线二：数据中心高阶自由定制（高自由度）**</w:t>
-      </w:r>
-    </w:p>
-    <w:p>
-      <w:pPr>
-        <w:keepNext w:val="0"/>
-        <w:keepLines w:val="0"/>
-        <w:widowControl/>
-        <w:suppressLineNumbers w:val="0"/>
-        <w:shd w:val="clear" w:fill="121314"/>
-        <w:spacing w:line="228" w:lineRule="atLeast"/>
-        <w:jc w:val="left"/>
-        <w:rPr>
-          <w:rFonts w:hint="default" w:ascii="Consolas" w:hAnsi="Consolas" w:eastAsia="Consolas" w:cs="Consolas"/>
-          <w:b w:val="0"/>
-          <w:bCs w:val="0"/>
-          <w:color w:val="BBBEBF"/>
-          <w:sz w:val="16"/>
-          <w:szCs w:val="16"/>
-        </w:rPr>
-      </w:pPr>
-      <w:r>
-        <w:rPr>
-          <w:rFonts w:hint="default" w:ascii="Consolas" w:hAnsi="Consolas" w:eastAsia="Consolas" w:cs="Consolas"/>
-          <w:b w:val="0"/>
-          <w:bCs w:val="0"/>
-          <w:color w:val="FFA657"/>
-          <w:kern w:val="0"/>
-          <w:sz w:val="16"/>
-          <w:szCs w:val="16"/>
-          <w:shd w:val="clear" w:fill="121314"/>
-          <w:lang w:val="en-US" w:eastAsia="zh-CN" w:bidi="ar"/>
-        </w:rPr>
-        <w:t>1.</w:t>
-      </w:r>
-      <w:r>
-        <w:rPr>
-          <w:rFonts w:hint="default" w:ascii="Consolas" w:hAnsi="Consolas" w:eastAsia="Consolas" w:cs="Consolas"/>
-          <w:b w:val="0"/>
-          <w:bCs w:val="0"/>
-          <w:color w:val="BBBEBF"/>
-          <w:kern w:val="0"/>
-          <w:sz w:val="16"/>
-          <w:szCs w:val="16"/>
-          <w:shd w:val="clear" w:fill="121314"/>
-          <w:lang w:val="en-US" w:eastAsia="zh-CN" w:bidi="ar"/>
-        </w:rPr>
-        <w:t xml:space="preserve"> </w:t>
-      </w:r>
-      <w:r>
-        <w:rPr>
-          <w:rFonts w:hint="default" w:ascii="Consolas" w:hAnsi="Consolas" w:eastAsia="Consolas" w:cs="Consolas"/>
-          <w:b/>
-          <w:bCs/>
-          <w:color w:val="C9D1D9"/>
-          <w:kern w:val="0"/>
-          <w:sz w:val="16"/>
-          <w:szCs w:val="16"/>
-          <w:shd w:val="clear" w:fill="121314"/>
-          <w:lang w:val="en-US" w:eastAsia="zh-CN" w:bidi="ar"/>
-        </w:rPr>
-        <w:t>**总览资产**</w:t>
-      </w:r>
-      <w:r>
-        <w:rPr>
-          <w:rFonts w:hint="default" w:ascii="Consolas" w:hAnsi="Consolas" w:eastAsia="Consolas" w:cs="Consolas"/>
-          <w:b w:val="0"/>
-          <w:bCs w:val="0"/>
-          <w:color w:val="BBBEBF"/>
-          <w:kern w:val="0"/>
-          <w:sz w:val="16"/>
-          <w:szCs w:val="16"/>
-          <w:shd w:val="clear" w:fill="121314"/>
-          <w:lang w:val="en-US" w:eastAsia="zh-CN" w:bidi="ar"/>
-        </w:rPr>
-        <w:t>：高级用户在【数据中心】可以查看全系统所有设备自动创建的底层数据表，以及全系统的模板库。</w:t>
-      </w:r>
-    </w:p>
-    <w:p>
-      <w:pPr>
-        <w:keepNext w:val="0"/>
-        <w:keepLines w:val="0"/>
-        <w:widowControl/>
-        <w:suppressLineNumbers w:val="0"/>
-        <w:shd w:val="clear" w:fill="121314"/>
-        <w:spacing w:line="228" w:lineRule="atLeast"/>
-        <w:jc w:val="left"/>
-        <w:rPr>
-          <w:rFonts w:hint="default" w:ascii="Consolas" w:hAnsi="Consolas" w:eastAsia="Consolas" w:cs="Consolas"/>
-          <w:b w:val="0"/>
-          <w:bCs w:val="0"/>
-          <w:color w:val="BBBEBF"/>
-          <w:sz w:val="16"/>
-          <w:szCs w:val="16"/>
-        </w:rPr>
-      </w:pPr>
-      <w:r>
-        <w:rPr>
-          <w:rFonts w:hint="default" w:ascii="Consolas" w:hAnsi="Consolas" w:eastAsia="Consolas" w:cs="Consolas"/>
-          <w:b w:val="0"/>
-          <w:bCs w:val="0"/>
-          <w:color w:val="FFA657"/>
-          <w:kern w:val="0"/>
-          <w:sz w:val="16"/>
-          <w:szCs w:val="16"/>
-          <w:shd w:val="clear" w:fill="121314"/>
-          <w:lang w:val="en-US" w:eastAsia="zh-CN" w:bidi="ar"/>
-        </w:rPr>
-        <w:t>2.</w:t>
-      </w:r>
-      <w:r>
-        <w:rPr>
-          <w:rFonts w:hint="default" w:ascii="Consolas" w:hAnsi="Consolas" w:eastAsia="Consolas" w:cs="Consolas"/>
-          <w:b w:val="0"/>
-          <w:bCs w:val="0"/>
-          <w:color w:val="BBBEBF"/>
-          <w:kern w:val="0"/>
-          <w:sz w:val="16"/>
-          <w:szCs w:val="16"/>
-          <w:shd w:val="clear" w:fill="121314"/>
-          <w:lang w:val="en-US" w:eastAsia="zh-CN" w:bidi="ar"/>
-        </w:rPr>
-        <w:t xml:space="preserve"> </w:t>
-      </w:r>
-      <w:r>
-        <w:rPr>
-          <w:rFonts w:hint="default" w:ascii="Consolas" w:hAnsi="Consolas" w:eastAsia="Consolas" w:cs="Consolas"/>
-          <w:b/>
-          <w:bCs/>
-          <w:color w:val="C9D1D9"/>
-          <w:kern w:val="0"/>
-          <w:sz w:val="16"/>
-          <w:szCs w:val="16"/>
-          <w:shd w:val="clear" w:fill="121314"/>
-          <w:lang w:val="en-US" w:eastAsia="zh-CN" w:bidi="ar"/>
-        </w:rPr>
-        <w:t>**自定义模板**</w:t>
-      </w:r>
-      <w:r>
-        <w:rPr>
-          <w:rFonts w:hint="default" w:ascii="Consolas" w:hAnsi="Consolas" w:eastAsia="Consolas" w:cs="Consolas"/>
-          <w:b w:val="0"/>
-          <w:bCs w:val="0"/>
-          <w:color w:val="BBBEBF"/>
-          <w:kern w:val="0"/>
-          <w:sz w:val="16"/>
-          <w:szCs w:val="16"/>
-          <w:shd w:val="clear" w:fill="121314"/>
-          <w:lang w:val="en-US" w:eastAsia="zh-CN" w:bidi="ar"/>
-        </w:rPr>
-        <w:t>：用户可在数据中心按需新建特殊的模板（例如：只采集压力的《高压报警专项模板》）。</w:t>
-      </w:r>
-    </w:p>
-    <w:p>
-      <w:pPr>
-        <w:keepNext w:val="0"/>
-        <w:keepLines w:val="0"/>
-        <w:widowControl/>
-        <w:suppressLineNumbers w:val="0"/>
-        <w:shd w:val="clear" w:fill="121314"/>
-        <w:spacing w:line="228" w:lineRule="atLeast"/>
-        <w:jc w:val="left"/>
-      </w:pPr>
-      <w:r>
-        <w:rPr>
-          <w:rFonts w:hint="default" w:ascii="Consolas" w:hAnsi="Consolas" w:eastAsia="Consolas" w:cs="Consolas"/>
-          <w:b w:val="0"/>
-          <w:bCs w:val="0"/>
-          <w:color w:val="FFA657"/>
-          <w:kern w:val="0"/>
-          <w:sz w:val="16"/>
-          <w:szCs w:val="16"/>
-          <w:shd w:val="clear" w:fill="121314"/>
-          <w:lang w:val="en-US" w:eastAsia="zh-CN" w:bidi="ar"/>
-        </w:rPr>
-        <w:t>3.</w:t>
-      </w:r>
-      <w:r>
-        <w:rPr>
-          <w:rFonts w:hint="default" w:ascii="Consolas" w:hAnsi="Consolas" w:eastAsia="Consolas" w:cs="Consolas"/>
-          <w:b w:val="0"/>
-          <w:bCs w:val="0"/>
-          <w:color w:val="BBBEBF"/>
-          <w:kern w:val="0"/>
-          <w:sz w:val="16"/>
-          <w:szCs w:val="16"/>
-          <w:shd w:val="clear" w:fill="121314"/>
-          <w:lang w:val="en-US" w:eastAsia="zh-CN" w:bidi="ar"/>
-        </w:rPr>
-        <w:t xml:space="preserve"> </w:t>
-      </w:r>
-      <w:r>
-        <w:rPr>
-          <w:rFonts w:hint="default" w:ascii="Consolas" w:hAnsi="Consolas" w:eastAsia="Consolas" w:cs="Consolas"/>
-          <w:b/>
-          <w:bCs/>
-          <w:color w:val="C9D1D9"/>
-          <w:kern w:val="0"/>
-          <w:sz w:val="16"/>
-          <w:szCs w:val="16"/>
-          <w:shd w:val="clear" w:fill="121314"/>
-          <w:lang w:val="en-US" w:eastAsia="zh-CN" w:bidi="ar"/>
-        </w:rPr>
-        <w:t>**定向建表采集**</w:t>
-      </w:r>
-      <w:r>
-        <w:rPr>
-          <w:rFonts w:hint="default" w:ascii="Consolas" w:hAnsi="Consolas" w:eastAsia="Consolas" w:cs="Consolas"/>
-          <w:b w:val="0"/>
-          <w:bCs w:val="0"/>
-          <w:color w:val="BBBEBF"/>
-          <w:kern w:val="0"/>
-          <w:sz w:val="16"/>
-          <w:szCs w:val="16"/>
-          <w:shd w:val="clear" w:fill="121314"/>
-          <w:lang w:val="en-US" w:eastAsia="zh-CN" w:bidi="ar"/>
-        </w:rPr>
-        <w:t>：为特定实验，选中特定设备实例，应用自定义模板新建一张专门的数据表，实验结束后归档，不污染常态化数据表。</w:t>
-      </w:r>
-    </w:p>
-    <w:p>
-      <w:pPr>
-        <w:keepNext w:val="0"/>
-        <w:keepLines w:val="0"/>
-        <w:widowControl/>
-        <w:suppressLineNumbers w:val="0"/>
-        <w:shd w:val="clear" w:fill="121314"/>
-        <w:spacing w:line="228" w:lineRule="atLeast"/>
-        <w:jc w:val="left"/>
-      </w:pPr>
-      <w:r>
-        <w:rPr>
-          <w:rFonts w:hint="default" w:ascii="Consolas" w:hAnsi="Consolas" w:eastAsia="Consolas" w:cs="Consolas"/>
-          <w:b/>
-          <w:bCs/>
-          <w:color w:val="79C0FF"/>
-          <w:kern w:val="0"/>
-          <w:sz w:val="16"/>
-          <w:szCs w:val="16"/>
-          <w:shd w:val="clear" w:fill="121314"/>
-          <w:lang w:val="en-US" w:eastAsia="zh-CN" w:bidi="ar"/>
-        </w:rPr>
-        <w:t>---</w:t>
-      </w:r>
-    </w:p>
-    <w:p>
-      <w:pPr>
-        <w:keepNext w:val="0"/>
-        <w:keepLines w:val="0"/>
-        <w:widowControl/>
-        <w:suppressLineNumbers w:val="0"/>
-        <w:shd w:val="clear" w:fill="121314"/>
-        <w:spacing w:line="228" w:lineRule="atLeast"/>
-        <w:jc w:val="left"/>
-      </w:pPr>
-      <w:r>
-        <w:rPr>
-          <w:rFonts w:hint="default" w:ascii="Consolas" w:hAnsi="Consolas" w:eastAsia="Consolas" w:cs="Consolas"/>
-          <w:b/>
-          <w:bCs/>
-          <w:color w:val="79C0FF"/>
-          <w:kern w:val="0"/>
-          <w:sz w:val="16"/>
-          <w:szCs w:val="16"/>
-          <w:shd w:val="clear" w:fill="121314"/>
-          <w:lang w:val="en-US" w:eastAsia="zh-CN" w:bidi="ar"/>
-        </w:rPr>
-        <w:t>## 3. 前端交互与开发规范 (Frontend Spec)</w:t>
-      </w:r>
-    </w:p>
-    <w:p>
-      <w:pPr>
-        <w:keepNext w:val="0"/>
-        <w:keepLines w:val="0"/>
-        <w:widowControl/>
-        <w:suppressLineNumbers w:val="0"/>
-        <w:shd w:val="clear" w:fill="121314"/>
-        <w:spacing w:line="228" w:lineRule="atLeast"/>
-        <w:jc w:val="left"/>
-      </w:pPr>
-      <w:r>
-        <w:rPr>
-          <w:rFonts w:hint="default" w:ascii="Consolas" w:hAnsi="Consolas" w:eastAsia="Consolas" w:cs="Consolas"/>
-          <w:b w:val="0"/>
-          <w:bCs w:val="0"/>
-          <w:color w:val="BBBEBF"/>
-          <w:kern w:val="0"/>
-          <w:sz w:val="16"/>
-          <w:szCs w:val="16"/>
-          <w:shd w:val="clear" w:fill="121314"/>
-          <w:lang w:val="en-US" w:eastAsia="zh-CN" w:bidi="ar"/>
-        </w:rPr>
-        <w:t>前端涉及到数据部分的页面主要分布在三个区域：</w:t>
-      </w:r>
-      <w:r>
-        <w:rPr>
-          <w:rFonts w:hint="default" w:ascii="Consolas" w:hAnsi="Consolas" w:eastAsia="Consolas" w:cs="Consolas"/>
-          <w:b/>
-          <w:bCs/>
-          <w:color w:val="C9D1D9"/>
-          <w:kern w:val="0"/>
-          <w:sz w:val="16"/>
-          <w:szCs w:val="16"/>
-          <w:shd w:val="clear" w:fill="121314"/>
-          <w:lang w:val="en-US" w:eastAsia="zh-CN" w:bidi="ar"/>
-        </w:rPr>
-        <w:t>**设备模型管理**</w:t>
-      </w:r>
-      <w:r>
-        <w:rPr>
-          <w:rFonts w:hint="default" w:ascii="Consolas" w:hAnsi="Consolas" w:eastAsia="Consolas" w:cs="Consolas"/>
-          <w:b w:val="0"/>
-          <w:bCs w:val="0"/>
-          <w:color w:val="BBBEBF"/>
-          <w:kern w:val="0"/>
-          <w:sz w:val="16"/>
-          <w:szCs w:val="16"/>
-          <w:shd w:val="clear" w:fill="121314"/>
-          <w:lang w:val="en-US" w:eastAsia="zh-CN" w:bidi="ar"/>
-        </w:rPr>
-        <w:t>、</w:t>
-      </w:r>
-      <w:r>
-        <w:rPr>
-          <w:rFonts w:hint="default" w:ascii="Consolas" w:hAnsi="Consolas" w:eastAsia="Consolas" w:cs="Consolas"/>
-          <w:b/>
-          <w:bCs/>
-          <w:color w:val="C9D1D9"/>
-          <w:kern w:val="0"/>
-          <w:sz w:val="16"/>
-          <w:szCs w:val="16"/>
-          <w:shd w:val="clear" w:fill="121314"/>
-          <w:lang w:val="en-US" w:eastAsia="zh-CN" w:bidi="ar"/>
-        </w:rPr>
-        <w:t>**设备实例管理**</w:t>
-      </w:r>
-      <w:r>
-        <w:rPr>
-          <w:rFonts w:hint="default" w:ascii="Consolas" w:hAnsi="Consolas" w:eastAsia="Consolas" w:cs="Consolas"/>
-          <w:b w:val="0"/>
-          <w:bCs w:val="0"/>
-          <w:color w:val="BBBEBF"/>
-          <w:kern w:val="0"/>
-          <w:sz w:val="16"/>
-          <w:szCs w:val="16"/>
-          <w:shd w:val="clear" w:fill="121314"/>
-          <w:lang w:val="en-US" w:eastAsia="zh-CN" w:bidi="ar"/>
-        </w:rPr>
-        <w:t>、</w:t>
-      </w:r>
-      <w:r>
-        <w:rPr>
-          <w:rFonts w:hint="default" w:ascii="Consolas" w:hAnsi="Consolas" w:eastAsia="Consolas" w:cs="Consolas"/>
-          <w:b/>
-          <w:bCs/>
-          <w:color w:val="C9D1D9"/>
-          <w:kern w:val="0"/>
-          <w:sz w:val="16"/>
-          <w:szCs w:val="16"/>
-          <w:shd w:val="clear" w:fill="121314"/>
-          <w:lang w:val="en-US" w:eastAsia="zh-CN" w:bidi="ar"/>
-        </w:rPr>
-        <w:t>**数据中心**</w:t>
-      </w:r>
-      <w:r>
-        <w:rPr>
-          <w:rFonts w:hint="default" w:ascii="Consolas" w:hAnsi="Consolas" w:eastAsia="Consolas" w:cs="Consolas"/>
-          <w:b w:val="0"/>
-          <w:bCs w:val="0"/>
-          <w:color w:val="BBBEBF"/>
-          <w:kern w:val="0"/>
-          <w:sz w:val="16"/>
-          <w:szCs w:val="16"/>
-          <w:shd w:val="clear" w:fill="121314"/>
-          <w:lang w:val="en-US" w:eastAsia="zh-CN" w:bidi="ar"/>
-        </w:rPr>
-        <w:t>。</w:t>
-      </w:r>
-    </w:p>
-    <w:p>
-      <w:pPr>
-        <w:keepNext w:val="0"/>
-        <w:keepLines w:val="0"/>
-        <w:widowControl/>
-        <w:suppressLineNumbers w:val="0"/>
-        <w:shd w:val="clear" w:fill="121314"/>
-        <w:spacing w:line="228" w:lineRule="atLeast"/>
-        <w:jc w:val="left"/>
-        <w:rPr>
-          <w:rFonts w:hint="default" w:ascii="Consolas" w:hAnsi="Consolas" w:eastAsia="Consolas" w:cs="Consolas"/>
-          <w:b w:val="0"/>
-          <w:bCs w:val="0"/>
-          <w:color w:val="BBBEBF"/>
-          <w:sz w:val="16"/>
-          <w:szCs w:val="16"/>
-        </w:rPr>
-      </w:pPr>
-      <w:r>
-        <w:rPr>
-          <w:rFonts w:hint="default" w:ascii="Consolas" w:hAnsi="Consolas" w:eastAsia="Consolas" w:cs="Consolas"/>
-          <w:b/>
-          <w:bCs/>
-          <w:color w:val="79C0FF"/>
-          <w:kern w:val="0"/>
-          <w:sz w:val="16"/>
-          <w:szCs w:val="16"/>
-          <w:shd w:val="clear" w:fill="121314"/>
-          <w:lang w:val="en-US" w:eastAsia="zh-CN" w:bidi="ar"/>
-        </w:rPr>
-        <w:t>### 3.1 设备模型管理 - 数据模板配置 (Admin Only)</w:t>
-      </w:r>
-    </w:p>
-    <w:p>
-      <w:pPr>
-        <w:keepNext w:val="0"/>
-        <w:keepLines w:val="0"/>
-        <w:widowControl/>
-        <w:suppressLineNumbers w:val="0"/>
-        <w:shd w:val="clear" w:fill="121314"/>
-        <w:spacing w:line="228" w:lineRule="atLeast"/>
-        <w:jc w:val="left"/>
-        <w:rPr>
-          <w:rFonts w:hint="default" w:ascii="Consolas" w:hAnsi="Consolas" w:eastAsia="Consolas" w:cs="Consolas"/>
-          <w:b w:val="0"/>
-          <w:bCs w:val="0"/>
-          <w:color w:val="BBBEBF"/>
-          <w:sz w:val="16"/>
-          <w:szCs w:val="16"/>
-        </w:rPr>
-      </w:pPr>
-      <w:r>
-        <w:rPr>
-          <w:rFonts w:hint="default" w:ascii="Consolas" w:hAnsi="Consolas" w:eastAsia="Consolas" w:cs="Consolas"/>
-          <w:b w:val="0"/>
-          <w:bCs w:val="0"/>
-          <w:color w:val="FFA657"/>
-          <w:kern w:val="0"/>
-          <w:sz w:val="16"/>
-          <w:szCs w:val="16"/>
-          <w:shd w:val="clear" w:fill="121314"/>
-          <w:lang w:val="en-US" w:eastAsia="zh-CN" w:bidi="ar"/>
-        </w:rPr>
-        <w:t>*</w:t>
-      </w:r>
-      <w:r>
-        <w:rPr>
-          <w:rFonts w:hint="default" w:ascii="Consolas" w:hAnsi="Consolas" w:eastAsia="Consolas" w:cs="Consolas"/>
-          <w:b w:val="0"/>
-          <w:bCs w:val="0"/>
-          <w:color w:val="BBBEBF"/>
-          <w:kern w:val="0"/>
-          <w:sz w:val="16"/>
-          <w:szCs w:val="16"/>
-          <w:shd w:val="clear" w:fill="121314"/>
-          <w:lang w:val="en-US" w:eastAsia="zh-CN" w:bidi="ar"/>
-        </w:rPr>
-        <w:t xml:space="preserve"> </w:t>
-      </w:r>
-      <w:r>
-        <w:rPr>
-          <w:rFonts w:hint="default" w:ascii="Consolas" w:hAnsi="Consolas" w:eastAsia="Consolas" w:cs="Consolas"/>
-          <w:b/>
-          <w:bCs/>
-          <w:color w:val="C9D1D9"/>
-          <w:kern w:val="0"/>
-          <w:sz w:val="16"/>
-          <w:szCs w:val="16"/>
-          <w:shd w:val="clear" w:fill="121314"/>
-          <w:lang w:val="en-US" w:eastAsia="zh-CN" w:bidi="ar"/>
-        </w:rPr>
-        <w:t>**位置**</w:t>
-      </w:r>
-      <w:r>
-        <w:rPr>
-          <w:rFonts w:hint="default" w:ascii="Consolas" w:hAnsi="Consolas" w:eastAsia="Consolas" w:cs="Consolas"/>
-          <w:b w:val="0"/>
-          <w:bCs w:val="0"/>
-          <w:color w:val="BBBEBF"/>
-          <w:kern w:val="0"/>
-          <w:sz w:val="16"/>
-          <w:szCs w:val="16"/>
-          <w:shd w:val="clear" w:fill="121314"/>
-          <w:lang w:val="en-US" w:eastAsia="zh-CN" w:bidi="ar"/>
-        </w:rPr>
-        <w:t xml:space="preserve">：设备模型详情页 -&gt; </w:t>
-      </w:r>
-      <w:r>
-        <w:rPr>
-          <w:rFonts w:hint="default" w:ascii="Consolas" w:hAnsi="Consolas" w:eastAsia="Consolas" w:cs="Consolas"/>
-          <w:b w:val="0"/>
-          <w:bCs w:val="0"/>
-          <w:color w:val="79C0FF"/>
-          <w:kern w:val="0"/>
-          <w:sz w:val="16"/>
-          <w:szCs w:val="16"/>
-          <w:shd w:val="clear" w:fill="121314"/>
-          <w:lang w:val="en-US" w:eastAsia="zh-CN" w:bidi="ar"/>
-        </w:rPr>
-        <w:t>`[数据模板配置]`</w:t>
-      </w:r>
-      <w:r>
-        <w:rPr>
-          <w:rFonts w:hint="default" w:ascii="Consolas" w:hAnsi="Consolas" w:eastAsia="Consolas" w:cs="Consolas"/>
-          <w:b w:val="0"/>
-          <w:bCs w:val="0"/>
-          <w:color w:val="BBBEBF"/>
-          <w:kern w:val="0"/>
-          <w:sz w:val="16"/>
-          <w:szCs w:val="16"/>
-          <w:shd w:val="clear" w:fill="121314"/>
-          <w:lang w:val="en-US" w:eastAsia="zh-CN" w:bidi="ar"/>
-        </w:rPr>
-        <w:t xml:space="preserve"> Tab。</w:t>
-      </w:r>
-    </w:p>
-    <w:p>
-      <w:pPr>
-        <w:keepNext w:val="0"/>
-        <w:keepLines w:val="0"/>
-        <w:widowControl/>
-        <w:suppressLineNumbers w:val="0"/>
-        <w:shd w:val="clear" w:fill="121314"/>
-        <w:spacing w:line="228" w:lineRule="atLeast"/>
-        <w:jc w:val="left"/>
-        <w:rPr>
-          <w:rFonts w:hint="default" w:ascii="Consolas" w:hAnsi="Consolas" w:eastAsia="Consolas" w:cs="Consolas"/>
-          <w:b w:val="0"/>
-          <w:bCs w:val="0"/>
-          <w:color w:val="BBBEBF"/>
-          <w:sz w:val="16"/>
-          <w:szCs w:val="16"/>
-        </w:rPr>
-      </w:pPr>
-      <w:r>
-        <w:rPr>
-          <w:rFonts w:hint="default" w:ascii="Consolas" w:hAnsi="Consolas" w:eastAsia="Consolas" w:cs="Consolas"/>
-          <w:b w:val="0"/>
-          <w:bCs w:val="0"/>
-          <w:color w:val="FFA657"/>
-          <w:kern w:val="0"/>
-          <w:sz w:val="16"/>
-          <w:szCs w:val="16"/>
-          <w:shd w:val="clear" w:fill="121314"/>
-          <w:lang w:val="en-US" w:eastAsia="zh-CN" w:bidi="ar"/>
-        </w:rPr>
-        <w:t>*</w:t>
-      </w:r>
-      <w:r>
-        <w:rPr>
-          <w:rFonts w:hint="default" w:ascii="Consolas" w:hAnsi="Consolas" w:eastAsia="Consolas" w:cs="Consolas"/>
-          <w:b w:val="0"/>
-          <w:bCs w:val="0"/>
-          <w:color w:val="BBBEBF"/>
-          <w:kern w:val="0"/>
-          <w:sz w:val="16"/>
-          <w:szCs w:val="16"/>
-          <w:shd w:val="clear" w:fill="121314"/>
-          <w:lang w:val="en-US" w:eastAsia="zh-CN" w:bidi="ar"/>
-        </w:rPr>
-        <w:t xml:space="preserve"> </w:t>
-      </w:r>
-      <w:r>
-        <w:rPr>
-          <w:rFonts w:hint="default" w:ascii="Consolas" w:hAnsi="Consolas" w:eastAsia="Consolas" w:cs="Consolas"/>
-          <w:b/>
-          <w:bCs/>
-          <w:color w:val="C9D1D9"/>
-          <w:kern w:val="0"/>
-          <w:sz w:val="16"/>
-          <w:szCs w:val="16"/>
-          <w:shd w:val="clear" w:fill="121314"/>
-          <w:lang w:val="en-US" w:eastAsia="zh-CN" w:bidi="ar"/>
-        </w:rPr>
-        <w:t>**功能**</w:t>
-      </w:r>
-      <w:r>
-        <w:rPr>
-          <w:rFonts w:hint="default" w:ascii="Consolas" w:hAnsi="Consolas" w:eastAsia="Consolas" w:cs="Consolas"/>
-          <w:b w:val="0"/>
-          <w:bCs w:val="0"/>
-          <w:color w:val="BBBEBF"/>
-          <w:kern w:val="0"/>
-          <w:sz w:val="16"/>
-          <w:szCs w:val="16"/>
-          <w:shd w:val="clear" w:fill="121314"/>
-          <w:lang w:val="en-US" w:eastAsia="zh-CN" w:bidi="ar"/>
-        </w:rPr>
-        <w:t xml:space="preserve">：增删改查 </w:t>
-      </w:r>
-      <w:r>
-        <w:rPr>
-          <w:rFonts w:hint="default" w:ascii="Consolas" w:hAnsi="Consolas" w:eastAsia="Consolas" w:cs="Consolas"/>
-          <w:b w:val="0"/>
-          <w:bCs w:val="0"/>
-          <w:color w:val="79C0FF"/>
-          <w:kern w:val="0"/>
-          <w:sz w:val="16"/>
-          <w:szCs w:val="16"/>
-          <w:shd w:val="clear" w:fill="121314"/>
-          <w:lang w:val="en-US" w:eastAsia="zh-CN" w:bidi="ar"/>
-        </w:rPr>
-        <w:t>`DATA_TEMPLATE_MAIN`</w:t>
-      </w:r>
-      <w:r>
-        <w:rPr>
-          <w:rFonts w:hint="default" w:ascii="Consolas" w:hAnsi="Consolas" w:eastAsia="Consolas" w:cs="Consolas"/>
-          <w:b w:val="0"/>
-          <w:bCs w:val="0"/>
-          <w:color w:val="BBBEBF"/>
-          <w:kern w:val="0"/>
-          <w:sz w:val="16"/>
-          <w:szCs w:val="16"/>
-          <w:shd w:val="clear" w:fill="121314"/>
-          <w:lang w:val="en-US" w:eastAsia="zh-CN" w:bidi="ar"/>
-        </w:rPr>
-        <w:t xml:space="preserve"> 与 </w:t>
-      </w:r>
-      <w:r>
-        <w:rPr>
-          <w:rFonts w:hint="default" w:ascii="Consolas" w:hAnsi="Consolas" w:eastAsia="Consolas" w:cs="Consolas"/>
-          <w:b w:val="0"/>
-          <w:bCs w:val="0"/>
-          <w:color w:val="79C0FF"/>
-          <w:kern w:val="0"/>
-          <w:sz w:val="16"/>
-          <w:szCs w:val="16"/>
-          <w:shd w:val="clear" w:fill="121314"/>
-          <w:lang w:val="en-US" w:eastAsia="zh-CN" w:bidi="ar"/>
-        </w:rPr>
-        <w:t>`DATA_TEMPLATE_DETAIL`</w:t>
-      </w:r>
-      <w:r>
-        <w:rPr>
-          <w:rFonts w:hint="default" w:ascii="Consolas" w:hAnsi="Consolas" w:eastAsia="Consolas" w:cs="Consolas"/>
-          <w:b w:val="0"/>
-          <w:bCs w:val="0"/>
-          <w:color w:val="BBBEBF"/>
-          <w:kern w:val="0"/>
-          <w:sz w:val="16"/>
-          <w:szCs w:val="16"/>
-          <w:shd w:val="clear" w:fill="121314"/>
-          <w:lang w:val="en-US" w:eastAsia="zh-CN" w:bidi="ar"/>
-        </w:rPr>
-        <w:t>。</w:t>
-      </w:r>
-    </w:p>
-    <w:p>
-      <w:pPr>
-        <w:keepNext w:val="0"/>
-        <w:keepLines w:val="0"/>
-        <w:widowControl/>
-        <w:suppressLineNumbers w:val="0"/>
-        <w:shd w:val="clear" w:fill="121314"/>
-        <w:spacing w:line="228" w:lineRule="atLeast"/>
-        <w:jc w:val="left"/>
-        <w:rPr>
-          <w:rFonts w:hint="default" w:ascii="Consolas" w:hAnsi="Consolas" w:eastAsia="Consolas" w:cs="Consolas"/>
-          <w:b w:val="0"/>
-          <w:bCs w:val="0"/>
-          <w:color w:val="BBBEBF"/>
-          <w:sz w:val="16"/>
-          <w:szCs w:val="16"/>
-        </w:rPr>
-      </w:pPr>
-      <w:r>
-        <w:rPr>
-          <w:rFonts w:hint="default" w:ascii="Consolas" w:hAnsi="Consolas" w:eastAsia="Consolas" w:cs="Consolas"/>
-          <w:b w:val="0"/>
-          <w:bCs w:val="0"/>
-          <w:color w:val="FFA657"/>
-          <w:kern w:val="0"/>
-          <w:sz w:val="16"/>
-          <w:szCs w:val="16"/>
-          <w:shd w:val="clear" w:fill="121314"/>
-          <w:lang w:val="en-US" w:eastAsia="zh-CN" w:bidi="ar"/>
-        </w:rPr>
-        <w:t>*</w:t>
-      </w:r>
-      <w:r>
-        <w:rPr>
-          <w:rFonts w:hint="default" w:ascii="Consolas" w:hAnsi="Consolas" w:eastAsia="Consolas" w:cs="Consolas"/>
-          <w:b w:val="0"/>
-          <w:bCs w:val="0"/>
-          <w:color w:val="BBBEBF"/>
-          <w:kern w:val="0"/>
-          <w:sz w:val="16"/>
-          <w:szCs w:val="16"/>
-          <w:shd w:val="clear" w:fill="121314"/>
-          <w:lang w:val="en-US" w:eastAsia="zh-CN" w:bidi="ar"/>
-        </w:rPr>
-        <w:t xml:space="preserve"> </w:t>
-      </w:r>
-      <w:r>
-        <w:rPr>
-          <w:rFonts w:hint="default" w:ascii="Consolas" w:hAnsi="Consolas" w:eastAsia="Consolas" w:cs="Consolas"/>
-          <w:b/>
-          <w:bCs/>
-          <w:color w:val="C9D1D9"/>
-          <w:kern w:val="0"/>
-          <w:sz w:val="16"/>
-          <w:szCs w:val="16"/>
-          <w:shd w:val="clear" w:fill="121314"/>
-          <w:lang w:val="en-US" w:eastAsia="zh-CN" w:bidi="ar"/>
-        </w:rPr>
-        <w:t>**交互细节**</w:t>
-      </w:r>
-      <w:r>
-        <w:rPr>
-          <w:rFonts w:hint="default" w:ascii="Consolas" w:hAnsi="Consolas" w:eastAsia="Consolas" w:cs="Consolas"/>
-          <w:b w:val="0"/>
-          <w:bCs w:val="0"/>
-          <w:color w:val="BBBEBF"/>
-          <w:kern w:val="0"/>
-          <w:sz w:val="16"/>
-          <w:szCs w:val="16"/>
-          <w:shd w:val="clear" w:fill="121314"/>
-          <w:lang w:val="en-US" w:eastAsia="zh-CN" w:bidi="ar"/>
-        </w:rPr>
-        <w:t>：</w:t>
-      </w:r>
-    </w:p>
-    <w:p>
-      <w:pPr>
-        <w:keepNext w:val="0"/>
-        <w:keepLines w:val="0"/>
-        <w:widowControl/>
-        <w:suppressLineNumbers w:val="0"/>
-        <w:shd w:val="clear" w:fill="121314"/>
-        <w:spacing w:line="228" w:lineRule="atLeast"/>
-        <w:jc w:val="left"/>
-        <w:rPr>
-          <w:rFonts w:hint="default" w:ascii="Consolas" w:hAnsi="Consolas" w:eastAsia="Consolas" w:cs="Consolas"/>
-          <w:b w:val="0"/>
-          <w:bCs w:val="0"/>
-          <w:color w:val="BBBEBF"/>
-          <w:sz w:val="16"/>
-          <w:szCs w:val="16"/>
-        </w:rPr>
-      </w:pPr>
-      <w:r>
-        <w:rPr>
-          <w:rFonts w:hint="default" w:ascii="Consolas" w:hAnsi="Consolas" w:eastAsia="Consolas" w:cs="Consolas"/>
-          <w:b w:val="0"/>
-          <w:bCs w:val="0"/>
-          <w:color w:val="BBBEBF"/>
-          <w:kern w:val="0"/>
-          <w:sz w:val="16"/>
-          <w:szCs w:val="16"/>
-          <w:shd w:val="clear" w:fill="121314"/>
-          <w:lang w:val="en-US" w:eastAsia="zh-CN" w:bidi="ar"/>
-        </w:rPr>
-        <w:t xml:space="preserve">  </w:t>
-      </w:r>
-      <w:r>
-        <w:rPr>
-          <w:rFonts w:hint="default" w:ascii="Consolas" w:hAnsi="Consolas" w:eastAsia="Consolas" w:cs="Consolas"/>
-          <w:b w:val="0"/>
-          <w:bCs w:val="0"/>
-          <w:color w:val="FFA657"/>
-          <w:kern w:val="0"/>
-          <w:sz w:val="16"/>
-          <w:szCs w:val="16"/>
-          <w:shd w:val="clear" w:fill="121314"/>
-          <w:lang w:val="en-US" w:eastAsia="zh-CN" w:bidi="ar"/>
-        </w:rPr>
-        <w:t>*</w:t>
-      </w:r>
-      <w:r>
-        <w:rPr>
-          <w:rFonts w:hint="default" w:ascii="Consolas" w:hAnsi="Consolas" w:eastAsia="Consolas" w:cs="Consolas"/>
-          <w:b w:val="0"/>
-          <w:bCs w:val="0"/>
-          <w:color w:val="BBBEBF"/>
-          <w:kern w:val="0"/>
-          <w:sz w:val="16"/>
-          <w:szCs w:val="16"/>
-          <w:shd w:val="clear" w:fill="121314"/>
-          <w:lang w:val="en-US" w:eastAsia="zh-CN" w:bidi="ar"/>
-        </w:rPr>
-        <w:t xml:space="preserve"> 创建模板时，表单中的“可用属性池”应当由当前设备模型已经定义的模型能力（物模型）动态提供。</w:t>
-      </w:r>
-    </w:p>
-    <w:p>
-      <w:pPr>
-        <w:keepNext w:val="0"/>
-        <w:keepLines w:val="0"/>
-        <w:widowControl/>
-        <w:suppressLineNumbers w:val="0"/>
-        <w:shd w:val="clear" w:fill="121314"/>
-        <w:spacing w:line="228" w:lineRule="atLeast"/>
-        <w:jc w:val="left"/>
-      </w:pPr>
-      <w:r>
-        <w:rPr>
-          <w:rFonts w:hint="default" w:ascii="Consolas" w:hAnsi="Consolas" w:eastAsia="Consolas" w:cs="Consolas"/>
-          <w:b w:val="0"/>
-          <w:bCs w:val="0"/>
-          <w:color w:val="BBBEBF"/>
-          <w:kern w:val="0"/>
-          <w:sz w:val="16"/>
-          <w:szCs w:val="16"/>
-          <w:shd w:val="clear" w:fill="121314"/>
-          <w:lang w:val="en-US" w:eastAsia="zh-CN" w:bidi="ar"/>
-        </w:rPr>
-        <w:t xml:space="preserve">  </w:t>
-      </w:r>
-      <w:r>
-        <w:rPr>
-          <w:rFonts w:hint="default" w:ascii="Consolas" w:hAnsi="Consolas" w:eastAsia="Consolas" w:cs="Consolas"/>
-          <w:b w:val="0"/>
-          <w:bCs w:val="0"/>
-          <w:color w:val="FFA657"/>
-          <w:kern w:val="0"/>
-          <w:sz w:val="16"/>
-          <w:szCs w:val="16"/>
-          <w:shd w:val="clear" w:fill="121314"/>
-          <w:lang w:val="en-US" w:eastAsia="zh-CN" w:bidi="ar"/>
-        </w:rPr>
-        <w:t>*</w:t>
-      </w:r>
-      <w:r>
-        <w:rPr>
-          <w:rFonts w:hint="default" w:ascii="Consolas" w:hAnsi="Consolas" w:eastAsia="Consolas" w:cs="Consolas"/>
-          <w:b w:val="0"/>
-          <w:bCs w:val="0"/>
-          <w:color w:val="BBBEBF"/>
-          <w:kern w:val="0"/>
-          <w:sz w:val="16"/>
-          <w:szCs w:val="16"/>
-          <w:shd w:val="clear" w:fill="121314"/>
-          <w:lang w:val="en-US" w:eastAsia="zh-CN" w:bidi="ar"/>
-        </w:rPr>
-        <w:t xml:space="preserve"> 选择属性时，提取其标识键作为 </w:t>
-      </w:r>
-      <w:r>
-        <w:rPr>
-          <w:rFonts w:hint="default" w:ascii="Consolas" w:hAnsi="Consolas" w:eastAsia="Consolas" w:cs="Consolas"/>
-          <w:b w:val="0"/>
-          <w:bCs w:val="0"/>
-          <w:color w:val="79C0FF"/>
-          <w:kern w:val="0"/>
-          <w:sz w:val="16"/>
-          <w:szCs w:val="16"/>
-          <w:shd w:val="clear" w:fill="121314"/>
-          <w:lang w:val="en-US" w:eastAsia="zh-CN" w:bidi="ar"/>
-        </w:rPr>
-        <w:t>`DEVICE_ATTR_KEY`</w:t>
-      </w:r>
-      <w:r>
-        <w:rPr>
-          <w:rFonts w:hint="default" w:ascii="Consolas" w:hAnsi="Consolas" w:eastAsia="Consolas" w:cs="Consolas"/>
-          <w:b w:val="0"/>
-          <w:bCs w:val="0"/>
-          <w:color w:val="BBBEBF"/>
-          <w:kern w:val="0"/>
-          <w:sz w:val="16"/>
-          <w:szCs w:val="16"/>
-          <w:shd w:val="clear" w:fill="121314"/>
-          <w:lang w:val="en-US" w:eastAsia="zh-CN" w:bidi="ar"/>
-        </w:rPr>
-        <w:t xml:space="preserve"> 保存。</w:t>
-      </w:r>
-    </w:p>
-    <w:p>
-      <w:pPr>
-        <w:keepNext w:val="0"/>
-        <w:keepLines w:val="0"/>
-        <w:widowControl/>
-        <w:suppressLineNumbers w:val="0"/>
-        <w:shd w:val="clear" w:fill="121314"/>
-        <w:spacing w:line="228" w:lineRule="atLeast"/>
-        <w:jc w:val="left"/>
-        <w:rPr>
-          <w:rFonts w:hint="default" w:ascii="Consolas" w:hAnsi="Consolas" w:eastAsia="Consolas" w:cs="Consolas"/>
-          <w:b w:val="0"/>
-          <w:bCs w:val="0"/>
-          <w:color w:val="BBBEBF"/>
-          <w:sz w:val="16"/>
-          <w:szCs w:val="16"/>
-        </w:rPr>
-      </w:pPr>
-      <w:r>
-        <w:rPr>
-          <w:rFonts w:hint="default" w:ascii="Consolas" w:hAnsi="Consolas" w:eastAsia="Consolas" w:cs="Consolas"/>
-          <w:b/>
-          <w:bCs/>
-          <w:color w:val="79C0FF"/>
-          <w:kern w:val="0"/>
-          <w:sz w:val="16"/>
-          <w:szCs w:val="16"/>
-          <w:shd w:val="clear" w:fill="121314"/>
-          <w:lang w:val="en-US" w:eastAsia="zh-CN" w:bidi="ar"/>
-        </w:rPr>
-        <w:t>### 3.2 设备实例管理 - 自动化钩子 (Hidden Logic)</w:t>
-      </w:r>
-    </w:p>
-    <w:p>
-      <w:pPr>
-        <w:keepNext w:val="0"/>
-        <w:keepLines w:val="0"/>
-        <w:widowControl/>
-        <w:suppressLineNumbers w:val="0"/>
-        <w:shd w:val="clear" w:fill="121314"/>
-        <w:spacing w:line="228" w:lineRule="atLeast"/>
-        <w:jc w:val="left"/>
-        <w:rPr>
-          <w:rFonts w:hint="default" w:ascii="Consolas" w:hAnsi="Consolas" w:eastAsia="Consolas" w:cs="Consolas"/>
-          <w:b w:val="0"/>
-          <w:bCs w:val="0"/>
-          <w:color w:val="BBBEBF"/>
-          <w:sz w:val="16"/>
-          <w:szCs w:val="16"/>
-        </w:rPr>
-      </w:pPr>
-      <w:r>
-        <w:rPr>
-          <w:rFonts w:hint="default" w:ascii="Consolas" w:hAnsi="Consolas" w:eastAsia="Consolas" w:cs="Consolas"/>
-          <w:b w:val="0"/>
-          <w:bCs w:val="0"/>
-          <w:color w:val="FFA657"/>
-          <w:kern w:val="0"/>
-          <w:sz w:val="16"/>
-          <w:szCs w:val="16"/>
-          <w:shd w:val="clear" w:fill="121314"/>
-          <w:lang w:val="en-US" w:eastAsia="zh-CN" w:bidi="ar"/>
-        </w:rPr>
-        <w:t>*</w:t>
-      </w:r>
-      <w:r>
-        <w:rPr>
-          <w:rFonts w:hint="default" w:ascii="Consolas" w:hAnsi="Consolas" w:eastAsia="Consolas" w:cs="Consolas"/>
-          <w:b w:val="0"/>
-          <w:bCs w:val="0"/>
-          <w:color w:val="BBBEBF"/>
-          <w:kern w:val="0"/>
-          <w:sz w:val="16"/>
-          <w:szCs w:val="16"/>
-          <w:shd w:val="clear" w:fill="121314"/>
-          <w:lang w:val="en-US" w:eastAsia="zh-CN" w:bidi="ar"/>
-        </w:rPr>
-        <w:t xml:space="preserve"> </w:t>
-      </w:r>
-      <w:r>
-        <w:rPr>
-          <w:rFonts w:hint="default" w:ascii="Consolas" w:hAnsi="Consolas" w:eastAsia="Consolas" w:cs="Consolas"/>
-          <w:b/>
-          <w:bCs/>
-          <w:color w:val="C9D1D9"/>
-          <w:kern w:val="0"/>
-          <w:sz w:val="16"/>
-          <w:szCs w:val="16"/>
-          <w:shd w:val="clear" w:fill="121314"/>
-          <w:lang w:val="en-US" w:eastAsia="zh-CN" w:bidi="ar"/>
-        </w:rPr>
-        <w:t>**位置**</w:t>
-      </w:r>
-      <w:r>
-        <w:rPr>
-          <w:rFonts w:hint="default" w:ascii="Consolas" w:hAnsi="Consolas" w:eastAsia="Consolas" w:cs="Consolas"/>
-          <w:b w:val="0"/>
-          <w:bCs w:val="0"/>
-          <w:color w:val="BBBEBF"/>
-          <w:kern w:val="0"/>
-          <w:sz w:val="16"/>
-          <w:szCs w:val="16"/>
-          <w:shd w:val="clear" w:fill="121314"/>
-          <w:lang w:val="en-US" w:eastAsia="zh-CN" w:bidi="ar"/>
-        </w:rPr>
-        <w:t>：添加设备实例的表单提交动作。</w:t>
-      </w:r>
-    </w:p>
-    <w:p>
-      <w:pPr>
-        <w:keepNext w:val="0"/>
-        <w:keepLines w:val="0"/>
-        <w:widowControl/>
-        <w:suppressLineNumbers w:val="0"/>
-        <w:shd w:val="clear" w:fill="121314"/>
-        <w:spacing w:line="228" w:lineRule="atLeast"/>
-        <w:jc w:val="left"/>
-        <w:rPr>
-          <w:rFonts w:hint="default" w:ascii="Consolas" w:hAnsi="Consolas" w:eastAsia="Consolas" w:cs="Consolas"/>
-          <w:b w:val="0"/>
-          <w:bCs w:val="0"/>
-          <w:color w:val="BBBEBF"/>
-          <w:sz w:val="16"/>
-          <w:szCs w:val="16"/>
-        </w:rPr>
-      </w:pPr>
-      <w:r>
-        <w:rPr>
-          <w:rFonts w:hint="default" w:ascii="Consolas" w:hAnsi="Consolas" w:eastAsia="Consolas" w:cs="Consolas"/>
-          <w:b w:val="0"/>
-          <w:bCs w:val="0"/>
-          <w:color w:val="FFA657"/>
-          <w:kern w:val="0"/>
-          <w:sz w:val="16"/>
-          <w:szCs w:val="16"/>
-          <w:shd w:val="clear" w:fill="121314"/>
-          <w:lang w:val="en-US" w:eastAsia="zh-CN" w:bidi="ar"/>
-        </w:rPr>
-        <w:t>*</w:t>
-      </w:r>
-      <w:r>
-        <w:rPr>
-          <w:rFonts w:hint="default" w:ascii="Consolas" w:hAnsi="Consolas" w:eastAsia="Consolas" w:cs="Consolas"/>
-          <w:b w:val="0"/>
-          <w:bCs w:val="0"/>
-          <w:color w:val="BBBEBF"/>
-          <w:kern w:val="0"/>
-          <w:sz w:val="16"/>
-          <w:szCs w:val="16"/>
-          <w:shd w:val="clear" w:fill="121314"/>
-          <w:lang w:val="en-US" w:eastAsia="zh-CN" w:bidi="ar"/>
-        </w:rPr>
-        <w:t xml:space="preserve"> </w:t>
-      </w:r>
-      <w:r>
-        <w:rPr>
-          <w:rFonts w:hint="default" w:ascii="Consolas" w:hAnsi="Consolas" w:eastAsia="Consolas" w:cs="Consolas"/>
-          <w:b/>
-          <w:bCs/>
-          <w:color w:val="C9D1D9"/>
-          <w:kern w:val="0"/>
-          <w:sz w:val="16"/>
-          <w:szCs w:val="16"/>
-          <w:shd w:val="clear" w:fill="121314"/>
-          <w:lang w:val="en-US" w:eastAsia="zh-CN" w:bidi="ar"/>
-        </w:rPr>
-        <w:t>**功能**</w:t>
-      </w:r>
-      <w:r>
-        <w:rPr>
-          <w:rFonts w:hint="default" w:ascii="Consolas" w:hAnsi="Consolas" w:eastAsia="Consolas" w:cs="Consolas"/>
-          <w:b w:val="0"/>
-          <w:bCs w:val="0"/>
-          <w:color w:val="BBBEBF"/>
-          <w:kern w:val="0"/>
-          <w:sz w:val="16"/>
-          <w:szCs w:val="16"/>
-          <w:shd w:val="clear" w:fill="121314"/>
-          <w:lang w:val="en-US" w:eastAsia="zh-CN" w:bidi="ar"/>
-        </w:rPr>
-        <w:t>：触发后端自动化流程，不需要额外的前端 UI。</w:t>
-      </w:r>
-    </w:p>
-    <w:p>
-      <w:pPr>
-        <w:keepNext w:val="0"/>
-        <w:keepLines w:val="0"/>
-        <w:widowControl/>
-        <w:suppressLineNumbers w:val="0"/>
-        <w:shd w:val="clear" w:fill="121314"/>
-        <w:spacing w:line="228" w:lineRule="atLeast"/>
-        <w:jc w:val="left"/>
-      </w:pPr>
-      <w:r>
-        <w:rPr>
-          <w:rFonts w:hint="default" w:ascii="Consolas" w:hAnsi="Consolas" w:eastAsia="Consolas" w:cs="Consolas"/>
-          <w:b w:val="0"/>
-          <w:bCs w:val="0"/>
-          <w:color w:val="FFA657"/>
-          <w:kern w:val="0"/>
-          <w:sz w:val="16"/>
-          <w:szCs w:val="16"/>
-          <w:shd w:val="clear" w:fill="121314"/>
-          <w:lang w:val="en-US" w:eastAsia="zh-CN" w:bidi="ar"/>
-        </w:rPr>
-        <w:t>*</w:t>
-      </w:r>
-      <w:r>
-        <w:rPr>
-          <w:rFonts w:hint="default" w:ascii="Consolas" w:hAnsi="Consolas" w:eastAsia="Consolas" w:cs="Consolas"/>
-          <w:b w:val="0"/>
-          <w:bCs w:val="0"/>
-          <w:color w:val="BBBEBF"/>
-          <w:kern w:val="0"/>
-          <w:sz w:val="16"/>
-          <w:szCs w:val="16"/>
-          <w:shd w:val="clear" w:fill="121314"/>
-          <w:lang w:val="en-US" w:eastAsia="zh-CN" w:bidi="ar"/>
-        </w:rPr>
-        <w:t xml:space="preserve"> </w:t>
-      </w:r>
-      <w:r>
-        <w:rPr>
-          <w:rFonts w:hint="default" w:ascii="Consolas" w:hAnsi="Consolas" w:eastAsia="Consolas" w:cs="Consolas"/>
-          <w:b/>
-          <w:bCs/>
-          <w:color w:val="C9D1D9"/>
-          <w:kern w:val="0"/>
-          <w:sz w:val="16"/>
-          <w:szCs w:val="16"/>
-          <w:shd w:val="clear" w:fill="121314"/>
-          <w:lang w:val="en-US" w:eastAsia="zh-CN" w:bidi="ar"/>
-        </w:rPr>
-        <w:t>**接口规约**</w:t>
-      </w:r>
-      <w:r>
-        <w:rPr>
-          <w:rFonts w:hint="default" w:ascii="Consolas" w:hAnsi="Consolas" w:eastAsia="Consolas" w:cs="Consolas"/>
-          <w:b w:val="0"/>
-          <w:bCs w:val="0"/>
-          <w:color w:val="BBBEBF"/>
-          <w:kern w:val="0"/>
-          <w:sz w:val="16"/>
-          <w:szCs w:val="16"/>
-          <w:shd w:val="clear" w:fill="121314"/>
-          <w:lang w:val="en-US" w:eastAsia="zh-CN" w:bidi="ar"/>
-        </w:rPr>
-        <w:t>：前端</w:t>
-      </w:r>
-      <w:r>
-        <w:rPr>
-          <w:rFonts w:hint="eastAsia" w:ascii="Consolas" w:hAnsi="Consolas" w:eastAsia="Consolas" w:cs="Consolas"/>
-          <w:b w:val="0"/>
-          <w:bCs w:val="0"/>
-          <w:color w:val="BBBEBF"/>
-          <w:kern w:val="0"/>
-          <w:sz w:val="16"/>
-          <w:szCs w:val="16"/>
-          <w:shd w:val="clear" w:fill="121314"/>
-          <w:lang w:val="en-US" w:eastAsia="zh-CN" w:bidi="ar"/>
-        </w:rPr>
-        <w:t>执行添加设备实例</w:t>
-      </w:r>
-      <w:r>
-        <w:rPr>
-          <w:rFonts w:hint="default" w:ascii="Consolas" w:hAnsi="Consolas" w:eastAsia="Consolas" w:cs="Consolas"/>
-          <w:b w:val="0"/>
-          <w:bCs w:val="0"/>
-          <w:color w:val="BBBEBF"/>
-          <w:kern w:val="0"/>
-          <w:sz w:val="16"/>
-          <w:szCs w:val="16"/>
-          <w:shd w:val="clear" w:fill="121314"/>
-          <w:lang w:val="en-US" w:eastAsia="zh-CN" w:bidi="ar"/>
-        </w:rPr>
-        <w:t xml:space="preserve">后，后端必须异步执行模板查找、写入 </w:t>
-      </w:r>
-      <w:r>
-        <w:rPr>
-          <w:rFonts w:hint="default" w:ascii="Consolas" w:hAnsi="Consolas" w:eastAsia="Consolas" w:cs="Consolas"/>
-          <w:b w:val="0"/>
-          <w:bCs w:val="0"/>
-          <w:color w:val="79C0FF"/>
-          <w:kern w:val="0"/>
-          <w:sz w:val="16"/>
-          <w:szCs w:val="16"/>
-          <w:shd w:val="clear" w:fill="121314"/>
-          <w:lang w:val="en-US" w:eastAsia="zh-CN" w:bidi="ar"/>
-        </w:rPr>
-        <w:t>`DATA_INDEX`</w:t>
-      </w:r>
-      <w:r>
-        <w:rPr>
-          <w:rFonts w:hint="default" w:ascii="Consolas" w:hAnsi="Consolas" w:eastAsia="Consolas" w:cs="Consolas"/>
-          <w:b w:val="0"/>
-          <w:bCs w:val="0"/>
-          <w:color w:val="BBBEBF"/>
-          <w:kern w:val="0"/>
-          <w:sz w:val="16"/>
-          <w:szCs w:val="16"/>
-          <w:shd w:val="clear" w:fill="121314"/>
-          <w:lang w:val="en-US" w:eastAsia="zh-CN" w:bidi="ar"/>
-        </w:rPr>
-        <w:t xml:space="preserve">、并执行 </w:t>
-      </w:r>
-      <w:r>
-        <w:rPr>
-          <w:rFonts w:hint="default" w:ascii="Consolas" w:hAnsi="Consolas" w:eastAsia="Consolas" w:cs="Consolas"/>
-          <w:b w:val="0"/>
-          <w:bCs w:val="0"/>
-          <w:color w:val="79C0FF"/>
-          <w:kern w:val="0"/>
-          <w:sz w:val="16"/>
-          <w:szCs w:val="16"/>
-          <w:shd w:val="clear" w:fill="121314"/>
-          <w:lang w:val="en-US" w:eastAsia="zh-CN" w:bidi="ar"/>
-        </w:rPr>
-        <w:t>`CREATE TABLE`</w:t>
-      </w:r>
-      <w:r>
-        <w:rPr>
-          <w:rFonts w:hint="default" w:ascii="Consolas" w:hAnsi="Consolas" w:eastAsia="Consolas" w:cs="Consolas"/>
-          <w:b w:val="0"/>
-          <w:bCs w:val="0"/>
-          <w:color w:val="BBBEBF"/>
-          <w:kern w:val="0"/>
-          <w:sz w:val="16"/>
-          <w:szCs w:val="16"/>
-          <w:shd w:val="clear" w:fill="121314"/>
-          <w:lang w:val="en-US" w:eastAsia="zh-CN" w:bidi="ar"/>
-        </w:rPr>
-        <w:t xml:space="preserve"> 操作。前端只需提示“设备添加成功”。</w:t>
-      </w:r>
-    </w:p>
-    <w:p>
-      <w:pPr>
-        <w:keepNext w:val="0"/>
-        <w:keepLines w:val="0"/>
-        <w:widowControl/>
-        <w:suppressLineNumbers w:val="0"/>
-        <w:shd w:val="clear" w:fill="121314"/>
-        <w:spacing w:line="228" w:lineRule="atLeast"/>
-        <w:jc w:val="left"/>
-        <w:rPr>
-          <w:rFonts w:hint="default" w:ascii="Consolas" w:hAnsi="Consolas" w:eastAsia="Consolas" w:cs="Consolas"/>
-          <w:b w:val="0"/>
-          <w:bCs w:val="0"/>
-          <w:color w:val="BBBEBF"/>
-          <w:sz w:val="16"/>
-          <w:szCs w:val="16"/>
-        </w:rPr>
-      </w:pPr>
-      <w:r>
-        <w:rPr>
-          <w:rFonts w:hint="default" w:ascii="Consolas" w:hAnsi="Consolas" w:eastAsia="Consolas" w:cs="Consolas"/>
-          <w:b/>
-          <w:bCs/>
-          <w:color w:val="79C0FF"/>
-          <w:kern w:val="0"/>
-          <w:sz w:val="16"/>
-          <w:szCs w:val="16"/>
-          <w:shd w:val="clear" w:fill="121314"/>
-          <w:lang w:val="en-US" w:eastAsia="zh-CN" w:bidi="ar"/>
-        </w:rPr>
-        <w:t>### 3.3 数据中心主页 - 左树右表 (Core Workspace)</w:t>
-      </w:r>
-    </w:p>
-    <w:p>
-      <w:pPr>
-        <w:keepNext w:val="0"/>
-        <w:keepLines w:val="0"/>
-        <w:widowControl/>
-        <w:suppressLineNumbers w:val="0"/>
-        <w:shd w:val="clear" w:fill="121314"/>
-        <w:spacing w:line="228" w:lineRule="atLeast"/>
-        <w:jc w:val="left"/>
-        <w:rPr>
-          <w:rFonts w:hint="default" w:ascii="Consolas" w:hAnsi="Consolas" w:eastAsia="Consolas" w:cs="Consolas"/>
-          <w:b w:val="0"/>
-          <w:bCs w:val="0"/>
-          <w:color w:val="BBBEBF"/>
-          <w:sz w:val="16"/>
-          <w:szCs w:val="16"/>
-        </w:rPr>
-      </w:pPr>
-      <w:r>
-        <w:rPr>
-          <w:rFonts w:hint="default" w:ascii="Consolas" w:hAnsi="Consolas" w:eastAsia="Consolas" w:cs="Consolas"/>
-          <w:b w:val="0"/>
-          <w:bCs w:val="0"/>
-          <w:color w:val="FFA657"/>
-          <w:kern w:val="0"/>
-          <w:sz w:val="16"/>
-          <w:szCs w:val="16"/>
-          <w:shd w:val="clear" w:fill="121314"/>
-          <w:lang w:val="en-US" w:eastAsia="zh-CN" w:bidi="ar"/>
-        </w:rPr>
-        <w:t>*</w:t>
-      </w:r>
-      <w:r>
-        <w:rPr>
-          <w:rFonts w:hint="default" w:ascii="Consolas" w:hAnsi="Consolas" w:eastAsia="Consolas" w:cs="Consolas"/>
-          <w:b w:val="0"/>
-          <w:bCs w:val="0"/>
-          <w:color w:val="BBBEBF"/>
-          <w:kern w:val="0"/>
-          <w:sz w:val="16"/>
-          <w:szCs w:val="16"/>
-          <w:shd w:val="clear" w:fill="121314"/>
-          <w:lang w:val="en-US" w:eastAsia="zh-CN" w:bidi="ar"/>
-        </w:rPr>
-        <w:t xml:space="preserve"> </w:t>
-      </w:r>
-      <w:r>
-        <w:rPr>
-          <w:rFonts w:hint="default" w:ascii="Consolas" w:hAnsi="Consolas" w:eastAsia="Consolas" w:cs="Consolas"/>
-          <w:b/>
-          <w:bCs/>
-          <w:color w:val="C9D1D9"/>
-          <w:kern w:val="0"/>
-          <w:sz w:val="16"/>
-          <w:szCs w:val="16"/>
-          <w:shd w:val="clear" w:fill="121314"/>
-          <w:lang w:val="en-US" w:eastAsia="zh-CN" w:bidi="ar"/>
-        </w:rPr>
-        <w:t>**位置**</w:t>
-      </w:r>
-      <w:r>
-        <w:rPr>
-          <w:rFonts w:hint="default" w:ascii="Consolas" w:hAnsi="Consolas" w:eastAsia="Consolas" w:cs="Consolas"/>
-          <w:b w:val="0"/>
-          <w:bCs w:val="0"/>
-          <w:color w:val="BBBEBF"/>
-          <w:kern w:val="0"/>
-          <w:sz w:val="16"/>
-          <w:szCs w:val="16"/>
-          <w:shd w:val="clear" w:fill="121314"/>
-          <w:lang w:val="en-US" w:eastAsia="zh-CN" w:bidi="ar"/>
-        </w:rPr>
-        <w:t xml:space="preserve">：一级菜单 </w:t>
-      </w:r>
-      <w:r>
-        <w:rPr>
-          <w:rFonts w:hint="default" w:ascii="Consolas" w:hAnsi="Consolas" w:eastAsia="Consolas" w:cs="Consolas"/>
-          <w:b w:val="0"/>
-          <w:bCs w:val="0"/>
-          <w:color w:val="79C0FF"/>
-          <w:kern w:val="0"/>
-          <w:sz w:val="16"/>
-          <w:szCs w:val="16"/>
-          <w:shd w:val="clear" w:fill="121314"/>
-          <w:lang w:val="en-US" w:eastAsia="zh-CN" w:bidi="ar"/>
-        </w:rPr>
-        <w:t>`[数据中心]`</w:t>
-      </w:r>
-      <w:r>
-        <w:rPr>
-          <w:rFonts w:hint="default" w:ascii="Consolas" w:hAnsi="Consolas" w:eastAsia="Consolas" w:cs="Consolas"/>
-          <w:b w:val="0"/>
-          <w:bCs w:val="0"/>
-          <w:color w:val="BBBEBF"/>
-          <w:kern w:val="0"/>
-          <w:sz w:val="16"/>
-          <w:szCs w:val="16"/>
-          <w:shd w:val="clear" w:fill="121314"/>
-          <w:lang w:val="en-US" w:eastAsia="zh-CN" w:bidi="ar"/>
-        </w:rPr>
-        <w:t>。</w:t>
-      </w:r>
-    </w:p>
-    <w:p>
-      <w:pPr>
-        <w:keepNext w:val="0"/>
-        <w:keepLines w:val="0"/>
-        <w:widowControl/>
-        <w:suppressLineNumbers w:val="0"/>
-        <w:shd w:val="clear" w:fill="121314"/>
-        <w:spacing w:line="228" w:lineRule="atLeast"/>
-        <w:jc w:val="left"/>
-      </w:pPr>
-      <w:r>
-        <w:rPr>
-          <w:rFonts w:hint="default" w:ascii="Consolas" w:hAnsi="Consolas" w:eastAsia="Consolas" w:cs="Consolas"/>
-          <w:b w:val="0"/>
-          <w:bCs w:val="0"/>
-          <w:color w:val="FFA657"/>
-          <w:kern w:val="0"/>
-          <w:sz w:val="16"/>
-          <w:szCs w:val="16"/>
-          <w:shd w:val="clear" w:fill="121314"/>
-          <w:lang w:val="en-US" w:eastAsia="zh-CN" w:bidi="ar"/>
-        </w:rPr>
-        <w:t>*</w:t>
-      </w:r>
-      <w:r>
-        <w:rPr>
-          <w:rFonts w:hint="default" w:ascii="Consolas" w:hAnsi="Consolas" w:eastAsia="Consolas" w:cs="Consolas"/>
-          <w:b w:val="0"/>
-          <w:bCs w:val="0"/>
-          <w:color w:val="BBBEBF"/>
-          <w:kern w:val="0"/>
-          <w:sz w:val="16"/>
-          <w:szCs w:val="16"/>
-          <w:shd w:val="clear" w:fill="121314"/>
-          <w:lang w:val="en-US" w:eastAsia="zh-CN" w:bidi="ar"/>
-        </w:rPr>
-        <w:t xml:space="preserve"> </w:t>
-      </w:r>
-      <w:r>
-        <w:rPr>
-          <w:rFonts w:hint="default" w:ascii="Consolas" w:hAnsi="Consolas" w:eastAsia="Consolas" w:cs="Consolas"/>
-          <w:b/>
-          <w:bCs/>
-          <w:color w:val="C9D1D9"/>
-          <w:kern w:val="0"/>
-          <w:sz w:val="16"/>
-          <w:szCs w:val="16"/>
-          <w:shd w:val="clear" w:fill="121314"/>
-          <w:lang w:val="en-US" w:eastAsia="zh-CN" w:bidi="ar"/>
-        </w:rPr>
-        <w:t>**页面布局**</w:t>
-      </w:r>
-      <w:r>
-        <w:rPr>
-          <w:rFonts w:hint="default" w:ascii="Consolas" w:hAnsi="Consolas" w:eastAsia="Consolas" w:cs="Consolas"/>
-          <w:b w:val="0"/>
-          <w:bCs w:val="0"/>
-          <w:color w:val="BBBEBF"/>
-          <w:kern w:val="0"/>
-          <w:sz w:val="16"/>
-          <w:szCs w:val="16"/>
-          <w:shd w:val="clear" w:fill="121314"/>
-          <w:lang w:val="en-US" w:eastAsia="zh-CN" w:bidi="ar"/>
-        </w:rPr>
-        <w:t>：经典控制台“左侧导航树 + 右侧工作区”。</w:t>
-      </w:r>
-    </w:p>
-    <w:p>
-      <w:pPr>
-        <w:keepNext w:val="0"/>
-        <w:keepLines w:val="0"/>
-        <w:widowControl/>
-        <w:suppressLineNumbers w:val="0"/>
-        <w:shd w:val="clear" w:fill="121314"/>
-        <w:spacing w:line="228" w:lineRule="atLeast"/>
-        <w:jc w:val="left"/>
-        <w:rPr>
-          <w:rFonts w:hint="default" w:ascii="Consolas" w:hAnsi="Consolas" w:eastAsia="Consolas" w:cs="Consolas"/>
-          <w:b w:val="0"/>
-          <w:bCs w:val="0"/>
-          <w:color w:val="BBBEBF"/>
-          <w:sz w:val="16"/>
-          <w:szCs w:val="16"/>
-        </w:rPr>
-      </w:pPr>
-      <w:r>
-        <w:rPr>
-          <w:rFonts w:hint="default" w:ascii="Consolas" w:hAnsi="Consolas" w:eastAsia="Consolas" w:cs="Consolas"/>
-          <w:b/>
-          <w:bCs/>
-          <w:color w:val="79C0FF"/>
-          <w:kern w:val="0"/>
-          <w:sz w:val="16"/>
-          <w:szCs w:val="16"/>
-          <w:shd w:val="clear" w:fill="121314"/>
-          <w:lang w:val="en-US" w:eastAsia="zh-CN" w:bidi="ar"/>
-        </w:rPr>
-        <w:t>#### 左侧设备数据树加载逻辑</w:t>
-      </w:r>
-    </w:p>
-    <w:p>
-      <w:pPr>
-        <w:keepNext w:val="0"/>
-        <w:keepLines w:val="0"/>
-        <w:widowControl/>
-        <w:suppressLineNumbers w:val="0"/>
-        <w:shd w:val="clear" w:fill="121314"/>
-        <w:spacing w:line="228" w:lineRule="atLeast"/>
-        <w:jc w:val="left"/>
-        <w:rPr>
-          <w:rFonts w:hint="default" w:ascii="Consolas" w:hAnsi="Consolas" w:eastAsia="Consolas" w:cs="Consolas"/>
-          <w:b w:val="0"/>
-          <w:bCs w:val="0"/>
-          <w:color w:val="BBBEBF"/>
-          <w:sz w:val="16"/>
-          <w:szCs w:val="16"/>
-        </w:rPr>
-      </w:pPr>
-      <w:r>
-        <w:rPr>
-          <w:rFonts w:hint="default" w:ascii="Consolas" w:hAnsi="Consolas" w:eastAsia="Consolas" w:cs="Consolas"/>
-          <w:b w:val="0"/>
-          <w:bCs w:val="0"/>
-          <w:color w:val="BBBEBF"/>
-          <w:kern w:val="0"/>
-          <w:sz w:val="16"/>
-          <w:szCs w:val="16"/>
-          <w:shd w:val="clear" w:fill="121314"/>
-          <w:lang w:val="en-US" w:eastAsia="zh-CN" w:bidi="ar"/>
-        </w:rPr>
-        <w:t xml:space="preserve">由于没有额外的分类表，树形结构完全由现有实体拼接，共 </w:t>
-      </w:r>
-      <w:r>
-        <w:rPr>
-          <w:rFonts w:hint="default" w:ascii="Consolas" w:hAnsi="Consolas" w:eastAsia="Consolas" w:cs="Consolas"/>
-          <w:b/>
-          <w:bCs/>
-          <w:color w:val="C9D1D9"/>
-          <w:kern w:val="0"/>
-          <w:sz w:val="16"/>
-          <w:szCs w:val="16"/>
-          <w:shd w:val="clear" w:fill="121314"/>
-          <w:lang w:val="en-US" w:eastAsia="zh-CN" w:bidi="ar"/>
-        </w:rPr>
-        <w:t>**3层**</w:t>
-      </w:r>
-      <w:r>
-        <w:rPr>
-          <w:rFonts w:hint="default" w:ascii="Consolas" w:hAnsi="Consolas" w:eastAsia="Consolas" w:cs="Consolas"/>
-          <w:b w:val="0"/>
-          <w:bCs w:val="0"/>
-          <w:color w:val="BBBEBF"/>
-          <w:kern w:val="0"/>
-          <w:sz w:val="16"/>
-          <w:szCs w:val="16"/>
-          <w:shd w:val="clear" w:fill="121314"/>
-          <w:lang w:val="en-US" w:eastAsia="zh-CN" w:bidi="ar"/>
-        </w:rPr>
-        <w:t>：</w:t>
-      </w:r>
-    </w:p>
-    <w:p>
-      <w:pPr>
-        <w:keepNext w:val="0"/>
-        <w:keepLines w:val="0"/>
-        <w:widowControl/>
-        <w:suppressLineNumbers w:val="0"/>
-        <w:shd w:val="clear" w:fill="121314"/>
-        <w:spacing w:line="228" w:lineRule="atLeast"/>
-        <w:jc w:val="left"/>
-        <w:rPr>
-          <w:rFonts w:hint="default" w:ascii="Consolas" w:hAnsi="Consolas" w:eastAsia="Consolas" w:cs="Consolas"/>
-          <w:b w:val="0"/>
-          <w:bCs w:val="0"/>
-          <w:color w:val="BBBEBF"/>
-          <w:sz w:val="16"/>
-          <w:szCs w:val="16"/>
-        </w:rPr>
-      </w:pPr>
-      <w:r>
-        <w:rPr>
-          <w:rFonts w:hint="default" w:ascii="Consolas" w:hAnsi="Consolas" w:eastAsia="Consolas" w:cs="Consolas"/>
-          <w:b w:val="0"/>
-          <w:bCs w:val="0"/>
-          <w:color w:val="FFA657"/>
-          <w:kern w:val="0"/>
-          <w:sz w:val="16"/>
-          <w:szCs w:val="16"/>
-          <w:shd w:val="clear" w:fill="121314"/>
-          <w:lang w:val="en-US" w:eastAsia="zh-CN" w:bidi="ar"/>
-        </w:rPr>
-        <w:t>1.</w:t>
-      </w:r>
-      <w:r>
-        <w:rPr>
-          <w:rFonts w:hint="default" w:ascii="Consolas" w:hAnsi="Consolas" w:eastAsia="Consolas" w:cs="Consolas"/>
-          <w:b w:val="0"/>
-          <w:bCs w:val="0"/>
-          <w:color w:val="BBBEBF"/>
-          <w:kern w:val="0"/>
-          <w:sz w:val="16"/>
-          <w:szCs w:val="16"/>
-          <w:shd w:val="clear" w:fill="121314"/>
-          <w:lang w:val="en-US" w:eastAsia="zh-CN" w:bidi="ar"/>
-        </w:rPr>
-        <w:t xml:space="preserve"> </w:t>
-      </w:r>
-      <w:r>
-        <w:rPr>
-          <w:rFonts w:hint="default" w:ascii="Consolas" w:hAnsi="Consolas" w:eastAsia="Consolas" w:cs="Consolas"/>
-          <w:b/>
-          <w:bCs/>
-          <w:color w:val="C9D1D9"/>
-          <w:kern w:val="0"/>
-          <w:sz w:val="16"/>
-          <w:szCs w:val="16"/>
-          <w:shd w:val="clear" w:fill="121314"/>
-          <w:lang w:val="en-US" w:eastAsia="zh-CN" w:bidi="ar"/>
-        </w:rPr>
-        <w:t>**第1层 (类别)**</w:t>
-      </w:r>
-      <w:r>
-        <w:rPr>
-          <w:rFonts w:hint="default" w:ascii="Consolas" w:hAnsi="Consolas" w:eastAsia="Consolas" w:cs="Consolas"/>
-          <w:b w:val="0"/>
-          <w:bCs w:val="0"/>
-          <w:color w:val="BBBEBF"/>
-          <w:kern w:val="0"/>
-          <w:sz w:val="16"/>
-          <w:szCs w:val="16"/>
-          <w:shd w:val="clear" w:fill="121314"/>
-          <w:lang w:val="en-US" w:eastAsia="zh-CN" w:bidi="ar"/>
-        </w:rPr>
-        <w:t xml:space="preserve">：调用接口获取去重后的 </w:t>
-      </w:r>
-      <w:r>
-        <w:rPr>
-          <w:rFonts w:hint="default" w:ascii="Consolas" w:hAnsi="Consolas" w:eastAsia="Consolas" w:cs="Consolas"/>
-          <w:b w:val="0"/>
-          <w:bCs w:val="0"/>
-          <w:color w:val="79C0FF"/>
-          <w:kern w:val="0"/>
-          <w:sz w:val="16"/>
-          <w:szCs w:val="16"/>
-          <w:shd w:val="clear" w:fill="121314"/>
-          <w:lang w:val="en-US" w:eastAsia="zh-CN" w:bidi="ar"/>
-        </w:rPr>
-        <w:t>`DEVICE_CATEGORY`</w:t>
-      </w:r>
-      <w:r>
-        <w:rPr>
-          <w:rFonts w:hint="default" w:ascii="Consolas" w:hAnsi="Consolas" w:eastAsia="Consolas" w:cs="Consolas"/>
-          <w:b w:val="0"/>
-          <w:bCs w:val="0"/>
-          <w:color w:val="BBBEBF"/>
-          <w:kern w:val="0"/>
-          <w:sz w:val="16"/>
-          <w:szCs w:val="16"/>
-          <w:shd w:val="clear" w:fill="121314"/>
-          <w:lang w:val="en-US" w:eastAsia="zh-CN" w:bidi="ar"/>
-        </w:rPr>
-        <w:t>（如：反应釜、注射泵）。</w:t>
-      </w:r>
-    </w:p>
-    <w:p>
-      <w:pPr>
-        <w:keepNext w:val="0"/>
-        <w:keepLines w:val="0"/>
-        <w:widowControl/>
-        <w:suppressLineNumbers w:val="0"/>
-        <w:shd w:val="clear" w:fill="121314"/>
-        <w:spacing w:line="228" w:lineRule="atLeast"/>
-        <w:jc w:val="left"/>
-        <w:rPr>
-          <w:rFonts w:hint="default" w:ascii="Consolas" w:hAnsi="Consolas" w:eastAsia="Consolas" w:cs="Consolas"/>
-          <w:b w:val="0"/>
-          <w:bCs w:val="0"/>
-          <w:color w:val="BBBEBF"/>
-          <w:sz w:val="16"/>
-          <w:szCs w:val="16"/>
-        </w:rPr>
-      </w:pPr>
-      <w:r>
-        <w:rPr>
-          <w:rFonts w:hint="default" w:ascii="Consolas" w:hAnsi="Consolas" w:eastAsia="Consolas" w:cs="Consolas"/>
-          <w:b w:val="0"/>
-          <w:bCs w:val="0"/>
-          <w:color w:val="FFA657"/>
-          <w:kern w:val="0"/>
-          <w:sz w:val="16"/>
-          <w:szCs w:val="16"/>
-          <w:shd w:val="clear" w:fill="121314"/>
-          <w:lang w:val="en-US" w:eastAsia="zh-CN" w:bidi="ar"/>
-        </w:rPr>
-        <w:t>2.</w:t>
-      </w:r>
-      <w:r>
-        <w:rPr>
-          <w:rFonts w:hint="default" w:ascii="Consolas" w:hAnsi="Consolas" w:eastAsia="Consolas" w:cs="Consolas"/>
-          <w:b w:val="0"/>
-          <w:bCs w:val="0"/>
-          <w:color w:val="BBBEBF"/>
-          <w:kern w:val="0"/>
-          <w:sz w:val="16"/>
-          <w:szCs w:val="16"/>
-          <w:shd w:val="clear" w:fill="121314"/>
-          <w:lang w:val="en-US" w:eastAsia="zh-CN" w:bidi="ar"/>
-        </w:rPr>
-        <w:t xml:space="preserve"> </w:t>
-      </w:r>
-      <w:r>
-        <w:rPr>
-          <w:rFonts w:hint="default" w:ascii="Consolas" w:hAnsi="Consolas" w:eastAsia="Consolas" w:cs="Consolas"/>
-          <w:b/>
-          <w:bCs/>
-          <w:color w:val="C9D1D9"/>
-          <w:kern w:val="0"/>
-          <w:sz w:val="16"/>
-          <w:szCs w:val="16"/>
-          <w:shd w:val="clear" w:fill="121314"/>
-          <w:lang w:val="en-US" w:eastAsia="zh-CN" w:bidi="ar"/>
-        </w:rPr>
-        <w:t>**第2层 (设备)**</w:t>
-      </w:r>
-      <w:r>
-        <w:rPr>
-          <w:rFonts w:hint="default" w:ascii="Consolas" w:hAnsi="Consolas" w:eastAsia="Consolas" w:cs="Consolas"/>
-          <w:b w:val="0"/>
-          <w:bCs w:val="0"/>
-          <w:color w:val="BBBEBF"/>
-          <w:kern w:val="0"/>
-          <w:sz w:val="16"/>
-          <w:szCs w:val="16"/>
-          <w:shd w:val="clear" w:fill="121314"/>
-          <w:lang w:val="en-US" w:eastAsia="zh-CN" w:bidi="ar"/>
-        </w:rPr>
-        <w:t xml:space="preserve">：该类别下的具体 </w:t>
-      </w:r>
-      <w:r>
-        <w:rPr>
-          <w:rFonts w:hint="default" w:ascii="Consolas" w:hAnsi="Consolas" w:eastAsia="Consolas" w:cs="Consolas"/>
-          <w:b w:val="0"/>
-          <w:bCs w:val="0"/>
-          <w:color w:val="79C0FF"/>
-          <w:kern w:val="0"/>
-          <w:sz w:val="16"/>
-          <w:szCs w:val="16"/>
-          <w:shd w:val="clear" w:fill="121314"/>
-          <w:lang w:val="en-US" w:eastAsia="zh-CN" w:bidi="ar"/>
-        </w:rPr>
-        <w:t>`DEVICE_INSTANCE`</w:t>
-      </w:r>
-      <w:r>
-        <w:rPr>
-          <w:rFonts w:hint="default" w:ascii="Consolas" w:hAnsi="Consolas" w:eastAsia="Consolas" w:cs="Consolas"/>
-          <w:b w:val="0"/>
-          <w:bCs w:val="0"/>
-          <w:color w:val="BBBEBF"/>
-          <w:kern w:val="0"/>
-          <w:sz w:val="16"/>
-          <w:szCs w:val="16"/>
-          <w:shd w:val="clear" w:fill="121314"/>
-          <w:lang w:val="en-US" w:eastAsia="zh-CN" w:bidi="ar"/>
-        </w:rPr>
-        <w:t>（如：1号反应釜）。</w:t>
-      </w:r>
-    </w:p>
-    <w:p>
-      <w:pPr>
-        <w:keepNext w:val="0"/>
-        <w:keepLines w:val="0"/>
-        <w:widowControl/>
-        <w:suppressLineNumbers w:val="0"/>
-        <w:shd w:val="clear" w:fill="121314"/>
-        <w:spacing w:line="228" w:lineRule="atLeast"/>
-        <w:jc w:val="left"/>
-      </w:pPr>
-      <w:r>
-        <w:rPr>
-          <w:rFonts w:hint="default" w:ascii="Consolas" w:hAnsi="Consolas" w:eastAsia="Consolas" w:cs="Consolas"/>
-          <w:b w:val="0"/>
-          <w:bCs w:val="0"/>
-          <w:color w:val="FFA657"/>
-          <w:kern w:val="0"/>
-          <w:sz w:val="16"/>
-          <w:szCs w:val="16"/>
-          <w:shd w:val="clear" w:fill="121314"/>
-          <w:lang w:val="en-US" w:eastAsia="zh-CN" w:bidi="ar"/>
-        </w:rPr>
-        <w:t>3.</w:t>
-      </w:r>
-      <w:r>
-        <w:rPr>
-          <w:rFonts w:hint="default" w:ascii="Consolas" w:hAnsi="Consolas" w:eastAsia="Consolas" w:cs="Consolas"/>
-          <w:b w:val="0"/>
-          <w:bCs w:val="0"/>
-          <w:color w:val="BBBEBF"/>
-          <w:kern w:val="0"/>
-          <w:sz w:val="16"/>
-          <w:szCs w:val="16"/>
-          <w:shd w:val="clear" w:fill="121314"/>
-          <w:lang w:val="en-US" w:eastAsia="zh-CN" w:bidi="ar"/>
-        </w:rPr>
-        <w:t xml:space="preserve"> </w:t>
-      </w:r>
-      <w:r>
-        <w:rPr>
-          <w:rFonts w:hint="default" w:ascii="Consolas" w:hAnsi="Consolas" w:eastAsia="Consolas" w:cs="Consolas"/>
-          <w:b/>
-          <w:bCs/>
-          <w:color w:val="C9D1D9"/>
-          <w:kern w:val="0"/>
-          <w:sz w:val="16"/>
-          <w:szCs w:val="16"/>
-          <w:shd w:val="clear" w:fill="121314"/>
-          <w:lang w:val="en-US" w:eastAsia="zh-CN" w:bidi="ar"/>
-        </w:rPr>
-        <w:t>**第3层 (数据表)**</w:t>
-      </w:r>
-      <w:r>
-        <w:rPr>
-          <w:rFonts w:hint="default" w:ascii="Consolas" w:hAnsi="Consolas" w:eastAsia="Consolas" w:cs="Consolas"/>
-          <w:b w:val="0"/>
-          <w:bCs w:val="0"/>
-          <w:color w:val="BBBEBF"/>
-          <w:kern w:val="0"/>
-          <w:sz w:val="16"/>
-          <w:szCs w:val="16"/>
-          <w:shd w:val="clear" w:fill="121314"/>
-          <w:lang w:val="en-US" w:eastAsia="zh-CN" w:bidi="ar"/>
-        </w:rPr>
-        <w:t xml:space="preserve">：查询 </w:t>
-      </w:r>
-      <w:r>
-        <w:rPr>
-          <w:rFonts w:hint="default" w:ascii="Consolas" w:hAnsi="Consolas" w:eastAsia="Consolas" w:cs="Consolas"/>
-          <w:b w:val="0"/>
-          <w:bCs w:val="0"/>
-          <w:color w:val="79C0FF"/>
-          <w:kern w:val="0"/>
-          <w:sz w:val="16"/>
-          <w:szCs w:val="16"/>
-          <w:shd w:val="clear" w:fill="121314"/>
-          <w:lang w:val="en-US" w:eastAsia="zh-CN" w:bidi="ar"/>
-        </w:rPr>
-        <w:t>`DATA_INDEX`</w:t>
-      </w:r>
-      <w:r>
-        <w:rPr>
-          <w:rFonts w:hint="default" w:ascii="Consolas" w:hAnsi="Consolas" w:eastAsia="Consolas" w:cs="Consolas"/>
-          <w:b w:val="0"/>
-          <w:bCs w:val="0"/>
-          <w:color w:val="BBBEBF"/>
-          <w:kern w:val="0"/>
-          <w:sz w:val="16"/>
-          <w:szCs w:val="16"/>
-          <w:shd w:val="clear" w:fill="121314"/>
-          <w:lang w:val="en-US" w:eastAsia="zh-CN" w:bidi="ar"/>
-        </w:rPr>
-        <w:t xml:space="preserve"> 中绑定了该设备的所有数据集（如：基础运行监控、2月聚合实验数据）。</w:t>
-      </w:r>
-    </w:p>
-    <w:p>
-      <w:pPr>
-        <w:keepNext w:val="0"/>
-        <w:keepLines w:val="0"/>
-        <w:widowControl/>
-        <w:suppressLineNumbers w:val="0"/>
-        <w:shd w:val="clear" w:fill="121314"/>
-        <w:spacing w:line="228" w:lineRule="atLeast"/>
-        <w:jc w:val="left"/>
-        <w:rPr>
-          <w:rFonts w:hint="default" w:ascii="Consolas" w:hAnsi="Consolas" w:eastAsia="Consolas" w:cs="Consolas"/>
-          <w:b w:val="0"/>
-          <w:bCs w:val="0"/>
-          <w:color w:val="BBBEBF"/>
-          <w:sz w:val="16"/>
-          <w:szCs w:val="16"/>
-        </w:rPr>
-      </w:pPr>
-      <w:r>
-        <w:rPr>
-          <w:rFonts w:hint="default" w:ascii="Consolas" w:hAnsi="Consolas" w:eastAsia="Consolas" w:cs="Consolas"/>
-          <w:b/>
-          <w:bCs/>
-          <w:color w:val="79C0FF"/>
-          <w:kern w:val="0"/>
-          <w:sz w:val="16"/>
-          <w:szCs w:val="16"/>
-          <w:shd w:val="clear" w:fill="121314"/>
-          <w:lang w:val="en-US" w:eastAsia="zh-CN" w:bidi="ar"/>
-        </w:rPr>
-        <w:t>#### 右侧工作区：数据查阅与导出</w:t>
-      </w:r>
-    </w:p>
-    <w:p>
-      <w:pPr>
-        <w:keepNext w:val="0"/>
-        <w:keepLines w:val="0"/>
-        <w:widowControl/>
-        <w:suppressLineNumbers w:val="0"/>
-        <w:shd w:val="clear" w:fill="121314"/>
-        <w:spacing w:line="228" w:lineRule="atLeast"/>
-        <w:jc w:val="left"/>
-        <w:rPr>
-          <w:rFonts w:hint="default" w:ascii="Consolas" w:hAnsi="Consolas" w:eastAsia="Consolas" w:cs="Consolas"/>
-          <w:b w:val="0"/>
-          <w:bCs w:val="0"/>
-          <w:color w:val="BBBEBF"/>
-          <w:sz w:val="16"/>
-          <w:szCs w:val="16"/>
-        </w:rPr>
-      </w:pPr>
-      <w:r>
-        <w:rPr>
-          <w:rFonts w:hint="default" w:ascii="Consolas" w:hAnsi="Consolas" w:eastAsia="Consolas" w:cs="Consolas"/>
-          <w:b w:val="0"/>
-          <w:bCs w:val="0"/>
-          <w:color w:val="BBBEBF"/>
-          <w:kern w:val="0"/>
-          <w:sz w:val="16"/>
-          <w:szCs w:val="16"/>
-          <w:shd w:val="clear" w:fill="121314"/>
-          <w:lang w:val="en-US" w:eastAsia="zh-CN" w:bidi="ar"/>
-        </w:rPr>
-        <w:t>当点击左树第 3 层的某个数据集时，右侧展示：</w:t>
-      </w:r>
-    </w:p>
-    <w:p>
-      <w:pPr>
-        <w:keepNext w:val="0"/>
-        <w:keepLines w:val="0"/>
-        <w:widowControl/>
-        <w:suppressLineNumbers w:val="0"/>
-        <w:shd w:val="clear" w:fill="121314"/>
-        <w:spacing w:line="228" w:lineRule="atLeast"/>
-        <w:jc w:val="left"/>
-        <w:rPr>
-          <w:rFonts w:hint="default" w:ascii="Consolas" w:hAnsi="Consolas" w:eastAsia="Consolas" w:cs="Consolas"/>
-          <w:b w:val="0"/>
-          <w:bCs w:val="0"/>
-          <w:color w:val="BBBEBF"/>
-          <w:sz w:val="16"/>
-          <w:szCs w:val="16"/>
-        </w:rPr>
-      </w:pPr>
-      <w:r>
-        <w:rPr>
-          <w:rFonts w:hint="default" w:ascii="Consolas" w:hAnsi="Consolas" w:eastAsia="Consolas" w:cs="Consolas"/>
-          <w:b w:val="0"/>
-          <w:bCs w:val="0"/>
-          <w:color w:val="FFA657"/>
-          <w:kern w:val="0"/>
-          <w:sz w:val="16"/>
-          <w:szCs w:val="16"/>
-          <w:shd w:val="clear" w:fill="121314"/>
-          <w:lang w:val="en-US" w:eastAsia="zh-CN" w:bidi="ar"/>
-        </w:rPr>
-        <w:t>*</w:t>
-      </w:r>
-      <w:r>
-        <w:rPr>
-          <w:rFonts w:hint="default" w:ascii="Consolas" w:hAnsi="Consolas" w:eastAsia="Consolas" w:cs="Consolas"/>
-          <w:b w:val="0"/>
-          <w:bCs w:val="0"/>
-          <w:color w:val="BBBEBF"/>
-          <w:kern w:val="0"/>
-          <w:sz w:val="16"/>
-          <w:szCs w:val="16"/>
-          <w:shd w:val="clear" w:fill="121314"/>
-          <w:lang w:val="en-US" w:eastAsia="zh-CN" w:bidi="ar"/>
-        </w:rPr>
-        <w:t xml:space="preserve"> </w:t>
-      </w:r>
-      <w:r>
-        <w:rPr>
-          <w:rFonts w:hint="default" w:ascii="Consolas" w:hAnsi="Consolas" w:eastAsia="Consolas" w:cs="Consolas"/>
-          <w:b/>
-          <w:bCs/>
-          <w:color w:val="C9D1D9"/>
-          <w:kern w:val="0"/>
-          <w:sz w:val="16"/>
-          <w:szCs w:val="16"/>
-          <w:shd w:val="clear" w:fill="121314"/>
-          <w:lang w:val="en-US" w:eastAsia="zh-CN" w:bidi="ar"/>
-        </w:rPr>
-        <w:t>**顶部元信息卡片**</w:t>
-      </w:r>
-      <w:r>
-        <w:rPr>
-          <w:rFonts w:hint="default" w:ascii="Consolas" w:hAnsi="Consolas" w:eastAsia="Consolas" w:cs="Consolas"/>
-          <w:b w:val="0"/>
-          <w:bCs w:val="0"/>
-          <w:color w:val="BBBEBF"/>
-          <w:kern w:val="0"/>
-          <w:sz w:val="16"/>
-          <w:szCs w:val="16"/>
-          <w:shd w:val="clear" w:fill="121314"/>
-          <w:lang w:val="en-US" w:eastAsia="zh-CN" w:bidi="ar"/>
-        </w:rPr>
-        <w:t xml:space="preserve">：展示数据集名称、绑定的设备名称、当前状态（采集中/已归档）。操作区提供 </w:t>
-      </w:r>
-      <w:r>
-        <w:rPr>
-          <w:rFonts w:hint="default" w:ascii="Consolas" w:hAnsi="Consolas" w:eastAsia="Consolas" w:cs="Consolas"/>
-          <w:b w:val="0"/>
-          <w:bCs w:val="0"/>
-          <w:color w:val="79C0FF"/>
-          <w:kern w:val="0"/>
-          <w:sz w:val="16"/>
-          <w:szCs w:val="16"/>
-          <w:shd w:val="clear" w:fill="121314"/>
-          <w:lang w:val="en-US" w:eastAsia="zh-CN" w:bidi="ar"/>
-        </w:rPr>
-        <w:t>`[新建自定义数据表]`</w:t>
-      </w:r>
-      <w:r>
-        <w:rPr>
-          <w:rFonts w:hint="default" w:ascii="Consolas" w:hAnsi="Consolas" w:eastAsia="Consolas" w:cs="Consolas"/>
-          <w:b w:val="0"/>
-          <w:bCs w:val="0"/>
-          <w:color w:val="BBBEBF"/>
-          <w:kern w:val="0"/>
-          <w:sz w:val="16"/>
-          <w:szCs w:val="16"/>
-          <w:shd w:val="clear" w:fill="121314"/>
-          <w:lang w:val="en-US" w:eastAsia="zh-CN" w:bidi="ar"/>
-        </w:rPr>
-        <w:t xml:space="preserve"> 按钮。</w:t>
-      </w:r>
-    </w:p>
-    <w:p>
-      <w:pPr>
-        <w:keepNext w:val="0"/>
-        <w:keepLines w:val="0"/>
-        <w:widowControl/>
-        <w:suppressLineNumbers w:val="0"/>
-        <w:shd w:val="clear" w:fill="121314"/>
-        <w:spacing w:line="228" w:lineRule="atLeast"/>
-        <w:jc w:val="left"/>
-        <w:rPr>
-          <w:rFonts w:hint="default" w:ascii="Consolas" w:hAnsi="Consolas" w:eastAsia="Consolas" w:cs="Consolas"/>
-          <w:b w:val="0"/>
-          <w:bCs w:val="0"/>
-          <w:color w:val="BBBEBF"/>
-          <w:sz w:val="16"/>
-          <w:szCs w:val="16"/>
-        </w:rPr>
-      </w:pPr>
-      <w:r>
-        <w:rPr>
-          <w:rFonts w:hint="default" w:ascii="Consolas" w:hAnsi="Consolas" w:eastAsia="Consolas" w:cs="Consolas"/>
-          <w:b w:val="0"/>
-          <w:bCs w:val="0"/>
-          <w:color w:val="FFA657"/>
-          <w:kern w:val="0"/>
-          <w:sz w:val="16"/>
-          <w:szCs w:val="16"/>
-          <w:shd w:val="clear" w:fill="121314"/>
-          <w:lang w:val="en-US" w:eastAsia="zh-CN" w:bidi="ar"/>
-        </w:rPr>
-        <w:t>*</w:t>
-      </w:r>
-      <w:r>
-        <w:rPr>
-          <w:rFonts w:hint="default" w:ascii="Consolas" w:hAnsi="Consolas" w:eastAsia="Consolas" w:cs="Consolas"/>
-          <w:b w:val="0"/>
-          <w:bCs w:val="0"/>
-          <w:color w:val="BBBEBF"/>
-          <w:kern w:val="0"/>
-          <w:sz w:val="16"/>
-          <w:szCs w:val="16"/>
-          <w:shd w:val="clear" w:fill="121314"/>
-          <w:lang w:val="en-US" w:eastAsia="zh-CN" w:bidi="ar"/>
-        </w:rPr>
-        <w:t xml:space="preserve"> </w:t>
-      </w:r>
-      <w:r>
-        <w:rPr>
-          <w:rFonts w:hint="default" w:ascii="Consolas" w:hAnsi="Consolas" w:eastAsia="Consolas" w:cs="Consolas"/>
-          <w:b/>
-          <w:bCs/>
-          <w:color w:val="C9D1D9"/>
-          <w:kern w:val="0"/>
-          <w:sz w:val="16"/>
-          <w:szCs w:val="16"/>
-          <w:shd w:val="clear" w:fill="121314"/>
-          <w:lang w:val="en-US" w:eastAsia="zh-CN" w:bidi="ar"/>
-        </w:rPr>
-        <w:t>**中部可视化视图**</w:t>
-      </w:r>
-      <w:r>
-        <w:rPr>
-          <w:rFonts w:hint="default" w:ascii="Consolas" w:hAnsi="Consolas" w:eastAsia="Consolas" w:cs="Consolas"/>
-          <w:b w:val="0"/>
-          <w:bCs w:val="0"/>
-          <w:color w:val="BBBEBF"/>
-          <w:kern w:val="0"/>
-          <w:sz w:val="16"/>
-          <w:szCs w:val="16"/>
-          <w:shd w:val="clear" w:fill="121314"/>
-          <w:lang w:val="en-US" w:eastAsia="zh-CN" w:bidi="ar"/>
-        </w:rPr>
-        <w:t>：</w:t>
-      </w:r>
-    </w:p>
-    <w:p>
-      <w:pPr>
-        <w:keepNext w:val="0"/>
-        <w:keepLines w:val="0"/>
-        <w:widowControl/>
-        <w:suppressLineNumbers w:val="0"/>
-        <w:shd w:val="clear" w:fill="121314"/>
-        <w:spacing w:line="228" w:lineRule="atLeast"/>
-        <w:jc w:val="left"/>
-        <w:rPr>
-          <w:rFonts w:hint="default" w:ascii="Consolas" w:hAnsi="Consolas" w:eastAsia="Consolas" w:cs="Consolas"/>
-          <w:b w:val="0"/>
-          <w:bCs w:val="0"/>
-          <w:color w:val="BBBEBF"/>
-          <w:sz w:val="16"/>
-          <w:szCs w:val="16"/>
-        </w:rPr>
-      </w:pPr>
-      <w:r>
-        <w:rPr>
-          <w:rFonts w:hint="default" w:ascii="Consolas" w:hAnsi="Consolas" w:eastAsia="Consolas" w:cs="Consolas"/>
-          <w:b w:val="0"/>
-          <w:bCs w:val="0"/>
-          <w:color w:val="BBBEBF"/>
-          <w:kern w:val="0"/>
-          <w:sz w:val="16"/>
-          <w:szCs w:val="16"/>
-          <w:shd w:val="clear" w:fill="121314"/>
-          <w:lang w:val="en-US" w:eastAsia="zh-CN" w:bidi="ar"/>
-        </w:rPr>
-        <w:t xml:space="preserve">  </w:t>
-      </w:r>
-      <w:r>
-        <w:rPr>
-          <w:rFonts w:hint="default" w:ascii="Consolas" w:hAnsi="Consolas" w:eastAsia="Consolas" w:cs="Consolas"/>
-          <w:b w:val="0"/>
-          <w:bCs w:val="0"/>
-          <w:color w:val="FFA657"/>
-          <w:kern w:val="0"/>
-          <w:sz w:val="16"/>
-          <w:szCs w:val="16"/>
-          <w:shd w:val="clear" w:fill="121314"/>
-          <w:lang w:val="en-US" w:eastAsia="zh-CN" w:bidi="ar"/>
-        </w:rPr>
-        <w:t>*</w:t>
-      </w:r>
-      <w:r>
-        <w:rPr>
-          <w:rFonts w:hint="default" w:ascii="Consolas" w:hAnsi="Consolas" w:eastAsia="Consolas" w:cs="Consolas"/>
-          <w:b w:val="0"/>
-          <w:bCs w:val="0"/>
-          <w:color w:val="BBBEBF"/>
-          <w:kern w:val="0"/>
-          <w:sz w:val="16"/>
-          <w:szCs w:val="16"/>
-          <w:shd w:val="clear" w:fill="121314"/>
-          <w:lang w:val="en-US" w:eastAsia="zh-CN" w:bidi="ar"/>
-        </w:rPr>
-        <w:t xml:space="preserve"> </w:t>
-      </w:r>
-      <w:r>
-        <w:rPr>
-          <w:rFonts w:hint="default" w:ascii="Consolas" w:hAnsi="Consolas" w:eastAsia="Consolas" w:cs="Consolas"/>
-          <w:b/>
-          <w:bCs/>
-          <w:color w:val="C9D1D9"/>
-          <w:kern w:val="0"/>
-          <w:sz w:val="16"/>
-          <w:szCs w:val="16"/>
-          <w:shd w:val="clear" w:fill="121314"/>
-          <w:lang w:val="en-US" w:eastAsia="zh-CN" w:bidi="ar"/>
-        </w:rPr>
-        <w:t>**图表渲染**</w:t>
-      </w:r>
-      <w:r>
-        <w:rPr>
-          <w:rFonts w:hint="default" w:ascii="Consolas" w:hAnsi="Consolas" w:eastAsia="Consolas" w:cs="Consolas"/>
-          <w:b w:val="0"/>
-          <w:bCs w:val="0"/>
-          <w:color w:val="BBBEBF"/>
-          <w:kern w:val="0"/>
-          <w:sz w:val="16"/>
-          <w:szCs w:val="16"/>
-          <w:shd w:val="clear" w:fill="121314"/>
-          <w:lang w:val="en-US" w:eastAsia="zh-CN" w:bidi="ar"/>
-        </w:rPr>
-        <w:t xml:space="preserve">：由于一张物理表包含多个维度数据，推荐使用 ECharts，通过动态提取列名（根据 </w:t>
-      </w:r>
-      <w:r>
-        <w:rPr>
-          <w:rFonts w:hint="default" w:ascii="Consolas" w:hAnsi="Consolas" w:eastAsia="Consolas" w:cs="Consolas"/>
-          <w:b w:val="0"/>
-          <w:bCs w:val="0"/>
-          <w:color w:val="79C0FF"/>
-          <w:kern w:val="0"/>
-          <w:sz w:val="16"/>
-          <w:szCs w:val="16"/>
-          <w:shd w:val="clear" w:fill="121314"/>
-          <w:lang w:val="en-US" w:eastAsia="zh-CN" w:bidi="ar"/>
-        </w:rPr>
-        <w:t>`DATA_TEMPLATE_DETAIL`</w:t>
-      </w:r>
-      <w:r>
-        <w:rPr>
-          <w:rFonts w:hint="default" w:ascii="Consolas" w:hAnsi="Consolas" w:eastAsia="Consolas" w:cs="Consolas"/>
-          <w:b w:val="0"/>
-          <w:bCs w:val="0"/>
-          <w:color w:val="BBBEBF"/>
-          <w:kern w:val="0"/>
-          <w:sz w:val="16"/>
-          <w:szCs w:val="16"/>
-          <w:shd w:val="clear" w:fill="121314"/>
-          <w:lang w:val="en-US" w:eastAsia="zh-CN" w:bidi="ar"/>
-        </w:rPr>
-        <w:t>），渲染</w:t>
-      </w:r>
-      <w:r>
-        <w:rPr>
-          <w:rFonts w:hint="default" w:ascii="Consolas" w:hAnsi="Consolas" w:eastAsia="Consolas" w:cs="Consolas"/>
-          <w:b/>
-          <w:bCs/>
-          <w:color w:val="C9D1D9"/>
-          <w:kern w:val="0"/>
-          <w:sz w:val="16"/>
-          <w:szCs w:val="16"/>
-          <w:shd w:val="clear" w:fill="121314"/>
-          <w:lang w:val="en-US" w:eastAsia="zh-CN" w:bidi="ar"/>
-        </w:rPr>
-        <w:t>**双 Y 轴或多 Y 轴**</w:t>
-      </w:r>
-      <w:r>
-        <w:rPr>
-          <w:rFonts w:hint="default" w:ascii="Consolas" w:hAnsi="Consolas" w:eastAsia="Consolas" w:cs="Consolas"/>
-          <w:b w:val="0"/>
-          <w:bCs w:val="0"/>
-          <w:color w:val="BBBEBF"/>
-          <w:kern w:val="0"/>
-          <w:sz w:val="16"/>
-          <w:szCs w:val="16"/>
-          <w:shd w:val="clear" w:fill="121314"/>
-          <w:lang w:val="en-US" w:eastAsia="zh-CN" w:bidi="ar"/>
-        </w:rPr>
-        <w:t>时间序列折线图（例如同时显示温度和压力趋势）。</w:t>
-      </w:r>
-    </w:p>
-    <w:p>
-      <w:pPr>
-        <w:keepNext w:val="0"/>
-        <w:keepLines w:val="0"/>
-        <w:widowControl/>
-        <w:suppressLineNumbers w:val="0"/>
-        <w:shd w:val="clear" w:fill="121314"/>
-        <w:spacing w:line="228" w:lineRule="atLeast"/>
-        <w:jc w:val="left"/>
-        <w:rPr>
-          <w:rFonts w:hint="default" w:ascii="Consolas" w:hAnsi="Consolas" w:eastAsia="Consolas" w:cs="Consolas"/>
-          <w:b w:val="0"/>
-          <w:bCs w:val="0"/>
-          <w:color w:val="BBBEBF"/>
-          <w:sz w:val="16"/>
-          <w:szCs w:val="16"/>
-        </w:rPr>
-      </w:pPr>
-      <w:r>
-        <w:rPr>
-          <w:rFonts w:hint="default" w:ascii="Consolas" w:hAnsi="Consolas" w:eastAsia="Consolas" w:cs="Consolas"/>
-          <w:b w:val="0"/>
-          <w:bCs w:val="0"/>
-          <w:color w:val="FFA657"/>
-          <w:kern w:val="0"/>
-          <w:sz w:val="16"/>
-          <w:szCs w:val="16"/>
-          <w:shd w:val="clear" w:fill="121314"/>
-          <w:lang w:val="en-US" w:eastAsia="zh-CN" w:bidi="ar"/>
-        </w:rPr>
-        <w:t>*</w:t>
-      </w:r>
-      <w:r>
-        <w:rPr>
-          <w:rFonts w:hint="default" w:ascii="Consolas" w:hAnsi="Consolas" w:eastAsia="Consolas" w:cs="Consolas"/>
-          <w:b w:val="0"/>
-          <w:bCs w:val="0"/>
-          <w:color w:val="BBBEBF"/>
-          <w:kern w:val="0"/>
-          <w:sz w:val="16"/>
-          <w:szCs w:val="16"/>
-          <w:shd w:val="clear" w:fill="121314"/>
-          <w:lang w:val="en-US" w:eastAsia="zh-CN" w:bidi="ar"/>
-        </w:rPr>
-        <w:t xml:space="preserve"> </w:t>
-      </w:r>
-      <w:r>
-        <w:rPr>
-          <w:rFonts w:hint="default" w:ascii="Consolas" w:hAnsi="Consolas" w:eastAsia="Consolas" w:cs="Consolas"/>
-          <w:b/>
-          <w:bCs/>
-          <w:color w:val="C9D1D9"/>
-          <w:kern w:val="0"/>
-          <w:sz w:val="16"/>
-          <w:szCs w:val="16"/>
-          <w:shd w:val="clear" w:fill="121314"/>
-          <w:lang w:val="en-US" w:eastAsia="zh-CN" w:bidi="ar"/>
-        </w:rPr>
-        <w:t>**底部数据表格与导出**</w:t>
-      </w:r>
-      <w:r>
-        <w:rPr>
-          <w:rFonts w:hint="default" w:ascii="Consolas" w:hAnsi="Consolas" w:eastAsia="Consolas" w:cs="Consolas"/>
-          <w:b w:val="0"/>
-          <w:bCs w:val="0"/>
-          <w:color w:val="BBBEBF"/>
-          <w:kern w:val="0"/>
-          <w:sz w:val="16"/>
-          <w:szCs w:val="16"/>
-          <w:shd w:val="clear" w:fill="121314"/>
-          <w:lang w:val="en-US" w:eastAsia="zh-CN" w:bidi="ar"/>
-        </w:rPr>
-        <w:t>：</w:t>
-      </w:r>
-    </w:p>
-    <w:p>
-      <w:pPr>
-        <w:keepNext w:val="0"/>
-        <w:keepLines w:val="0"/>
-        <w:widowControl/>
-        <w:suppressLineNumbers w:val="0"/>
-        <w:shd w:val="clear" w:fill="121314"/>
-        <w:spacing w:line="228" w:lineRule="atLeast"/>
-        <w:jc w:val="left"/>
-        <w:rPr>
-          <w:rFonts w:hint="default" w:ascii="Consolas" w:hAnsi="Consolas" w:eastAsia="Consolas" w:cs="Consolas"/>
-          <w:b w:val="0"/>
-          <w:bCs w:val="0"/>
-          <w:color w:val="BBBEBF"/>
-          <w:sz w:val="16"/>
-          <w:szCs w:val="16"/>
-        </w:rPr>
-      </w:pPr>
-      <w:r>
-        <w:rPr>
-          <w:rFonts w:hint="default" w:ascii="Consolas" w:hAnsi="Consolas" w:eastAsia="Consolas" w:cs="Consolas"/>
-          <w:b w:val="0"/>
-          <w:bCs w:val="0"/>
-          <w:color w:val="BBBEBF"/>
-          <w:kern w:val="0"/>
-          <w:sz w:val="16"/>
-          <w:szCs w:val="16"/>
-          <w:shd w:val="clear" w:fill="121314"/>
-          <w:lang w:val="en-US" w:eastAsia="zh-CN" w:bidi="ar"/>
-        </w:rPr>
-        <w:t xml:space="preserve">  </w:t>
-      </w:r>
-      <w:r>
-        <w:rPr>
-          <w:rFonts w:hint="default" w:ascii="Consolas" w:hAnsi="Consolas" w:eastAsia="Consolas" w:cs="Consolas"/>
-          <w:b w:val="0"/>
-          <w:bCs w:val="0"/>
-          <w:color w:val="FFA657"/>
-          <w:kern w:val="0"/>
-          <w:sz w:val="16"/>
-          <w:szCs w:val="16"/>
-          <w:shd w:val="clear" w:fill="121314"/>
-          <w:lang w:val="en-US" w:eastAsia="zh-CN" w:bidi="ar"/>
-        </w:rPr>
-        <w:t>*</w:t>
-      </w:r>
-      <w:r>
-        <w:rPr>
-          <w:rFonts w:hint="default" w:ascii="Consolas" w:hAnsi="Consolas" w:eastAsia="Consolas" w:cs="Consolas"/>
-          <w:b w:val="0"/>
-          <w:bCs w:val="0"/>
-          <w:color w:val="BBBEBF"/>
-          <w:kern w:val="0"/>
-          <w:sz w:val="16"/>
-          <w:szCs w:val="16"/>
-          <w:shd w:val="clear" w:fill="121314"/>
-          <w:lang w:val="en-US" w:eastAsia="zh-CN" w:bidi="ar"/>
-        </w:rPr>
-        <w:t xml:space="preserve"> 提供时间选择器 </w:t>
-      </w:r>
-      <w:r>
-        <w:rPr>
-          <w:rFonts w:hint="default" w:ascii="Consolas" w:hAnsi="Consolas" w:eastAsia="Consolas" w:cs="Consolas"/>
-          <w:b w:val="0"/>
-          <w:bCs w:val="0"/>
-          <w:color w:val="79C0FF"/>
-          <w:kern w:val="0"/>
-          <w:sz w:val="16"/>
-          <w:szCs w:val="16"/>
-          <w:shd w:val="clear" w:fill="121314"/>
-          <w:lang w:val="en-US" w:eastAsia="zh-CN" w:bidi="ar"/>
-        </w:rPr>
-        <w:t>`[Start Time] ~ [End Time]`</w:t>
-      </w:r>
-      <w:r>
-        <w:rPr>
-          <w:rFonts w:hint="default" w:ascii="Consolas" w:hAnsi="Consolas" w:eastAsia="Consolas" w:cs="Consolas"/>
-          <w:b w:val="0"/>
-          <w:bCs w:val="0"/>
-          <w:color w:val="BBBEBF"/>
-          <w:kern w:val="0"/>
-          <w:sz w:val="16"/>
-          <w:szCs w:val="16"/>
-          <w:shd w:val="clear" w:fill="121314"/>
-          <w:lang w:val="en-US" w:eastAsia="zh-CN" w:bidi="ar"/>
-        </w:rPr>
-        <w:t>。</w:t>
-      </w:r>
-    </w:p>
-    <w:p>
-      <w:pPr>
-        <w:keepNext w:val="0"/>
-        <w:keepLines w:val="0"/>
-        <w:widowControl/>
-        <w:suppressLineNumbers w:val="0"/>
-        <w:shd w:val="clear" w:fill="121314"/>
-        <w:spacing w:line="228" w:lineRule="atLeast"/>
-        <w:jc w:val="left"/>
-        <w:rPr>
-          <w:rFonts w:hint="default" w:ascii="Consolas" w:hAnsi="Consolas" w:eastAsia="Consolas" w:cs="Consolas"/>
-          <w:b w:val="0"/>
-          <w:bCs w:val="0"/>
-          <w:color w:val="BBBEBF"/>
-          <w:sz w:val="16"/>
-          <w:szCs w:val="16"/>
-        </w:rPr>
-      </w:pPr>
-      <w:r>
-        <w:rPr>
-          <w:rFonts w:hint="default" w:ascii="Consolas" w:hAnsi="Consolas" w:eastAsia="Consolas" w:cs="Consolas"/>
-          <w:b w:val="0"/>
-          <w:bCs w:val="0"/>
-          <w:color w:val="BBBEBF"/>
-          <w:kern w:val="0"/>
-          <w:sz w:val="16"/>
-          <w:szCs w:val="16"/>
-          <w:shd w:val="clear" w:fill="121314"/>
-          <w:lang w:val="en-US" w:eastAsia="zh-CN" w:bidi="ar"/>
-        </w:rPr>
-        <w:t xml:space="preserve">  </w:t>
-      </w:r>
-      <w:r>
-        <w:rPr>
-          <w:rFonts w:hint="default" w:ascii="Consolas" w:hAnsi="Consolas" w:eastAsia="Consolas" w:cs="Consolas"/>
-          <w:b w:val="0"/>
-          <w:bCs w:val="0"/>
-          <w:color w:val="FFA657"/>
-          <w:kern w:val="0"/>
-          <w:sz w:val="16"/>
-          <w:szCs w:val="16"/>
-          <w:shd w:val="clear" w:fill="121314"/>
-          <w:lang w:val="en-US" w:eastAsia="zh-CN" w:bidi="ar"/>
-        </w:rPr>
-        <w:t>*</w:t>
-      </w:r>
-      <w:r>
-        <w:rPr>
-          <w:rFonts w:hint="default" w:ascii="Consolas" w:hAnsi="Consolas" w:eastAsia="Consolas" w:cs="Consolas"/>
-          <w:b w:val="0"/>
-          <w:bCs w:val="0"/>
-          <w:color w:val="BBBEBF"/>
-          <w:kern w:val="0"/>
-          <w:sz w:val="16"/>
-          <w:szCs w:val="16"/>
-          <w:shd w:val="clear" w:fill="121314"/>
-          <w:lang w:val="en-US" w:eastAsia="zh-CN" w:bidi="ar"/>
-        </w:rPr>
-        <w:t xml:space="preserve"> 表格列需动态渲染，表头显示 </w:t>
-      </w:r>
-      <w:r>
-        <w:rPr>
-          <w:rFonts w:hint="default" w:ascii="Consolas" w:hAnsi="Consolas" w:eastAsia="Consolas" w:cs="Consolas"/>
-          <w:b w:val="0"/>
-          <w:bCs w:val="0"/>
-          <w:color w:val="79C0FF"/>
-          <w:kern w:val="0"/>
-          <w:sz w:val="16"/>
-          <w:szCs w:val="16"/>
-          <w:shd w:val="clear" w:fill="121314"/>
-          <w:lang w:val="en-US" w:eastAsia="zh-CN" w:bidi="ar"/>
-        </w:rPr>
-        <w:t>`COLUMN_DESC`</w:t>
-      </w:r>
-      <w:r>
-        <w:rPr>
-          <w:rFonts w:hint="default" w:ascii="Consolas" w:hAnsi="Consolas" w:eastAsia="Consolas" w:cs="Consolas"/>
-          <w:b w:val="0"/>
-          <w:bCs w:val="0"/>
-          <w:color w:val="BBBEBF"/>
-          <w:kern w:val="0"/>
-          <w:sz w:val="16"/>
-          <w:szCs w:val="16"/>
-          <w:shd w:val="clear" w:fill="121314"/>
-          <w:lang w:val="en-US" w:eastAsia="zh-CN" w:bidi="ar"/>
-        </w:rPr>
-        <w:t xml:space="preserve">（中文说明）和 </w:t>
-      </w:r>
-      <w:r>
-        <w:rPr>
-          <w:rFonts w:hint="default" w:ascii="Consolas" w:hAnsi="Consolas" w:eastAsia="Consolas" w:cs="Consolas"/>
-          <w:b w:val="0"/>
-          <w:bCs w:val="0"/>
-          <w:color w:val="79C0FF"/>
-          <w:kern w:val="0"/>
-          <w:sz w:val="16"/>
-          <w:szCs w:val="16"/>
-          <w:shd w:val="clear" w:fill="121314"/>
-          <w:lang w:val="en-US" w:eastAsia="zh-CN" w:bidi="ar"/>
-        </w:rPr>
-        <w:t>`UNIT`</w:t>
-      </w:r>
-      <w:r>
-        <w:rPr>
-          <w:rFonts w:hint="default" w:ascii="Consolas" w:hAnsi="Consolas" w:eastAsia="Consolas" w:cs="Consolas"/>
-          <w:b w:val="0"/>
-          <w:bCs w:val="0"/>
-          <w:color w:val="BBBEBF"/>
-          <w:kern w:val="0"/>
-          <w:sz w:val="16"/>
-          <w:szCs w:val="16"/>
-          <w:shd w:val="clear" w:fill="121314"/>
-          <w:lang w:val="en-US" w:eastAsia="zh-CN" w:bidi="ar"/>
-        </w:rPr>
-        <w:t>（物理单位）。</w:t>
-      </w:r>
-    </w:p>
-    <w:p>
-      <w:pPr>
-        <w:keepNext w:val="0"/>
-        <w:keepLines w:val="0"/>
-        <w:widowControl/>
-        <w:suppressLineNumbers w:val="0"/>
-        <w:shd w:val="clear" w:fill="121314"/>
-        <w:spacing w:line="228" w:lineRule="atLeast"/>
-        <w:jc w:val="left"/>
-      </w:pPr>
-      <w:r>
-        <w:rPr>
-          <w:rFonts w:hint="default" w:ascii="Consolas" w:hAnsi="Consolas" w:eastAsia="Consolas" w:cs="Consolas"/>
-          <w:b w:val="0"/>
-          <w:bCs w:val="0"/>
-          <w:color w:val="BBBEBF"/>
-          <w:kern w:val="0"/>
-          <w:sz w:val="16"/>
-          <w:szCs w:val="16"/>
-          <w:shd w:val="clear" w:fill="121314"/>
-          <w:lang w:val="en-US" w:eastAsia="zh-CN" w:bidi="ar"/>
-        </w:rPr>
-        <w:t xml:space="preserve">  </w:t>
-      </w:r>
-      <w:r>
-        <w:rPr>
-          <w:rFonts w:hint="default" w:ascii="Consolas" w:hAnsi="Consolas" w:eastAsia="Consolas" w:cs="Consolas"/>
-          <w:b w:val="0"/>
-          <w:bCs w:val="0"/>
-          <w:color w:val="FFA657"/>
-          <w:kern w:val="0"/>
-          <w:sz w:val="16"/>
-          <w:szCs w:val="16"/>
-          <w:shd w:val="clear" w:fill="121314"/>
-          <w:lang w:val="en-US" w:eastAsia="zh-CN" w:bidi="ar"/>
-        </w:rPr>
-        <w:t>*</w:t>
-      </w:r>
-      <w:r>
-        <w:rPr>
-          <w:rFonts w:hint="default" w:ascii="Consolas" w:hAnsi="Consolas" w:eastAsia="Consolas" w:cs="Consolas"/>
-          <w:b w:val="0"/>
-          <w:bCs w:val="0"/>
-          <w:color w:val="BBBEBF"/>
-          <w:kern w:val="0"/>
-          <w:sz w:val="16"/>
-          <w:szCs w:val="16"/>
-          <w:shd w:val="clear" w:fill="121314"/>
-          <w:lang w:val="en-US" w:eastAsia="zh-CN" w:bidi="ar"/>
-        </w:rPr>
-        <w:t xml:space="preserve"> </w:t>
-      </w:r>
-      <w:r>
-        <w:rPr>
-          <w:rFonts w:hint="default" w:ascii="Consolas" w:hAnsi="Consolas" w:eastAsia="Consolas" w:cs="Consolas"/>
-          <w:b/>
-          <w:bCs/>
-          <w:color w:val="C9D1D9"/>
-          <w:kern w:val="0"/>
-          <w:sz w:val="16"/>
-          <w:szCs w:val="16"/>
-          <w:shd w:val="clear" w:fill="121314"/>
-          <w:lang w:val="en-US" w:eastAsia="zh-CN" w:bidi="ar"/>
-        </w:rPr>
-        <w:t xml:space="preserve">**核心功能 </w:t>
-      </w:r>
-      <w:r>
-        <w:rPr>
-          <w:rFonts w:hint="default" w:ascii="Consolas" w:hAnsi="Consolas" w:eastAsia="Consolas" w:cs="Consolas"/>
-          <w:b/>
-          <w:bCs/>
-          <w:color w:val="79C0FF"/>
-          <w:kern w:val="0"/>
-          <w:sz w:val="16"/>
-          <w:szCs w:val="16"/>
-          <w:shd w:val="clear" w:fill="121314"/>
-          <w:lang w:val="en-US" w:eastAsia="zh-CN" w:bidi="ar"/>
-        </w:rPr>
-        <w:t>`[导出 CSV/Excel]`</w:t>
-      </w:r>
-      <w:r>
-        <w:rPr>
-          <w:rFonts w:hint="default" w:ascii="Consolas" w:hAnsi="Consolas" w:eastAsia="Consolas" w:cs="Consolas"/>
-          <w:b/>
-          <w:bCs/>
-          <w:color w:val="C9D1D9"/>
-          <w:kern w:val="0"/>
-          <w:sz w:val="16"/>
-          <w:szCs w:val="16"/>
-          <w:shd w:val="clear" w:fill="121314"/>
-          <w:lang w:val="en-US" w:eastAsia="zh-CN" w:bidi="ar"/>
-        </w:rPr>
-        <w:t>**</w:t>
-      </w:r>
-      <w:r>
-        <w:rPr>
-          <w:rFonts w:hint="default" w:ascii="Consolas" w:hAnsi="Consolas" w:eastAsia="Consolas" w:cs="Consolas"/>
-          <w:b w:val="0"/>
-          <w:bCs w:val="0"/>
-          <w:color w:val="BBBEBF"/>
-          <w:kern w:val="0"/>
-          <w:sz w:val="16"/>
-          <w:szCs w:val="16"/>
-          <w:shd w:val="clear" w:fill="121314"/>
-          <w:lang w:val="en-US" w:eastAsia="zh-CN" w:bidi="ar"/>
-        </w:rPr>
-        <w:t>：请求后端接口，按当前时间筛选条件将原始数据导出，供科研人员离线分析。</w:t>
-      </w:r>
-    </w:p>
-    <w:p>
-      <w:pPr>
-        <w:keepNext w:val="0"/>
-        <w:keepLines w:val="0"/>
-        <w:widowControl/>
-        <w:suppressLineNumbers w:val="0"/>
-        <w:shd w:val="clear" w:fill="121314"/>
-        <w:spacing w:line="228" w:lineRule="atLeast"/>
-        <w:jc w:val="left"/>
-        <w:rPr>
-          <w:rFonts w:hint="default" w:ascii="Consolas" w:hAnsi="Consolas" w:eastAsia="Consolas" w:cs="Consolas"/>
-          <w:b w:val="0"/>
-          <w:bCs w:val="0"/>
-          <w:color w:val="BBBEBF"/>
-          <w:sz w:val="16"/>
-          <w:szCs w:val="16"/>
-        </w:rPr>
-      </w:pPr>
-      <w:r>
-        <w:rPr>
-          <w:rFonts w:hint="default" w:ascii="Consolas" w:hAnsi="Consolas" w:eastAsia="Consolas" w:cs="Consolas"/>
-          <w:b/>
-          <w:bCs/>
-          <w:color w:val="79C0FF"/>
-          <w:kern w:val="0"/>
-          <w:sz w:val="16"/>
-          <w:szCs w:val="16"/>
-          <w:shd w:val="clear" w:fill="121314"/>
-          <w:lang w:val="en-US" w:eastAsia="zh-CN" w:bidi="ar"/>
-        </w:rPr>
-        <w:t>---</w:t>
-      </w:r>
-    </w:p>
-    <w:p>
-      <w:pPr>
         <w:pStyle w:val="3"/>
         <w:bidi w:val="0"/>
         <w:rPr>
@@ -14291,6 +11259,99 @@
             <w:pPr>
               <w:jc w:val="center"/>
               <w:rPr>
+                <w:rFonts w:hint="default" w:asciiTheme="minorHAnsi" w:hAnsiTheme="minorHAnsi" w:eastAsiaTheme="minorEastAsia" w:cstheme="minorBidi"/>
+                <w:kern w:val="2"/>
+                <w:sz w:val="21"/>
+                <w:szCs w:val="24"/>
+                <w:vertAlign w:val="baseline"/>
+                <w:lang w:val="en-US" w:eastAsia="zh-CN" w:bidi="ar-SA"/>
+              </w:rPr>
+            </w:pPr>
+            <w:r>
+              <w:rPr>
+                <w:rFonts w:hint="eastAsia" w:cstheme="minorBidi"/>
+                <w:kern w:val="2"/>
+                <w:sz w:val="21"/>
+                <w:szCs w:val="24"/>
+                <w:vertAlign w:val="baseline"/>
+                <w:lang w:val="en-US" w:eastAsia="zh-CN" w:bidi="ar-SA"/>
+              </w:rPr>
+              <w:t>INSTANCE_KIND</w:t>
+            </w:r>
+          </w:p>
+        </w:tc>
+        <w:tc>
+          <w:tcPr>
+            <w:tcW w:w="1150" w:type="dxa"/>
+            <w:shd w:val="clear" w:color="auto" w:fill="auto"/>
+            <w:vAlign w:val="top"/>
+          </w:tcPr>
+          <w:p>
+            <w:pPr>
+              <w:jc w:val="center"/>
+              <w:rPr>
+                <w:rFonts w:hint="default" w:asciiTheme="minorHAnsi" w:hAnsiTheme="minorHAnsi" w:eastAsiaTheme="minorEastAsia" w:cstheme="minorBidi"/>
+                <w:kern w:val="2"/>
+                <w:sz w:val="21"/>
+                <w:szCs w:val="24"/>
+                <w:vertAlign w:val="baseline"/>
+                <w:lang w:val="en-US" w:eastAsia="zh-CN" w:bidi="ar-SA"/>
+              </w:rPr>
+            </w:pPr>
+            <w:r>
+              <w:rPr>
+                <w:rFonts w:hint="eastAsia" w:cstheme="minorBidi"/>
+                <w:kern w:val="2"/>
+                <w:sz w:val="21"/>
+                <w:szCs w:val="24"/>
+                <w:vertAlign w:val="baseline"/>
+                <w:lang w:val="en-US" w:eastAsia="zh-CN" w:bidi="ar-SA"/>
+              </w:rPr>
+              <w:t>VARCHAR</w:t>
+            </w:r>
+          </w:p>
+        </w:tc>
+        <w:tc>
+          <w:tcPr>
+            <w:tcW w:w="720" w:type="dxa"/>
+            <w:shd w:val="clear" w:color="auto" w:fill="auto"/>
+            <w:vAlign w:val="top"/>
+          </w:tcPr>
+          <w:p>
+            <w:pPr>
+              <w:jc w:val="center"/>
+              <w:rPr>
+                <w:rFonts w:hint="default" w:asciiTheme="minorHAnsi" w:hAnsiTheme="minorHAnsi" w:eastAsiaTheme="minorEastAsia" w:cstheme="minorBidi"/>
+                <w:kern w:val="2"/>
+                <w:sz w:val="21"/>
+                <w:szCs w:val="24"/>
+                <w:vertAlign w:val="baseline"/>
+                <w:lang w:val="en-US" w:eastAsia="zh-CN" w:bidi="ar-SA"/>
+              </w:rPr>
+            </w:pPr>
+            <w:r>
+              <w:rPr>
+                <w:rFonts w:hint="eastAsia" w:cstheme="minorBidi"/>
+                <w:kern w:val="2"/>
+                <w:sz w:val="21"/>
+                <w:szCs w:val="24"/>
+                <w:vertAlign w:val="baseline"/>
+                <w:lang w:val="en-US" w:eastAsia="zh-CN" w:bidi="ar-SA"/>
+              </w:rPr>
+              <w:t>254</w:t>
+            </w:r>
+          </w:p>
+        </w:tc>
+        <w:tc>
+          <w:tcPr>
+            <w:tcW w:w="3310" w:type="dxa"/>
+            <w:shd w:val="clear" w:color="auto" w:fill="auto"/>
+            <w:vAlign w:val="top"/>
+          </w:tcPr>
+          <w:p>
+            <w:pPr>
+              <w:jc w:val="center"/>
+              <w:rPr>
                 <w:rFonts w:hint="eastAsia" w:asciiTheme="minorHAnsi" w:hAnsiTheme="minorHAnsi" w:eastAsiaTheme="minorEastAsia" w:cstheme="minorBidi"/>
                 <w:kern w:val="2"/>
                 <w:sz w:val="21"/>
@@ -14301,24 +11362,6 @@
             </w:pPr>
             <w:r>
               <w:rPr>
-                <w:rFonts w:hint="eastAsia"/>
-                <w:vertAlign w:val="baseline"/>
-                <w:lang w:val="en-US" w:eastAsia="zh-CN"/>
-              </w:rPr>
-              <w:t>PICTURE</w:t>
-            </w:r>
-          </w:p>
-        </w:tc>
-        <w:tc>
-          <w:tcPr>
-            <w:tcW w:w="1150" w:type="dxa"/>
-            <w:shd w:val="clear" w:color="auto" w:fill="auto"/>
-            <w:vAlign w:val="top"/>
-          </w:tcPr>
-          <w:p>
-            <w:pPr>
-              <w:jc w:val="center"/>
-              <w:rPr>
                 <w:rFonts w:hint="eastAsia" w:asciiTheme="minorHAnsi" w:hAnsiTheme="minorHAnsi" w:eastAsiaTheme="minorEastAsia" w:cstheme="minorBidi"/>
                 <w:kern w:val="2"/>
                 <w:sz w:val="21"/>
@@ -14326,26 +11369,20 @@
                 <w:vertAlign w:val="baseline"/>
                 <w:lang w:val="en-US" w:eastAsia="zh-CN" w:bidi="ar-SA"/>
               </w:rPr>
-            </w:pPr>
-            <w:r>
-              <w:rPr>
-                <w:rFonts w:hint="eastAsia"/>
-                <w:vertAlign w:val="baseline"/>
-                <w:lang w:val="en-US" w:eastAsia="zh-CN"/>
-              </w:rPr>
-              <w:t>VARCHAR</w:t>
-            </w:r>
-          </w:p>
-        </w:tc>
-        <w:tc>
-          <w:tcPr>
-            <w:tcW w:w="720" w:type="dxa"/>
-            <w:shd w:val="clear" w:color="auto" w:fill="auto"/>
-            <w:vAlign w:val="top"/>
-          </w:tcPr>
-          <w:p>
-            <w:pPr>
-              <w:jc w:val="center"/>
+              <w:t>设备</w:t>
+            </w:r>
+            <w:r>
+              <w:rPr>
+                <w:rFonts w:hint="eastAsia" w:cstheme="minorBidi"/>
+                <w:kern w:val="2"/>
+                <w:sz w:val="21"/>
+                <w:szCs w:val="24"/>
+                <w:vertAlign w:val="baseline"/>
+                <w:lang w:val="en-US" w:eastAsia="zh-CN" w:bidi="ar-SA"/>
+              </w:rPr>
+              <w:t>实例</w:t>
+            </w:r>
+            <w:r>
               <w:rPr>
                 <w:rFonts w:hint="eastAsia" w:asciiTheme="minorHAnsi" w:hAnsiTheme="minorHAnsi" w:eastAsiaTheme="minorEastAsia" w:cstheme="minorBidi"/>
                 <w:kern w:val="2"/>
@@ -14354,35 +11391,8 @@
                 <w:vertAlign w:val="baseline"/>
                 <w:lang w:val="en-US" w:eastAsia="zh-CN" w:bidi="ar-SA"/>
               </w:rPr>
-            </w:pPr>
-            <w:r>
-              <w:rPr>
-                <w:rFonts w:hint="eastAsia"/>
-                <w:vertAlign w:val="baseline"/>
-                <w:lang w:val="en-US" w:eastAsia="zh-CN"/>
-              </w:rPr>
-              <w:t>254</w:t>
-            </w:r>
-          </w:p>
-        </w:tc>
-        <w:tc>
-          <w:tcPr>
-            <w:tcW w:w="3310" w:type="dxa"/>
-            <w:shd w:val="clear" w:color="auto" w:fill="auto"/>
-            <w:vAlign w:val="top"/>
-          </w:tcPr>
-          <w:p>
-            <w:pPr>
-              <w:jc w:val="center"/>
-              <w:rPr>
-                <w:rFonts w:hint="eastAsia" w:asciiTheme="minorHAnsi" w:hAnsiTheme="minorHAnsi" w:eastAsiaTheme="minorEastAsia" w:cstheme="minorBidi"/>
-                <w:kern w:val="2"/>
-                <w:sz w:val="21"/>
-                <w:szCs w:val="24"/>
-                <w:vertAlign w:val="baseline"/>
-                <w:lang w:val="en-US" w:eastAsia="zh-CN" w:bidi="ar-SA"/>
-              </w:rPr>
-            </w:pPr>
+              <w:t>类型</w:t>
+            </w:r>
             <w:r>
               <w:rPr>
                 <w:rFonts w:hint="eastAsia" w:cstheme="minorBidi"/>
@@ -14392,7 +11402,7 @@
                 <w:vertAlign w:val="baseline"/>
                 <w:lang w:val="en-US" w:eastAsia="zh-CN" w:bidi="ar-SA"/>
               </w:rPr>
-              <w:t>设备图片</w:t>
+              <w:t>（PHYSICAL / VIRTUAL / TEMPORARY）</w:t>
             </w:r>
           </w:p>
         </w:tc>
@@ -14449,6 +11459,100 @@
             <w:pPr>
               <w:jc w:val="center"/>
               <w:rPr>
+                <w:rFonts w:hint="eastAsia" w:asciiTheme="minorHAnsi" w:hAnsiTheme="minorHAnsi" w:eastAsiaTheme="minorEastAsia" w:cstheme="minorBidi"/>
+                <w:kern w:val="2"/>
+                <w:sz w:val="21"/>
+                <w:szCs w:val="24"/>
+                <w:vertAlign w:val="baseline"/>
+                <w:lang w:val="en-US" w:eastAsia="zh-CN" w:bidi="ar-SA"/>
+              </w:rPr>
+            </w:pPr>
+            <w:r>
+              <w:rPr>
+                <w:rFonts w:hint="eastAsia"/>
+                <w:vertAlign w:val="baseline"/>
+                <w:lang w:val="en-US" w:eastAsia="zh-CN"/>
+              </w:rPr>
+              <w:t>PICTURE</w:t>
+            </w:r>
+          </w:p>
+        </w:tc>
+        <w:tc>
+          <w:tcPr>
+            <w:tcW w:w="1150" w:type="dxa"/>
+            <w:shd w:val="clear" w:color="auto" w:fill="auto"/>
+            <w:vAlign w:val="top"/>
+          </w:tcPr>
+          <w:p>
+            <w:pPr>
+              <w:jc w:val="center"/>
+              <w:rPr>
+                <w:rFonts w:hint="eastAsia" w:asciiTheme="minorHAnsi" w:hAnsiTheme="minorHAnsi" w:eastAsiaTheme="minorEastAsia" w:cstheme="minorBidi"/>
+                <w:kern w:val="2"/>
+                <w:sz w:val="21"/>
+                <w:szCs w:val="24"/>
+                <w:vertAlign w:val="baseline"/>
+                <w:lang w:val="en-US" w:eastAsia="zh-CN" w:bidi="ar-SA"/>
+              </w:rPr>
+            </w:pPr>
+            <w:r>
+              <w:rPr>
+                <w:rFonts w:hint="eastAsia"/>
+                <w:vertAlign w:val="baseline"/>
+                <w:lang w:val="en-US" w:eastAsia="zh-CN"/>
+              </w:rPr>
+              <w:t>VARCHAR</w:t>
+            </w:r>
+          </w:p>
+        </w:tc>
+        <w:tc>
+          <w:tcPr>
+            <w:tcW w:w="720" w:type="dxa"/>
+            <w:shd w:val="clear" w:color="auto" w:fill="auto"/>
+            <w:vAlign w:val="top"/>
+          </w:tcPr>
+          <w:p>
+            <w:pPr>
+              <w:jc w:val="center"/>
+              <w:rPr>
+                <w:rFonts w:hint="eastAsia" w:asciiTheme="minorHAnsi" w:hAnsiTheme="minorHAnsi" w:eastAsiaTheme="minorEastAsia" w:cstheme="minorBidi"/>
+                <w:kern w:val="2"/>
+                <w:sz w:val="21"/>
+                <w:szCs w:val="24"/>
+                <w:vertAlign w:val="baseline"/>
+                <w:lang w:val="en-US" w:eastAsia="zh-CN" w:bidi="ar-SA"/>
+              </w:rPr>
+            </w:pPr>
+            <w:r>
+              <w:rPr>
+                <w:rFonts w:hint="eastAsia"/>
+                <w:vertAlign w:val="baseline"/>
+                <w:lang w:val="en-US" w:eastAsia="zh-CN"/>
+              </w:rPr>
+              <w:t>254</w:t>
+            </w:r>
+          </w:p>
+        </w:tc>
+        <w:tc>
+          <w:tcPr>
+            <w:tcW w:w="3310" w:type="dxa"/>
+            <w:shd w:val="clear" w:color="auto" w:fill="auto"/>
+            <w:vAlign w:val="top"/>
+          </w:tcPr>
+          <w:p>
+            <w:pPr>
+              <w:jc w:val="center"/>
+              <w:rPr>
+                <w:rFonts w:hint="eastAsia" w:asciiTheme="minorHAnsi" w:hAnsiTheme="minorHAnsi" w:eastAsiaTheme="minorEastAsia" w:cstheme="minorBidi"/>
+                <w:kern w:val="2"/>
+                <w:sz w:val="21"/>
+                <w:szCs w:val="24"/>
+                <w:vertAlign w:val="baseline"/>
+                <w:lang w:val="en-US" w:eastAsia="zh-CN" w:bidi="ar-SA"/>
+              </w:rPr>
+            </w:pPr>
+            <w:r>
+              <w:rPr>
                 <w:rFonts w:hint="eastAsia" w:cstheme="minorBidi"/>
                 <w:kern w:val="2"/>
                 <w:sz w:val="21"/>
@@ -14456,6 +11560,70 @@
                 <w:vertAlign w:val="baseline"/>
                 <w:lang w:val="en-US" w:eastAsia="zh-CN" w:bidi="ar-SA"/>
               </w:rPr>
+              <w:t>设备图片</w:t>
+            </w:r>
+          </w:p>
+        </w:tc>
+      </w:tr>
+      <w:tr>
+        <w:tblPrEx>
+          <w:tblBorders>
+            <w:top w:val="single" w:color="auto" w:sz="4" w:space="0"/>
+            <w:left w:val="single" w:color="auto" w:sz="4" w:space="0"/>
+            <w:bottom w:val="single" w:color="auto" w:sz="4" w:space="0"/>
+            <w:right w:val="single" w:color="auto" w:sz="4" w:space="0"/>
+            <w:insideH w:val="single" w:color="auto" w:sz="4" w:space="0"/>
+            <w:insideV w:val="single" w:color="auto" w:sz="4" w:space="0"/>
+          </w:tblBorders>
+          <w:tblCellMar>
+            <w:top w:w="0" w:type="dxa"/>
+            <w:left w:w="108" w:type="dxa"/>
+            <w:bottom w:w="0" w:type="dxa"/>
+            <w:right w:w="108" w:type="dxa"/>
+          </w:tblCellMar>
+        </w:tblPrEx>
+        <w:tc>
+          <w:tcPr>
+            <w:tcW w:w="882" w:type="dxa"/>
+            <w:shd w:val="clear" w:color="auto" w:fill="auto"/>
+            <w:vAlign w:val="top"/>
+          </w:tcPr>
+          <w:p>
+            <w:pPr>
+              <w:jc w:val="center"/>
+              <w:rPr>
+                <w:rFonts w:hint="default"/>
+                <w:vertAlign w:val="baseline"/>
+                <w:lang w:val="en-US" w:eastAsia="zh-CN"/>
+              </w:rPr>
+            </w:pPr>
+            <w:r>
+              <w:rPr>
+                <w:rFonts w:hint="eastAsia"/>
+                <w:vertAlign w:val="baseline"/>
+                <w:lang w:val="en-US" w:eastAsia="zh-CN"/>
+              </w:rPr>
+              <w:t>10</w:t>
+            </w:r>
+          </w:p>
+        </w:tc>
+        <w:tc>
+          <w:tcPr>
+            <w:tcW w:w="2460" w:type="dxa"/>
+            <w:shd w:val="clear" w:color="auto" w:fill="auto"/>
+            <w:vAlign w:val="top"/>
+          </w:tcPr>
+          <w:p>
+            <w:pPr>
+              <w:jc w:val="center"/>
+              <w:rPr>
+                <w:rFonts w:hint="eastAsia" w:asciiTheme="minorHAnsi" w:hAnsiTheme="minorHAnsi" w:eastAsiaTheme="minorEastAsia" w:cstheme="minorBidi"/>
+                <w:kern w:val="2"/>
+                <w:sz w:val="21"/>
+                <w:szCs w:val="24"/>
+                <w:vertAlign w:val="baseline"/>
+                <w:lang w:val="en-US" w:eastAsia="zh-CN" w:bidi="ar-SA"/>
+              </w:rPr>
             </w:pPr>
             <w:r>
               <w:rPr>
@@ -14480,9 +11648,12 @@
             <w:pPr>
               <w:jc w:val="center"/>
               <w:rPr>
-                <w:rFonts w:hint="eastAsia"/>
-                <w:vertAlign w:val="baseline"/>
-                <w:lang w:val="en-US" w:eastAsia="zh-CN"/>
+                <w:rFonts w:hint="eastAsia" w:asciiTheme="minorHAnsi" w:hAnsiTheme="minorHAnsi" w:eastAsiaTheme="minorEastAsia" w:cstheme="minorBidi"/>
+                <w:kern w:val="2"/>
+                <w:sz w:val="21"/>
+                <w:szCs w:val="24"/>
+                <w:vertAlign w:val="baseline"/>
+                <w:lang w:val="en-US" w:eastAsia="zh-CN" w:bidi="ar-SA"/>
               </w:rPr>
             </w:pPr>
             <w:r>
@@ -14505,9 +11676,12 @@
             <w:pPr>
               <w:jc w:val="center"/>
               <w:rPr>
-                <w:rFonts w:hint="eastAsia"/>
-                <w:vertAlign w:val="baseline"/>
-                <w:lang w:val="en-US" w:eastAsia="zh-CN"/>
+                <w:rFonts w:hint="eastAsia" w:asciiTheme="minorHAnsi" w:hAnsiTheme="minorHAnsi" w:eastAsiaTheme="minorEastAsia" w:cstheme="minorBidi"/>
+                <w:kern w:val="2"/>
+                <w:sz w:val="21"/>
+                <w:szCs w:val="24"/>
+                <w:vertAlign w:val="baseline"/>
+                <w:lang w:val="en-US" w:eastAsia="zh-CN" w:bidi="ar-SA"/>
               </w:rPr>
             </w:pPr>
             <w:r>
@@ -14530,9 +11704,12 @@
             <w:pPr>
               <w:jc w:val="center"/>
               <w:rPr>
-                <w:rFonts w:hint="eastAsia"/>
-                <w:vertAlign w:val="baseline"/>
-                <w:lang w:val="en-US" w:eastAsia="zh-CN"/>
+                <w:rFonts w:hint="eastAsia" w:asciiTheme="minorHAnsi" w:hAnsiTheme="minorHAnsi" w:eastAsiaTheme="minorEastAsia" w:cstheme="minorBidi"/>
+                <w:kern w:val="2"/>
+                <w:sz w:val="21"/>
+                <w:szCs w:val="24"/>
+                <w:vertAlign w:val="baseline"/>
+                <w:lang w:val="en-US" w:eastAsia="zh-CN" w:bidi="ar-SA"/>
               </w:rPr>
             </w:pPr>
             <w:r>
@@ -18227,6 +15404,1667 @@
         <w:t>1.3 Adapter类</w:t>
       </w:r>
     </w:p>
+    <w:p>
+      <w:pPr>
+        <w:pStyle w:val="4"/>
+        <w:bidi w:val="0"/>
+        <w:rPr>
+          <w:rFonts w:hint="default"/>
+          <w:lang w:val="en-US" w:eastAsia="zh-CN"/>
+        </w:rPr>
+      </w:pPr>
+      <w:r>
+        <w:rPr>
+          <w:rFonts w:hint="eastAsia"/>
+          <w:lang w:val="en-US" w:eastAsia="zh-CN"/>
+        </w:rPr>
+        <w:t>1.3.1</w:t>
+      </w:r>
+      <w:r>
+        <w:rPr>
+          <w:rFonts w:hint="eastAsia"/>
+          <w:lang w:val="en-US" w:eastAsia="zh-CN"/>
+        </w:rPr>
+        <w:tab/>
+        <w:t>Adapter索引表</w:t>
+      </w:r>
+    </w:p>
+    <w:tbl>
+      <w:tblPr>
+        <w:tblStyle w:val="8"/>
+        <w:tblW w:w="0" w:type="auto"/>
+        <w:tblInd w:w="0" w:type="dxa"/>
+        <w:tblBorders>
+          <w:top w:val="single" w:color="auto" w:sz="4" w:space="0"/>
+          <w:left w:val="single" w:color="auto" w:sz="4" w:space="0"/>
+          <w:bottom w:val="single" w:color="auto" w:sz="4" w:space="0"/>
+          <w:right w:val="single" w:color="auto" w:sz="4" w:space="0"/>
+          <w:insideH w:val="single" w:color="auto" w:sz="4" w:space="0"/>
+          <w:insideV w:val="single" w:color="auto" w:sz="4" w:space="0"/>
+        </w:tblBorders>
+        <w:tblLayout w:type="autofit"/>
+        <w:tblCellMar>
+          <w:top w:w="0" w:type="dxa"/>
+          <w:left w:w="108" w:type="dxa"/>
+          <w:bottom w:w="0" w:type="dxa"/>
+          <w:right w:w="108" w:type="dxa"/>
+        </w:tblCellMar>
+      </w:tblPr>
+      <w:tblGrid>
+        <w:gridCol w:w="862"/>
+        <w:gridCol w:w="2510"/>
+        <w:gridCol w:w="1110"/>
+        <w:gridCol w:w="710"/>
+        <w:gridCol w:w="3330"/>
+      </w:tblGrid>
+      <w:tr>
+        <w:tblPrEx>
+          <w:tblBorders>
+            <w:top w:val="single" w:color="auto" w:sz="4" w:space="0"/>
+            <w:left w:val="single" w:color="auto" w:sz="4" w:space="0"/>
+            <w:bottom w:val="single" w:color="auto" w:sz="4" w:space="0"/>
+            <w:right w:val="single" w:color="auto" w:sz="4" w:space="0"/>
+            <w:insideH w:val="single" w:color="auto" w:sz="4" w:space="0"/>
+            <w:insideV w:val="single" w:color="auto" w:sz="4" w:space="0"/>
+          </w:tblBorders>
+        </w:tblPrEx>
+        <w:tc>
+          <w:tcPr>
+            <w:tcW w:w="8522" w:type="dxa"/>
+            <w:gridSpan w:val="5"/>
+          </w:tcPr>
+          <w:p>
+            <w:pPr>
+              <w:jc w:val="center"/>
+              <w:rPr>
+                <w:rFonts w:hint="default"/>
+                <w:vertAlign w:val="baseline"/>
+                <w:lang w:val="en-US" w:eastAsia="zh-CN"/>
+              </w:rPr>
+            </w:pPr>
+            <w:r>
+              <w:rPr>
+                <w:rFonts w:hint="eastAsia"/>
+                <w:vertAlign w:val="baseline"/>
+                <w:lang w:val="en-US" w:eastAsia="zh-CN"/>
+              </w:rPr>
+              <w:t>Adapter索引表(ADAPTER_INDEX)</w:t>
+            </w:r>
+          </w:p>
+        </w:tc>
+      </w:tr>
+      <w:tr>
+        <w:tblPrEx>
+          <w:tblBorders>
+            <w:top w:val="single" w:color="auto" w:sz="4" w:space="0"/>
+            <w:left w:val="single" w:color="auto" w:sz="4" w:space="0"/>
+            <w:bottom w:val="single" w:color="auto" w:sz="4" w:space="0"/>
+            <w:right w:val="single" w:color="auto" w:sz="4" w:space="0"/>
+            <w:insideH w:val="single" w:color="auto" w:sz="4" w:space="0"/>
+            <w:insideV w:val="single" w:color="auto" w:sz="4" w:space="0"/>
+          </w:tblBorders>
+          <w:tblCellMar>
+            <w:top w:w="0" w:type="dxa"/>
+            <w:left w:w="108" w:type="dxa"/>
+            <w:bottom w:w="0" w:type="dxa"/>
+            <w:right w:w="108" w:type="dxa"/>
+          </w:tblCellMar>
+        </w:tblPrEx>
+        <w:tc>
+          <w:tcPr>
+            <w:tcW w:w="862" w:type="dxa"/>
+          </w:tcPr>
+          <w:p>
+            <w:pPr>
+              <w:jc w:val="center"/>
+              <w:rPr>
+                <w:rFonts w:hint="eastAsia"/>
+                <w:vertAlign w:val="baseline"/>
+                <w:lang w:val="en-US" w:eastAsia="zh-CN"/>
+              </w:rPr>
+            </w:pPr>
+          </w:p>
+        </w:tc>
+        <w:tc>
+          <w:tcPr>
+            <w:tcW w:w="2510" w:type="dxa"/>
+          </w:tcPr>
+          <w:p>
+            <w:pPr>
+              <w:jc w:val="center"/>
+              <w:rPr>
+                <w:rFonts w:hint="default"/>
+                <w:vertAlign w:val="baseline"/>
+                <w:lang w:val="en-US" w:eastAsia="zh-CN"/>
+              </w:rPr>
+            </w:pPr>
+            <w:r>
+              <w:rPr>
+                <w:rFonts w:hint="eastAsia"/>
+                <w:vertAlign w:val="baseline"/>
+                <w:lang w:val="en-US" w:eastAsia="zh-CN"/>
+              </w:rPr>
+              <w:t>数据段名</w:t>
+            </w:r>
+          </w:p>
+        </w:tc>
+        <w:tc>
+          <w:tcPr>
+            <w:tcW w:w="1110" w:type="dxa"/>
+          </w:tcPr>
+          <w:p>
+            <w:pPr>
+              <w:jc w:val="center"/>
+              <w:rPr>
+                <w:rFonts w:hint="default"/>
+                <w:vertAlign w:val="baseline"/>
+                <w:lang w:val="en-US" w:eastAsia="zh-CN"/>
+              </w:rPr>
+            </w:pPr>
+            <w:r>
+              <w:rPr>
+                <w:rFonts w:hint="eastAsia"/>
+                <w:vertAlign w:val="baseline"/>
+                <w:lang w:val="en-US" w:eastAsia="zh-CN"/>
+              </w:rPr>
+              <w:t>类型</w:t>
+            </w:r>
+          </w:p>
+        </w:tc>
+        <w:tc>
+          <w:tcPr>
+            <w:tcW w:w="710" w:type="dxa"/>
+          </w:tcPr>
+          <w:p>
+            <w:pPr>
+              <w:jc w:val="center"/>
+              <w:rPr>
+                <w:rFonts w:hint="default"/>
+                <w:vertAlign w:val="baseline"/>
+                <w:lang w:val="en-US" w:eastAsia="zh-CN"/>
+              </w:rPr>
+            </w:pPr>
+            <w:r>
+              <w:rPr>
+                <w:rFonts w:hint="eastAsia"/>
+                <w:vertAlign w:val="baseline"/>
+                <w:lang w:val="en-US" w:eastAsia="zh-CN"/>
+              </w:rPr>
+              <w:t>长度</w:t>
+            </w:r>
+          </w:p>
+        </w:tc>
+        <w:tc>
+          <w:tcPr>
+            <w:tcW w:w="3330" w:type="dxa"/>
+          </w:tcPr>
+          <w:p>
+            <w:pPr>
+              <w:jc w:val="center"/>
+              <w:rPr>
+                <w:rFonts w:hint="default"/>
+                <w:vertAlign w:val="baseline"/>
+                <w:lang w:val="en-US" w:eastAsia="zh-CN"/>
+              </w:rPr>
+            </w:pPr>
+            <w:r>
+              <w:rPr>
+                <w:rFonts w:hint="eastAsia"/>
+                <w:vertAlign w:val="baseline"/>
+                <w:lang w:val="en-US" w:eastAsia="zh-CN"/>
+              </w:rPr>
+              <w:t>说明</w:t>
+            </w:r>
+          </w:p>
+        </w:tc>
+      </w:tr>
+      <w:tr>
+        <w:tblPrEx>
+          <w:tblBorders>
+            <w:top w:val="single" w:color="auto" w:sz="4" w:space="0"/>
+            <w:left w:val="single" w:color="auto" w:sz="4" w:space="0"/>
+            <w:bottom w:val="single" w:color="auto" w:sz="4" w:space="0"/>
+            <w:right w:val="single" w:color="auto" w:sz="4" w:space="0"/>
+            <w:insideH w:val="single" w:color="auto" w:sz="4" w:space="0"/>
+            <w:insideV w:val="single" w:color="auto" w:sz="4" w:space="0"/>
+          </w:tblBorders>
+          <w:tblCellMar>
+            <w:top w:w="0" w:type="dxa"/>
+            <w:left w:w="108" w:type="dxa"/>
+            <w:bottom w:w="0" w:type="dxa"/>
+            <w:right w:w="108" w:type="dxa"/>
+          </w:tblCellMar>
+        </w:tblPrEx>
+        <w:tc>
+          <w:tcPr>
+            <w:tcW w:w="862" w:type="dxa"/>
+          </w:tcPr>
+          <w:p>
+            <w:pPr>
+              <w:jc w:val="center"/>
+              <w:rPr>
+                <w:rFonts w:hint="default"/>
+                <w:vertAlign w:val="baseline"/>
+                <w:lang w:val="en-US" w:eastAsia="zh-CN"/>
+              </w:rPr>
+            </w:pPr>
+            <w:r>
+              <w:rPr>
+                <w:rFonts w:hint="eastAsia"/>
+                <w:vertAlign w:val="baseline"/>
+                <w:lang w:val="en-US" w:eastAsia="zh-CN"/>
+              </w:rPr>
+              <w:t>1</w:t>
+            </w:r>
+          </w:p>
+        </w:tc>
+        <w:tc>
+          <w:tcPr>
+            <w:tcW w:w="2510" w:type="dxa"/>
+          </w:tcPr>
+          <w:p>
+            <w:pPr>
+              <w:keepNext w:val="0"/>
+              <w:keepLines w:val="0"/>
+              <w:widowControl/>
+              <w:suppressLineNumbers w:val="0"/>
+              <w:jc w:val="center"/>
+              <w:rPr>
+                <w:rFonts w:hint="default" w:ascii="Calibri" w:hAnsi="Calibri" w:eastAsia="宋体" w:cs="Calibri"/>
+                <w:color w:val="000000"/>
+                <w:kern w:val="0"/>
+                <w:sz w:val="21"/>
+                <w:szCs w:val="21"/>
+                <w:lang w:val="en-US" w:eastAsia="zh-CN" w:bidi="ar"/>
+              </w:rPr>
+            </w:pPr>
+            <w:r>
+              <w:rPr>
+                <w:rFonts w:hint="eastAsia" w:ascii="Calibri" w:hAnsi="Calibri" w:eastAsia="宋体" w:cs="Calibri"/>
+                <w:color w:val="000000"/>
+                <w:kern w:val="0"/>
+                <w:sz w:val="21"/>
+                <w:szCs w:val="21"/>
+                <w:lang w:val="en-US" w:eastAsia="zh-CN" w:bidi="ar"/>
+              </w:rPr>
+              <w:t>ID</w:t>
+            </w:r>
+          </w:p>
+        </w:tc>
+        <w:tc>
+          <w:tcPr>
+            <w:tcW w:w="1110" w:type="dxa"/>
+          </w:tcPr>
+          <w:p>
+            <w:pPr>
+              <w:jc w:val="center"/>
+              <w:rPr>
+                <w:rFonts w:hint="default"/>
+                <w:color w:val="FF0000"/>
+                <w:vertAlign w:val="baseline"/>
+                <w:lang w:val="en-US" w:eastAsia="zh-CN"/>
+              </w:rPr>
+            </w:pPr>
+            <w:r>
+              <w:rPr>
+                <w:rFonts w:hint="eastAsia"/>
+                <w:color w:val="FF0000"/>
+                <w:vertAlign w:val="baseline"/>
+                <w:lang w:val="en-US" w:eastAsia="zh-CN"/>
+              </w:rPr>
+              <w:t>NUMBER</w:t>
+            </w:r>
+          </w:p>
+        </w:tc>
+        <w:tc>
+          <w:tcPr>
+            <w:tcW w:w="710" w:type="dxa"/>
+          </w:tcPr>
+          <w:p>
+            <w:pPr>
+              <w:jc w:val="center"/>
+              <w:rPr>
+                <w:rFonts w:hint="default"/>
+                <w:color w:val="FF0000"/>
+                <w:vertAlign w:val="baseline"/>
+                <w:lang w:val="en-US" w:eastAsia="zh-CN"/>
+              </w:rPr>
+            </w:pPr>
+            <w:r>
+              <w:rPr>
+                <w:rFonts w:hint="eastAsia"/>
+                <w:color w:val="FF0000"/>
+                <w:vertAlign w:val="baseline"/>
+                <w:lang w:val="en-US" w:eastAsia="zh-CN"/>
+              </w:rPr>
+              <w:t>4</w:t>
+            </w:r>
+          </w:p>
+        </w:tc>
+        <w:tc>
+          <w:tcPr>
+            <w:tcW w:w="3330" w:type="dxa"/>
+          </w:tcPr>
+          <w:p>
+            <w:pPr>
+              <w:keepNext w:val="0"/>
+              <w:keepLines w:val="0"/>
+              <w:widowControl/>
+              <w:suppressLineNumbers w:val="0"/>
+              <w:jc w:val="center"/>
+              <w:rPr>
+                <w:rFonts w:hint="eastAsia"/>
+                <w:vertAlign w:val="baseline"/>
+                <w:lang w:val="en-US" w:eastAsia="zh-CN"/>
+              </w:rPr>
+            </w:pPr>
+            <w:r>
+              <w:rPr>
+                <w:rFonts w:hint="eastAsia" w:ascii="宋体" w:hAnsi="宋体" w:eastAsia="宋体" w:cs="宋体"/>
+                <w:b/>
+                <w:bCs/>
+                <w:color w:val="FF0000"/>
+                <w:kern w:val="0"/>
+                <w:sz w:val="21"/>
+                <w:szCs w:val="21"/>
+                <w:lang w:val="en-US" w:eastAsia="zh-CN" w:bidi="ar"/>
+              </w:rPr>
+              <w:t>数据表唯一编号</w:t>
+            </w:r>
+            <w:r>
+              <w:rPr>
+                <w:rFonts w:ascii="Calibri" w:hAnsi="Calibri" w:eastAsia="宋体" w:cs="Calibri"/>
+                <w:b/>
+                <w:bCs/>
+                <w:color w:val="FF0000"/>
+                <w:kern w:val="0"/>
+                <w:sz w:val="21"/>
+                <w:szCs w:val="21"/>
+                <w:lang w:val="en-US" w:eastAsia="zh-CN" w:bidi="ar"/>
+              </w:rPr>
+              <w:t>,</w:t>
+            </w:r>
+            <w:r>
+              <w:rPr>
+                <w:rFonts w:hint="eastAsia" w:ascii="宋体" w:hAnsi="宋体" w:eastAsia="宋体" w:cs="宋体"/>
+                <w:b/>
+                <w:bCs/>
+                <w:color w:val="FF0000"/>
+                <w:kern w:val="0"/>
+                <w:sz w:val="21"/>
+                <w:szCs w:val="21"/>
+                <w:lang w:val="en-US" w:eastAsia="zh-CN" w:bidi="ar"/>
+              </w:rPr>
+              <w:t xml:space="preserve">主键 </w:t>
+            </w:r>
+            <w:r>
+              <w:rPr>
+                <w:rFonts w:hint="default" w:ascii="Calibri" w:hAnsi="Calibri" w:eastAsia="宋体" w:cs="Calibri"/>
+                <w:b/>
+                <w:bCs/>
+                <w:color w:val="FF0000"/>
+                <w:kern w:val="0"/>
+                <w:sz w:val="21"/>
+                <w:szCs w:val="21"/>
+                <w:lang w:val="en-US" w:eastAsia="zh-CN" w:bidi="ar"/>
+              </w:rPr>
+              <w:t>1</w:t>
+            </w:r>
+          </w:p>
+        </w:tc>
+      </w:tr>
+      <w:tr>
+        <w:tblPrEx>
+          <w:tblBorders>
+            <w:top w:val="single" w:color="auto" w:sz="4" w:space="0"/>
+            <w:left w:val="single" w:color="auto" w:sz="4" w:space="0"/>
+            <w:bottom w:val="single" w:color="auto" w:sz="4" w:space="0"/>
+            <w:right w:val="single" w:color="auto" w:sz="4" w:space="0"/>
+            <w:insideH w:val="single" w:color="auto" w:sz="4" w:space="0"/>
+            <w:insideV w:val="single" w:color="auto" w:sz="4" w:space="0"/>
+          </w:tblBorders>
+          <w:tblCellMar>
+            <w:top w:w="0" w:type="dxa"/>
+            <w:left w:w="108" w:type="dxa"/>
+            <w:bottom w:w="0" w:type="dxa"/>
+            <w:right w:w="108" w:type="dxa"/>
+          </w:tblCellMar>
+        </w:tblPrEx>
+        <w:tc>
+          <w:tcPr>
+            <w:tcW w:w="862" w:type="dxa"/>
+          </w:tcPr>
+          <w:p>
+            <w:pPr>
+              <w:jc w:val="center"/>
+              <w:rPr>
+                <w:rFonts w:hint="default"/>
+                <w:vertAlign w:val="baseline"/>
+                <w:lang w:val="en-US" w:eastAsia="zh-CN"/>
+              </w:rPr>
+            </w:pPr>
+            <w:r>
+              <w:rPr>
+                <w:rFonts w:hint="eastAsia"/>
+                <w:vertAlign w:val="baseline"/>
+                <w:lang w:val="en-US" w:eastAsia="zh-CN"/>
+              </w:rPr>
+              <w:t>2</w:t>
+            </w:r>
+          </w:p>
+        </w:tc>
+        <w:tc>
+          <w:tcPr>
+            <w:tcW w:w="2510" w:type="dxa"/>
+          </w:tcPr>
+          <w:p>
+            <w:pPr>
+              <w:keepNext w:val="0"/>
+              <w:keepLines w:val="0"/>
+              <w:widowControl/>
+              <w:suppressLineNumbers w:val="0"/>
+              <w:jc w:val="center"/>
+              <w:rPr>
+                <w:rFonts w:hint="default" w:ascii="Calibri" w:hAnsi="Calibri" w:eastAsia="宋体" w:cs="Calibri"/>
+                <w:color w:val="000000"/>
+                <w:kern w:val="0"/>
+                <w:sz w:val="21"/>
+                <w:szCs w:val="21"/>
+                <w:lang w:val="en-US" w:eastAsia="zh-CN" w:bidi="ar"/>
+              </w:rPr>
+            </w:pPr>
+            <w:r>
+              <w:rPr>
+                <w:rFonts w:hint="eastAsia" w:ascii="Calibri" w:hAnsi="Calibri" w:eastAsia="宋体" w:cs="Calibri"/>
+                <w:color w:val="000000"/>
+                <w:kern w:val="0"/>
+                <w:sz w:val="21"/>
+                <w:szCs w:val="21"/>
+                <w:lang w:val="en-US" w:eastAsia="zh-CN" w:bidi="ar"/>
+              </w:rPr>
+              <w:t>ADAPTER_NAME</w:t>
+            </w:r>
+          </w:p>
+        </w:tc>
+        <w:tc>
+          <w:tcPr>
+            <w:tcW w:w="1110" w:type="dxa"/>
+          </w:tcPr>
+          <w:p>
+            <w:pPr>
+              <w:keepNext w:val="0"/>
+              <w:keepLines w:val="0"/>
+              <w:widowControl/>
+              <w:suppressLineNumbers w:val="0"/>
+              <w:jc w:val="center"/>
+              <w:rPr>
+                <w:rFonts w:hint="default" w:ascii="Calibri" w:hAnsi="Calibri" w:eastAsia="宋体" w:cs="Calibri"/>
+                <w:color w:val="000000"/>
+                <w:kern w:val="0"/>
+                <w:sz w:val="21"/>
+                <w:szCs w:val="21"/>
+                <w:lang w:val="en-US" w:eastAsia="zh-CN" w:bidi="ar"/>
+              </w:rPr>
+            </w:pPr>
+            <w:r>
+              <w:rPr>
+                <w:rFonts w:hint="eastAsia" w:ascii="Calibri" w:hAnsi="Calibri" w:eastAsia="宋体" w:cs="Calibri"/>
+                <w:color w:val="000000"/>
+                <w:kern w:val="0"/>
+                <w:sz w:val="21"/>
+                <w:szCs w:val="21"/>
+                <w:lang w:val="en-US" w:eastAsia="zh-CN" w:bidi="ar"/>
+              </w:rPr>
+              <w:t>VARCHAR</w:t>
+            </w:r>
+          </w:p>
+        </w:tc>
+        <w:tc>
+          <w:tcPr>
+            <w:tcW w:w="710" w:type="dxa"/>
+          </w:tcPr>
+          <w:p>
+            <w:pPr>
+              <w:keepNext w:val="0"/>
+              <w:keepLines w:val="0"/>
+              <w:widowControl/>
+              <w:suppressLineNumbers w:val="0"/>
+              <w:jc w:val="center"/>
+              <w:rPr>
+                <w:rFonts w:hint="default" w:ascii="Calibri" w:hAnsi="Calibri" w:eastAsia="宋体" w:cs="Calibri"/>
+                <w:color w:val="000000"/>
+                <w:kern w:val="0"/>
+                <w:sz w:val="21"/>
+                <w:szCs w:val="21"/>
+                <w:lang w:val="en-US" w:eastAsia="zh-CN" w:bidi="ar"/>
+              </w:rPr>
+            </w:pPr>
+            <w:r>
+              <w:rPr>
+                <w:rFonts w:hint="eastAsia" w:ascii="Calibri" w:hAnsi="Calibri" w:eastAsia="宋体" w:cs="Calibri"/>
+                <w:color w:val="000000"/>
+                <w:kern w:val="0"/>
+                <w:sz w:val="21"/>
+                <w:szCs w:val="21"/>
+                <w:lang w:val="en-US" w:eastAsia="zh-CN" w:bidi="ar"/>
+              </w:rPr>
+              <w:t>50</w:t>
+            </w:r>
+          </w:p>
+        </w:tc>
+        <w:tc>
+          <w:tcPr>
+            <w:tcW w:w="3330" w:type="dxa"/>
+          </w:tcPr>
+          <w:p>
+            <w:pPr>
+              <w:keepNext w:val="0"/>
+              <w:keepLines w:val="0"/>
+              <w:widowControl/>
+              <w:suppressLineNumbers w:val="0"/>
+              <w:jc w:val="center"/>
+              <w:rPr>
+                <w:rFonts w:hint="default" w:ascii="Calibri" w:hAnsi="Calibri" w:eastAsia="宋体" w:cs="Calibri"/>
+                <w:color w:val="000000"/>
+                <w:kern w:val="0"/>
+                <w:sz w:val="21"/>
+                <w:szCs w:val="21"/>
+                <w:lang w:val="en-US" w:eastAsia="zh-CN" w:bidi="ar"/>
+              </w:rPr>
+            </w:pPr>
+            <w:r>
+              <w:rPr>
+                <w:rFonts w:hint="eastAsia" w:ascii="Calibri" w:hAnsi="Calibri" w:eastAsia="宋体" w:cs="Calibri"/>
+                <w:color w:val="000000"/>
+                <w:kern w:val="0"/>
+                <w:sz w:val="21"/>
+                <w:szCs w:val="21"/>
+                <w:lang w:val="en-US" w:eastAsia="zh-CN" w:bidi="ar"/>
+              </w:rPr>
+              <w:t>Adapter标识名</w:t>
+            </w:r>
+          </w:p>
+        </w:tc>
+      </w:tr>
+      <w:tr>
+        <w:tblPrEx>
+          <w:tblBorders>
+            <w:top w:val="single" w:color="auto" w:sz="4" w:space="0"/>
+            <w:left w:val="single" w:color="auto" w:sz="4" w:space="0"/>
+            <w:bottom w:val="single" w:color="auto" w:sz="4" w:space="0"/>
+            <w:right w:val="single" w:color="auto" w:sz="4" w:space="0"/>
+            <w:insideH w:val="single" w:color="auto" w:sz="4" w:space="0"/>
+            <w:insideV w:val="single" w:color="auto" w:sz="4" w:space="0"/>
+          </w:tblBorders>
+          <w:tblCellMar>
+            <w:top w:w="0" w:type="dxa"/>
+            <w:left w:w="108" w:type="dxa"/>
+            <w:bottom w:w="0" w:type="dxa"/>
+            <w:right w:w="108" w:type="dxa"/>
+          </w:tblCellMar>
+        </w:tblPrEx>
+        <w:tc>
+          <w:tcPr>
+            <w:tcW w:w="862" w:type="dxa"/>
+          </w:tcPr>
+          <w:p>
+            <w:pPr>
+              <w:jc w:val="center"/>
+              <w:rPr>
+                <w:rFonts w:hint="default"/>
+                <w:vertAlign w:val="baseline"/>
+                <w:lang w:val="en-US" w:eastAsia="zh-CN"/>
+              </w:rPr>
+            </w:pPr>
+            <w:r>
+              <w:rPr>
+                <w:rFonts w:hint="eastAsia"/>
+                <w:vertAlign w:val="baseline"/>
+                <w:lang w:val="en-US" w:eastAsia="zh-CN"/>
+              </w:rPr>
+              <w:t>3</w:t>
+            </w:r>
+          </w:p>
+        </w:tc>
+        <w:tc>
+          <w:tcPr>
+            <w:tcW w:w="2510" w:type="dxa"/>
+          </w:tcPr>
+          <w:p>
+            <w:pPr>
+              <w:keepNext w:val="0"/>
+              <w:keepLines w:val="0"/>
+              <w:widowControl/>
+              <w:suppressLineNumbers w:val="0"/>
+              <w:jc w:val="center"/>
+              <w:rPr>
+                <w:rFonts w:hint="default" w:ascii="Calibri" w:hAnsi="Calibri" w:eastAsia="宋体" w:cs="Calibri"/>
+                <w:color w:val="000000"/>
+                <w:kern w:val="0"/>
+                <w:sz w:val="21"/>
+                <w:szCs w:val="21"/>
+                <w:lang w:val="en-US" w:eastAsia="zh-CN" w:bidi="ar"/>
+              </w:rPr>
+            </w:pPr>
+            <w:r>
+              <w:rPr>
+                <w:rFonts w:hint="eastAsia" w:ascii="Calibri" w:hAnsi="Calibri" w:eastAsia="宋体" w:cs="Calibri"/>
+                <w:color w:val="000000"/>
+                <w:kern w:val="0"/>
+                <w:sz w:val="21"/>
+                <w:szCs w:val="21"/>
+                <w:lang w:val="en-US" w:eastAsia="zh-CN" w:bidi="ar"/>
+              </w:rPr>
+              <w:t>ORIGINAL_CONFIG</w:t>
+            </w:r>
+          </w:p>
+        </w:tc>
+        <w:tc>
+          <w:tcPr>
+            <w:tcW w:w="1110" w:type="dxa"/>
+          </w:tcPr>
+          <w:p>
+            <w:pPr>
+              <w:keepNext w:val="0"/>
+              <w:keepLines w:val="0"/>
+              <w:widowControl/>
+              <w:suppressLineNumbers w:val="0"/>
+              <w:jc w:val="center"/>
+              <w:rPr>
+                <w:rFonts w:hint="default" w:ascii="Calibri" w:hAnsi="Calibri" w:eastAsia="宋体" w:cs="Calibri"/>
+                <w:color w:val="000000"/>
+                <w:kern w:val="0"/>
+                <w:sz w:val="21"/>
+                <w:szCs w:val="21"/>
+                <w:lang w:val="en-US" w:eastAsia="zh-CN" w:bidi="ar"/>
+              </w:rPr>
+            </w:pPr>
+            <w:r>
+              <w:rPr>
+                <w:rFonts w:hint="eastAsia" w:ascii="Calibri" w:hAnsi="Calibri" w:eastAsia="宋体" w:cs="Calibri"/>
+                <w:color w:val="000000"/>
+                <w:kern w:val="0"/>
+                <w:sz w:val="21"/>
+                <w:szCs w:val="21"/>
+                <w:lang w:val="en-US" w:eastAsia="zh-CN" w:bidi="ar"/>
+              </w:rPr>
+              <w:t>TEXT</w:t>
+            </w:r>
+          </w:p>
+        </w:tc>
+        <w:tc>
+          <w:tcPr>
+            <w:tcW w:w="710" w:type="dxa"/>
+          </w:tcPr>
+          <w:p>
+            <w:pPr>
+              <w:keepNext w:val="0"/>
+              <w:keepLines w:val="0"/>
+              <w:widowControl/>
+              <w:suppressLineNumbers w:val="0"/>
+              <w:jc w:val="center"/>
+              <w:rPr>
+                <w:rFonts w:hint="default" w:ascii="Calibri" w:hAnsi="Calibri" w:eastAsia="宋体" w:cs="Calibri"/>
+                <w:color w:val="000000"/>
+                <w:kern w:val="0"/>
+                <w:sz w:val="21"/>
+                <w:szCs w:val="21"/>
+                <w:lang w:val="en-US" w:eastAsia="zh-CN" w:bidi="ar"/>
+              </w:rPr>
+            </w:pPr>
+            <w:r>
+              <w:rPr>
+                <w:rFonts w:hint="eastAsia" w:ascii="Calibri" w:hAnsi="Calibri" w:eastAsia="宋体" w:cs="Calibri"/>
+                <w:color w:val="000000"/>
+                <w:kern w:val="0"/>
+                <w:sz w:val="21"/>
+                <w:szCs w:val="21"/>
+                <w:lang w:val="en-US" w:eastAsia="zh-CN" w:bidi="ar"/>
+              </w:rPr>
+              <w:t>-</w:t>
+            </w:r>
+          </w:p>
+        </w:tc>
+        <w:tc>
+          <w:tcPr>
+            <w:tcW w:w="3330" w:type="dxa"/>
+          </w:tcPr>
+          <w:p>
+            <w:pPr>
+              <w:keepNext w:val="0"/>
+              <w:keepLines w:val="0"/>
+              <w:widowControl/>
+              <w:suppressLineNumbers w:val="0"/>
+              <w:jc w:val="center"/>
+              <w:rPr>
+                <w:rFonts w:hint="default" w:ascii="Calibri" w:hAnsi="Calibri" w:eastAsia="宋体" w:cs="Calibri"/>
+                <w:color w:val="000000"/>
+                <w:kern w:val="0"/>
+                <w:sz w:val="21"/>
+                <w:szCs w:val="21"/>
+                <w:lang w:val="en-US" w:eastAsia="zh-CN" w:bidi="ar"/>
+              </w:rPr>
+            </w:pPr>
+            <w:r>
+              <w:rPr>
+                <w:rFonts w:hint="eastAsia" w:ascii="Calibri" w:hAnsi="Calibri" w:eastAsia="宋体" w:cs="Calibri"/>
+                <w:color w:val="000000"/>
+                <w:kern w:val="0"/>
+                <w:sz w:val="21"/>
+                <w:szCs w:val="21"/>
+                <w:lang w:val="en-US" w:eastAsia="zh-CN" w:bidi="ar"/>
+              </w:rPr>
+              <w:t>Adapter上传的原始配置文件</w:t>
+            </w:r>
+          </w:p>
+        </w:tc>
+      </w:tr>
+      <w:tr>
+        <w:tblPrEx>
+          <w:tblBorders>
+            <w:top w:val="single" w:color="auto" w:sz="4" w:space="0"/>
+            <w:left w:val="single" w:color="auto" w:sz="4" w:space="0"/>
+            <w:bottom w:val="single" w:color="auto" w:sz="4" w:space="0"/>
+            <w:right w:val="single" w:color="auto" w:sz="4" w:space="0"/>
+            <w:insideH w:val="single" w:color="auto" w:sz="4" w:space="0"/>
+            <w:insideV w:val="single" w:color="auto" w:sz="4" w:space="0"/>
+          </w:tblBorders>
+          <w:tblCellMar>
+            <w:top w:w="0" w:type="dxa"/>
+            <w:left w:w="108" w:type="dxa"/>
+            <w:bottom w:w="0" w:type="dxa"/>
+            <w:right w:w="108" w:type="dxa"/>
+          </w:tblCellMar>
+        </w:tblPrEx>
+        <w:tc>
+          <w:tcPr>
+            <w:tcW w:w="862" w:type="dxa"/>
+          </w:tcPr>
+          <w:p>
+            <w:pPr>
+              <w:jc w:val="center"/>
+              <w:rPr>
+                <w:rFonts w:hint="default"/>
+                <w:vertAlign w:val="baseline"/>
+                <w:lang w:val="en-US" w:eastAsia="zh-CN"/>
+              </w:rPr>
+            </w:pPr>
+            <w:r>
+              <w:rPr>
+                <w:rFonts w:hint="eastAsia"/>
+                <w:vertAlign w:val="baseline"/>
+                <w:lang w:val="en-US" w:eastAsia="zh-CN"/>
+              </w:rPr>
+              <w:t>4</w:t>
+            </w:r>
+          </w:p>
+        </w:tc>
+        <w:tc>
+          <w:tcPr>
+            <w:tcW w:w="2510" w:type="dxa"/>
+          </w:tcPr>
+          <w:p>
+            <w:pPr>
+              <w:keepNext w:val="0"/>
+              <w:keepLines w:val="0"/>
+              <w:widowControl/>
+              <w:suppressLineNumbers w:val="0"/>
+              <w:jc w:val="center"/>
+              <w:rPr>
+                <w:rFonts w:hint="default" w:ascii="Calibri" w:hAnsi="Calibri" w:eastAsia="宋体" w:cs="Calibri"/>
+                <w:color w:val="000000"/>
+                <w:kern w:val="0"/>
+                <w:sz w:val="21"/>
+                <w:szCs w:val="21"/>
+                <w:lang w:val="en-US" w:eastAsia="zh-CN" w:bidi="ar"/>
+              </w:rPr>
+            </w:pPr>
+            <w:r>
+              <w:rPr>
+                <w:rFonts w:hint="eastAsia" w:ascii="Calibri" w:hAnsi="Calibri" w:eastAsia="宋体" w:cs="Calibri"/>
+                <w:color w:val="000000"/>
+                <w:kern w:val="0"/>
+                <w:sz w:val="21"/>
+                <w:szCs w:val="21"/>
+                <w:lang w:val="en-US" w:eastAsia="zh-CN" w:bidi="ar"/>
+              </w:rPr>
+              <w:t>PARSED_CONFIG</w:t>
+            </w:r>
+          </w:p>
+        </w:tc>
+        <w:tc>
+          <w:tcPr>
+            <w:tcW w:w="1110" w:type="dxa"/>
+          </w:tcPr>
+          <w:p>
+            <w:pPr>
+              <w:keepNext w:val="0"/>
+              <w:keepLines w:val="0"/>
+              <w:widowControl/>
+              <w:suppressLineNumbers w:val="0"/>
+              <w:jc w:val="center"/>
+              <w:rPr>
+                <w:rFonts w:hint="default" w:ascii="Calibri" w:hAnsi="Calibri" w:eastAsia="宋体" w:cs="Calibri"/>
+                <w:color w:val="000000"/>
+                <w:kern w:val="0"/>
+                <w:sz w:val="21"/>
+                <w:szCs w:val="21"/>
+                <w:lang w:val="en-US" w:eastAsia="zh-CN" w:bidi="ar"/>
+              </w:rPr>
+            </w:pPr>
+            <w:r>
+              <w:rPr>
+                <w:rFonts w:hint="eastAsia" w:ascii="Calibri" w:hAnsi="Calibri" w:eastAsia="宋体" w:cs="Calibri"/>
+                <w:color w:val="000000"/>
+                <w:kern w:val="0"/>
+                <w:sz w:val="21"/>
+                <w:szCs w:val="21"/>
+                <w:lang w:val="en-US" w:eastAsia="zh-CN" w:bidi="ar"/>
+              </w:rPr>
+              <w:t>JSONB</w:t>
+            </w:r>
+          </w:p>
+        </w:tc>
+        <w:tc>
+          <w:tcPr>
+            <w:tcW w:w="710" w:type="dxa"/>
+          </w:tcPr>
+          <w:p>
+            <w:pPr>
+              <w:keepNext w:val="0"/>
+              <w:keepLines w:val="0"/>
+              <w:widowControl/>
+              <w:suppressLineNumbers w:val="0"/>
+              <w:jc w:val="center"/>
+              <w:rPr>
+                <w:rFonts w:hint="default" w:ascii="Calibri" w:hAnsi="Calibri" w:eastAsia="宋体" w:cs="Calibri"/>
+                <w:color w:val="000000"/>
+                <w:kern w:val="0"/>
+                <w:sz w:val="21"/>
+                <w:szCs w:val="21"/>
+                <w:lang w:val="en-US" w:eastAsia="zh-CN" w:bidi="ar"/>
+              </w:rPr>
+            </w:pPr>
+            <w:r>
+              <w:rPr>
+                <w:rFonts w:hint="eastAsia" w:ascii="Calibri" w:hAnsi="Calibri" w:eastAsia="宋体" w:cs="Calibri"/>
+                <w:color w:val="000000"/>
+                <w:kern w:val="0"/>
+                <w:sz w:val="21"/>
+                <w:szCs w:val="21"/>
+                <w:lang w:val="en-US" w:eastAsia="zh-CN" w:bidi="ar"/>
+              </w:rPr>
+              <w:t>-</w:t>
+            </w:r>
+          </w:p>
+        </w:tc>
+        <w:tc>
+          <w:tcPr>
+            <w:tcW w:w="3330" w:type="dxa"/>
+          </w:tcPr>
+          <w:p>
+            <w:pPr>
+              <w:keepNext w:val="0"/>
+              <w:keepLines w:val="0"/>
+              <w:widowControl/>
+              <w:suppressLineNumbers w:val="0"/>
+              <w:jc w:val="center"/>
+              <w:rPr>
+                <w:rFonts w:hint="default" w:ascii="Calibri" w:hAnsi="Calibri" w:eastAsia="宋体" w:cs="Calibri"/>
+                <w:color w:val="000000"/>
+                <w:kern w:val="0"/>
+                <w:sz w:val="21"/>
+                <w:szCs w:val="21"/>
+                <w:lang w:val="en-US" w:eastAsia="zh-CN" w:bidi="ar"/>
+              </w:rPr>
+            </w:pPr>
+            <w:r>
+              <w:rPr>
+                <w:rFonts w:hint="eastAsia" w:ascii="Calibri" w:hAnsi="Calibri" w:eastAsia="宋体" w:cs="Calibri"/>
+                <w:color w:val="000000"/>
+                <w:kern w:val="0"/>
+                <w:sz w:val="21"/>
+                <w:szCs w:val="21"/>
+                <w:lang w:val="en-US" w:eastAsia="zh-CN" w:bidi="ar"/>
+              </w:rPr>
+              <w:t>解析后的配置文件</w:t>
+            </w:r>
+          </w:p>
+        </w:tc>
+      </w:tr>
+      <w:tr>
+        <w:tblPrEx>
+          <w:tblBorders>
+            <w:top w:val="single" w:color="auto" w:sz="4" w:space="0"/>
+            <w:left w:val="single" w:color="auto" w:sz="4" w:space="0"/>
+            <w:bottom w:val="single" w:color="auto" w:sz="4" w:space="0"/>
+            <w:right w:val="single" w:color="auto" w:sz="4" w:space="0"/>
+            <w:insideH w:val="single" w:color="auto" w:sz="4" w:space="0"/>
+            <w:insideV w:val="single" w:color="auto" w:sz="4" w:space="0"/>
+          </w:tblBorders>
+          <w:tblCellMar>
+            <w:top w:w="0" w:type="dxa"/>
+            <w:left w:w="108" w:type="dxa"/>
+            <w:bottom w:w="0" w:type="dxa"/>
+            <w:right w:w="108" w:type="dxa"/>
+          </w:tblCellMar>
+        </w:tblPrEx>
+        <w:tc>
+          <w:tcPr>
+            <w:tcW w:w="862" w:type="dxa"/>
+          </w:tcPr>
+          <w:p>
+            <w:pPr>
+              <w:jc w:val="center"/>
+              <w:rPr>
+                <w:rFonts w:hint="default"/>
+                <w:vertAlign w:val="baseline"/>
+                <w:lang w:val="en-US" w:eastAsia="zh-CN"/>
+              </w:rPr>
+            </w:pPr>
+            <w:r>
+              <w:rPr>
+                <w:rFonts w:hint="eastAsia"/>
+                <w:vertAlign w:val="baseline"/>
+                <w:lang w:val="en-US" w:eastAsia="zh-CN"/>
+              </w:rPr>
+              <w:t>5</w:t>
+            </w:r>
+          </w:p>
+        </w:tc>
+        <w:tc>
+          <w:tcPr>
+            <w:tcW w:w="2510" w:type="dxa"/>
+            <w:shd w:val="clear" w:color="auto" w:fill="auto"/>
+            <w:vAlign w:val="top"/>
+          </w:tcPr>
+          <w:p>
+            <w:pPr>
+              <w:keepNext w:val="0"/>
+              <w:keepLines w:val="0"/>
+              <w:widowControl/>
+              <w:suppressLineNumbers w:val="0"/>
+              <w:jc w:val="center"/>
+              <w:rPr>
+                <w:rFonts w:hint="default" w:ascii="Calibri" w:hAnsi="Calibri" w:eastAsia="宋体" w:cs="Calibri"/>
+                <w:color w:val="000000"/>
+                <w:kern w:val="0"/>
+                <w:sz w:val="21"/>
+                <w:szCs w:val="21"/>
+                <w:lang w:val="en-US" w:eastAsia="zh-CN" w:bidi="ar"/>
+              </w:rPr>
+            </w:pPr>
+            <w:r>
+              <w:rPr>
+                <w:rFonts w:hint="eastAsia" w:ascii="Calibri" w:hAnsi="Calibri" w:eastAsia="宋体" w:cs="Calibri"/>
+                <w:color w:val="000000"/>
+                <w:kern w:val="0"/>
+                <w:sz w:val="21"/>
+                <w:szCs w:val="21"/>
+                <w:lang w:val="en-US" w:eastAsia="zh-CN" w:bidi="ar"/>
+              </w:rPr>
+              <w:t>STATUS</w:t>
+            </w:r>
+          </w:p>
+        </w:tc>
+        <w:tc>
+          <w:tcPr>
+            <w:tcW w:w="1110" w:type="dxa"/>
+            <w:shd w:val="clear" w:color="auto" w:fill="auto"/>
+            <w:vAlign w:val="top"/>
+          </w:tcPr>
+          <w:p>
+            <w:pPr>
+              <w:keepNext w:val="0"/>
+              <w:keepLines w:val="0"/>
+              <w:widowControl/>
+              <w:suppressLineNumbers w:val="0"/>
+              <w:jc w:val="center"/>
+              <w:rPr>
+                <w:rFonts w:hint="eastAsia" w:ascii="Calibri" w:hAnsi="Calibri" w:eastAsia="宋体" w:cs="Calibri"/>
+                <w:color w:val="000000"/>
+                <w:kern w:val="0"/>
+                <w:sz w:val="21"/>
+                <w:szCs w:val="21"/>
+                <w:lang w:val="en-US" w:eastAsia="zh-CN" w:bidi="ar"/>
+              </w:rPr>
+            </w:pPr>
+            <w:r>
+              <w:rPr>
+                <w:rFonts w:hint="eastAsia" w:ascii="Calibri" w:hAnsi="Calibri" w:eastAsia="宋体" w:cs="Calibri"/>
+                <w:color w:val="000000"/>
+                <w:kern w:val="0"/>
+                <w:sz w:val="21"/>
+                <w:szCs w:val="21"/>
+                <w:lang w:val="en-US" w:eastAsia="zh-CN" w:bidi="ar"/>
+              </w:rPr>
+              <w:t>VARCHAR</w:t>
+            </w:r>
+          </w:p>
+        </w:tc>
+        <w:tc>
+          <w:tcPr>
+            <w:tcW w:w="710" w:type="dxa"/>
+            <w:shd w:val="clear" w:color="auto" w:fill="auto"/>
+            <w:vAlign w:val="top"/>
+          </w:tcPr>
+          <w:p>
+            <w:pPr>
+              <w:keepNext w:val="0"/>
+              <w:keepLines w:val="0"/>
+              <w:widowControl/>
+              <w:suppressLineNumbers w:val="0"/>
+              <w:jc w:val="center"/>
+              <w:rPr>
+                <w:rFonts w:hint="eastAsia" w:ascii="Calibri" w:hAnsi="Calibri" w:eastAsia="宋体" w:cs="Calibri"/>
+                <w:color w:val="000000"/>
+                <w:kern w:val="0"/>
+                <w:sz w:val="21"/>
+                <w:szCs w:val="21"/>
+                <w:lang w:val="en-US" w:eastAsia="zh-CN" w:bidi="ar"/>
+              </w:rPr>
+            </w:pPr>
+            <w:r>
+              <w:rPr>
+                <w:rFonts w:hint="eastAsia" w:ascii="Calibri" w:hAnsi="Calibri" w:eastAsia="宋体" w:cs="Calibri"/>
+                <w:color w:val="000000"/>
+                <w:kern w:val="0"/>
+                <w:sz w:val="21"/>
+                <w:szCs w:val="21"/>
+                <w:lang w:val="en-US" w:eastAsia="zh-CN" w:bidi="ar"/>
+              </w:rPr>
+              <w:t>50</w:t>
+            </w:r>
+          </w:p>
+        </w:tc>
+        <w:tc>
+          <w:tcPr>
+            <w:tcW w:w="3330" w:type="dxa"/>
+            <w:shd w:val="clear" w:color="auto" w:fill="auto"/>
+            <w:vAlign w:val="top"/>
+          </w:tcPr>
+          <w:p>
+            <w:pPr>
+              <w:keepNext w:val="0"/>
+              <w:keepLines w:val="0"/>
+              <w:widowControl/>
+              <w:suppressLineNumbers w:val="0"/>
+              <w:jc w:val="center"/>
+              <w:rPr>
+                <w:rFonts w:hint="default" w:ascii="Calibri" w:hAnsi="Calibri" w:eastAsia="宋体" w:cs="Calibri"/>
+                <w:color w:val="000000"/>
+                <w:kern w:val="0"/>
+                <w:sz w:val="21"/>
+                <w:szCs w:val="21"/>
+                <w:lang w:val="en-US" w:eastAsia="zh-CN" w:bidi="ar"/>
+              </w:rPr>
+            </w:pPr>
+            <w:r>
+              <w:rPr>
+                <w:rFonts w:hint="eastAsia" w:ascii="Calibri" w:hAnsi="Calibri" w:eastAsia="宋体" w:cs="Calibri"/>
+                <w:color w:val="000000"/>
+                <w:kern w:val="0"/>
+                <w:sz w:val="21"/>
+                <w:szCs w:val="21"/>
+                <w:lang w:val="en-US" w:eastAsia="zh-CN" w:bidi="ar"/>
+              </w:rPr>
+              <w:t>Adapter状态</w:t>
+            </w:r>
+          </w:p>
+        </w:tc>
+      </w:tr>
+      <w:tr>
+        <w:tblPrEx>
+          <w:tblBorders>
+            <w:top w:val="single" w:color="auto" w:sz="4" w:space="0"/>
+            <w:left w:val="single" w:color="auto" w:sz="4" w:space="0"/>
+            <w:bottom w:val="single" w:color="auto" w:sz="4" w:space="0"/>
+            <w:right w:val="single" w:color="auto" w:sz="4" w:space="0"/>
+            <w:insideH w:val="single" w:color="auto" w:sz="4" w:space="0"/>
+            <w:insideV w:val="single" w:color="auto" w:sz="4" w:space="0"/>
+          </w:tblBorders>
+          <w:tblCellMar>
+            <w:top w:w="0" w:type="dxa"/>
+            <w:left w:w="108" w:type="dxa"/>
+            <w:bottom w:w="0" w:type="dxa"/>
+            <w:right w:w="108" w:type="dxa"/>
+          </w:tblCellMar>
+        </w:tblPrEx>
+        <w:tc>
+          <w:tcPr>
+            <w:tcW w:w="862" w:type="dxa"/>
+          </w:tcPr>
+          <w:p>
+            <w:pPr>
+              <w:jc w:val="center"/>
+              <w:rPr>
+                <w:rFonts w:hint="default"/>
+                <w:vertAlign w:val="baseline"/>
+                <w:lang w:val="en-US" w:eastAsia="zh-CN"/>
+              </w:rPr>
+            </w:pPr>
+            <w:r>
+              <w:rPr>
+                <w:rFonts w:hint="eastAsia"/>
+                <w:vertAlign w:val="baseline"/>
+                <w:lang w:val="en-US" w:eastAsia="zh-CN"/>
+              </w:rPr>
+              <w:t>6</w:t>
+            </w:r>
+          </w:p>
+        </w:tc>
+        <w:tc>
+          <w:tcPr>
+            <w:tcW w:w="2510" w:type="dxa"/>
+            <w:shd w:val="clear" w:color="auto" w:fill="auto"/>
+            <w:vAlign w:val="top"/>
+          </w:tcPr>
+          <w:p>
+            <w:pPr>
+              <w:keepNext w:val="0"/>
+              <w:keepLines w:val="0"/>
+              <w:widowControl/>
+              <w:suppressLineNumbers w:val="0"/>
+              <w:jc w:val="center"/>
+              <w:rPr>
+                <w:rFonts w:hint="default" w:ascii="Calibri" w:hAnsi="Calibri" w:eastAsia="宋体" w:cs="Calibri"/>
+                <w:color w:val="000000"/>
+                <w:kern w:val="0"/>
+                <w:sz w:val="21"/>
+                <w:szCs w:val="21"/>
+                <w:lang w:val="en-US" w:eastAsia="zh-CN" w:bidi="ar"/>
+              </w:rPr>
+            </w:pPr>
+            <w:r>
+              <w:rPr>
+                <w:rFonts w:hint="eastAsia" w:ascii="Calibri" w:hAnsi="Calibri" w:eastAsia="宋体" w:cs="Calibri"/>
+                <w:color w:val="000000"/>
+                <w:kern w:val="0"/>
+                <w:sz w:val="21"/>
+                <w:szCs w:val="21"/>
+                <w:lang w:val="en-US" w:eastAsia="zh-CN" w:bidi="ar"/>
+              </w:rPr>
+              <w:t>LAST_HEARTBEAT</w:t>
+            </w:r>
+          </w:p>
+        </w:tc>
+        <w:tc>
+          <w:tcPr>
+            <w:tcW w:w="1110" w:type="dxa"/>
+            <w:shd w:val="clear" w:color="auto" w:fill="auto"/>
+            <w:vAlign w:val="top"/>
+          </w:tcPr>
+          <w:p>
+            <w:pPr>
+              <w:keepNext w:val="0"/>
+              <w:keepLines w:val="0"/>
+              <w:widowControl/>
+              <w:suppressLineNumbers w:val="0"/>
+              <w:jc w:val="center"/>
+              <w:rPr>
+                <w:rFonts w:hint="eastAsia" w:ascii="Calibri" w:hAnsi="Calibri" w:eastAsia="宋体" w:cs="Calibri"/>
+                <w:color w:val="000000"/>
+                <w:kern w:val="0"/>
+                <w:sz w:val="21"/>
+                <w:szCs w:val="21"/>
+                <w:lang w:val="en-US" w:eastAsia="zh-CN" w:bidi="ar"/>
+              </w:rPr>
+            </w:pPr>
+            <w:r>
+              <w:rPr>
+                <w:rFonts w:hint="eastAsia"/>
+                <w:vertAlign w:val="baseline"/>
+                <w:lang w:val="en-US" w:eastAsia="zh-CN"/>
+              </w:rPr>
+              <w:t>DATETIME</w:t>
+            </w:r>
+          </w:p>
+        </w:tc>
+        <w:tc>
+          <w:tcPr>
+            <w:tcW w:w="710" w:type="dxa"/>
+            <w:shd w:val="clear" w:color="auto" w:fill="auto"/>
+            <w:vAlign w:val="top"/>
+          </w:tcPr>
+          <w:p>
+            <w:pPr>
+              <w:keepNext w:val="0"/>
+              <w:keepLines w:val="0"/>
+              <w:widowControl/>
+              <w:suppressLineNumbers w:val="0"/>
+              <w:jc w:val="center"/>
+              <w:rPr>
+                <w:rFonts w:hint="default" w:ascii="Calibri" w:hAnsi="Calibri" w:eastAsia="宋体" w:cs="Calibri"/>
+                <w:color w:val="000000"/>
+                <w:kern w:val="0"/>
+                <w:sz w:val="21"/>
+                <w:szCs w:val="21"/>
+                <w:lang w:val="en-US" w:eastAsia="zh-CN" w:bidi="ar"/>
+              </w:rPr>
+            </w:pPr>
+            <w:r>
+              <w:rPr>
+                <w:rFonts w:hint="eastAsia" w:ascii="Calibri" w:hAnsi="Calibri" w:eastAsia="宋体" w:cs="Calibri"/>
+                <w:color w:val="000000"/>
+                <w:kern w:val="0"/>
+                <w:sz w:val="21"/>
+                <w:szCs w:val="21"/>
+                <w:lang w:val="en-US" w:eastAsia="zh-CN" w:bidi="ar"/>
+              </w:rPr>
+              <w:t>20</w:t>
+            </w:r>
+          </w:p>
+        </w:tc>
+        <w:tc>
+          <w:tcPr>
+            <w:tcW w:w="3330" w:type="dxa"/>
+            <w:shd w:val="clear" w:color="auto" w:fill="auto"/>
+            <w:vAlign w:val="top"/>
+          </w:tcPr>
+          <w:p>
+            <w:pPr>
+              <w:keepNext w:val="0"/>
+              <w:keepLines w:val="0"/>
+              <w:widowControl/>
+              <w:suppressLineNumbers w:val="0"/>
+              <w:jc w:val="center"/>
+              <w:rPr>
+                <w:rFonts w:hint="default" w:ascii="Calibri" w:hAnsi="Calibri" w:eastAsia="宋体" w:cs="Calibri"/>
+                <w:color w:val="000000"/>
+                <w:kern w:val="0"/>
+                <w:sz w:val="21"/>
+                <w:szCs w:val="21"/>
+                <w:lang w:val="en-US" w:eastAsia="zh-CN" w:bidi="ar"/>
+              </w:rPr>
+            </w:pPr>
+            <w:r>
+              <w:rPr>
+                <w:rFonts w:hint="eastAsia" w:ascii="Calibri" w:hAnsi="Calibri" w:eastAsia="宋体" w:cs="Calibri"/>
+                <w:color w:val="000000"/>
+                <w:kern w:val="0"/>
+                <w:sz w:val="21"/>
+                <w:szCs w:val="21"/>
+                <w:lang w:val="en-US" w:eastAsia="zh-CN" w:bidi="ar"/>
+              </w:rPr>
+              <w:t>上次心跳时间</w:t>
+            </w:r>
+          </w:p>
+        </w:tc>
+      </w:tr>
+      <w:tr>
+        <w:tblPrEx>
+          <w:tblBorders>
+            <w:top w:val="single" w:color="auto" w:sz="4" w:space="0"/>
+            <w:left w:val="single" w:color="auto" w:sz="4" w:space="0"/>
+            <w:bottom w:val="single" w:color="auto" w:sz="4" w:space="0"/>
+            <w:right w:val="single" w:color="auto" w:sz="4" w:space="0"/>
+            <w:insideH w:val="single" w:color="auto" w:sz="4" w:space="0"/>
+            <w:insideV w:val="single" w:color="auto" w:sz="4" w:space="0"/>
+          </w:tblBorders>
+          <w:tblCellMar>
+            <w:top w:w="0" w:type="dxa"/>
+            <w:left w:w="108" w:type="dxa"/>
+            <w:bottom w:w="0" w:type="dxa"/>
+            <w:right w:w="108" w:type="dxa"/>
+          </w:tblCellMar>
+        </w:tblPrEx>
+        <w:tc>
+          <w:tcPr>
+            <w:tcW w:w="862" w:type="dxa"/>
+          </w:tcPr>
+          <w:p>
+            <w:pPr>
+              <w:jc w:val="center"/>
+              <w:rPr>
+                <w:rFonts w:hint="default"/>
+                <w:vertAlign w:val="baseline"/>
+                <w:lang w:val="en-US" w:eastAsia="zh-CN"/>
+              </w:rPr>
+            </w:pPr>
+            <w:r>
+              <w:rPr>
+                <w:rFonts w:hint="eastAsia"/>
+                <w:vertAlign w:val="baseline"/>
+                <w:lang w:val="en-US" w:eastAsia="zh-CN"/>
+              </w:rPr>
+              <w:t>7</w:t>
+            </w:r>
+          </w:p>
+        </w:tc>
+        <w:tc>
+          <w:tcPr>
+            <w:tcW w:w="2510" w:type="dxa"/>
+            <w:shd w:val="clear" w:color="auto" w:fill="auto"/>
+            <w:vAlign w:val="top"/>
+          </w:tcPr>
+          <w:p>
+            <w:pPr>
+              <w:keepNext w:val="0"/>
+              <w:keepLines w:val="0"/>
+              <w:widowControl/>
+              <w:suppressLineNumbers w:val="0"/>
+              <w:jc w:val="center"/>
+              <w:rPr>
+                <w:rFonts w:hint="default" w:ascii="Calibri" w:hAnsi="Calibri" w:eastAsia="宋体" w:cs="Calibri"/>
+                <w:color w:val="000000"/>
+                <w:kern w:val="0"/>
+                <w:sz w:val="21"/>
+                <w:szCs w:val="21"/>
+                <w:lang w:val="en-US" w:eastAsia="zh-CN" w:bidi="ar"/>
+              </w:rPr>
+            </w:pPr>
+            <w:r>
+              <w:rPr>
+                <w:rFonts w:hint="eastAsia" w:ascii="Calibri" w:hAnsi="Calibri" w:eastAsia="宋体" w:cs="Calibri"/>
+                <w:color w:val="000000"/>
+                <w:kern w:val="0"/>
+                <w:sz w:val="21"/>
+                <w:szCs w:val="21"/>
+                <w:lang w:val="en-US" w:eastAsia="zh-CN" w:bidi="ar"/>
+              </w:rPr>
+              <w:t>CREATE_TIME</w:t>
+            </w:r>
+          </w:p>
+        </w:tc>
+        <w:tc>
+          <w:tcPr>
+            <w:tcW w:w="1110" w:type="dxa"/>
+            <w:shd w:val="clear" w:color="auto" w:fill="auto"/>
+            <w:vAlign w:val="top"/>
+          </w:tcPr>
+          <w:p>
+            <w:pPr>
+              <w:keepNext w:val="0"/>
+              <w:keepLines w:val="0"/>
+              <w:widowControl/>
+              <w:suppressLineNumbers w:val="0"/>
+              <w:jc w:val="center"/>
+              <w:rPr>
+                <w:rFonts w:hint="eastAsia" w:ascii="Calibri" w:hAnsi="Calibri" w:eastAsia="宋体" w:cs="Calibri"/>
+                <w:color w:val="000000"/>
+                <w:kern w:val="0"/>
+                <w:sz w:val="21"/>
+                <w:szCs w:val="21"/>
+                <w:lang w:val="en-US" w:eastAsia="zh-CN" w:bidi="ar"/>
+              </w:rPr>
+            </w:pPr>
+            <w:r>
+              <w:rPr>
+                <w:rFonts w:hint="eastAsia"/>
+                <w:vertAlign w:val="baseline"/>
+                <w:lang w:val="en-US" w:eastAsia="zh-CN"/>
+              </w:rPr>
+              <w:t>DATETIME</w:t>
+            </w:r>
+          </w:p>
+        </w:tc>
+        <w:tc>
+          <w:tcPr>
+            <w:tcW w:w="710" w:type="dxa"/>
+            <w:shd w:val="clear" w:color="auto" w:fill="auto"/>
+            <w:vAlign w:val="top"/>
+          </w:tcPr>
+          <w:p>
+            <w:pPr>
+              <w:keepNext w:val="0"/>
+              <w:keepLines w:val="0"/>
+              <w:widowControl/>
+              <w:suppressLineNumbers w:val="0"/>
+              <w:jc w:val="center"/>
+              <w:rPr>
+                <w:rFonts w:hint="eastAsia" w:ascii="Calibri" w:hAnsi="Calibri" w:eastAsia="宋体" w:cs="Calibri"/>
+                <w:color w:val="000000"/>
+                <w:kern w:val="0"/>
+                <w:sz w:val="21"/>
+                <w:szCs w:val="21"/>
+                <w:lang w:val="en-US" w:eastAsia="zh-CN" w:bidi="ar"/>
+              </w:rPr>
+            </w:pPr>
+            <w:r>
+              <w:rPr>
+                <w:rFonts w:hint="eastAsia" w:ascii="Calibri" w:hAnsi="Calibri" w:eastAsia="宋体" w:cs="Calibri"/>
+                <w:color w:val="000000"/>
+                <w:kern w:val="0"/>
+                <w:sz w:val="21"/>
+                <w:szCs w:val="21"/>
+                <w:lang w:val="en-US" w:eastAsia="zh-CN" w:bidi="ar"/>
+              </w:rPr>
+              <w:t>20</w:t>
+            </w:r>
+          </w:p>
+        </w:tc>
+        <w:tc>
+          <w:tcPr>
+            <w:tcW w:w="3330" w:type="dxa"/>
+            <w:shd w:val="clear" w:color="auto" w:fill="auto"/>
+            <w:vAlign w:val="top"/>
+          </w:tcPr>
+          <w:p>
+            <w:pPr>
+              <w:keepNext w:val="0"/>
+              <w:keepLines w:val="0"/>
+              <w:widowControl/>
+              <w:suppressLineNumbers w:val="0"/>
+              <w:jc w:val="center"/>
+              <w:rPr>
+                <w:rFonts w:hint="default" w:ascii="Calibri" w:hAnsi="Calibri" w:eastAsia="宋体" w:cs="Calibri"/>
+                <w:color w:val="000000"/>
+                <w:kern w:val="0"/>
+                <w:sz w:val="21"/>
+                <w:szCs w:val="21"/>
+                <w:lang w:val="en-US" w:eastAsia="zh-CN" w:bidi="ar"/>
+              </w:rPr>
+            </w:pPr>
+            <w:r>
+              <w:rPr>
+                <w:rFonts w:hint="eastAsia" w:ascii="Calibri" w:hAnsi="Calibri" w:eastAsia="宋体" w:cs="Calibri"/>
+                <w:color w:val="000000"/>
+                <w:kern w:val="0"/>
+                <w:sz w:val="21"/>
+                <w:szCs w:val="21"/>
+                <w:lang w:val="en-US" w:eastAsia="zh-CN" w:bidi="ar"/>
+              </w:rPr>
+              <w:t>注册时间</w:t>
+            </w:r>
+          </w:p>
+        </w:tc>
+      </w:tr>
+      <w:tr>
+        <w:tblPrEx>
+          <w:tblBorders>
+            <w:top w:val="single" w:color="auto" w:sz="4" w:space="0"/>
+            <w:left w:val="single" w:color="auto" w:sz="4" w:space="0"/>
+            <w:bottom w:val="single" w:color="auto" w:sz="4" w:space="0"/>
+            <w:right w:val="single" w:color="auto" w:sz="4" w:space="0"/>
+            <w:insideH w:val="single" w:color="auto" w:sz="4" w:space="0"/>
+            <w:insideV w:val="single" w:color="auto" w:sz="4" w:space="0"/>
+          </w:tblBorders>
+          <w:tblCellMar>
+            <w:top w:w="0" w:type="dxa"/>
+            <w:left w:w="108" w:type="dxa"/>
+            <w:bottom w:w="0" w:type="dxa"/>
+            <w:right w:w="108" w:type="dxa"/>
+          </w:tblCellMar>
+        </w:tblPrEx>
+        <w:tc>
+          <w:tcPr>
+            <w:tcW w:w="862" w:type="dxa"/>
+          </w:tcPr>
+          <w:p>
+            <w:pPr>
+              <w:jc w:val="center"/>
+              <w:rPr>
+                <w:rFonts w:hint="default"/>
+                <w:vertAlign w:val="baseline"/>
+                <w:lang w:val="en-US" w:eastAsia="zh-CN"/>
+              </w:rPr>
+            </w:pPr>
+            <w:r>
+              <w:rPr>
+                <w:rFonts w:hint="eastAsia"/>
+                <w:vertAlign w:val="baseline"/>
+                <w:lang w:val="en-US" w:eastAsia="zh-CN"/>
+              </w:rPr>
+              <w:t>8</w:t>
+            </w:r>
+          </w:p>
+        </w:tc>
+        <w:tc>
+          <w:tcPr>
+            <w:tcW w:w="2510" w:type="dxa"/>
+            <w:shd w:val="clear" w:color="auto" w:fill="auto"/>
+            <w:vAlign w:val="top"/>
+          </w:tcPr>
+          <w:p>
+            <w:pPr>
+              <w:keepNext w:val="0"/>
+              <w:keepLines w:val="0"/>
+              <w:widowControl/>
+              <w:suppressLineNumbers w:val="0"/>
+              <w:jc w:val="center"/>
+              <w:rPr>
+                <w:rFonts w:hint="eastAsia" w:ascii="Calibri" w:hAnsi="Calibri" w:eastAsia="宋体" w:cs="Calibri"/>
+                <w:color w:val="000000"/>
+                <w:kern w:val="0"/>
+                <w:sz w:val="21"/>
+                <w:szCs w:val="21"/>
+                <w:lang w:val="en-US" w:eastAsia="zh-CN" w:bidi="ar"/>
+              </w:rPr>
+            </w:pPr>
+            <w:r>
+              <w:rPr>
+                <w:rFonts w:hint="eastAsia" w:ascii="Calibri" w:hAnsi="Calibri" w:eastAsia="宋体" w:cs="Calibri"/>
+                <w:color w:val="000000"/>
+                <w:kern w:val="0"/>
+                <w:sz w:val="21"/>
+                <w:szCs w:val="21"/>
+                <w:lang w:val="en-US" w:eastAsia="zh-CN" w:bidi="ar"/>
+              </w:rPr>
+              <w:t>UPDATE_TIME</w:t>
+            </w:r>
+          </w:p>
+        </w:tc>
+        <w:tc>
+          <w:tcPr>
+            <w:tcW w:w="1110" w:type="dxa"/>
+            <w:shd w:val="clear" w:color="auto" w:fill="auto"/>
+            <w:vAlign w:val="top"/>
+          </w:tcPr>
+          <w:p>
+            <w:pPr>
+              <w:keepNext w:val="0"/>
+              <w:keepLines w:val="0"/>
+              <w:widowControl/>
+              <w:suppressLineNumbers w:val="0"/>
+              <w:jc w:val="center"/>
+              <w:rPr>
+                <w:rFonts w:hint="eastAsia" w:ascii="Calibri" w:hAnsi="Calibri" w:eastAsia="宋体" w:cs="Calibri"/>
+                <w:color w:val="000000"/>
+                <w:kern w:val="0"/>
+                <w:sz w:val="21"/>
+                <w:szCs w:val="21"/>
+                <w:lang w:val="en-US" w:eastAsia="zh-CN" w:bidi="ar"/>
+              </w:rPr>
+            </w:pPr>
+            <w:r>
+              <w:rPr>
+                <w:rFonts w:hint="eastAsia"/>
+                <w:vertAlign w:val="baseline"/>
+                <w:lang w:val="en-US" w:eastAsia="zh-CN"/>
+              </w:rPr>
+              <w:t>DATETIME</w:t>
+            </w:r>
+          </w:p>
+        </w:tc>
+        <w:tc>
+          <w:tcPr>
+            <w:tcW w:w="710" w:type="dxa"/>
+            <w:shd w:val="clear" w:color="auto" w:fill="auto"/>
+            <w:vAlign w:val="top"/>
+          </w:tcPr>
+          <w:p>
+            <w:pPr>
+              <w:keepNext w:val="0"/>
+              <w:keepLines w:val="0"/>
+              <w:widowControl/>
+              <w:suppressLineNumbers w:val="0"/>
+              <w:jc w:val="center"/>
+              <w:rPr>
+                <w:rFonts w:hint="eastAsia" w:ascii="Calibri" w:hAnsi="Calibri" w:eastAsia="宋体" w:cs="Calibri"/>
+                <w:color w:val="000000"/>
+                <w:kern w:val="0"/>
+                <w:sz w:val="21"/>
+                <w:szCs w:val="21"/>
+                <w:lang w:val="en-US" w:eastAsia="zh-CN" w:bidi="ar"/>
+              </w:rPr>
+            </w:pPr>
+            <w:r>
+              <w:rPr>
+                <w:rFonts w:hint="eastAsia" w:ascii="Calibri" w:hAnsi="Calibri" w:eastAsia="宋体" w:cs="Calibri"/>
+                <w:color w:val="000000"/>
+                <w:kern w:val="0"/>
+                <w:sz w:val="21"/>
+                <w:szCs w:val="21"/>
+                <w:lang w:val="en-US" w:eastAsia="zh-CN" w:bidi="ar"/>
+              </w:rPr>
+              <w:t>20</w:t>
+            </w:r>
+          </w:p>
+        </w:tc>
+        <w:tc>
+          <w:tcPr>
+            <w:tcW w:w="3330" w:type="dxa"/>
+            <w:shd w:val="clear" w:color="auto" w:fill="auto"/>
+            <w:vAlign w:val="top"/>
+          </w:tcPr>
+          <w:p>
+            <w:pPr>
+              <w:keepNext w:val="0"/>
+              <w:keepLines w:val="0"/>
+              <w:widowControl/>
+              <w:suppressLineNumbers w:val="0"/>
+              <w:jc w:val="center"/>
+              <w:rPr>
+                <w:rFonts w:hint="eastAsia" w:ascii="Calibri" w:hAnsi="Calibri" w:eastAsia="宋体" w:cs="Calibri"/>
+                <w:color w:val="000000"/>
+                <w:kern w:val="0"/>
+                <w:sz w:val="21"/>
+                <w:szCs w:val="21"/>
+                <w:lang w:val="en-US" w:eastAsia="zh-CN" w:bidi="ar"/>
+              </w:rPr>
+            </w:pPr>
+            <w:r>
+              <w:rPr>
+                <w:rFonts w:hint="eastAsia" w:ascii="Calibri" w:hAnsi="Calibri" w:eastAsia="宋体" w:cs="Calibri"/>
+                <w:color w:val="000000"/>
+                <w:kern w:val="0"/>
+                <w:sz w:val="21"/>
+                <w:szCs w:val="21"/>
+                <w:lang w:val="en-US" w:eastAsia="zh-CN" w:bidi="ar"/>
+              </w:rPr>
+              <w:t>修改时间</w:t>
+            </w:r>
+          </w:p>
+        </w:tc>
+      </w:tr>
+    </w:tbl>
+    <w:p>
+      <w:pPr>
+        <w:pStyle w:val="4"/>
+        <w:bidi w:val="0"/>
+        <w:rPr>
+          <w:rFonts w:hint="eastAsia"/>
+          <w:lang w:val="en-US" w:eastAsia="zh-CN"/>
+        </w:rPr>
+      </w:pPr>
+      <w:r>
+        <w:rPr>
+          <w:rFonts w:hint="eastAsia"/>
+          <w:lang w:val="en-US" w:eastAsia="zh-CN"/>
+        </w:rPr>
+        <w:t>1.3.2 虚拟实例租约表</w:t>
+      </w:r>
+    </w:p>
     <w:tbl>
       <w:tblPr>
         <w:tblStyle w:val="8"/>
@@ -18292,7 +17130,7 @@
                 <w:vertAlign w:val="baseline"/>
                 <w:lang w:val="en-US" w:eastAsia="zh-CN"/>
               </w:rPr>
-              <w:t>Adapter索引表(ADAPTER_INDEX)</w:t>
+              <w:t>虚拟实例租约表(VIRTUAL_LEASE)</w:t>
             </w:r>
           </w:p>
         </w:tc>
@@ -18660,6 +17498,7 @@
         <w:tc>
           <w:tcPr>
             <w:tcW w:w="2510" w:type="dxa"/>
+            <w:vAlign w:val="top"/>
           </w:tcPr>
           <w:p>
             <w:pPr>
@@ -18686,13 +17525,14 @@
                 <w:szCs w:val="21"/>
                 <w:lang w:val="en-US" w:eastAsia="zh-CN" w:bidi="ar"/>
               </w:rPr>
-              <w:t>ADAPTER_NAME</w:t>
+              <w:t>PHYSICAL_INSTANCE_ID</w:t>
             </w:r>
           </w:p>
         </w:tc>
         <w:tc>
           <w:tcPr>
             <w:tcW w:w="1110" w:type="dxa"/>
+            <w:vAlign w:val="top"/>
           </w:tcPr>
           <w:p>
             <w:pPr>
@@ -18712,20 +17552,18 @@
             </w:pPr>
             <w:r>
               <w:rPr>
-                <w:rFonts w:hint="eastAsia" w:ascii="Calibri" w:hAnsi="Calibri" w:eastAsia="宋体" w:cs="Calibri"/>
-                <w:color w:val="000000"/>
-                <w:kern w:val="0"/>
-                <w:sz w:val="21"/>
-                <w:szCs w:val="21"/>
-                <w:lang w:val="en-US" w:eastAsia="zh-CN" w:bidi="ar"/>
-              </w:rPr>
-              <w:t>VARCHAR</w:t>
+                <w:rFonts w:hint="eastAsia"/>
+                <w:vertAlign w:val="baseline"/>
+                <w:lang w:val="en-US" w:eastAsia="zh-CN"/>
+              </w:rPr>
+              <w:t>NUMBER</w:t>
             </w:r>
           </w:p>
         </w:tc>
         <w:tc>
           <w:tcPr>
             <w:tcW w:w="710" w:type="dxa"/>
+            <w:vAlign w:val="top"/>
           </w:tcPr>
           <w:p>
             <w:pPr>
@@ -18752,13 +17590,14 @@
                 <w:szCs w:val="21"/>
                 <w:lang w:val="en-US" w:eastAsia="zh-CN" w:bidi="ar"/>
               </w:rPr>
-              <w:t>50</w:t>
+              <w:t>4</w:t>
             </w:r>
           </w:p>
         </w:tc>
         <w:tc>
           <w:tcPr>
             <w:tcW w:w="3330" w:type="dxa"/>
+            <w:vAlign w:val="top"/>
           </w:tcPr>
           <w:p>
             <w:pPr>
@@ -18785,7 +17624,7 @@
                 <w:szCs w:val="21"/>
                 <w:lang w:val="en-US" w:eastAsia="zh-CN" w:bidi="ar"/>
               </w:rPr>
-              <w:t>Adapter标识名</w:t>
+              <w:t>物理实例ID</w:t>
             </w:r>
           </w:p>
         </w:tc>
@@ -18833,6 +17672,7 @@
         <w:tc>
           <w:tcPr>
             <w:tcW w:w="2510" w:type="dxa"/>
+            <w:vAlign w:val="top"/>
           </w:tcPr>
           <w:p>
             <w:pPr>
@@ -18859,13 +17699,14 @@
                 <w:szCs w:val="21"/>
                 <w:lang w:val="en-US" w:eastAsia="zh-CN" w:bidi="ar"/>
               </w:rPr>
-              <w:t>ORIGINAL_CONFIG</w:t>
+              <w:t>ADAPTER_NAME</w:t>
             </w:r>
           </w:p>
         </w:tc>
         <w:tc>
           <w:tcPr>
             <w:tcW w:w="1110" w:type="dxa"/>
+            <w:vAlign w:val="top"/>
           </w:tcPr>
           <w:p>
             <w:pPr>
@@ -18892,13 +17733,14 @@
                 <w:szCs w:val="21"/>
                 <w:lang w:val="en-US" w:eastAsia="zh-CN" w:bidi="ar"/>
               </w:rPr>
-              <w:t>TEXT</w:t>
+              <w:t>VARCHAR</w:t>
             </w:r>
           </w:p>
         </w:tc>
         <w:tc>
           <w:tcPr>
             <w:tcW w:w="710" w:type="dxa"/>
+            <w:vAlign w:val="top"/>
           </w:tcPr>
           <w:p>
             <w:pPr>
@@ -18925,13 +17767,14 @@
                 <w:szCs w:val="21"/>
                 <w:lang w:val="en-US" w:eastAsia="zh-CN" w:bidi="ar"/>
               </w:rPr>
-              <w:t>-</w:t>
+              <w:t>50</w:t>
             </w:r>
           </w:p>
         </w:tc>
         <w:tc>
           <w:tcPr>
             <w:tcW w:w="3330" w:type="dxa"/>
+            <w:vAlign w:val="top"/>
           </w:tcPr>
           <w:p>
             <w:pPr>
@@ -18958,7 +17801,7 @@
                 <w:szCs w:val="21"/>
                 <w:lang w:val="en-US" w:eastAsia="zh-CN" w:bidi="ar"/>
               </w:rPr>
-              <w:t>Adapter上传的原始配置文件</w:t>
+              <w:t>绑定的Adapter</w:t>
             </w:r>
           </w:p>
         </w:tc>
@@ -19006,6 +17849,7 @@
         <w:tc>
           <w:tcPr>
             <w:tcW w:w="2510" w:type="dxa"/>
+            <w:vAlign w:val="top"/>
           </w:tcPr>
           <w:p>
             <w:pPr>
@@ -19032,13 +17876,14 @@
                 <w:szCs w:val="21"/>
                 <w:lang w:val="en-US" w:eastAsia="zh-CN" w:bidi="ar"/>
               </w:rPr>
-              <w:t>PARSED_CONFIG</w:t>
+              <w:t>VIRTUAL_DEVICE_POINT</w:t>
             </w:r>
           </w:p>
         </w:tc>
         <w:tc>
           <w:tcPr>
             <w:tcW w:w="1110" w:type="dxa"/>
+            <w:vAlign w:val="top"/>
           </w:tcPr>
           <w:p>
             <w:pPr>
@@ -19065,13 +17910,14 @@
                 <w:szCs w:val="21"/>
                 <w:lang w:val="en-US" w:eastAsia="zh-CN" w:bidi="ar"/>
               </w:rPr>
-              <w:t>JSONB</w:t>
+              <w:t>VARCHAR</w:t>
             </w:r>
           </w:p>
         </w:tc>
         <w:tc>
           <w:tcPr>
             <w:tcW w:w="710" w:type="dxa"/>
+            <w:vAlign w:val="top"/>
           </w:tcPr>
           <w:p>
             <w:pPr>
@@ -19098,13 +17944,14 @@
                 <w:szCs w:val="21"/>
                 <w:lang w:val="en-US" w:eastAsia="zh-CN" w:bidi="ar"/>
               </w:rPr>
-              <w:t>-</w:t>
+              <w:t>100</w:t>
             </w:r>
           </w:p>
         </w:tc>
         <w:tc>
           <w:tcPr>
             <w:tcW w:w="3330" w:type="dxa"/>
+            <w:vAlign w:val="top"/>
           </w:tcPr>
           <w:p>
             <w:pPr>
@@ -19131,7 +17978,7 @@
                 <w:szCs w:val="21"/>
                 <w:lang w:val="en-US" w:eastAsia="zh-CN" w:bidi="ar"/>
               </w:rPr>
-              <w:t>解析后的配置文件</w:t>
+              <w:t>对应的Adapter虚拟点位</w:t>
             </w:r>
           </w:p>
         </w:tc>
@@ -19207,7 +18054,7 @@
                 <w:szCs w:val="21"/>
                 <w:lang w:val="en-US" w:eastAsia="zh-CN" w:bidi="ar"/>
               </w:rPr>
-              <w:t>STATUS</w:t>
+              <w:t>DATA_INDEX_ID</w:t>
             </w:r>
           </w:p>
         </w:tc>
@@ -19235,14 +18082,11 @@
             </w:pPr>
             <w:r>
               <w:rPr>
-                <w:rFonts w:hint="eastAsia" w:ascii="Calibri" w:hAnsi="Calibri" w:eastAsia="宋体" w:cs="Calibri"/>
-                <w:color w:val="000000"/>
-                <w:kern w:val="0"/>
-                <w:sz w:val="21"/>
-                <w:szCs w:val="21"/>
-                <w:lang w:val="en-US" w:eastAsia="zh-CN" w:bidi="ar"/>
-              </w:rPr>
-              <w:t>VARCHAR</w:t>
+                <w:rFonts w:hint="eastAsia"/>
+                <w:vertAlign w:val="baseline"/>
+                <w:lang w:val="en-US" w:eastAsia="zh-CN"/>
+              </w:rPr>
+              <w:t>NUMBER</w:t>
             </w:r>
           </w:p>
         </w:tc>
@@ -19260,6 +18104,16 @@
               <w:suppressLineNumbers w:val="0"/>
               <w:jc w:val="center"/>
               <w:rPr>
+                <w:rFonts w:hint="default" w:ascii="Calibri" w:hAnsi="Calibri" w:eastAsia="宋体" w:cs="Calibri"/>
+                <w:color w:val="000000"/>
+                <w:kern w:val="0"/>
+                <w:sz w:val="21"/>
+                <w:szCs w:val="21"/>
+                <w:lang w:val="en-US" w:eastAsia="zh-CN" w:bidi="ar"/>
+              </w:rPr>
+            </w:pPr>
+            <w:r>
+              <w:rPr>
                 <w:rFonts w:hint="eastAsia" w:ascii="Calibri" w:hAnsi="Calibri" w:eastAsia="宋体" w:cs="Calibri"/>
                 <w:color w:val="000000"/>
                 <w:kern w:val="0"/>
@@ -19267,17 +18121,7 @@
                 <w:szCs w:val="21"/>
                 <w:lang w:val="en-US" w:eastAsia="zh-CN" w:bidi="ar"/>
               </w:rPr>
-            </w:pPr>
-            <w:r>
-              <w:rPr>
-                <w:rFonts w:hint="eastAsia" w:ascii="Calibri" w:hAnsi="Calibri" w:eastAsia="宋体" w:cs="Calibri"/>
-                <w:color w:val="000000"/>
-                <w:kern w:val="0"/>
-                <w:sz w:val="21"/>
-                <w:szCs w:val="21"/>
-                <w:lang w:val="en-US" w:eastAsia="zh-CN" w:bidi="ar"/>
-              </w:rPr>
-              <w:t>50</w:t>
+              <w:t>4</w:t>
             </w:r>
           </w:p>
         </w:tc>
@@ -19312,7 +18156,7 @@
                 <w:szCs w:val="21"/>
                 <w:lang w:val="en-US" w:eastAsia="zh-CN" w:bidi="ar"/>
               </w:rPr>
-              <w:t>Adapter状态</w:t>
+              <w:t>对应的数据表ID</w:t>
             </w:r>
           </w:p>
         </w:tc>
@@ -19388,7 +18232,7 @@
                 <w:szCs w:val="21"/>
                 <w:lang w:val="en-US" w:eastAsia="zh-CN" w:bidi="ar"/>
               </w:rPr>
-              <w:t>LAST_HEARTBEAT</w:t>
+              <w:t>STATUS</w:t>
             </w:r>
           </w:p>
         </w:tc>
@@ -19416,11 +18260,14 @@
             </w:pPr>
             <w:r>
               <w:rPr>
-                <w:rFonts w:hint="eastAsia"/>
-                <w:vertAlign w:val="baseline"/>
-                <w:lang w:val="en-US" w:eastAsia="zh-CN"/>
-              </w:rPr>
-              <w:t>DATETIME</w:t>
+                <w:rFonts w:hint="eastAsia" w:ascii="Calibri" w:hAnsi="Calibri" w:eastAsia="宋体" w:cs="Calibri"/>
+                <w:color w:val="000000"/>
+                <w:kern w:val="0"/>
+                <w:sz w:val="21"/>
+                <w:szCs w:val="21"/>
+                <w:lang w:val="en-US" w:eastAsia="zh-CN" w:bidi="ar"/>
+              </w:rPr>
+              <w:t>VARCHAR</w:t>
             </w:r>
           </w:p>
         </w:tc>
@@ -19455,7 +18302,7 @@
                 <w:szCs w:val="21"/>
                 <w:lang w:val="en-US" w:eastAsia="zh-CN" w:bidi="ar"/>
               </w:rPr>
-              <w:t>20</w:t>
+              <w:t>50</w:t>
             </w:r>
           </w:p>
         </w:tc>
@@ -19490,7 +18337,7 @@
                 <w:szCs w:val="21"/>
                 <w:lang w:val="en-US" w:eastAsia="zh-CN" w:bidi="ar"/>
               </w:rPr>
-              <w:t>上次心跳时间</w:t>
+              <w:t>虚拟实例状态（LEASING / ACTIVE / RELEASING / RELEASED / FAILED）</w:t>
             </w:r>
           </w:p>
         </w:tc>
@@ -19566,7 +18413,7 @@
                 <w:szCs w:val="21"/>
                 <w:lang w:val="en-US" w:eastAsia="zh-CN" w:bidi="ar"/>
               </w:rPr>
-              <w:t>CREATE_TIME</w:t>
+              <w:t>TASK_ID</w:t>
             </w:r>
           </w:p>
         </w:tc>
@@ -19594,11 +18441,14 @@
             </w:pPr>
             <w:r>
               <w:rPr>
-                <w:rFonts w:hint="eastAsia"/>
-                <w:vertAlign w:val="baseline"/>
-                <w:lang w:val="en-US" w:eastAsia="zh-CN"/>
-              </w:rPr>
-              <w:t>DATETIME</w:t>
+                <w:rFonts w:hint="eastAsia" w:ascii="Calibri" w:hAnsi="Calibri" w:eastAsia="宋体" w:cs="Calibri"/>
+                <w:color w:val="000000"/>
+                <w:kern w:val="0"/>
+                <w:sz w:val="21"/>
+                <w:szCs w:val="21"/>
+                <w:lang w:val="en-US" w:eastAsia="zh-CN" w:bidi="ar"/>
+              </w:rPr>
+              <w:t>NUMBER</w:t>
             </w:r>
           </w:p>
         </w:tc>
@@ -19633,7 +18483,7 @@
                 <w:szCs w:val="21"/>
                 <w:lang w:val="en-US" w:eastAsia="zh-CN" w:bidi="ar"/>
               </w:rPr>
-              <w:t>20</w:t>
+              <w:t>4</w:t>
             </w:r>
           </w:p>
         </w:tc>
@@ -19668,7 +18518,7 @@
                 <w:szCs w:val="21"/>
                 <w:lang w:val="en-US" w:eastAsia="zh-CN" w:bidi="ar"/>
               </w:rPr>
-              <w:t>注册时间</w:t>
+              <w:t>对应的模拟执行任务的ID</w:t>
             </w:r>
           </w:p>
         </w:tc>
@@ -19727,6 +18577,16 @@
               <w:suppressLineNumbers w:val="0"/>
               <w:jc w:val="center"/>
               <w:rPr>
+                <w:rFonts w:hint="default" w:ascii="Calibri" w:hAnsi="Calibri" w:eastAsia="宋体" w:cs="Calibri"/>
+                <w:color w:val="000000"/>
+                <w:kern w:val="0"/>
+                <w:sz w:val="21"/>
+                <w:szCs w:val="21"/>
+                <w:lang w:val="en-US" w:eastAsia="zh-CN" w:bidi="ar"/>
+              </w:rPr>
+            </w:pPr>
+            <w:r>
+              <w:rPr>
                 <w:rFonts w:hint="eastAsia" w:ascii="Calibri" w:hAnsi="Calibri" w:eastAsia="宋体" w:cs="Calibri"/>
                 <w:color w:val="000000"/>
                 <w:kern w:val="0"/>
@@ -19734,17 +18594,7 @@
                 <w:szCs w:val="21"/>
                 <w:lang w:val="en-US" w:eastAsia="zh-CN" w:bidi="ar"/>
               </w:rPr>
-            </w:pPr>
-            <w:r>
-              <w:rPr>
-                <w:rFonts w:hint="eastAsia" w:ascii="Calibri" w:hAnsi="Calibri" w:eastAsia="宋体" w:cs="Calibri"/>
-                <w:color w:val="000000"/>
-                <w:kern w:val="0"/>
-                <w:sz w:val="21"/>
-                <w:szCs w:val="21"/>
-                <w:lang w:val="en-US" w:eastAsia="zh-CN" w:bidi="ar"/>
-              </w:rPr>
-              <w:t>UPDATE_TIME</w:t>
+              <w:t>CANCELLED_TIME</w:t>
             </w:r>
           </w:p>
         </w:tc>
@@ -19794,7 +18644,7 @@
               <w:suppressLineNumbers w:val="0"/>
               <w:jc w:val="center"/>
               <w:rPr>
-                <w:rFonts w:hint="eastAsia" w:ascii="Calibri" w:hAnsi="Calibri" w:eastAsia="宋体" w:cs="Calibri"/>
+                <w:rFonts w:hint="default" w:ascii="Calibri" w:hAnsi="Calibri" w:eastAsia="宋体" w:cs="Calibri"/>
                 <w:color w:val="000000"/>
                 <w:kern w:val="0"/>
                 <w:sz w:val="21"/>
@@ -19829,6 +18679,16 @@
               <w:suppressLineNumbers w:val="0"/>
               <w:jc w:val="center"/>
               <w:rPr>
+                <w:rFonts w:hint="default" w:ascii="Calibri" w:hAnsi="Calibri" w:eastAsia="宋体" w:cs="Calibri"/>
+                <w:color w:val="000000"/>
+                <w:kern w:val="0"/>
+                <w:sz w:val="21"/>
+                <w:szCs w:val="21"/>
+                <w:lang w:val="en-US" w:eastAsia="zh-CN" w:bidi="ar"/>
+              </w:rPr>
+            </w:pPr>
+            <w:r>
+              <w:rPr>
                 <w:rFonts w:hint="eastAsia" w:ascii="Calibri" w:hAnsi="Calibri" w:eastAsia="宋体" w:cs="Calibri"/>
                 <w:color w:val="000000"/>
                 <w:kern w:val="0"/>
@@ -19836,6 +18696,72 @@
                 <w:szCs w:val="21"/>
                 <w:lang w:val="en-US" w:eastAsia="zh-CN" w:bidi="ar"/>
               </w:rPr>
+              <w:t>注销时间</w:t>
+            </w:r>
+          </w:p>
+        </w:tc>
+      </w:tr>
+      <w:tr>
+        <w:tblPrEx>
+          <w:tblBorders>
+            <w:top w:val="single" w:color="auto" w:sz="4" w:space="0"/>
+            <w:left w:val="single" w:color="auto" w:sz="4" w:space="0"/>
+            <w:bottom w:val="single" w:color="auto" w:sz="4" w:space="0"/>
+            <w:right w:val="single" w:color="auto" w:sz="4" w:space="0"/>
+            <w:insideH w:val="single" w:color="auto" w:sz="4" w:space="0"/>
+            <w:insideV w:val="single" w:color="auto" w:sz="4" w:space="0"/>
+          </w:tblBorders>
+          <w:tblCellMar>
+            <w:top w:w="0" w:type="dxa"/>
+            <w:left w:w="108" w:type="dxa"/>
+            <w:bottom w:w="0" w:type="dxa"/>
+            <w:right w:w="108" w:type="dxa"/>
+          </w:tblCellMar>
+        </w:tblPrEx>
+        <w:tc>
+          <w:tcPr>
+            <w:tcW w:w="862" w:type="dxa"/>
+          </w:tcPr>
+          <w:p>
+            <w:pPr>
+              <w:jc w:val="center"/>
+              <w:rPr>
+                <w:rFonts w:hint="default"/>
+                <w:vertAlign w:val="baseline"/>
+                <w:lang w:val="en-US" w:eastAsia="zh-CN"/>
+              </w:rPr>
+            </w:pPr>
+            <w:r>
+              <w:rPr>
+                <w:rFonts w:hint="eastAsia"/>
+                <w:vertAlign w:val="baseline"/>
+                <w:lang w:val="en-US" w:eastAsia="zh-CN"/>
+              </w:rPr>
+              <w:t>9</w:t>
+            </w:r>
+          </w:p>
+        </w:tc>
+        <w:tc>
+          <w:tcPr>
+            <w:tcW w:w="2510" w:type="dxa"/>
+            <w:shd w:val="clear" w:color="auto" w:fill="auto"/>
+            <w:vAlign w:val="top"/>
+          </w:tcPr>
+          <w:p>
+            <w:pPr>
+              <w:keepNext w:val="0"/>
+              <w:keepLines w:val="0"/>
+              <w:widowControl/>
+              <w:suppressLineNumbers w:val="0"/>
+              <w:jc w:val="center"/>
+              <w:rPr>
+                <w:rFonts w:hint="default" w:ascii="Calibri" w:hAnsi="Calibri" w:eastAsia="宋体" w:cs="Calibri"/>
+                <w:color w:val="000000"/>
+                <w:kern w:val="0"/>
+                <w:sz w:val="21"/>
+                <w:szCs w:val="21"/>
+                <w:lang w:val="en-US" w:eastAsia="zh-CN" w:bidi="ar"/>
+              </w:rPr>
             </w:pPr>
             <w:r>
               <w:rPr>
@@ -19846,7 +18772,106 @@
                 <w:szCs w:val="21"/>
                 <w:lang w:val="en-US" w:eastAsia="zh-CN" w:bidi="ar"/>
               </w:rPr>
-              <w:t>修改时间</w:t>
+              <w:t>CREATE_TIME</w:t>
+            </w:r>
+          </w:p>
+        </w:tc>
+        <w:tc>
+          <w:tcPr>
+            <w:tcW w:w="1110" w:type="dxa"/>
+            <w:shd w:val="clear" w:color="auto" w:fill="auto"/>
+            <w:vAlign w:val="top"/>
+          </w:tcPr>
+          <w:p>
+            <w:pPr>
+              <w:keepNext w:val="0"/>
+              <w:keepLines w:val="0"/>
+              <w:widowControl/>
+              <w:suppressLineNumbers w:val="0"/>
+              <w:jc w:val="center"/>
+              <w:rPr>
+                <w:rFonts w:hint="eastAsia"/>
+                <w:vertAlign w:val="baseline"/>
+                <w:lang w:val="en-US" w:eastAsia="zh-CN"/>
+              </w:rPr>
+            </w:pPr>
+            <w:r>
+              <w:rPr>
+                <w:rFonts w:hint="eastAsia"/>
+                <w:vertAlign w:val="baseline"/>
+                <w:lang w:val="en-US" w:eastAsia="zh-CN"/>
+              </w:rPr>
+              <w:t>DATETIME</w:t>
+            </w:r>
+          </w:p>
+        </w:tc>
+        <w:tc>
+          <w:tcPr>
+            <w:tcW w:w="710" w:type="dxa"/>
+            <w:shd w:val="clear" w:color="auto" w:fill="auto"/>
+            <w:vAlign w:val="top"/>
+          </w:tcPr>
+          <w:p>
+            <w:pPr>
+              <w:keepNext w:val="0"/>
+              <w:keepLines w:val="0"/>
+              <w:widowControl/>
+              <w:suppressLineNumbers w:val="0"/>
+              <w:jc w:val="center"/>
+              <w:rPr>
+                <w:rFonts w:hint="eastAsia" w:ascii="Calibri" w:hAnsi="Calibri" w:eastAsia="宋体" w:cs="Calibri"/>
+                <w:color w:val="000000"/>
+                <w:kern w:val="0"/>
+                <w:sz w:val="21"/>
+                <w:szCs w:val="21"/>
+                <w:lang w:val="en-US" w:eastAsia="zh-CN" w:bidi="ar"/>
+              </w:rPr>
+            </w:pPr>
+            <w:r>
+              <w:rPr>
+                <w:rFonts w:hint="eastAsia" w:ascii="Calibri" w:hAnsi="Calibri" w:eastAsia="宋体" w:cs="Calibri"/>
+                <w:color w:val="000000"/>
+                <w:kern w:val="0"/>
+                <w:sz w:val="21"/>
+                <w:szCs w:val="21"/>
+                <w:lang w:val="en-US" w:eastAsia="zh-CN" w:bidi="ar"/>
+              </w:rPr>
+              <w:t>20</w:t>
+            </w:r>
+          </w:p>
+        </w:tc>
+        <w:tc>
+          <w:tcPr>
+            <w:tcW w:w="3330" w:type="dxa"/>
+            <w:shd w:val="clear" w:color="auto" w:fill="auto"/>
+            <w:vAlign w:val="top"/>
+          </w:tcPr>
+          <w:p>
+            <w:pPr>
+              <w:keepNext w:val="0"/>
+              <w:keepLines w:val="0"/>
+              <w:widowControl/>
+              <w:suppressLineNumbers w:val="0"/>
+              <w:jc w:val="center"/>
+              <w:rPr>
+                <w:rFonts w:hint="default" w:ascii="Calibri" w:hAnsi="Calibri" w:eastAsia="宋体" w:cs="Calibri"/>
+                <w:color w:val="000000"/>
+                <w:kern w:val="0"/>
+                <w:sz w:val="21"/>
+                <w:szCs w:val="21"/>
+                <w:lang w:val="en-US" w:eastAsia="zh-CN" w:bidi="ar"/>
+              </w:rPr>
+            </w:pPr>
+            <w:r>
+              <w:rPr>
+                <w:rFonts w:hint="eastAsia" w:ascii="Calibri" w:hAnsi="Calibri" w:eastAsia="宋体" w:cs="Calibri"/>
+                <w:color w:val="000000"/>
+                <w:kern w:val="0"/>
+                <w:sz w:val="21"/>
+                <w:szCs w:val="21"/>
+                <w:lang w:val="en-US" w:eastAsia="zh-CN" w:bidi="ar"/>
+              </w:rPr>
+              <w:t>创建时间</w:t>
             </w:r>
           </w:p>
         </w:tc>
@@ -25170,6 +24195,12 @@
             <w:insideH w:val="single" w:color="auto" w:sz="4" w:space="0"/>
             <w:insideV w:val="single" w:color="auto" w:sz="4" w:space="0"/>
           </w:tblBorders>
+          <w:tblCellMar>
+            <w:top w:w="0" w:type="dxa"/>
+            <w:left w:w="108" w:type="dxa"/>
+            <w:bottom w:w="0" w:type="dxa"/>
+            <w:right w:w="108" w:type="dxa"/>
+          </w:tblCellMar>
         </w:tblPrEx>
         <w:tc>
           <w:tcPr>
@@ -33232,7 +32263,7 @@
                 <w:vertAlign w:val="baseline"/>
                 <w:lang w:val="en-US" w:eastAsia="zh-CN" w:bidi="ar-SA"/>
               </w:rPr>
-              <w:t>DEVICE_CAPABILITY_NODE</w:t>
+              <w:t>DEV_NODE</w:t>
             </w:r>
           </w:p>
         </w:tc>
@@ -33310,7 +32341,7 @@
                 <w:vertAlign w:val="baseline"/>
                 <w:lang w:val="en-US" w:eastAsia="zh-CN" w:bidi="ar-SA"/>
               </w:rPr>
-              <w:t>FUNCTIONAL_NODE</w:t>
+              <w:t>FUNC_NODE</w:t>
             </w:r>
           </w:p>
         </w:tc>
@@ -33534,14 +32565,6 @@
       </w:tblGrid>
       <w:tr>
         <w:tblPrEx>
-          <w:tblBorders>
-            <w:top w:val="single" w:color="auto" w:sz="4" w:space="0"/>
-            <w:left w:val="single" w:color="auto" w:sz="4" w:space="0"/>
-            <w:bottom w:val="single" w:color="auto" w:sz="4" w:space="0"/>
-            <w:right w:val="single" w:color="auto" w:sz="4" w:space="0"/>
-            <w:insideH w:val="single" w:color="auto" w:sz="4" w:space="0"/>
-            <w:insideV w:val="single" w:color="auto" w:sz="4" w:space="0"/>
-          </w:tblBorders>
           <w:tblCellMar>
             <w:top w:w="0" w:type="dxa"/>
             <w:left w:w="108" w:type="dxa"/>
@@ -34605,7 +33628,7 @@
             <w:pPr>
               <w:jc w:val="center"/>
               <w:rPr>
-                <w:rFonts w:hint="eastAsia" w:asciiTheme="minorHAnsi" w:hAnsiTheme="minorHAnsi" w:eastAsiaTheme="minorEastAsia" w:cstheme="minorBidi"/>
+                <w:rFonts w:hint="default" w:asciiTheme="minorHAnsi" w:hAnsiTheme="minorHAnsi" w:eastAsiaTheme="minorEastAsia" w:cstheme="minorBidi"/>
                 <w:kern w:val="2"/>
                 <w:sz w:val="21"/>
                 <w:szCs w:val="24"/>
@@ -34622,7 +33645,7 @@
                 <w:vertAlign w:val="baseline"/>
                 <w:lang w:val="en-US" w:eastAsia="zh-CN" w:bidi="ar-SA"/>
               </w:rPr>
-              <w:t>TASK_STATUS</w:t>
+              <w:t>EXECUTION_KIND</w:t>
             </w:r>
           </w:p>
         </w:tc>
@@ -34684,7 +33707,7 @@
                 <w:vertAlign w:val="baseline"/>
                 <w:lang w:val="en-US" w:eastAsia="zh-CN" w:bidi="ar-SA"/>
               </w:rPr>
-              <w:t>50</w:t>
+              <w:t>254</w:t>
             </w:r>
           </w:p>
         </w:tc>
@@ -34715,7 +33738,7 @@
                 <w:vertAlign w:val="baseline"/>
                 <w:lang w:val="en-US" w:eastAsia="zh-CN" w:bidi="ar-SA"/>
               </w:rPr>
-              <w:t>任务状态RUNNING/COMPLETED/FAILED/PAUSED</w:t>
+              <w:t>任务类型（生产/仿真）</w:t>
             </w:r>
           </w:p>
         </w:tc>
@@ -34772,7 +33795,7 @@
           <w:tcPr>
             <w:tcW w:w="2592" w:type="dxa"/>
             <w:shd w:val="clear" w:color="auto" w:fill="auto"/>
-            <w:vAlign w:val="center"/>
+            <w:vAlign w:val="top"/>
           </w:tcPr>
           <w:p>
             <w:pPr>
@@ -34795,7 +33818,7 @@
                 <w:vertAlign w:val="baseline"/>
                 <w:lang w:val="en-US" w:eastAsia="zh-CN" w:bidi="ar-SA"/>
               </w:rPr>
-              <w:t>TASK_CONSTRAINTS</w:t>
+              <w:t>TASK_STATUS</w:t>
             </w:r>
           </w:p>
         </w:tc>
@@ -34803,7 +33826,7 @@
           <w:tcPr>
             <w:tcW w:w="1150" w:type="dxa"/>
             <w:shd w:val="clear" w:color="auto" w:fill="auto"/>
-            <w:vAlign w:val="center"/>
+            <w:vAlign w:val="top"/>
           </w:tcPr>
           <w:p>
             <w:pPr>
@@ -34826,7 +33849,7 @@
                 <w:vertAlign w:val="baseline"/>
                 <w:lang w:val="en-US" w:eastAsia="zh-CN" w:bidi="ar-SA"/>
               </w:rPr>
-              <w:t>JSONB</w:t>
+              <w:t>VARCHAR</w:t>
             </w:r>
           </w:p>
         </w:tc>
@@ -34834,7 +33857,7 @@
           <w:tcPr>
             <w:tcW w:w="690" w:type="dxa"/>
             <w:shd w:val="clear" w:color="auto" w:fill="auto"/>
-            <w:vAlign w:val="center"/>
+            <w:vAlign w:val="top"/>
           </w:tcPr>
           <w:p>
             <w:pPr>
@@ -34857,7 +33880,7 @@
                 <w:vertAlign w:val="baseline"/>
                 <w:lang w:val="en-US" w:eastAsia="zh-CN" w:bidi="ar-SA"/>
               </w:rPr>
-              <w:t>-</w:t>
+              <w:t>50</w:t>
             </w:r>
           </w:p>
         </w:tc>
@@ -34865,7 +33888,7 @@
           <w:tcPr>
             <w:tcW w:w="3721" w:type="dxa"/>
             <w:shd w:val="clear" w:color="auto" w:fill="auto"/>
-            <w:vAlign w:val="center"/>
+            <w:vAlign w:val="top"/>
           </w:tcPr>
           <w:p>
             <w:pPr>
@@ -34888,7 +33911,7 @@
                 <w:vertAlign w:val="baseline"/>
                 <w:lang w:val="en-US" w:eastAsia="zh-CN" w:bidi="ar-SA"/>
               </w:rPr>
-              <w:t>任务级约束配置（实例化任务时配置）</w:t>
+              <w:t>任务状态RUNNING/COMPLETED/FAILED/PAUSED</w:t>
             </w:r>
           </w:p>
         </w:tc>
@@ -34965,7 +33988,7 @@
                 <w:vertAlign w:val="baseline"/>
                 <w:lang w:val="en-US" w:eastAsia="zh-CN" w:bidi="ar-SA"/>
               </w:rPr>
-              <w:t>CURRENT_FLOW_NODE_ID</w:t>
+              <w:t>TASK_CONSTRAINTS</w:t>
             </w:r>
           </w:p>
         </w:tc>
@@ -34996,7 +34019,7 @@
                 <w:vertAlign w:val="baseline"/>
                 <w:lang w:val="en-US" w:eastAsia="zh-CN" w:bidi="ar-SA"/>
               </w:rPr>
-              <w:t>NUMBER</w:t>
+              <w:t>JSONB</w:t>
             </w:r>
           </w:p>
         </w:tc>
@@ -35027,7 +34050,7 @@
                 <w:vertAlign w:val="baseline"/>
                 <w:lang w:val="en-US" w:eastAsia="zh-CN" w:bidi="ar-SA"/>
               </w:rPr>
-              <w:t>4</w:t>
+              <w:t>-</w:t>
             </w:r>
           </w:p>
         </w:tc>
@@ -35058,7 +34081,7 @@
                 <w:vertAlign w:val="baseline"/>
                 <w:lang w:val="en-US" w:eastAsia="zh-CN" w:bidi="ar-SA"/>
               </w:rPr>
-              <w:t>当前执行节点在节点表中的ID</w:t>
+              <w:t>任务级约束配置（实例化任务时配置）</w:t>
             </w:r>
           </w:p>
         </w:tc>
@@ -35128,14 +34151,14 @@
             </w:pPr>
             <w:r>
               <w:rPr>
-                <w:rFonts w:hint="default" w:cstheme="minorBidi"/>
-                <w:kern w:val="2"/>
-                <w:sz w:val="21"/>
-                <w:szCs w:val="24"/>
-                <w:vertAlign w:val="baseline"/>
-                <w:lang w:val="en-US" w:eastAsia="zh-CN" w:bidi="ar-SA"/>
-              </w:rPr>
-              <w:t>CURRENT_NODE_ID_REF</w:t>
+                <w:rFonts w:hint="eastAsia" w:cstheme="minorBidi"/>
+                <w:kern w:val="2"/>
+                <w:sz w:val="21"/>
+                <w:szCs w:val="24"/>
+                <w:vertAlign w:val="baseline"/>
+                <w:lang w:val="en-US" w:eastAsia="zh-CN" w:bidi="ar-SA"/>
+              </w:rPr>
+              <w:t>CURRENT_FLOW_NODE_ID</w:t>
             </w:r>
           </w:p>
         </w:tc>
@@ -35221,17 +34244,6 @@
             </w:pPr>
             <w:r>
               <w:rPr>
-                <w:rFonts w:hint="default" w:cstheme="minorBidi"/>
-                <w:kern w:val="2"/>
-                <w:sz w:val="21"/>
-                <w:szCs w:val="24"/>
-                <w:vertAlign w:val="baseline"/>
-                <w:lang w:val="en-US" w:eastAsia="zh-CN" w:bidi="ar-SA"/>
-              </w:rPr>
-              <w:t>当前</w:t>
-            </w:r>
-            <w:r>
-              <w:rPr>
                 <w:rFonts w:hint="eastAsia" w:cstheme="minorBidi"/>
                 <w:kern w:val="2"/>
                 <w:sz w:val="21"/>
@@ -35239,18 +34251,7 @@
                 <w:vertAlign w:val="baseline"/>
                 <w:lang w:val="en-US" w:eastAsia="zh-CN" w:bidi="ar-SA"/>
               </w:rPr>
-              <w:t>主流程执行到的节点</w:t>
-            </w:r>
-            <w:r>
-              <w:rPr>
-                <w:rFonts w:hint="default" w:cstheme="minorBidi"/>
-                <w:kern w:val="2"/>
-                <w:sz w:val="21"/>
-                <w:szCs w:val="24"/>
-                <w:vertAlign w:val="baseline"/>
-                <w:lang w:val="en-US" w:eastAsia="zh-CN" w:bidi="ar-SA"/>
-              </w:rPr>
-              <w:t>ID</w:t>
+              <w:t>当前执行节点在节点表中的ID</w:t>
             </w:r>
           </w:p>
         </w:tc>
@@ -35327,7 +34328,7 @@
                 <w:vertAlign w:val="baseline"/>
                 <w:lang w:val="en-US" w:eastAsia="zh-CN" w:bidi="ar-SA"/>
               </w:rPr>
-              <w:t>RESOURCE_MAP</w:t>
+              <w:t>CURRENT_NODE_ID_REF</w:t>
             </w:r>
           </w:p>
         </w:tc>
@@ -35351,6 +34352,68 @@
             </w:pPr>
             <w:r>
               <w:rPr>
+                <w:rFonts w:hint="eastAsia" w:cstheme="minorBidi"/>
+                <w:kern w:val="2"/>
+                <w:sz w:val="21"/>
+                <w:szCs w:val="24"/>
+                <w:vertAlign w:val="baseline"/>
+                <w:lang w:val="en-US" w:eastAsia="zh-CN" w:bidi="ar-SA"/>
+              </w:rPr>
+              <w:t>NUMBER</w:t>
+            </w:r>
+          </w:p>
+        </w:tc>
+        <w:tc>
+          <w:tcPr>
+            <w:tcW w:w="690" w:type="dxa"/>
+            <w:shd w:val="clear" w:color="auto" w:fill="auto"/>
+            <w:vAlign w:val="center"/>
+          </w:tcPr>
+          <w:p>
+            <w:pPr>
+              <w:jc w:val="center"/>
+              <w:rPr>
+                <w:rFonts w:hint="eastAsia" w:asciiTheme="minorHAnsi" w:hAnsiTheme="minorHAnsi" w:eastAsiaTheme="minorEastAsia" w:cstheme="minorBidi"/>
+                <w:kern w:val="2"/>
+                <w:sz w:val="21"/>
+                <w:szCs w:val="24"/>
+                <w:vertAlign w:val="baseline"/>
+                <w:lang w:val="en-US" w:eastAsia="zh-CN" w:bidi="ar-SA"/>
+              </w:rPr>
+            </w:pPr>
+            <w:r>
+              <w:rPr>
+                <w:rFonts w:hint="eastAsia" w:cstheme="minorBidi"/>
+                <w:kern w:val="2"/>
+                <w:sz w:val="21"/>
+                <w:szCs w:val="24"/>
+                <w:vertAlign w:val="baseline"/>
+                <w:lang w:val="en-US" w:eastAsia="zh-CN" w:bidi="ar-SA"/>
+              </w:rPr>
+              <w:t>4</w:t>
+            </w:r>
+          </w:p>
+        </w:tc>
+        <w:tc>
+          <w:tcPr>
+            <w:tcW w:w="3721" w:type="dxa"/>
+            <w:shd w:val="clear" w:color="auto" w:fill="auto"/>
+            <w:vAlign w:val="center"/>
+          </w:tcPr>
+          <w:p>
+            <w:pPr>
+              <w:jc w:val="center"/>
+              <w:rPr>
+                <w:rFonts w:hint="eastAsia" w:asciiTheme="minorHAnsi" w:hAnsiTheme="minorHAnsi" w:eastAsiaTheme="minorEastAsia" w:cstheme="minorBidi"/>
+                <w:kern w:val="2"/>
+                <w:sz w:val="21"/>
+                <w:szCs w:val="24"/>
+                <w:vertAlign w:val="baseline"/>
+                <w:lang w:val="en-US" w:eastAsia="zh-CN" w:bidi="ar-SA"/>
+              </w:rPr>
+            </w:pPr>
+            <w:r>
+              <w:rPr>
                 <w:rFonts w:hint="default" w:cstheme="minorBidi"/>
                 <w:kern w:val="2"/>
                 <w:sz w:val="21"/>
@@ -35358,28 +34421,19 @@
                 <w:vertAlign w:val="baseline"/>
                 <w:lang w:val="en-US" w:eastAsia="zh-CN" w:bidi="ar-SA"/>
               </w:rPr>
-              <w:t>JSONB</w:t>
-            </w:r>
-          </w:p>
-        </w:tc>
-        <w:tc>
-          <w:tcPr>
-            <w:tcW w:w="690" w:type="dxa"/>
-            <w:shd w:val="clear" w:color="auto" w:fill="auto"/>
-            <w:vAlign w:val="center"/>
-          </w:tcPr>
-          <w:p>
-            <w:pPr>
-              <w:jc w:val="center"/>
-              <w:rPr>
-                <w:rFonts w:hint="eastAsia" w:asciiTheme="minorHAnsi" w:hAnsiTheme="minorHAnsi" w:eastAsiaTheme="minorEastAsia" w:cstheme="minorBidi"/>
-                <w:kern w:val="2"/>
-                <w:sz w:val="21"/>
-                <w:szCs w:val="24"/>
-                <w:vertAlign w:val="baseline"/>
-                <w:lang w:val="en-US" w:eastAsia="zh-CN" w:bidi="ar-SA"/>
-              </w:rPr>
-            </w:pPr>
+              <w:t>当前</w:t>
+            </w:r>
+            <w:r>
+              <w:rPr>
+                <w:rFonts w:hint="eastAsia" w:cstheme="minorBidi"/>
+                <w:kern w:val="2"/>
+                <w:sz w:val="21"/>
+                <w:szCs w:val="24"/>
+                <w:vertAlign w:val="baseline"/>
+                <w:lang w:val="en-US" w:eastAsia="zh-CN" w:bidi="ar-SA"/>
+              </w:rPr>
+              <w:t>主流程执行到的节点</w:t>
+            </w:r>
             <w:r>
               <w:rPr>
                 <w:rFonts w:hint="default" w:cstheme="minorBidi"/>
@@ -35389,60 +34443,7 @@
                 <w:vertAlign w:val="baseline"/>
                 <w:lang w:val="en-US" w:eastAsia="zh-CN" w:bidi="ar-SA"/>
               </w:rPr>
-              <w:t>-</w:t>
-            </w:r>
-          </w:p>
-        </w:tc>
-        <w:tc>
-          <w:tcPr>
-            <w:tcW w:w="3721" w:type="dxa"/>
-            <w:shd w:val="clear" w:color="auto" w:fill="auto"/>
-            <w:vAlign w:val="center"/>
-          </w:tcPr>
-          <w:p>
-            <w:pPr>
-              <w:jc w:val="center"/>
-              <w:rPr>
-                <w:rFonts w:hint="eastAsia" w:asciiTheme="minorHAnsi" w:hAnsiTheme="minorHAnsi" w:eastAsiaTheme="minorEastAsia" w:cstheme="minorBidi"/>
-                <w:kern w:val="2"/>
-                <w:sz w:val="21"/>
-                <w:szCs w:val="24"/>
-                <w:vertAlign w:val="baseline"/>
-                <w:lang w:val="en-US" w:eastAsia="zh-CN" w:bidi="ar-SA"/>
-              </w:rPr>
-            </w:pPr>
-            <w:r>
-              <w:rPr>
-                <w:rFonts w:hint="default" w:cstheme="minorBidi"/>
-                <w:kern w:val="2"/>
-                <w:sz w:val="21"/>
-                <w:szCs w:val="24"/>
-                <w:vertAlign w:val="baseline"/>
-                <w:lang w:val="en-US" w:eastAsia="zh-CN" w:bidi="ar-SA"/>
-              </w:rPr>
-              <w:t>资源绑定列表（</w:t>
-            </w:r>
-            <w:r>
-              <w:rPr>
-                <w:rFonts w:hint="eastAsia" w:cstheme="minorBidi"/>
-                <w:kern w:val="2"/>
-                <w:sz w:val="21"/>
-                <w:szCs w:val="24"/>
-                <w:vertAlign w:val="baseline"/>
-                <w:lang w:val="en-US" w:eastAsia="zh-CN" w:bidi="ar-SA"/>
-              </w:rPr>
-              <w:t>实例化</w:t>
-            </w:r>
-            <w:r>
-              <w:rPr>
-                <w:rFonts w:hint="default" w:cstheme="minorBidi"/>
-                <w:kern w:val="2"/>
-                <w:sz w:val="21"/>
-                <w:szCs w:val="24"/>
-                <w:vertAlign w:val="baseline"/>
-                <w:lang w:val="en-US" w:eastAsia="zh-CN" w:bidi="ar-SA"/>
-              </w:rPr>
-              <w:t>）</w:t>
+              <w:t>ID</w:t>
             </w:r>
           </w:p>
         </w:tc>
@@ -35512,6 +34513,110 @@
             </w:pPr>
             <w:r>
               <w:rPr>
+                <w:rFonts w:hint="default" w:cstheme="minorBidi"/>
+                <w:kern w:val="2"/>
+                <w:sz w:val="21"/>
+                <w:szCs w:val="24"/>
+                <w:vertAlign w:val="baseline"/>
+                <w:lang w:val="en-US" w:eastAsia="zh-CN" w:bidi="ar-SA"/>
+              </w:rPr>
+              <w:t>RESOURCE_MAP</w:t>
+            </w:r>
+          </w:p>
+        </w:tc>
+        <w:tc>
+          <w:tcPr>
+            <w:tcW w:w="1150" w:type="dxa"/>
+            <w:shd w:val="clear" w:color="auto" w:fill="auto"/>
+            <w:vAlign w:val="center"/>
+          </w:tcPr>
+          <w:p>
+            <w:pPr>
+              <w:jc w:val="center"/>
+              <w:rPr>
+                <w:rFonts w:hint="eastAsia" w:asciiTheme="minorHAnsi" w:hAnsiTheme="minorHAnsi" w:eastAsiaTheme="minorEastAsia" w:cstheme="minorBidi"/>
+                <w:kern w:val="2"/>
+                <w:sz w:val="21"/>
+                <w:szCs w:val="24"/>
+                <w:vertAlign w:val="baseline"/>
+                <w:lang w:val="en-US" w:eastAsia="zh-CN" w:bidi="ar-SA"/>
+              </w:rPr>
+            </w:pPr>
+            <w:r>
+              <w:rPr>
+                <w:rFonts w:hint="default" w:cstheme="minorBidi"/>
+                <w:kern w:val="2"/>
+                <w:sz w:val="21"/>
+                <w:szCs w:val="24"/>
+                <w:vertAlign w:val="baseline"/>
+                <w:lang w:val="en-US" w:eastAsia="zh-CN" w:bidi="ar-SA"/>
+              </w:rPr>
+              <w:t>JSONB</w:t>
+            </w:r>
+          </w:p>
+        </w:tc>
+        <w:tc>
+          <w:tcPr>
+            <w:tcW w:w="690" w:type="dxa"/>
+            <w:shd w:val="clear" w:color="auto" w:fill="auto"/>
+            <w:vAlign w:val="center"/>
+          </w:tcPr>
+          <w:p>
+            <w:pPr>
+              <w:jc w:val="center"/>
+              <w:rPr>
+                <w:rFonts w:hint="eastAsia" w:asciiTheme="minorHAnsi" w:hAnsiTheme="minorHAnsi" w:eastAsiaTheme="minorEastAsia" w:cstheme="minorBidi"/>
+                <w:kern w:val="2"/>
+                <w:sz w:val="21"/>
+                <w:szCs w:val="24"/>
+                <w:vertAlign w:val="baseline"/>
+                <w:lang w:val="en-US" w:eastAsia="zh-CN" w:bidi="ar-SA"/>
+              </w:rPr>
+            </w:pPr>
+            <w:r>
+              <w:rPr>
+                <w:rFonts w:hint="default" w:cstheme="minorBidi"/>
+                <w:kern w:val="2"/>
+                <w:sz w:val="21"/>
+                <w:szCs w:val="24"/>
+                <w:vertAlign w:val="baseline"/>
+                <w:lang w:val="en-US" w:eastAsia="zh-CN" w:bidi="ar-SA"/>
+              </w:rPr>
+              <w:t>-</w:t>
+            </w:r>
+          </w:p>
+        </w:tc>
+        <w:tc>
+          <w:tcPr>
+            <w:tcW w:w="3721" w:type="dxa"/>
+            <w:shd w:val="clear" w:color="auto" w:fill="auto"/>
+            <w:vAlign w:val="center"/>
+          </w:tcPr>
+          <w:p>
+            <w:pPr>
+              <w:jc w:val="center"/>
+              <w:rPr>
+                <w:rFonts w:hint="eastAsia" w:asciiTheme="minorHAnsi" w:hAnsiTheme="minorHAnsi" w:eastAsiaTheme="minorEastAsia" w:cstheme="minorBidi"/>
+                <w:kern w:val="2"/>
+                <w:sz w:val="21"/>
+                <w:szCs w:val="24"/>
+                <w:vertAlign w:val="baseline"/>
+                <w:lang w:val="en-US" w:eastAsia="zh-CN" w:bidi="ar-SA"/>
+              </w:rPr>
+            </w:pPr>
+            <w:r>
+              <w:rPr>
+                <w:rFonts w:hint="default" w:cstheme="minorBidi"/>
+                <w:kern w:val="2"/>
+                <w:sz w:val="21"/>
+                <w:szCs w:val="24"/>
+                <w:vertAlign w:val="baseline"/>
+                <w:lang w:val="en-US" w:eastAsia="zh-CN" w:bidi="ar-SA"/>
+              </w:rPr>
+              <w:t>资源绑定列表（</w:t>
+            </w:r>
+            <w:r>
+              <w:rPr>
                 <w:rFonts w:hint="eastAsia" w:cstheme="minorBidi"/>
                 <w:kern w:val="2"/>
                 <w:sz w:val="21"/>
@@ -35519,28 +34624,8 @@
                 <w:vertAlign w:val="baseline"/>
                 <w:lang w:val="en-US" w:eastAsia="zh-CN" w:bidi="ar-SA"/>
               </w:rPr>
-              <w:t>TASK_VARIABLES</w:t>
-            </w:r>
-          </w:p>
-        </w:tc>
-        <w:tc>
-          <w:tcPr>
-            <w:tcW w:w="1150" w:type="dxa"/>
-            <w:shd w:val="clear" w:color="auto" w:fill="auto"/>
-            <w:vAlign w:val="center"/>
-          </w:tcPr>
-          <w:p>
-            <w:pPr>
-              <w:jc w:val="center"/>
-              <w:rPr>
-                <w:rFonts w:hint="eastAsia" w:asciiTheme="minorHAnsi" w:hAnsiTheme="minorHAnsi" w:eastAsiaTheme="minorEastAsia" w:cstheme="minorBidi"/>
-                <w:kern w:val="2"/>
-                <w:sz w:val="21"/>
-                <w:szCs w:val="24"/>
-                <w:vertAlign w:val="baseline"/>
-                <w:lang w:val="en-US" w:eastAsia="zh-CN" w:bidi="ar-SA"/>
-              </w:rPr>
-            </w:pPr>
+              <w:t>实例化</w:t>
+            </w:r>
             <w:r>
               <w:rPr>
                 <w:rFonts w:hint="default" w:cstheme="minorBidi"/>
@@ -35550,69 +34635,7 @@
                 <w:vertAlign w:val="baseline"/>
                 <w:lang w:val="en-US" w:eastAsia="zh-CN" w:bidi="ar-SA"/>
               </w:rPr>
-              <w:t>JSONB</w:t>
-            </w:r>
-          </w:p>
-        </w:tc>
-        <w:tc>
-          <w:tcPr>
-            <w:tcW w:w="690" w:type="dxa"/>
-            <w:shd w:val="clear" w:color="auto" w:fill="auto"/>
-            <w:vAlign w:val="center"/>
-          </w:tcPr>
-          <w:p>
-            <w:pPr>
-              <w:jc w:val="center"/>
-              <w:rPr>
-                <w:rFonts w:hint="eastAsia" w:asciiTheme="minorHAnsi" w:hAnsiTheme="minorHAnsi" w:eastAsiaTheme="minorEastAsia" w:cstheme="minorBidi"/>
-                <w:kern w:val="2"/>
-                <w:sz w:val="21"/>
-                <w:szCs w:val="24"/>
-                <w:vertAlign w:val="baseline"/>
-                <w:lang w:val="en-US" w:eastAsia="zh-CN" w:bidi="ar-SA"/>
-              </w:rPr>
-            </w:pPr>
-            <w:r>
-              <w:rPr>
-                <w:rFonts w:hint="default" w:cstheme="minorBidi"/>
-                <w:kern w:val="2"/>
-                <w:sz w:val="21"/>
-                <w:szCs w:val="24"/>
-                <w:vertAlign w:val="baseline"/>
-                <w:lang w:val="en-US" w:eastAsia="zh-CN" w:bidi="ar-SA"/>
-              </w:rPr>
-              <w:t>-</w:t>
-            </w:r>
-          </w:p>
-        </w:tc>
-        <w:tc>
-          <w:tcPr>
-            <w:tcW w:w="3721" w:type="dxa"/>
-            <w:shd w:val="clear" w:color="auto" w:fill="auto"/>
-            <w:vAlign w:val="center"/>
-          </w:tcPr>
-          <w:p>
-            <w:pPr>
-              <w:jc w:val="center"/>
-              <w:rPr>
-                <w:rFonts w:hint="eastAsia" w:asciiTheme="minorHAnsi" w:hAnsiTheme="minorHAnsi" w:eastAsiaTheme="minorEastAsia" w:cstheme="minorBidi"/>
-                <w:kern w:val="2"/>
-                <w:sz w:val="21"/>
-                <w:szCs w:val="24"/>
-                <w:vertAlign w:val="baseline"/>
-                <w:lang w:val="en-US" w:eastAsia="zh-CN" w:bidi="ar-SA"/>
-              </w:rPr>
-            </w:pPr>
-            <w:r>
-              <w:rPr>
-                <w:rFonts w:hint="default" w:cstheme="minorBidi"/>
-                <w:kern w:val="2"/>
-                <w:sz w:val="21"/>
-                <w:szCs w:val="24"/>
-                <w:vertAlign w:val="baseline"/>
-                <w:lang w:val="en-US" w:eastAsia="zh-CN" w:bidi="ar-SA"/>
-              </w:rPr>
-              <w:t>全局共享变量</w:t>
+              <w:t>）</w:t>
             </w:r>
           </w:p>
         </w:tc>
@@ -35663,7 +34686,7 @@
           <w:tcPr>
             <w:tcW w:w="2592" w:type="dxa"/>
             <w:shd w:val="clear" w:color="auto" w:fill="auto"/>
-            <w:vAlign w:val="top"/>
+            <w:vAlign w:val="center"/>
           </w:tcPr>
           <w:p>
             <w:pPr>
@@ -35686,7 +34709,7 @@
                 <w:vertAlign w:val="baseline"/>
                 <w:lang w:val="en-US" w:eastAsia="zh-CN" w:bidi="ar-SA"/>
               </w:rPr>
-              <w:t>CREATOR_ID</w:t>
+              <w:t>TASK_VARIABLES</w:t>
             </w:r>
           </w:p>
         </w:tc>
@@ -35694,7 +34717,7 @@
           <w:tcPr>
             <w:tcW w:w="1150" w:type="dxa"/>
             <w:shd w:val="clear" w:color="auto" w:fill="auto"/>
-            <w:vAlign w:val="top"/>
+            <w:vAlign w:val="center"/>
           </w:tcPr>
           <w:p>
             <w:pPr>
@@ -35710,14 +34733,14 @@
             </w:pPr>
             <w:r>
               <w:rPr>
-                <w:rFonts w:hint="eastAsia" w:cstheme="minorBidi"/>
-                <w:kern w:val="2"/>
-                <w:sz w:val="21"/>
-                <w:szCs w:val="24"/>
-                <w:vertAlign w:val="baseline"/>
-                <w:lang w:val="en-US" w:eastAsia="zh-CN" w:bidi="ar-SA"/>
-              </w:rPr>
-              <w:t>NUMBER</w:t>
+                <w:rFonts w:hint="default" w:cstheme="minorBidi"/>
+                <w:kern w:val="2"/>
+                <w:sz w:val="21"/>
+                <w:szCs w:val="24"/>
+                <w:vertAlign w:val="baseline"/>
+                <w:lang w:val="en-US" w:eastAsia="zh-CN" w:bidi="ar-SA"/>
+              </w:rPr>
+              <w:t>JSONB</w:t>
             </w:r>
           </w:p>
         </w:tc>
@@ -35725,7 +34748,7 @@
           <w:tcPr>
             <w:tcW w:w="690" w:type="dxa"/>
             <w:shd w:val="clear" w:color="auto" w:fill="auto"/>
-            <w:vAlign w:val="top"/>
+            <w:vAlign w:val="center"/>
           </w:tcPr>
           <w:p>
             <w:pPr>
@@ -35741,14 +34764,14 @@
             </w:pPr>
             <w:r>
               <w:rPr>
-                <w:rFonts w:hint="eastAsia" w:cstheme="minorBidi"/>
-                <w:kern w:val="2"/>
-                <w:sz w:val="21"/>
-                <w:szCs w:val="24"/>
-                <w:vertAlign w:val="baseline"/>
-                <w:lang w:val="en-US" w:eastAsia="zh-CN" w:bidi="ar-SA"/>
-              </w:rPr>
-              <w:t>4</w:t>
+                <w:rFonts w:hint="default" w:cstheme="minorBidi"/>
+                <w:kern w:val="2"/>
+                <w:sz w:val="21"/>
+                <w:szCs w:val="24"/>
+                <w:vertAlign w:val="baseline"/>
+                <w:lang w:val="en-US" w:eastAsia="zh-CN" w:bidi="ar-SA"/>
+              </w:rPr>
+              <w:t>-</w:t>
             </w:r>
           </w:p>
         </w:tc>
@@ -35756,7 +34779,7 @@
           <w:tcPr>
             <w:tcW w:w="3721" w:type="dxa"/>
             <w:shd w:val="clear" w:color="auto" w:fill="auto"/>
-            <w:vAlign w:val="top"/>
+            <w:vAlign w:val="center"/>
           </w:tcPr>
           <w:p>
             <w:pPr>
@@ -35772,14 +34795,14 @@
             </w:pPr>
             <w:r>
               <w:rPr>
-                <w:rFonts w:hint="eastAsia" w:cstheme="minorBidi"/>
-                <w:kern w:val="2"/>
-                <w:sz w:val="21"/>
-                <w:szCs w:val="24"/>
-                <w:vertAlign w:val="baseline"/>
-                <w:lang w:val="en-US" w:eastAsia="zh-CN" w:bidi="ar-SA"/>
-              </w:rPr>
-              <w:t>创建者用户ID</w:t>
+                <w:rFonts w:hint="default" w:cstheme="minorBidi"/>
+                <w:kern w:val="2"/>
+                <w:sz w:val="21"/>
+                <w:szCs w:val="24"/>
+                <w:vertAlign w:val="baseline"/>
+                <w:lang w:val="en-US" w:eastAsia="zh-CN" w:bidi="ar-SA"/>
+              </w:rPr>
+              <w:t>全局共享变量</w:t>
             </w:r>
           </w:p>
         </w:tc>
@@ -35853,7 +34876,7 @@
                 <w:vertAlign w:val="baseline"/>
                 <w:lang w:val="en-US" w:eastAsia="zh-CN" w:bidi="ar-SA"/>
               </w:rPr>
-              <w:t>START_TIME</w:t>
+              <w:t>CREATOR_ID</w:t>
             </w:r>
           </w:p>
         </w:tc>
@@ -35884,7 +34907,7 @@
                 <w:vertAlign w:val="baseline"/>
                 <w:lang w:val="en-US" w:eastAsia="zh-CN" w:bidi="ar-SA"/>
               </w:rPr>
-              <w:t>DATETIME</w:t>
+              <w:t>NUMBER</w:t>
             </w:r>
           </w:p>
         </w:tc>
@@ -35915,7 +34938,7 @@
                 <w:vertAlign w:val="baseline"/>
                 <w:lang w:val="en-US" w:eastAsia="zh-CN" w:bidi="ar-SA"/>
               </w:rPr>
-              <w:t>20</w:t>
+              <w:t>4</w:t>
             </w:r>
           </w:p>
         </w:tc>
@@ -35946,7 +34969,7 @@
                 <w:vertAlign w:val="baseline"/>
                 <w:lang w:val="en-US" w:eastAsia="zh-CN" w:bidi="ar-SA"/>
               </w:rPr>
-              <w:t>任务开始时间</w:t>
+              <w:t>创建者用户ID</w:t>
             </w:r>
           </w:p>
         </w:tc>
@@ -35990,6 +35013,173 @@
                 <w:lang w:val="en-US" w:eastAsia="zh-CN"/>
               </w:rPr>
               <w:t>14</w:t>
+            </w:r>
+          </w:p>
+        </w:tc>
+        <w:tc>
+          <w:tcPr>
+            <w:tcW w:w="2592" w:type="dxa"/>
+            <w:shd w:val="clear" w:color="auto" w:fill="auto"/>
+            <w:vAlign w:val="top"/>
+          </w:tcPr>
+          <w:p>
+            <w:pPr>
+              <w:jc w:val="center"/>
+              <w:rPr>
+                <w:rFonts w:hint="eastAsia" w:asciiTheme="minorHAnsi" w:hAnsiTheme="minorHAnsi" w:eastAsiaTheme="minorEastAsia" w:cstheme="minorBidi"/>
+                <w:kern w:val="2"/>
+                <w:sz w:val="21"/>
+                <w:szCs w:val="24"/>
+                <w:vertAlign w:val="baseline"/>
+                <w:lang w:val="en-US" w:eastAsia="zh-CN" w:bidi="ar-SA"/>
+              </w:rPr>
+            </w:pPr>
+            <w:r>
+              <w:rPr>
+                <w:rFonts w:hint="eastAsia" w:cstheme="minorBidi"/>
+                <w:kern w:val="2"/>
+                <w:sz w:val="21"/>
+                <w:szCs w:val="24"/>
+                <w:vertAlign w:val="baseline"/>
+                <w:lang w:val="en-US" w:eastAsia="zh-CN" w:bidi="ar-SA"/>
+              </w:rPr>
+              <w:t>START_TIME</w:t>
+            </w:r>
+          </w:p>
+        </w:tc>
+        <w:tc>
+          <w:tcPr>
+            <w:tcW w:w="1150" w:type="dxa"/>
+            <w:shd w:val="clear" w:color="auto" w:fill="auto"/>
+            <w:vAlign w:val="top"/>
+          </w:tcPr>
+          <w:p>
+            <w:pPr>
+              <w:jc w:val="center"/>
+              <w:rPr>
+                <w:rFonts w:hint="eastAsia" w:asciiTheme="minorHAnsi" w:hAnsiTheme="minorHAnsi" w:eastAsiaTheme="minorEastAsia" w:cstheme="minorBidi"/>
+                <w:kern w:val="2"/>
+                <w:sz w:val="21"/>
+                <w:szCs w:val="24"/>
+                <w:vertAlign w:val="baseline"/>
+                <w:lang w:val="en-US" w:eastAsia="zh-CN" w:bidi="ar-SA"/>
+              </w:rPr>
+            </w:pPr>
+            <w:r>
+              <w:rPr>
+                <w:rFonts w:hint="eastAsia" w:cstheme="minorBidi"/>
+                <w:kern w:val="2"/>
+                <w:sz w:val="21"/>
+                <w:szCs w:val="24"/>
+                <w:vertAlign w:val="baseline"/>
+                <w:lang w:val="en-US" w:eastAsia="zh-CN" w:bidi="ar-SA"/>
+              </w:rPr>
+              <w:t>DATETIME</w:t>
+            </w:r>
+          </w:p>
+        </w:tc>
+        <w:tc>
+          <w:tcPr>
+            <w:tcW w:w="690" w:type="dxa"/>
+            <w:shd w:val="clear" w:color="auto" w:fill="auto"/>
+            <w:vAlign w:val="top"/>
+          </w:tcPr>
+          <w:p>
+            <w:pPr>
+              <w:jc w:val="center"/>
+              <w:rPr>
+                <w:rFonts w:hint="eastAsia" w:asciiTheme="minorHAnsi" w:hAnsiTheme="minorHAnsi" w:eastAsiaTheme="minorEastAsia" w:cstheme="minorBidi"/>
+                <w:kern w:val="2"/>
+                <w:sz w:val="21"/>
+                <w:szCs w:val="24"/>
+                <w:vertAlign w:val="baseline"/>
+                <w:lang w:val="en-US" w:eastAsia="zh-CN" w:bidi="ar-SA"/>
+              </w:rPr>
+            </w:pPr>
+            <w:r>
+              <w:rPr>
+                <w:rFonts w:hint="eastAsia" w:cstheme="minorBidi"/>
+                <w:kern w:val="2"/>
+                <w:sz w:val="21"/>
+                <w:szCs w:val="24"/>
+                <w:vertAlign w:val="baseline"/>
+                <w:lang w:val="en-US" w:eastAsia="zh-CN" w:bidi="ar-SA"/>
+              </w:rPr>
+              <w:t>20</w:t>
+            </w:r>
+          </w:p>
+        </w:tc>
+        <w:tc>
+          <w:tcPr>
+            <w:tcW w:w="3721" w:type="dxa"/>
+            <w:shd w:val="clear" w:color="auto" w:fill="auto"/>
+            <w:vAlign w:val="top"/>
+          </w:tcPr>
+          <w:p>
+            <w:pPr>
+              <w:jc w:val="center"/>
+              <w:rPr>
+                <w:rFonts w:hint="eastAsia" w:asciiTheme="minorHAnsi" w:hAnsiTheme="minorHAnsi" w:eastAsiaTheme="minorEastAsia" w:cstheme="minorBidi"/>
+                <w:kern w:val="2"/>
+                <w:sz w:val="21"/>
+                <w:szCs w:val="24"/>
+                <w:vertAlign w:val="baseline"/>
+                <w:lang w:val="en-US" w:eastAsia="zh-CN" w:bidi="ar-SA"/>
+              </w:rPr>
+            </w:pPr>
+            <w:r>
+              <w:rPr>
+                <w:rFonts w:hint="eastAsia" w:cstheme="minorBidi"/>
+                <w:kern w:val="2"/>
+                <w:sz w:val="21"/>
+                <w:szCs w:val="24"/>
+                <w:vertAlign w:val="baseline"/>
+                <w:lang w:val="en-US" w:eastAsia="zh-CN" w:bidi="ar-SA"/>
+              </w:rPr>
+              <w:t>任务开始时间</w:t>
+            </w:r>
+          </w:p>
+        </w:tc>
+      </w:tr>
+      <w:tr>
+        <w:tblPrEx>
+          <w:tblBorders>
+            <w:top w:val="single" w:color="auto" w:sz="4" w:space="0"/>
+            <w:left w:val="single" w:color="auto" w:sz="4" w:space="0"/>
+            <w:bottom w:val="single" w:color="auto" w:sz="4" w:space="0"/>
+            <w:right w:val="single" w:color="auto" w:sz="4" w:space="0"/>
+            <w:insideH w:val="single" w:color="auto" w:sz="4" w:space="0"/>
+            <w:insideV w:val="single" w:color="auto" w:sz="4" w:space="0"/>
+          </w:tblBorders>
+          <w:tblCellMar>
+            <w:top w:w="0" w:type="dxa"/>
+            <w:left w:w="108" w:type="dxa"/>
+            <w:bottom w:w="0" w:type="dxa"/>
+            <w:right w:w="108" w:type="dxa"/>
+          </w:tblCellMar>
+        </w:tblPrEx>
+        <w:tc>
+          <w:tcPr>
+            <w:tcW w:w="599" w:type="dxa"/>
+            <w:shd w:val="clear" w:color="auto" w:fill="auto"/>
+            <w:vAlign w:val="top"/>
+          </w:tcPr>
+          <w:p>
+            <w:pPr>
+              <w:jc w:val="center"/>
+              <w:rPr>
+                <w:rFonts w:hint="default"/>
+                <w:vertAlign w:val="baseline"/>
+                <w:lang w:val="en-US" w:eastAsia="zh-CN"/>
+              </w:rPr>
+            </w:pPr>
+            <w:r>
+              <w:rPr>
+                <w:rFonts w:hint="eastAsia"/>
+                <w:vertAlign w:val="baseline"/>
+                <w:lang w:val="en-US" w:eastAsia="zh-CN"/>
+              </w:rPr>
+              <w:t>15</w:t>
             </w:r>
           </w:p>
         </w:tc>
@@ -38714,12 +37904,6 @@
             <w:insideH w:val="single" w:color="auto" w:sz="4" w:space="0"/>
             <w:insideV w:val="single" w:color="auto" w:sz="4" w:space="0"/>
           </w:tblBorders>
-          <w:tblCellMar>
-            <w:top w:w="0" w:type="dxa"/>
-            <w:left w:w="108" w:type="dxa"/>
-            <w:bottom w:w="0" w:type="dxa"/>
-            <w:right w:w="108" w:type="dxa"/>
-          </w:tblCellMar>
         </w:tblPrEx>
         <w:tc>
           <w:tcPr>
@@ -38742,6 +37926,125 @@
                 <w:lang w:val="en-US" w:eastAsia="zh-CN"/>
               </w:rPr>
               <w:t>执行日志表(EXECUTION_LOG)</w:t>
+            </w:r>
+          </w:p>
+        </w:tc>
+      </w:tr>
+      <w:tr>
+        <w:tblPrEx>
+          <w:tblBorders>
+            <w:top w:val="single" w:color="auto" w:sz="4" w:space="0"/>
+            <w:left w:val="single" w:color="auto" w:sz="4" w:space="0"/>
+            <w:bottom w:val="single" w:color="auto" w:sz="4" w:space="0"/>
+            <w:right w:val="single" w:color="auto" w:sz="4" w:space="0"/>
+            <w:insideH w:val="single" w:color="auto" w:sz="4" w:space="0"/>
+            <w:insideV w:val="single" w:color="auto" w:sz="4" w:space="0"/>
+          </w:tblBorders>
+        </w:tblPrEx>
+        <w:tc>
+          <w:tcPr>
+            <w:tcW w:w="872" w:type="dxa"/>
+          </w:tcPr>
+          <w:p>
+            <w:pPr>
+              <w:jc w:val="center"/>
+              <w:rPr>
+                <w:rFonts w:hint="eastAsia"/>
+                <w:vertAlign w:val="baseline"/>
+                <w:lang w:val="en-US" w:eastAsia="zh-CN"/>
+              </w:rPr>
+            </w:pPr>
+          </w:p>
+        </w:tc>
+        <w:tc>
+          <w:tcPr>
+            <w:tcW w:w="2470" w:type="dxa"/>
+          </w:tcPr>
+          <w:p>
+            <w:pPr>
+              <w:jc w:val="center"/>
+              <w:rPr>
+                <w:rFonts w:hint="default"/>
+                <w:vertAlign w:val="baseline"/>
+                <w:lang w:val="en-US" w:eastAsia="zh-CN"/>
+              </w:rPr>
+            </w:pPr>
+            <w:r>
+              <w:rPr>
+                <w:rFonts w:hint="eastAsia"/>
+                <w:vertAlign w:val="baseline"/>
+                <w:lang w:val="en-US" w:eastAsia="zh-CN"/>
+              </w:rPr>
+              <w:t>数据段名</w:t>
+            </w:r>
+          </w:p>
+        </w:tc>
+        <w:tc>
+          <w:tcPr>
+            <w:tcW w:w="1140" w:type="dxa"/>
+          </w:tcPr>
+          <w:p>
+            <w:pPr>
+              <w:jc w:val="center"/>
+              <w:rPr>
+                <w:rFonts w:hint="default"/>
+                <w:vertAlign w:val="baseline"/>
+                <w:lang w:val="en-US" w:eastAsia="zh-CN"/>
+              </w:rPr>
+            </w:pPr>
+            <w:r>
+              <w:rPr>
+                <w:rFonts w:hint="eastAsia"/>
+                <w:vertAlign w:val="baseline"/>
+                <w:lang w:val="en-US" w:eastAsia="zh-CN"/>
+              </w:rPr>
+              <w:t>类型</w:t>
+            </w:r>
+          </w:p>
+        </w:tc>
+        <w:tc>
+          <w:tcPr>
+            <w:tcW w:w="710" w:type="dxa"/>
+          </w:tcPr>
+          <w:p>
+            <w:pPr>
+              <w:jc w:val="center"/>
+              <w:rPr>
+                <w:rFonts w:hint="default"/>
+                <w:vertAlign w:val="baseline"/>
+                <w:lang w:val="en-US" w:eastAsia="zh-CN"/>
+              </w:rPr>
+            </w:pPr>
+            <w:r>
+              <w:rPr>
+                <w:rFonts w:hint="eastAsia"/>
+                <w:vertAlign w:val="baseline"/>
+                <w:lang w:val="en-US" w:eastAsia="zh-CN"/>
+              </w:rPr>
+              <w:t>长度</w:t>
+            </w:r>
+          </w:p>
+        </w:tc>
+        <w:tc>
+          <w:tcPr>
+            <w:tcW w:w="3330" w:type="dxa"/>
+          </w:tcPr>
+          <w:p>
+            <w:pPr>
+              <w:jc w:val="center"/>
+              <w:rPr>
+                <w:rFonts w:hint="default"/>
+                <w:vertAlign w:val="baseline"/>
+                <w:lang w:val="en-US" w:eastAsia="zh-CN"/>
+              </w:rPr>
+            </w:pPr>
+            <w:r>
+              <w:rPr>
+                <w:rFonts w:hint="eastAsia"/>
+                <w:vertAlign w:val="baseline"/>
+                <w:lang w:val="en-US" w:eastAsia="zh-CN"/>
+              </w:rPr>
+              <w:t>说明</w:t>
             </w:r>
           </w:p>
         </w:tc>
@@ -38771,11 +38074,19 @@
             <w:pPr>
               <w:jc w:val="center"/>
               <w:rPr>
-                <w:rFonts w:hint="eastAsia"/>
-                <w:vertAlign w:val="baseline"/>
-                <w:lang w:val="en-US" w:eastAsia="zh-CN"/>
-              </w:rPr>
-            </w:pPr>
+                <w:rFonts w:hint="default"/>
+                <w:vertAlign w:val="baseline"/>
+                <w:lang w:val="en-US" w:eastAsia="zh-CN"/>
+              </w:rPr>
+            </w:pPr>
+            <w:r>
+              <w:rPr>
+                <w:rFonts w:hint="eastAsia"/>
+                <w:vertAlign w:val="baseline"/>
+                <w:lang w:val="en-US" w:eastAsia="zh-CN"/>
+              </w:rPr>
+              <w:t>1</w:t>
+            </w:r>
           </w:p>
         </w:tc>
         <w:tc>
@@ -38787,17 +38098,19 @@
               <w:jc w:val="center"/>
               <w:rPr>
                 <w:rFonts w:hint="default"/>
-                <w:vertAlign w:val="baseline"/>
-                <w:lang w:val="en-US" w:eastAsia="zh-CN"/>
-              </w:rPr>
-            </w:pPr>
-            <w:r>
-              <w:rPr>
-                <w:rFonts w:hint="eastAsia"/>
-                <w:vertAlign w:val="baseline"/>
-                <w:lang w:val="en-US" w:eastAsia="zh-CN"/>
-              </w:rPr>
-              <w:t>数据段名</w:t>
+                <w:color w:val="FF0000"/>
+                <w:vertAlign w:val="baseline"/>
+                <w:lang w:val="en-US" w:eastAsia="zh-CN"/>
+              </w:rPr>
+            </w:pPr>
+            <w:r>
+              <w:rPr>
+                <w:rFonts w:hint="eastAsia"/>
+                <w:color w:val="FF0000"/>
+                <w:vertAlign w:val="baseline"/>
+                <w:lang w:val="en-US" w:eastAsia="zh-CN"/>
+              </w:rPr>
+              <w:t>ID</w:t>
             </w:r>
           </w:p>
         </w:tc>
@@ -38810,17 +38123,19 @@
               <w:jc w:val="center"/>
               <w:rPr>
                 <w:rFonts w:hint="default"/>
-                <w:vertAlign w:val="baseline"/>
-                <w:lang w:val="en-US" w:eastAsia="zh-CN"/>
-              </w:rPr>
-            </w:pPr>
-            <w:r>
-              <w:rPr>
-                <w:rFonts w:hint="eastAsia"/>
-                <w:vertAlign w:val="baseline"/>
-                <w:lang w:val="en-US" w:eastAsia="zh-CN"/>
-              </w:rPr>
-              <w:t>类型</w:t>
+                <w:color w:val="FF0000"/>
+                <w:vertAlign w:val="baseline"/>
+                <w:lang w:val="en-US" w:eastAsia="zh-CN"/>
+              </w:rPr>
+            </w:pPr>
+            <w:r>
+              <w:rPr>
+                <w:rFonts w:hint="eastAsia"/>
+                <w:color w:val="FF0000"/>
+                <w:vertAlign w:val="baseline"/>
+                <w:lang w:val="en-US" w:eastAsia="zh-CN"/>
+              </w:rPr>
+              <w:t>NUMBER</w:t>
             </w:r>
           </w:p>
         </w:tc>
@@ -38833,17 +38148,19 @@
               <w:jc w:val="center"/>
               <w:rPr>
                 <w:rFonts w:hint="default"/>
-                <w:vertAlign w:val="baseline"/>
-                <w:lang w:val="en-US" w:eastAsia="zh-CN"/>
-              </w:rPr>
-            </w:pPr>
-            <w:r>
-              <w:rPr>
-                <w:rFonts w:hint="eastAsia"/>
-                <w:vertAlign w:val="baseline"/>
-                <w:lang w:val="en-US" w:eastAsia="zh-CN"/>
-              </w:rPr>
-              <w:t>长度</w:t>
+                <w:color w:val="FF0000"/>
+                <w:vertAlign w:val="baseline"/>
+                <w:lang w:val="en-US" w:eastAsia="zh-CN"/>
+              </w:rPr>
+            </w:pPr>
+            <w:r>
+              <w:rPr>
+                <w:rFonts w:hint="eastAsia"/>
+                <w:color w:val="FF0000"/>
+                <w:vertAlign w:val="baseline"/>
+                <w:lang w:val="en-US" w:eastAsia="zh-CN"/>
+              </w:rPr>
+              <w:t>4</w:t>
             </w:r>
           </w:p>
         </w:tc>
@@ -38853,20 +38170,68 @@
           </w:tcPr>
           <w:p>
             <w:pPr>
-              <w:jc w:val="center"/>
-              <w:rPr>
-                <w:rFonts w:hint="default"/>
-                <w:vertAlign w:val="baseline"/>
-                <w:lang w:val="en-US" w:eastAsia="zh-CN"/>
-              </w:rPr>
-            </w:pPr>
-            <w:r>
-              <w:rPr>
-                <w:rFonts w:hint="eastAsia"/>
-                <w:vertAlign w:val="baseline"/>
-                <w:lang w:val="en-US" w:eastAsia="zh-CN"/>
-              </w:rPr>
-              <w:t>说明</w:t>
+              <w:keepNext w:val="0"/>
+              <w:keepLines w:val="0"/>
+              <w:widowControl/>
+              <w:suppressLineNumbers w:val="0"/>
+              <w:jc w:val="center"/>
+              <w:rPr>
+                <w:rFonts w:hint="eastAsia"/>
+                <w:vertAlign w:val="baseline"/>
+                <w:lang w:val="en-US" w:eastAsia="zh-CN"/>
+              </w:rPr>
+            </w:pPr>
+            <w:r>
+              <w:rPr>
+                <w:rFonts w:hint="eastAsia" w:ascii="宋体" w:hAnsi="宋体" w:eastAsia="宋体" w:cs="宋体"/>
+                <w:b/>
+                <w:bCs/>
+                <w:color w:val="FF0000"/>
+                <w:kern w:val="0"/>
+                <w:sz w:val="21"/>
+                <w:szCs w:val="21"/>
+                <w:lang w:val="en-US" w:eastAsia="zh-CN" w:bidi="ar"/>
+              </w:rPr>
+              <w:t>数据表唯一编号</w:t>
+            </w:r>
+            <w:r>
+              <w:rPr>
+                <w:rFonts w:ascii="Calibri" w:hAnsi="Calibri" w:eastAsia="宋体" w:cs="Calibri"/>
+                <w:b/>
+                <w:bCs/>
+                <w:color w:val="FF0000"/>
+                <w:kern w:val="0"/>
+                <w:sz w:val="21"/>
+                <w:szCs w:val="21"/>
+                <w:lang w:val="en-US" w:eastAsia="zh-CN" w:bidi="ar"/>
+              </w:rPr>
+              <w:t>,</w:t>
+            </w:r>
+            <w:r>
+              <w:rPr>
+                <w:rFonts w:hint="eastAsia" w:ascii="宋体" w:hAnsi="宋体" w:eastAsia="宋体" w:cs="宋体"/>
+                <w:b/>
+                <w:bCs/>
+                <w:color w:val="FF0000"/>
+                <w:kern w:val="0"/>
+                <w:sz w:val="21"/>
+                <w:szCs w:val="21"/>
+                <w:lang w:val="en-US" w:eastAsia="zh-CN" w:bidi="ar"/>
+              </w:rPr>
+              <w:t xml:space="preserve">主键 </w:t>
+            </w:r>
+            <w:r>
+              <w:rPr>
+                <w:rFonts w:hint="default" w:ascii="Calibri" w:hAnsi="Calibri" w:eastAsia="宋体" w:cs="Calibri"/>
+                <w:b/>
+                <w:bCs/>
+                <w:color w:val="FF0000"/>
+                <w:kern w:val="0"/>
+                <w:sz w:val="21"/>
+                <w:szCs w:val="21"/>
+                <w:lang w:val="en-US" w:eastAsia="zh-CN" w:bidi="ar"/>
+              </w:rPr>
+              <w:t>1</w:t>
             </w:r>
           </w:p>
         </w:tc>
@@ -38907,7 +38272,7 @@
                 <w:vertAlign w:val="baseline"/>
                 <w:lang w:val="en-US" w:eastAsia="zh-CN"/>
               </w:rPr>
-              <w:t>1</w:t>
+              <w:t>2</w:t>
             </w:r>
           </w:p>
         </w:tc>
@@ -38919,20 +38284,24 @@
             <w:pPr>
               <w:jc w:val="center"/>
               <w:rPr>
-                <w:rFonts w:hint="default"/>
-                <w:color w:val="FF0000"/>
-                <w:vertAlign w:val="baseline"/>
-                <w:lang w:val="en-US" w:eastAsia="zh-CN"/>
-              </w:rPr>
-            </w:pPr>
-            <w:r>
-              <w:rPr>
-                <w:rFonts w:hint="eastAsia"/>
-                <w:color w:val="FF0000"/>
-                <w:vertAlign w:val="baseline"/>
-                <w:lang w:val="en-US" w:eastAsia="zh-CN"/>
-              </w:rPr>
-              <w:t>ID</w:t>
+                <w:rFonts w:hint="default" w:cstheme="minorBidi"/>
+                <w:kern w:val="2"/>
+                <w:sz w:val="21"/>
+                <w:szCs w:val="24"/>
+                <w:vertAlign w:val="baseline"/>
+                <w:lang w:val="en-US" w:eastAsia="zh-CN" w:bidi="ar-SA"/>
+              </w:rPr>
+            </w:pPr>
+            <w:r>
+              <w:rPr>
+                <w:rFonts w:hint="eastAsia" w:cstheme="minorBidi"/>
+                <w:kern w:val="2"/>
+                <w:sz w:val="21"/>
+                <w:szCs w:val="24"/>
+                <w:vertAlign w:val="baseline"/>
+                <w:lang w:val="en-US" w:eastAsia="zh-CN" w:bidi="ar-SA"/>
+              </w:rPr>
+              <w:t>SOURCE_TYPE</w:t>
             </w:r>
           </w:p>
         </w:tc>
@@ -38944,20 +38313,24 @@
             <w:pPr>
               <w:jc w:val="center"/>
               <w:rPr>
-                <w:rFonts w:hint="default"/>
-                <w:color w:val="FF0000"/>
-                <w:vertAlign w:val="baseline"/>
-                <w:lang w:val="en-US" w:eastAsia="zh-CN"/>
-              </w:rPr>
-            </w:pPr>
-            <w:r>
-              <w:rPr>
-                <w:rFonts w:hint="eastAsia"/>
-                <w:color w:val="FF0000"/>
-                <w:vertAlign w:val="baseline"/>
-                <w:lang w:val="en-US" w:eastAsia="zh-CN"/>
-              </w:rPr>
-              <w:t>NUMBER</w:t>
+                <w:rFonts w:hint="default" w:cstheme="minorBidi"/>
+                <w:kern w:val="2"/>
+                <w:sz w:val="21"/>
+                <w:szCs w:val="24"/>
+                <w:vertAlign w:val="baseline"/>
+                <w:lang w:val="en-US" w:eastAsia="zh-CN" w:bidi="ar-SA"/>
+              </w:rPr>
+            </w:pPr>
+            <w:r>
+              <w:rPr>
+                <w:rFonts w:hint="eastAsia" w:cstheme="minorBidi"/>
+                <w:kern w:val="2"/>
+                <w:sz w:val="21"/>
+                <w:szCs w:val="24"/>
+                <w:vertAlign w:val="baseline"/>
+                <w:lang w:val="en-US" w:eastAsia="zh-CN" w:bidi="ar-SA"/>
+              </w:rPr>
+              <w:t>VARCHAR</w:t>
             </w:r>
           </w:p>
         </w:tc>
@@ -38969,20 +38342,24 @@
             <w:pPr>
               <w:jc w:val="center"/>
               <w:rPr>
-                <w:rFonts w:hint="default"/>
-                <w:color w:val="FF0000"/>
-                <w:vertAlign w:val="baseline"/>
-                <w:lang w:val="en-US" w:eastAsia="zh-CN"/>
-              </w:rPr>
-            </w:pPr>
-            <w:r>
-              <w:rPr>
-                <w:rFonts w:hint="eastAsia"/>
-                <w:color w:val="FF0000"/>
-                <w:vertAlign w:val="baseline"/>
-                <w:lang w:val="en-US" w:eastAsia="zh-CN"/>
-              </w:rPr>
-              <w:t>4</w:t>
+                <w:rFonts w:hint="default" w:cstheme="minorBidi"/>
+                <w:kern w:val="2"/>
+                <w:sz w:val="21"/>
+                <w:szCs w:val="24"/>
+                <w:vertAlign w:val="baseline"/>
+                <w:lang w:val="en-US" w:eastAsia="zh-CN" w:bidi="ar-SA"/>
+              </w:rPr>
+            </w:pPr>
+            <w:r>
+              <w:rPr>
+                <w:rFonts w:hint="eastAsia" w:cstheme="minorBidi"/>
+                <w:kern w:val="2"/>
+                <w:sz w:val="21"/>
+                <w:szCs w:val="24"/>
+                <w:vertAlign w:val="baseline"/>
+                <w:lang w:val="en-US" w:eastAsia="zh-CN" w:bidi="ar-SA"/>
+              </w:rPr>
+              <w:t>50</w:t>
             </w:r>
           </w:p>
         </w:tc>
@@ -38992,68 +38369,26 @@
           </w:tcPr>
           <w:p>
             <w:pPr>
-              <w:keepNext w:val="0"/>
-              <w:keepLines w:val="0"/>
-              <w:widowControl/>
-              <w:suppressLineNumbers w:val="0"/>
-              <w:jc w:val="center"/>
-              <w:rPr>
-                <w:rFonts w:hint="eastAsia"/>
-                <w:vertAlign w:val="baseline"/>
-                <w:lang w:val="en-US" w:eastAsia="zh-CN"/>
-              </w:rPr>
-            </w:pPr>
-            <w:r>
-              <w:rPr>
-                <w:rFonts w:hint="eastAsia" w:ascii="宋体" w:hAnsi="宋体" w:eastAsia="宋体" w:cs="宋体"/>
-                <w:b/>
-                <w:bCs/>
-                <w:color w:val="FF0000"/>
-                <w:kern w:val="0"/>
-                <w:sz w:val="21"/>
-                <w:szCs w:val="21"/>
-                <w:lang w:val="en-US" w:eastAsia="zh-CN" w:bidi="ar"/>
-              </w:rPr>
-              <w:t>数据表唯一编号</w:t>
-            </w:r>
-            <w:r>
-              <w:rPr>
-                <w:rFonts w:ascii="Calibri" w:hAnsi="Calibri" w:eastAsia="宋体" w:cs="Calibri"/>
-                <w:b/>
-                <w:bCs/>
-                <w:color w:val="FF0000"/>
-                <w:kern w:val="0"/>
-                <w:sz w:val="21"/>
-                <w:szCs w:val="21"/>
-                <w:lang w:val="en-US" w:eastAsia="zh-CN" w:bidi="ar"/>
-              </w:rPr>
-              <w:t>,</w:t>
-            </w:r>
-            <w:r>
-              <w:rPr>
-                <w:rFonts w:hint="eastAsia" w:ascii="宋体" w:hAnsi="宋体" w:eastAsia="宋体" w:cs="宋体"/>
-                <w:b/>
-                <w:bCs/>
-                <w:color w:val="FF0000"/>
-                <w:kern w:val="0"/>
-                <w:sz w:val="21"/>
-                <w:szCs w:val="21"/>
-                <w:lang w:val="en-US" w:eastAsia="zh-CN" w:bidi="ar"/>
-              </w:rPr>
-              <w:t xml:space="preserve">主键 </w:t>
-            </w:r>
-            <w:r>
-              <w:rPr>
-                <w:rFonts w:hint="default" w:ascii="Calibri" w:hAnsi="Calibri" w:eastAsia="宋体" w:cs="Calibri"/>
-                <w:b/>
-                <w:bCs/>
-                <w:color w:val="FF0000"/>
-                <w:kern w:val="0"/>
-                <w:sz w:val="21"/>
-                <w:szCs w:val="21"/>
-                <w:lang w:val="en-US" w:eastAsia="zh-CN" w:bidi="ar"/>
-              </w:rPr>
-              <w:t>1</w:t>
+              <w:jc w:val="center"/>
+              <w:rPr>
+                <w:rFonts w:hint="default" w:cstheme="minorBidi"/>
+                <w:kern w:val="2"/>
+                <w:sz w:val="21"/>
+                <w:szCs w:val="24"/>
+                <w:vertAlign w:val="baseline"/>
+                <w:lang w:val="en-US" w:eastAsia="zh-CN" w:bidi="ar-SA"/>
+              </w:rPr>
+            </w:pPr>
+            <w:r>
+              <w:rPr>
+                <w:rFonts w:hint="eastAsia" w:cstheme="minorBidi"/>
+                <w:kern w:val="2"/>
+                <w:sz w:val="21"/>
+                <w:szCs w:val="24"/>
+                <w:vertAlign w:val="baseline"/>
+                <w:lang w:val="en-US" w:eastAsia="zh-CN" w:bidi="ar-SA"/>
+              </w:rPr>
+              <w:t>日志来源（任务/手动控制）</w:t>
             </w:r>
           </w:p>
         </w:tc>
@@ -39078,29 +38413,132 @@
         <w:tc>
           <w:tcPr>
             <w:tcW w:w="872" w:type="dxa"/>
-          </w:tcPr>
-          <w:p>
-            <w:pPr>
-              <w:jc w:val="center"/>
-              <w:rPr>
-                <w:rFonts w:hint="default"/>
-                <w:vertAlign w:val="baseline"/>
-                <w:lang w:val="en-US" w:eastAsia="zh-CN"/>
-              </w:rPr>
-            </w:pPr>
-            <w:r>
-              <w:rPr>
-                <w:rFonts w:hint="eastAsia"/>
-                <w:vertAlign w:val="baseline"/>
-                <w:lang w:val="en-US" w:eastAsia="zh-CN"/>
-              </w:rPr>
-              <w:t>2</w:t>
+            <w:shd w:val="clear" w:color="auto" w:fill="auto"/>
+            <w:vAlign w:val="top"/>
+          </w:tcPr>
+          <w:p>
+            <w:pPr>
+              <w:jc w:val="center"/>
+              <w:rPr>
+                <w:rFonts w:hint="default" w:cstheme="minorBidi"/>
+                <w:kern w:val="2"/>
+                <w:sz w:val="21"/>
+                <w:szCs w:val="24"/>
+                <w:vertAlign w:val="baseline"/>
+                <w:lang w:val="en-US" w:eastAsia="zh-CN" w:bidi="ar-SA"/>
+              </w:rPr>
+            </w:pPr>
+            <w:r>
+              <w:rPr>
+                <w:rFonts w:hint="eastAsia" w:cstheme="minorBidi"/>
+                <w:kern w:val="2"/>
+                <w:sz w:val="21"/>
+                <w:szCs w:val="24"/>
+                <w:vertAlign w:val="baseline"/>
+                <w:lang w:val="en-US" w:eastAsia="zh-CN" w:bidi="ar-SA"/>
+              </w:rPr>
+              <w:t>3</w:t>
             </w:r>
           </w:p>
         </w:tc>
         <w:tc>
           <w:tcPr>
             <w:tcW w:w="2470" w:type="dxa"/>
+            <w:shd w:val="clear" w:color="auto" w:fill="auto"/>
+            <w:vAlign w:val="top"/>
+          </w:tcPr>
+          <w:p>
+            <w:pPr>
+              <w:jc w:val="center"/>
+              <w:rPr>
+                <w:rFonts w:hint="eastAsia" w:cstheme="minorBidi"/>
+                <w:kern w:val="2"/>
+                <w:sz w:val="21"/>
+                <w:szCs w:val="24"/>
+                <w:vertAlign w:val="baseline"/>
+                <w:lang w:val="en-US" w:eastAsia="zh-CN" w:bidi="ar-SA"/>
+              </w:rPr>
+            </w:pPr>
+            <w:r>
+              <w:rPr>
+                <w:rFonts w:hint="eastAsia" w:cstheme="minorBidi"/>
+                <w:kern w:val="2"/>
+                <w:sz w:val="21"/>
+                <w:szCs w:val="24"/>
+                <w:vertAlign w:val="baseline"/>
+                <w:lang w:val="en-US" w:eastAsia="zh-CN" w:bidi="ar-SA"/>
+              </w:rPr>
+              <w:t>TASK_ID</w:t>
+            </w:r>
+          </w:p>
+        </w:tc>
+        <w:tc>
+          <w:tcPr>
+            <w:tcW w:w="1140" w:type="dxa"/>
+            <w:shd w:val="clear" w:color="auto" w:fill="auto"/>
+            <w:vAlign w:val="top"/>
+          </w:tcPr>
+          <w:p>
+            <w:pPr>
+              <w:jc w:val="center"/>
+              <w:rPr>
+                <w:rFonts w:hint="eastAsia" w:cstheme="minorBidi"/>
+                <w:kern w:val="2"/>
+                <w:sz w:val="21"/>
+                <w:szCs w:val="24"/>
+                <w:vertAlign w:val="baseline"/>
+                <w:lang w:val="en-US" w:eastAsia="zh-CN" w:bidi="ar-SA"/>
+              </w:rPr>
+            </w:pPr>
+            <w:r>
+              <w:rPr>
+                <w:rFonts w:hint="eastAsia" w:cstheme="minorBidi"/>
+                <w:kern w:val="2"/>
+                <w:sz w:val="21"/>
+                <w:szCs w:val="24"/>
+                <w:vertAlign w:val="baseline"/>
+                <w:lang w:val="en-US" w:eastAsia="zh-CN" w:bidi="ar-SA"/>
+              </w:rPr>
+              <w:t>NUMBER</w:t>
+            </w:r>
+          </w:p>
+        </w:tc>
+        <w:tc>
+          <w:tcPr>
+            <w:tcW w:w="710" w:type="dxa"/>
+            <w:shd w:val="clear" w:color="auto" w:fill="auto"/>
+            <w:vAlign w:val="top"/>
+          </w:tcPr>
+          <w:p>
+            <w:pPr>
+              <w:jc w:val="center"/>
+              <w:rPr>
+                <w:rFonts w:hint="eastAsia" w:cstheme="minorBidi"/>
+                <w:kern w:val="2"/>
+                <w:sz w:val="21"/>
+                <w:szCs w:val="24"/>
+                <w:vertAlign w:val="baseline"/>
+                <w:lang w:val="en-US" w:eastAsia="zh-CN" w:bidi="ar-SA"/>
+              </w:rPr>
+            </w:pPr>
+            <w:r>
+              <w:rPr>
+                <w:rFonts w:hint="eastAsia" w:cstheme="minorBidi"/>
+                <w:kern w:val="2"/>
+                <w:sz w:val="21"/>
+                <w:szCs w:val="24"/>
+                <w:vertAlign w:val="baseline"/>
+                <w:lang w:val="en-US" w:eastAsia="zh-CN" w:bidi="ar-SA"/>
+              </w:rPr>
+              <w:t>4</w:t>
+            </w:r>
+          </w:p>
+        </w:tc>
+        <w:tc>
+          <w:tcPr>
+            <w:tcW w:w="3330" w:type="dxa"/>
+            <w:shd w:val="clear" w:color="auto" w:fill="auto"/>
+            <w:vAlign w:val="top"/>
           </w:tcPr>
           <w:p>
             <w:pPr>
@@ -39123,94 +38561,7 @@
                 <w:vertAlign w:val="baseline"/>
                 <w:lang w:val="en-US" w:eastAsia="zh-CN" w:bidi="ar-SA"/>
               </w:rPr>
-              <w:t>SOURCE_TYPE</w:t>
-            </w:r>
-          </w:p>
-        </w:tc>
-        <w:tc>
-          <w:tcPr>
-            <w:tcW w:w="1140" w:type="dxa"/>
-          </w:tcPr>
-          <w:p>
-            <w:pPr>
-              <w:jc w:val="center"/>
-              <w:rPr>
-                <w:rFonts w:hint="default" w:cstheme="minorBidi"/>
-                <w:kern w:val="2"/>
-                <w:sz w:val="21"/>
-                <w:szCs w:val="24"/>
-                <w:vertAlign w:val="baseline"/>
-                <w:lang w:val="en-US" w:eastAsia="zh-CN" w:bidi="ar-SA"/>
-              </w:rPr>
-            </w:pPr>
-            <w:r>
-              <w:rPr>
-                <w:rFonts w:hint="eastAsia" w:cstheme="minorBidi"/>
-                <w:kern w:val="2"/>
-                <w:sz w:val="21"/>
-                <w:szCs w:val="24"/>
-                <w:vertAlign w:val="baseline"/>
-                <w:lang w:val="en-US" w:eastAsia="zh-CN" w:bidi="ar-SA"/>
-              </w:rPr>
-              <w:t>VARCHAR</w:t>
-            </w:r>
-          </w:p>
-        </w:tc>
-        <w:tc>
-          <w:tcPr>
-            <w:tcW w:w="710" w:type="dxa"/>
-          </w:tcPr>
-          <w:p>
-            <w:pPr>
-              <w:jc w:val="center"/>
-              <w:rPr>
-                <w:rFonts w:hint="default" w:cstheme="minorBidi"/>
-                <w:kern w:val="2"/>
-                <w:sz w:val="21"/>
-                <w:szCs w:val="24"/>
-                <w:vertAlign w:val="baseline"/>
-                <w:lang w:val="en-US" w:eastAsia="zh-CN" w:bidi="ar-SA"/>
-              </w:rPr>
-            </w:pPr>
-            <w:r>
-              <w:rPr>
-                <w:rFonts w:hint="eastAsia" w:cstheme="minorBidi"/>
-                <w:kern w:val="2"/>
-                <w:sz w:val="21"/>
-                <w:szCs w:val="24"/>
-                <w:vertAlign w:val="baseline"/>
-                <w:lang w:val="en-US" w:eastAsia="zh-CN" w:bidi="ar-SA"/>
-              </w:rPr>
-              <w:t>50</w:t>
-            </w:r>
-          </w:p>
-        </w:tc>
-        <w:tc>
-          <w:tcPr>
-            <w:tcW w:w="3330" w:type="dxa"/>
-          </w:tcPr>
-          <w:p>
-            <w:pPr>
-              <w:jc w:val="center"/>
-              <w:rPr>
-                <w:rFonts w:hint="default" w:cstheme="minorBidi"/>
-                <w:kern w:val="2"/>
-                <w:sz w:val="21"/>
-                <w:szCs w:val="24"/>
-                <w:vertAlign w:val="baseline"/>
-                <w:lang w:val="en-US" w:eastAsia="zh-CN" w:bidi="ar-SA"/>
-              </w:rPr>
-            </w:pPr>
-            <w:r>
-              <w:rPr>
-                <w:rFonts w:hint="eastAsia" w:cstheme="minorBidi"/>
-                <w:kern w:val="2"/>
-                <w:sz w:val="21"/>
-                <w:szCs w:val="24"/>
-                <w:vertAlign w:val="baseline"/>
-                <w:lang w:val="en-US" w:eastAsia="zh-CN" w:bidi="ar-SA"/>
-              </w:rPr>
-              <w:t>日志来源（任务/手动控制）</w:t>
+              <w:t>任务ID</w:t>
             </w:r>
           </w:p>
         </w:tc>
@@ -39259,7 +38610,7 @@
                 <w:vertAlign w:val="baseline"/>
                 <w:lang w:val="en-US" w:eastAsia="zh-CN" w:bidi="ar-SA"/>
               </w:rPr>
-              <w:t>3</w:t>
+              <w:t>4</w:t>
             </w:r>
           </w:p>
         </w:tc>
@@ -39273,6 +38624,16 @@
             <w:pPr>
               <w:jc w:val="center"/>
               <w:rPr>
+                <w:rFonts w:hint="default" w:cstheme="minorBidi"/>
+                <w:kern w:val="2"/>
+                <w:sz w:val="21"/>
+                <w:szCs w:val="24"/>
+                <w:vertAlign w:val="baseline"/>
+                <w:lang w:val="en-US" w:eastAsia="zh-CN" w:bidi="ar-SA"/>
+              </w:rPr>
+            </w:pPr>
+            <w:r>
+              <w:rPr>
                 <w:rFonts w:hint="eastAsia" w:cstheme="minorBidi"/>
                 <w:kern w:val="2"/>
                 <w:sz w:val="21"/>
@@ -39280,6 +38641,27 @@
                 <w:vertAlign w:val="baseline"/>
                 <w:lang w:val="en-US" w:eastAsia="zh-CN" w:bidi="ar-SA"/>
               </w:rPr>
+              <w:t>DEVICE_INSTANCE_ID</w:t>
+            </w:r>
+          </w:p>
+        </w:tc>
+        <w:tc>
+          <w:tcPr>
+            <w:tcW w:w="1140" w:type="dxa"/>
+            <w:shd w:val="clear" w:color="auto" w:fill="auto"/>
+            <w:vAlign w:val="top"/>
+          </w:tcPr>
+          <w:p>
+            <w:pPr>
+              <w:jc w:val="center"/>
+              <w:rPr>
+                <w:rFonts w:hint="eastAsia" w:asciiTheme="minorHAnsi" w:hAnsiTheme="minorHAnsi" w:eastAsiaTheme="minorEastAsia" w:cstheme="minorBidi"/>
+                <w:kern w:val="2"/>
+                <w:sz w:val="21"/>
+                <w:szCs w:val="24"/>
+                <w:vertAlign w:val="baseline"/>
+                <w:lang w:val="en-US" w:eastAsia="zh-CN" w:bidi="ar-SA"/>
+              </w:rPr>
             </w:pPr>
             <w:r>
               <w:rPr>
@@ -39290,19 +38672,29 @@
                 <w:vertAlign w:val="baseline"/>
                 <w:lang w:val="en-US" w:eastAsia="zh-CN" w:bidi="ar-SA"/>
               </w:rPr>
-              <w:t>TASK_ID</w:t>
-            </w:r>
-          </w:p>
-        </w:tc>
-        <w:tc>
-          <w:tcPr>
-            <w:tcW w:w="1140" w:type="dxa"/>
-            <w:shd w:val="clear" w:color="auto" w:fill="auto"/>
-            <w:vAlign w:val="top"/>
-          </w:tcPr>
-          <w:p>
-            <w:pPr>
-              <w:jc w:val="center"/>
+              <w:t>NUMBER</w:t>
+            </w:r>
+          </w:p>
+        </w:tc>
+        <w:tc>
+          <w:tcPr>
+            <w:tcW w:w="710" w:type="dxa"/>
+            <w:shd w:val="clear" w:color="auto" w:fill="auto"/>
+            <w:vAlign w:val="top"/>
+          </w:tcPr>
+          <w:p>
+            <w:pPr>
+              <w:jc w:val="center"/>
+              <w:rPr>
+                <w:rFonts w:hint="eastAsia" w:asciiTheme="minorHAnsi" w:hAnsiTheme="minorHAnsi" w:eastAsiaTheme="minorEastAsia" w:cstheme="minorBidi"/>
+                <w:kern w:val="2"/>
+                <w:sz w:val="21"/>
+                <w:szCs w:val="24"/>
+                <w:vertAlign w:val="baseline"/>
+                <w:lang w:val="en-US" w:eastAsia="zh-CN" w:bidi="ar-SA"/>
+              </w:rPr>
+            </w:pPr>
+            <w:r>
               <w:rPr>
                 <w:rFonts w:hint="eastAsia" w:cstheme="minorBidi"/>
                 <w:kern w:val="2"/>
@@ -39311,6 +38703,27 @@
                 <w:vertAlign w:val="baseline"/>
                 <w:lang w:val="en-US" w:eastAsia="zh-CN" w:bidi="ar-SA"/>
               </w:rPr>
+              <w:t>4</w:t>
+            </w:r>
+          </w:p>
+        </w:tc>
+        <w:tc>
+          <w:tcPr>
+            <w:tcW w:w="3330" w:type="dxa"/>
+            <w:shd w:val="clear" w:color="auto" w:fill="auto"/>
+            <w:vAlign w:val="top"/>
+          </w:tcPr>
+          <w:p>
+            <w:pPr>
+              <w:jc w:val="center"/>
+              <w:rPr>
+                <w:rFonts w:hint="default" w:asciiTheme="minorHAnsi" w:hAnsiTheme="minorHAnsi" w:eastAsiaTheme="minorEastAsia" w:cstheme="minorBidi"/>
+                <w:kern w:val="2"/>
+                <w:sz w:val="21"/>
+                <w:szCs w:val="24"/>
+                <w:vertAlign w:val="baseline"/>
+                <w:lang w:val="en-US" w:eastAsia="zh-CN" w:bidi="ar-SA"/>
+              </w:rPr>
             </w:pPr>
             <w:r>
               <w:rPr>
@@ -39321,69 +38734,7 @@
                 <w:vertAlign w:val="baseline"/>
                 <w:lang w:val="en-US" w:eastAsia="zh-CN" w:bidi="ar-SA"/>
               </w:rPr>
-              <w:t>NUMBER</w:t>
-            </w:r>
-          </w:p>
-        </w:tc>
-        <w:tc>
-          <w:tcPr>
-            <w:tcW w:w="710" w:type="dxa"/>
-            <w:shd w:val="clear" w:color="auto" w:fill="auto"/>
-            <w:vAlign w:val="top"/>
-          </w:tcPr>
-          <w:p>
-            <w:pPr>
-              <w:jc w:val="center"/>
-              <w:rPr>
-                <w:rFonts w:hint="eastAsia" w:cstheme="minorBidi"/>
-                <w:kern w:val="2"/>
-                <w:sz w:val="21"/>
-                <w:szCs w:val="24"/>
-                <w:vertAlign w:val="baseline"/>
-                <w:lang w:val="en-US" w:eastAsia="zh-CN" w:bidi="ar-SA"/>
-              </w:rPr>
-            </w:pPr>
-            <w:r>
-              <w:rPr>
-                <w:rFonts w:hint="eastAsia" w:cstheme="minorBidi"/>
-                <w:kern w:val="2"/>
-                <w:sz w:val="21"/>
-                <w:szCs w:val="24"/>
-                <w:vertAlign w:val="baseline"/>
-                <w:lang w:val="en-US" w:eastAsia="zh-CN" w:bidi="ar-SA"/>
-              </w:rPr>
-              <w:t>4</w:t>
-            </w:r>
-          </w:p>
-        </w:tc>
-        <w:tc>
-          <w:tcPr>
-            <w:tcW w:w="3330" w:type="dxa"/>
-            <w:shd w:val="clear" w:color="auto" w:fill="auto"/>
-            <w:vAlign w:val="top"/>
-          </w:tcPr>
-          <w:p>
-            <w:pPr>
-              <w:jc w:val="center"/>
-              <w:rPr>
-                <w:rFonts w:hint="default" w:cstheme="minorBidi"/>
-                <w:kern w:val="2"/>
-                <w:sz w:val="21"/>
-                <w:szCs w:val="24"/>
-                <w:vertAlign w:val="baseline"/>
-                <w:lang w:val="en-US" w:eastAsia="zh-CN" w:bidi="ar-SA"/>
-              </w:rPr>
-            </w:pPr>
-            <w:r>
-              <w:rPr>
-                <w:rFonts w:hint="eastAsia" w:cstheme="minorBidi"/>
-                <w:kern w:val="2"/>
-                <w:sz w:val="21"/>
-                <w:szCs w:val="24"/>
-                <w:vertAlign w:val="baseline"/>
-                <w:lang w:val="en-US" w:eastAsia="zh-CN" w:bidi="ar-SA"/>
-              </w:rPr>
-              <w:t>任务ID</w:t>
+              <w:t>设备实例ID</w:t>
             </w:r>
           </w:p>
         </w:tc>
@@ -39398,185 +38749,6 @@
             <w:insideH w:val="single" w:color="auto" w:sz="4" w:space="0"/>
             <w:insideV w:val="single" w:color="auto" w:sz="4" w:space="0"/>
           </w:tblBorders>
-          <w:tblCellMar>
-            <w:top w:w="0" w:type="dxa"/>
-            <w:left w:w="108" w:type="dxa"/>
-            <w:bottom w:w="0" w:type="dxa"/>
-            <w:right w:w="108" w:type="dxa"/>
-          </w:tblCellMar>
-        </w:tblPrEx>
-        <w:tc>
-          <w:tcPr>
-            <w:tcW w:w="872" w:type="dxa"/>
-            <w:shd w:val="clear" w:color="auto" w:fill="auto"/>
-            <w:vAlign w:val="top"/>
-          </w:tcPr>
-          <w:p>
-            <w:pPr>
-              <w:jc w:val="center"/>
-              <w:rPr>
-                <w:rFonts w:hint="default" w:cstheme="minorBidi"/>
-                <w:kern w:val="2"/>
-                <w:sz w:val="21"/>
-                <w:szCs w:val="24"/>
-                <w:vertAlign w:val="baseline"/>
-                <w:lang w:val="en-US" w:eastAsia="zh-CN" w:bidi="ar-SA"/>
-              </w:rPr>
-            </w:pPr>
-            <w:r>
-              <w:rPr>
-                <w:rFonts w:hint="eastAsia" w:cstheme="minorBidi"/>
-                <w:kern w:val="2"/>
-                <w:sz w:val="21"/>
-                <w:szCs w:val="24"/>
-                <w:vertAlign w:val="baseline"/>
-                <w:lang w:val="en-US" w:eastAsia="zh-CN" w:bidi="ar-SA"/>
-              </w:rPr>
-              <w:t>4</w:t>
-            </w:r>
-          </w:p>
-        </w:tc>
-        <w:tc>
-          <w:tcPr>
-            <w:tcW w:w="2470" w:type="dxa"/>
-            <w:shd w:val="clear" w:color="auto" w:fill="auto"/>
-            <w:vAlign w:val="top"/>
-          </w:tcPr>
-          <w:p>
-            <w:pPr>
-              <w:jc w:val="center"/>
-              <w:rPr>
-                <w:rFonts w:hint="default" w:cstheme="minorBidi"/>
-                <w:kern w:val="2"/>
-                <w:sz w:val="21"/>
-                <w:szCs w:val="24"/>
-                <w:vertAlign w:val="baseline"/>
-                <w:lang w:val="en-US" w:eastAsia="zh-CN" w:bidi="ar-SA"/>
-              </w:rPr>
-            </w:pPr>
-            <w:r>
-              <w:rPr>
-                <w:rFonts w:hint="eastAsia" w:cstheme="minorBidi"/>
-                <w:kern w:val="2"/>
-                <w:sz w:val="21"/>
-                <w:szCs w:val="24"/>
-                <w:vertAlign w:val="baseline"/>
-                <w:lang w:val="en-US" w:eastAsia="zh-CN" w:bidi="ar-SA"/>
-              </w:rPr>
-              <w:t>DEVICE_INSTANCE_ID</w:t>
-            </w:r>
-          </w:p>
-        </w:tc>
-        <w:tc>
-          <w:tcPr>
-            <w:tcW w:w="1140" w:type="dxa"/>
-            <w:shd w:val="clear" w:color="auto" w:fill="auto"/>
-            <w:vAlign w:val="top"/>
-          </w:tcPr>
-          <w:p>
-            <w:pPr>
-              <w:jc w:val="center"/>
-              <w:rPr>
-                <w:rFonts w:hint="eastAsia" w:asciiTheme="minorHAnsi" w:hAnsiTheme="minorHAnsi" w:eastAsiaTheme="minorEastAsia" w:cstheme="minorBidi"/>
-                <w:kern w:val="2"/>
-                <w:sz w:val="21"/>
-                <w:szCs w:val="24"/>
-                <w:vertAlign w:val="baseline"/>
-                <w:lang w:val="en-US" w:eastAsia="zh-CN" w:bidi="ar-SA"/>
-              </w:rPr>
-            </w:pPr>
-            <w:r>
-              <w:rPr>
-                <w:rFonts w:hint="eastAsia" w:cstheme="minorBidi"/>
-                <w:kern w:val="2"/>
-                <w:sz w:val="21"/>
-                <w:szCs w:val="24"/>
-                <w:vertAlign w:val="baseline"/>
-                <w:lang w:val="en-US" w:eastAsia="zh-CN" w:bidi="ar-SA"/>
-              </w:rPr>
-              <w:t>NUMBER</w:t>
-            </w:r>
-          </w:p>
-        </w:tc>
-        <w:tc>
-          <w:tcPr>
-            <w:tcW w:w="710" w:type="dxa"/>
-            <w:shd w:val="clear" w:color="auto" w:fill="auto"/>
-            <w:vAlign w:val="top"/>
-          </w:tcPr>
-          <w:p>
-            <w:pPr>
-              <w:jc w:val="center"/>
-              <w:rPr>
-                <w:rFonts w:hint="eastAsia" w:asciiTheme="minorHAnsi" w:hAnsiTheme="minorHAnsi" w:eastAsiaTheme="minorEastAsia" w:cstheme="minorBidi"/>
-                <w:kern w:val="2"/>
-                <w:sz w:val="21"/>
-                <w:szCs w:val="24"/>
-                <w:vertAlign w:val="baseline"/>
-                <w:lang w:val="en-US" w:eastAsia="zh-CN" w:bidi="ar-SA"/>
-              </w:rPr>
-            </w:pPr>
-            <w:r>
-              <w:rPr>
-                <w:rFonts w:hint="eastAsia" w:cstheme="minorBidi"/>
-                <w:kern w:val="2"/>
-                <w:sz w:val="21"/>
-                <w:szCs w:val="24"/>
-                <w:vertAlign w:val="baseline"/>
-                <w:lang w:val="en-US" w:eastAsia="zh-CN" w:bidi="ar-SA"/>
-              </w:rPr>
-              <w:t>4</w:t>
-            </w:r>
-          </w:p>
-        </w:tc>
-        <w:tc>
-          <w:tcPr>
-            <w:tcW w:w="3330" w:type="dxa"/>
-            <w:shd w:val="clear" w:color="auto" w:fill="auto"/>
-            <w:vAlign w:val="top"/>
-          </w:tcPr>
-          <w:p>
-            <w:pPr>
-              <w:jc w:val="center"/>
-              <w:rPr>
-                <w:rFonts w:hint="default" w:asciiTheme="minorHAnsi" w:hAnsiTheme="minorHAnsi" w:eastAsiaTheme="minorEastAsia" w:cstheme="minorBidi"/>
-                <w:kern w:val="2"/>
-                <w:sz w:val="21"/>
-                <w:szCs w:val="24"/>
-                <w:vertAlign w:val="baseline"/>
-                <w:lang w:val="en-US" w:eastAsia="zh-CN" w:bidi="ar-SA"/>
-              </w:rPr>
-            </w:pPr>
-            <w:r>
-              <w:rPr>
-                <w:rFonts w:hint="eastAsia" w:cstheme="minorBidi"/>
-                <w:kern w:val="2"/>
-                <w:sz w:val="21"/>
-                <w:szCs w:val="24"/>
-                <w:vertAlign w:val="baseline"/>
-                <w:lang w:val="en-US" w:eastAsia="zh-CN" w:bidi="ar-SA"/>
-              </w:rPr>
-              <w:t>设备实例ID</w:t>
-            </w:r>
-          </w:p>
-        </w:tc>
-      </w:tr>
-      <w:tr>
-        <w:tblPrEx>
-          <w:tblBorders>
-            <w:top w:val="single" w:color="auto" w:sz="4" w:space="0"/>
-            <w:left w:val="single" w:color="auto" w:sz="4" w:space="0"/>
-            <w:bottom w:val="single" w:color="auto" w:sz="4" w:space="0"/>
-            <w:right w:val="single" w:color="auto" w:sz="4" w:space="0"/>
-            <w:insideH w:val="single" w:color="auto" w:sz="4" w:space="0"/>
-            <w:insideV w:val="single" w:color="auto" w:sz="4" w:space="0"/>
-          </w:tblBorders>
-          <w:tblCellMar>
-            <w:top w:w="0" w:type="dxa"/>
-            <w:left w:w="108" w:type="dxa"/>
-            <w:bottom w:w="0" w:type="dxa"/>
-            <w:right w:w="108" w:type="dxa"/>
-          </w:tblCellMar>
         </w:tblPrEx>
         <w:tc>
           <w:tcPr>
@@ -44116,8 +43288,6 @@
               </w:rPr>
               <w:t>实际值</w:t>
             </w:r>
-            <w:bookmarkStart w:id="0" w:name="_GoBack"/>
-            <w:bookmarkEnd w:id="0"/>
           </w:p>
         </w:tc>
       </w:tr>
